--- a/backup/求职-开发工程师-王志-18612350941.docx
+++ b/backup/求职-开发工程师-王志-18612350941.docx
@@ -484,21 +484,49 @@
           <w:rFonts w:ascii="等线 Light" w:eastAsia="等线 Light" w:hAnsi="等线 Light" w:cs="Cascadia Code ExtraLight" w:hint="eastAsia"/>
           <w:szCs w:val="21"/>
         </w:rPr>
-        <w:t xml:space="preserve"> 有</w:t>
-      </w:r>
-      <w:r>
-        <w:rPr>
-          <w:rFonts w:ascii="等线 Light" w:eastAsia="等线 Light" w:hAnsi="等线 Light" w:cs="Cascadia Code ExtraLight"/>
-          <w:szCs w:val="21"/>
-        </w:rPr>
-        <w:t>一年半 AI Agent 算法业务开发经验</w:t>
-      </w:r>
-      <w:r>
-        <w:rPr>
-          <w:rFonts w:ascii="等线 Light" w:eastAsia="等线 Light" w:hAnsi="等线 Light" w:cs="Cascadia Code ExtraLight"/>
-          <w:szCs w:val="21"/>
-        </w:rPr>
-        <w:t xml:space="preserve"> </w:t>
+        <w:t xml:space="preserve"> </w:t>
+      </w:r>
+      <w:r>
+        <w:rPr>
+          <w:rFonts w:ascii="等线 Light" w:eastAsia="等线 Light" w:hAnsi="等线 Light" w:cs="Cascadia Code ExtraLight" w:hint="eastAsia"/>
+          <w:szCs w:val="21"/>
+        </w:rPr>
+        <w:t>有</w:t>
+      </w:r>
+      <w:r>
+        <w:rPr>
+          <w:rFonts w:ascii="等线 Light" w:eastAsia="等线 Light" w:hAnsi="等线 Light" w:cs="Cascadia Code ExtraLight"/>
+          <w:szCs w:val="21"/>
+        </w:rPr>
+        <w:t>一年半 AI算法</w:t>
+      </w:r>
+      <w:r>
+        <w:rPr>
+          <w:rFonts w:ascii="等线 Light" w:eastAsia="等线 Light" w:hAnsi="等线 Light" w:cs="Cascadia Code ExtraLight"/>
+          <w:szCs w:val="21"/>
+        </w:rPr>
+        <w:t>业务</w:t>
+      </w:r>
+      <w:r>
+        <w:rPr>
+          <w:rFonts w:ascii="等线 Light" w:eastAsia="等线 Light" w:hAnsi="等线 Light" w:cs="Cascadia Code ExtraLight" w:hint="eastAsia"/>
+          <w:szCs w:val="21"/>
+        </w:rPr>
+        <w:t>工程</w:t>
+      </w:r>
+      <w:r>
+        <w:rPr>
+          <w:rFonts w:ascii="等线 Light" w:eastAsia="等线 Light" w:hAnsi="等线 Light" w:cs="Cascadia Code ExtraLight"/>
+          <w:szCs w:val="21"/>
+        </w:rPr>
+        <w:t>开发</w:t>
+      </w:r>
+      <w:r>
+        <w:rPr>
+          <w:rFonts w:ascii="等线 Light" w:eastAsia="等线 Light" w:hAnsi="等线 Light" w:cs="Cascadia Code ExtraLight" w:hint="eastAsia"/>
+          <w:szCs w:val="21"/>
+        </w:rPr>
+        <w:t>经验</w:t>
       </w:r>
     </w:p>
     <w:p>
@@ -620,6 +648,7 @@
         </w:rPr>
         <w:t>多线程编程</w:t>
       </w:r>
+      <w:proofErr w:type="gramStart"/>
       <w:r>
         <w:rPr>
           <w:rFonts w:ascii="等线 Light" w:eastAsia="等线 Light" w:hAnsi="等线 Light" w:cs="Cascadia Code ExtraLight"/>
@@ -632,7 +661,15 @@
           <w:rFonts w:ascii="等线 Light" w:eastAsia="等线 Light" w:hAnsi="等线 Light" w:cs="Cascadia Code ExtraLight"/>
           <w:szCs w:val="21"/>
         </w:rPr>
-        <w:t>, 能快速</w:t>
+        <w:t>,</w:t>
+      </w:r>
+      <w:proofErr w:type="gramEnd"/>
+      <w:r>
+        <w:rPr>
+          <w:rFonts w:ascii="等线 Light" w:eastAsia="等线 Light" w:hAnsi="等线 Light" w:cs="Cascadia Code ExtraLight"/>
+          <w:szCs w:val="21"/>
+        </w:rPr>
+        <w:t xml:space="preserve"> 能快速</w:t>
       </w:r>
       <w:r>
         <w:rPr>
@@ -641,21 +678,12 @@
         </w:rPr>
         <w:t>适应</w:t>
       </w:r>
-      <w:proofErr w:type="gramStart"/>
-      <w:r>
-        <w:rPr>
-          <w:rFonts w:ascii="等线 Light" w:eastAsia="等线 Light" w:hAnsi="等线 Light" w:cs="Cascadia Code ExtraLight"/>
-          <w:szCs w:val="21"/>
-        </w:rPr>
-        <w:t>库开发</w:t>
-      </w:r>
-      <w:proofErr w:type="gramEnd"/>
-      <w:r>
-        <w:rPr>
-          <w:rFonts w:ascii="等线 Light" w:eastAsia="等线 Light" w:hAnsi="等线 Light" w:cs="Cascadia Code ExtraLight"/>
-          <w:szCs w:val="21"/>
-        </w:rPr>
-        <w:t>和</w:t>
+      <w:r>
+        <w:rPr>
+          <w:rFonts w:ascii="等线 Light" w:eastAsia="等线 Light" w:hAnsi="等线 Light" w:cs="Cascadia Code ExtraLight"/>
+          <w:szCs w:val="21"/>
+        </w:rPr>
+        <w:t>库开发和</w:t>
       </w:r>
       <w:r>
         <w:rPr>
@@ -881,38 +909,38 @@
           <w:sz w:val="24"/>
           <w:szCs w:val="24"/>
         </w:rPr>
-        <w:t>昆仑万维</w:t>
+        <w:t xml:space="preserve">昆仑万维 </w:t>
+      </w:r>
+      <w:r>
+        <w:rPr>
+          <w:rFonts w:ascii="等线 Light" w:eastAsia="等线 Light" w:hAnsi="等线 Light" w:cs="Courier New" w:hint="eastAsia"/>
+          <w:b/>
+          <w:bCs/>
+          <w:sz w:val="24"/>
+          <w:szCs w:val="24"/>
+        </w:rPr>
+        <w:t xml:space="preserve"> </w:t>
+      </w:r>
+      <w:r>
+        <w:rPr>
+          <w:rFonts w:ascii="等线 Light" w:eastAsia="等线 Light" w:hAnsi="等线 Light" w:cs="Courier New"/>
+          <w:b/>
+          <w:bCs/>
+          <w:sz w:val="24"/>
+          <w:szCs w:val="24"/>
+        </w:rPr>
+        <w:t>|</w:t>
       </w:r>
       <w:proofErr w:type="gramEnd"/>
       <w:r>
         <w:rPr>
-          <w:rFonts w:ascii="等线 Light" w:eastAsia="等线 Light" w:hAnsi="等线 Light" w:cs="Courier New" w:hint="eastAsia"/>
-          <w:b/>
-          <w:bCs/>
-          <w:sz w:val="24"/>
-          <w:szCs w:val="24"/>
-        </w:rPr>
-        <w:t xml:space="preserve"> </w:t>
-      </w:r>
-      <w:r>
-        <w:rPr>
-          <w:rFonts w:ascii="等线 Light" w:eastAsia="等线 Light" w:hAnsi="等线 Light" w:cs="Courier New" w:hint="eastAsia"/>
-          <w:b/>
-          <w:bCs/>
-          <w:sz w:val="24"/>
-          <w:szCs w:val="24"/>
-        </w:rPr>
-        <w:t xml:space="preserve"> </w:t>
-      </w:r>
-      <w:r>
-        <w:rPr>
-          <w:rFonts w:ascii="等线 Light" w:eastAsia="等线 Light" w:hAnsi="等线 Light" w:cs="Courier New"/>
-          <w:b/>
-          <w:bCs/>
-          <w:sz w:val="24"/>
-          <w:szCs w:val="24"/>
-        </w:rPr>
-        <w:t xml:space="preserve">| </w:t>
+          <w:rFonts w:ascii="等线 Light" w:eastAsia="等线 Light" w:hAnsi="等线 Light" w:cs="Courier New"/>
+          <w:b/>
+          <w:bCs/>
+          <w:sz w:val="24"/>
+          <w:szCs w:val="24"/>
+        </w:rPr>
+        <w:t xml:space="preserve"> </w:t>
       </w:r>
       <w:r>
         <w:rPr>
@@ -969,6 +997,7 @@
         </w:rPr>
         <w:t xml:space="preserve"> – </w:t>
       </w:r>
+      <w:proofErr w:type="gramStart"/>
       <w:r>
         <w:rPr>
           <w:rFonts w:ascii="等线 Light" w:eastAsia="等线 Light" w:hAnsi="等线 Light" w:cs="Courier New" w:hint="eastAsia"/>
@@ -998,15 +1027,6 @@
       </w:r>
       <w:r>
         <w:rPr>
-          <w:rFonts w:ascii="等线 Light" w:eastAsia="等线 Light" w:hAnsi="等线 Light" w:cs="Courier New" w:hint="eastAsia"/>
-          <w:b/>
-          <w:sz w:val="24"/>
-          <w:szCs w:val="24"/>
-        </w:rPr>
-        <w:t xml:space="preserve"> </w:t>
-      </w:r>
-      <w:r>
-        <w:rPr>
           <w:rFonts w:ascii="等线 Light" w:eastAsia="等线 Light" w:hAnsi="等线 Light" w:cs="Courier New"/>
           <w:b/>
           <w:sz w:val="24"/>
@@ -1014,18 +1034,64 @@
         </w:rPr>
         <w:t>|</w:t>
       </w:r>
-      <w:r>
-        <w:rPr>
-          <w:rFonts w:ascii="等线 Light" w:eastAsia="等线 Light" w:hAnsi="等线 Light" w:cs="Courier New" w:hint="eastAsia"/>
-          <w:b/>
-          <w:sz w:val="24"/>
-          <w:szCs w:val="24"/>
-        </w:rPr>
-        <w:t xml:space="preserve"> </w:t>
-      </w:r>
-      <w:r>
-        <w:rPr>
-          <w:rFonts w:ascii="等线 Light" w:eastAsia="等线 Light" w:hAnsi="等线 Light" w:cs="Courier New" w:hint="eastAsia"/>
+      <w:proofErr w:type="gramEnd"/>
+      <w:r>
+        <w:rPr>
+          <w:rFonts w:ascii="等线 Light" w:eastAsia="等线 Light" w:hAnsi="等线 Light" w:cs="Courier New" w:hint="eastAsia"/>
+          <w:b/>
+          <w:sz w:val="24"/>
+          <w:szCs w:val="24"/>
+        </w:rPr>
+        <w:t xml:space="preserve"> </w:t>
+      </w:r>
+      <w:r>
+        <w:rPr>
+          <w:rFonts w:ascii="等线 Light" w:eastAsia="等线 Light" w:hAnsi="等线 Light" w:cs="Courier New" w:hint="eastAsia"/>
+          <w:b/>
+          <w:sz w:val="24"/>
+          <w:szCs w:val="24"/>
+        </w:rPr>
+        <w:t xml:space="preserve"> </w:t>
+      </w:r>
+      <w:r>
+        <w:rPr>
+          <w:rFonts w:ascii="等线 Light" w:eastAsia="等线 Light" w:hAnsi="等线 Light" w:cs="Courier New" w:hint="eastAsia"/>
+          <w:b/>
+          <w:sz w:val="24"/>
+          <w:szCs w:val="24"/>
+        </w:rPr>
+        <w:t xml:space="preserve">AI </w:t>
+      </w:r>
+      <w:r>
+        <w:rPr>
+          <w:rFonts w:ascii="等线 Light" w:eastAsia="等线 Light" w:hAnsi="等线 Light" w:cs="Courier New" w:hint="eastAsia"/>
+          <w:b/>
+          <w:sz w:val="24"/>
+          <w:szCs w:val="24"/>
+        </w:rPr>
+        <w:t xml:space="preserve">算法业务 </w:t>
+      </w:r>
+      <w:r>
+        <w:rPr>
+          <w:rFonts w:ascii="等线 Light" w:eastAsia="等线 Light" w:hAnsi="等线 Light" w:cs="Courier New" w:hint="eastAsia"/>
+          <w:b/>
+          <w:sz w:val="24"/>
+          <w:szCs w:val="24"/>
+        </w:rPr>
+        <w:t xml:space="preserve">/ </w:t>
+      </w:r>
+      <w:r>
+        <w:rPr>
+          <w:rFonts w:ascii="等线 Light" w:eastAsia="等线 Light" w:hAnsi="等线 Light" w:cs="Courier New" w:hint="eastAsia"/>
+          <w:b/>
+          <w:sz w:val="24"/>
+          <w:szCs w:val="24"/>
+        </w:rPr>
+        <w:t>工程开发和运维支持</w:t>
+      </w:r>
+      <w:r>
+        <w:rPr>
+          <w:rFonts w:ascii="等线 Light" w:eastAsia="等线 Light" w:hAnsi="等线 Light" w:cs="Courier New"/>
           <w:b/>
           <w:sz w:val="24"/>
           <w:szCs w:val="24"/>
@@ -1039,133 +1105,327 @@
           <w:sz w:val="24"/>
           <w:szCs w:val="24"/>
         </w:rPr>
-        <w:t>AI A</w:t>
-      </w:r>
-      <w:r>
-        <w:rPr>
-          <w:rFonts w:ascii="等线 Light" w:eastAsia="等线 Light" w:hAnsi="等线 Light" w:cs="Courier New"/>
-          <w:b/>
-          <w:sz w:val="24"/>
-          <w:szCs w:val="24"/>
-        </w:rPr>
-        <w:t>gent</w:t>
-      </w:r>
-      <w:r>
-        <w:rPr>
-          <w:rFonts w:ascii="等线 Light" w:eastAsia="等线 Light" w:hAnsi="等线 Light" w:cs="Courier New" w:hint="eastAsia"/>
-          <w:b/>
-          <w:sz w:val="24"/>
-          <w:szCs w:val="24"/>
-        </w:rPr>
-        <w:t xml:space="preserve"> </w:t>
-      </w:r>
-      <w:r>
-        <w:rPr>
-          <w:rFonts w:ascii="等线 Light" w:eastAsia="等线 Light" w:hAnsi="等线 Light" w:cs="Courier New" w:hint="eastAsia"/>
-          <w:b/>
-          <w:sz w:val="24"/>
-          <w:szCs w:val="24"/>
-        </w:rPr>
-        <w:t xml:space="preserve"> </w:t>
-      </w:r>
-      <w:r>
-        <w:rPr>
-          <w:rFonts w:ascii="等线 Light" w:eastAsia="等线 Light" w:hAnsi="等线 Light" w:cs="Courier New" w:hint="eastAsia"/>
-          <w:b/>
-          <w:sz w:val="24"/>
-          <w:szCs w:val="24"/>
-        </w:rPr>
-        <w:t xml:space="preserve">/ </w:t>
-      </w:r>
-      <w:r>
-        <w:rPr>
-          <w:rFonts w:ascii="等线 Light" w:eastAsia="等线 Light" w:hAnsi="等线 Light" w:cs="Courier New" w:hint="eastAsia"/>
-          <w:b/>
-          <w:sz w:val="24"/>
-          <w:szCs w:val="24"/>
-        </w:rPr>
-        <w:t>工程开发和运</w:t>
+        <w:t xml:space="preserve"> </w:t>
+      </w:r>
+      <w:r>
+        <w:rPr>
+          <w:rFonts w:ascii="等线 Light" w:eastAsia="等线 Light" w:hAnsi="等线 Light" w:cs="Courier New"/>
+          <w:b/>
+          <w:bCs/>
+          <w:sz w:val="24"/>
+          <w:szCs w:val="24"/>
+        </w:rPr>
+        <w:t>|</w:t>
+      </w:r>
+    </w:p>
+    <w:p>
+      <w:pPr>
+        <w:snapToGrid w:val="0"/>
+        <w:rPr>
+          <w:rFonts w:ascii="等线 Light" w:eastAsia="等线 Light" w:hAnsi="等线 Light" w:cs="Courier New"/>
+          <w:b/>
+          <w:bCs/>
+          <w:sz w:val="24"/>
+          <w:szCs w:val="24"/>
+        </w:rPr>
+      </w:pPr>
+      <w:r>
+        <w:rPr>
+          <w:rFonts w:ascii="等线 Light" w:eastAsia="等线 Light" w:hAnsi="等线 Light" w:cs="Courier New"/>
+        </w:rPr>
+        <w:t>-------------------------------------------------------------------</w:t>
+      </w:r>
+      <w:r>
+        <w:rPr>
+          <w:rFonts w:ascii="等线 Light" w:eastAsia="等线 Light" w:hAnsi="等线 Light" w:cs="Courier New" w:hint="eastAsia"/>
+        </w:rPr>
+        <w:t>----------</w:t>
+      </w:r>
+    </w:p>
+    <w:p>
+      <w:pPr>
+        <w:spacing w:line="300" w:lineRule="exact"/>
+        <w:rPr>
+          <w:rFonts w:ascii="等线 Light" w:eastAsia="等线 Light" w:hAnsi="等线 Light" w:cs="Cascadia Code ExtraLight"/>
+          <w:b/>
+          <w:szCs w:val="21"/>
+        </w:rPr>
+      </w:pPr>
+      <w:r>
+        <w:rPr>
+          <w:rFonts w:ascii="等线 Light" w:eastAsia="等线 Light" w:hAnsi="等线 Light" w:cs="Cascadia Code ExtraLight"/>
+          <w:b/>
+          <w:szCs w:val="21"/>
+        </w:rPr>
+        <w:t>工作简介 :</w:t>
+      </w:r>
+    </w:p>
+    <w:p>
+      <w:pPr>
+        <w:spacing w:line="300" w:lineRule="exact"/>
+        <w:rPr>
+          <w:rFonts w:ascii="等线 Light" w:eastAsia="等线 Light" w:hAnsi="等线 Light" w:cs="Cascadia Code ExtraLight"/>
+          <w:bCs/>
+          <w:szCs w:val="21"/>
+        </w:rPr>
+      </w:pPr>
+      <w:r>
+        <w:rPr>
+          <w:rFonts w:ascii="等线 Light" w:eastAsia="等线 Light" w:hAnsi="等线 Light" w:cs="Cascadia Code ExtraLight"/>
+          <w:b/>
+          <w:szCs w:val="21"/>
+        </w:rPr>
+        <w:tab/>
+      </w:r>
+      <w:r>
+        <w:rPr>
+          <w:rFonts w:ascii="等线 Light" w:eastAsia="等线 Light" w:hAnsi="等线 Light" w:cs="Cascadia Code ExtraLight"/>
+          <w:bCs/>
+          <w:szCs w:val="21"/>
+        </w:rPr>
+        <w:t>在昆仑万维</w:t>
+      </w:r>
+      <w:r>
+        <w:rPr>
+          <w:rFonts w:ascii="等线 Light" w:eastAsia="等线 Light" w:hAnsi="等线 Light" w:cs="Cascadia Code ExtraLight"/>
+          <w:b/>
+          <w:szCs w:val="21"/>
+        </w:rPr>
+        <w:t>短剧业务</w:t>
+      </w:r>
+      <w:r>
+        <w:rPr>
+          <w:rFonts w:ascii="等线 Light" w:eastAsia="等线 Light" w:hAnsi="等线 Light" w:cs="Cascadia Code ExtraLight"/>
+          <w:bCs/>
+          <w:szCs w:val="21"/>
+        </w:rPr>
+        <w:t>部门负责工程开发、算法研发及运维</w:t>
       </w:r>
       <w:proofErr w:type="gramStart"/>
       <w:r>
         <w:rPr>
-          <w:rFonts w:ascii="等线 Light" w:eastAsia="等线 Light" w:hAnsi="等线 Light" w:cs="Courier New" w:hint="eastAsia"/>
-          <w:b/>
-          <w:sz w:val="24"/>
-          <w:szCs w:val="24"/>
-        </w:rPr>
-        <w:t>维支持</w:t>
+          <w:rFonts w:ascii="等线 Light" w:eastAsia="等线 Light" w:hAnsi="等线 Light" w:cs="Cascadia Code ExtraLight"/>
+          <w:bCs/>
+          <w:szCs w:val="21"/>
+        </w:rPr>
+        <w:t>支持</w:t>
+      </w:r>
+      <w:r>
+        <w:rPr>
+          <w:rFonts w:ascii="等线 Light" w:eastAsia="等线 Light" w:hAnsi="等线 Light" w:cs="Cascadia Code ExtraLight" w:hint="eastAsia"/>
+          <w:bCs/>
+          <w:szCs w:val="21"/>
+        </w:rPr>
+        <w:t>.</w:t>
       </w:r>
       <w:proofErr w:type="gramEnd"/>
       <w:r>
         <w:rPr>
-          <w:rFonts w:ascii="等线 Light" w:eastAsia="等线 Light" w:hAnsi="等线 Light" w:cs="Courier New"/>
-          <w:b/>
-          <w:sz w:val="24"/>
-          <w:szCs w:val="24"/>
-        </w:rPr>
-        <w:t xml:space="preserve">  </w:t>
-      </w:r>
-      <w:r>
-        <w:rPr>
-          <w:rFonts w:ascii="等线 Light" w:eastAsia="等线 Light" w:hAnsi="等线 Light" w:cs="Courier New" w:hint="eastAsia"/>
-          <w:b/>
-          <w:sz w:val="24"/>
-          <w:szCs w:val="24"/>
-        </w:rPr>
-        <w:t xml:space="preserve"> </w:t>
-      </w:r>
-      <w:r>
-        <w:rPr>
-          <w:rFonts w:ascii="等线 Light" w:eastAsia="等线 Light" w:hAnsi="等线 Light" w:cs="Courier New"/>
-          <w:b/>
-          <w:bCs/>
-          <w:sz w:val="24"/>
-          <w:szCs w:val="24"/>
-        </w:rPr>
-        <w:t>|</w:t>
-      </w:r>
-    </w:p>
-    <w:p>
-      <w:pPr>
-        <w:snapToGrid w:val="0"/>
-        <w:rPr>
-          <w:rFonts w:ascii="等线 Light" w:eastAsia="等线 Light" w:hAnsi="等线 Light" w:cs="Courier New"/>
-          <w:b/>
-          <w:bCs/>
-          <w:sz w:val="24"/>
-          <w:szCs w:val="24"/>
-        </w:rPr>
-      </w:pPr>
-      <w:r>
-        <w:rPr>
-          <w:rFonts w:ascii="等线 Light" w:eastAsia="等线 Light" w:hAnsi="等线 Light" w:cs="Courier New"/>
-        </w:rPr>
-        <w:t>-------------------------------------------------------------------</w:t>
-      </w:r>
-      <w:r>
-        <w:rPr>
-          <w:rFonts w:ascii="等线 Light" w:eastAsia="等线 Light" w:hAnsi="等线 Light" w:cs="Courier New" w:hint="eastAsia"/>
-        </w:rPr>
-        <w:t>----------</w:t>
+          <w:rFonts w:ascii="等线 Light" w:eastAsia="等线 Light" w:hAnsi="等线 Light" w:cs="Cascadia Code ExtraLight" w:hint="eastAsia"/>
+          <w:bCs/>
+          <w:szCs w:val="21"/>
+        </w:rPr>
+        <w:t xml:space="preserve"> </w:t>
+      </w:r>
+      <w:r>
+        <w:rPr>
+          <w:rFonts w:ascii="等线 Light" w:eastAsia="等线 Light" w:hAnsi="等线 Light" w:cs="Cascadia Code ExtraLight"/>
+          <w:b/>
+          <w:szCs w:val="21"/>
+        </w:rPr>
+        <w:t>最近一次绩效为 M</w:t>
+      </w:r>
+      <w:proofErr w:type="gramStart"/>
+      <w:r>
+        <w:rPr>
+          <w:rFonts w:ascii="等线 Light" w:eastAsia="等线 Light" w:hAnsi="等线 Light" w:cs="Cascadia Code ExtraLight"/>
+          <w:b/>
+          <w:szCs w:val="21"/>
+        </w:rPr>
+        <w:t>+</w:t>
+      </w:r>
+      <w:r>
+        <w:rPr>
+          <w:rFonts w:ascii="等线 Light" w:eastAsia="等线 Light" w:hAnsi="等线 Light" w:cs="Cascadia Code ExtraLight" w:hint="eastAsia"/>
+          <w:bCs/>
+          <w:szCs w:val="21"/>
+        </w:rPr>
+        <w:t>,</w:t>
+      </w:r>
+      <w:proofErr w:type="gramEnd"/>
+      <w:r>
+        <w:rPr>
+          <w:rFonts w:ascii="等线 Light" w:eastAsia="等线 Light" w:hAnsi="等线 Light" w:cs="Cascadia Code ExtraLight"/>
+          <w:bCs/>
+          <w:szCs w:val="21"/>
+        </w:rPr>
+        <w:t>并</w:t>
+      </w:r>
+      <w:r>
+        <w:rPr>
+          <w:rFonts w:ascii="等线 Light" w:eastAsia="等线 Light" w:hAnsi="等线 Light" w:cs="Cascadia Code ExtraLight"/>
+          <w:b/>
+          <w:szCs w:val="21"/>
+        </w:rPr>
+        <w:t xml:space="preserve">获评集团年度优秀员工（前 </w:t>
+      </w:r>
+      <w:proofErr w:type="gramStart"/>
+      <w:r>
+        <w:rPr>
+          <w:rFonts w:ascii="等线 Light" w:eastAsia="等线 Light" w:hAnsi="等线 Light" w:cs="Cascadia Code ExtraLight"/>
+          <w:b/>
+          <w:szCs w:val="21"/>
+        </w:rPr>
+        <w:t>1%）</w:t>
+      </w:r>
+      <w:r>
+        <w:rPr>
+          <w:rFonts w:ascii="等线 Light" w:eastAsia="等线 Light" w:hAnsi="等线 Light" w:cs="Cascadia Code ExtraLight" w:hint="eastAsia"/>
+          <w:bCs/>
+          <w:szCs w:val="21"/>
+        </w:rPr>
+        <w:t>.</w:t>
+      </w:r>
+      <w:proofErr w:type="gramEnd"/>
+      <w:r>
+        <w:rPr>
+          <w:rFonts w:ascii="等线 Light" w:eastAsia="等线 Light" w:hAnsi="等线 Light" w:cs="Cascadia Code ExtraLight" w:hint="eastAsia"/>
+          <w:bCs/>
+          <w:szCs w:val="21"/>
+        </w:rPr>
+        <w:t xml:space="preserve"> </w:t>
+      </w:r>
+      <w:r>
+        <w:rPr>
+          <w:rFonts w:ascii="等线 Light" w:eastAsia="等线 Light" w:hAnsi="等线 Light" w:cs="Cascadia Code ExtraLight"/>
+          <w:bCs/>
+          <w:szCs w:val="21"/>
+        </w:rPr>
+        <w:t>主要</w:t>
+      </w:r>
+      <w:r>
+        <w:rPr>
+          <w:rFonts w:ascii="等线 Light" w:eastAsia="等线 Light" w:hAnsi="等线 Light" w:cs="Cascadia Code ExtraLight" w:hint="eastAsia"/>
+          <w:bCs/>
+          <w:szCs w:val="21"/>
+        </w:rPr>
+        <w:t>工作</w:t>
+      </w:r>
+      <w:r>
+        <w:rPr>
+          <w:rFonts w:ascii="等线 Light" w:eastAsia="等线 Light" w:hAnsi="等线 Light" w:cs="Cascadia Code ExtraLight" w:hint="eastAsia"/>
+          <w:bCs/>
+          <w:szCs w:val="21"/>
+        </w:rPr>
+        <w:t>深挖</w:t>
+      </w:r>
+      <w:r>
+        <w:rPr>
+          <w:rFonts w:ascii="等线 Light" w:eastAsia="等线 Light" w:hAnsi="等线 Light" w:cs="Cascadia Code ExtraLight"/>
+          <w:bCs/>
+          <w:szCs w:val="21"/>
+        </w:rPr>
+        <w:t>短剧素材投放相关算法</w:t>
+      </w:r>
+      <w:r>
+        <w:rPr>
+          <w:rFonts w:ascii="等线 Light" w:eastAsia="等线 Light" w:hAnsi="等线 Light" w:cs="Cascadia Code ExtraLight" w:hint="eastAsia"/>
+          <w:bCs/>
+          <w:szCs w:val="21"/>
+        </w:rPr>
+        <w:t>研究并线上</w:t>
+      </w:r>
+      <w:r>
+        <w:rPr>
+          <w:rFonts w:ascii="等线 Light" w:eastAsia="等线 Light" w:hAnsi="等线 Light" w:cs="Cascadia Code ExtraLight"/>
+          <w:bCs/>
+          <w:szCs w:val="21"/>
+        </w:rPr>
+        <w:t>落地</w:t>
+      </w:r>
+      <w:r>
+        <w:rPr>
+          <w:rFonts w:ascii="等线 Light" w:eastAsia="等线 Light" w:hAnsi="等线 Light" w:cs="Cascadia Code ExtraLight" w:hint="eastAsia"/>
+          <w:bCs/>
+          <w:szCs w:val="21"/>
+        </w:rPr>
+        <w:t>产生商业化价值</w:t>
+      </w:r>
+      <w:r>
+        <w:rPr>
+          <w:rFonts w:ascii="等线 Light" w:eastAsia="等线 Light" w:hAnsi="等线 Light" w:cs="Cascadia Code ExtraLight"/>
+          <w:bCs/>
+          <w:szCs w:val="21"/>
+        </w:rPr>
+        <w:t>.</w:t>
+      </w:r>
+      <w:r>
+        <w:rPr>
+          <w:rFonts w:ascii="等线 Light" w:eastAsia="等线 Light" w:hAnsi="等线 Light" w:cs="Cascadia Code ExtraLight"/>
+          <w:bCs/>
+          <w:szCs w:val="21"/>
+        </w:rPr>
+        <w:t xml:space="preserve"> </w:t>
       </w:r>
     </w:p>
     <w:p>
       <w:pPr>
         <w:spacing w:line="300" w:lineRule="exact"/>
         <w:rPr>
-          <w:rFonts w:ascii="等线 Light" w:eastAsia="等线 Light" w:hAnsi="等线 Light" w:cs="Cascadia Code ExtraLight"/>
-          <w:b/>
-          <w:szCs w:val="21"/>
-        </w:rPr>
-      </w:pPr>
-      <w:r>
-        <w:rPr>
-          <w:rFonts w:ascii="等线 Light" w:eastAsia="等线 Light" w:hAnsi="等线 Light" w:cs="Cascadia Code ExtraLight"/>
-          <w:b/>
-          <w:szCs w:val="21"/>
-        </w:rPr>
-        <w:t>工作简介 :</w:t>
+          <w:rFonts w:ascii="等线 Light" w:eastAsia="等线 Light" w:hAnsi="等线 Light" w:cs="Cascadia Code ExtraLight" w:hint="eastAsia"/>
+          <w:b/>
+          <w:szCs w:val="21"/>
+        </w:rPr>
+      </w:pPr>
+      <w:r>
+        <w:rPr>
+          <w:rFonts w:ascii="等线 Light" w:eastAsia="等线 Light" w:hAnsi="等线 Light" w:cs="Cascadia Code ExtraLight"/>
+          <w:b/>
+          <w:szCs w:val="21"/>
+        </w:rPr>
+        <w:t>工作职位</w:t>
+      </w:r>
+      <w:proofErr w:type="gramStart"/>
+      <w:r>
+        <w:rPr>
+          <w:rFonts w:ascii="等线 Light" w:eastAsia="等线 Light" w:hAnsi="等线 Light" w:cs="Cascadia Code ExtraLight"/>
+          <w:b/>
+          <w:szCs w:val="21"/>
+        </w:rPr>
+        <w:t xml:space="preserve"> :</w:t>
+      </w:r>
+      <w:proofErr w:type="gramEnd"/>
+      <w:r>
+        <w:rPr>
+          <w:rFonts w:ascii="等线 Light" w:eastAsia="等线 Light" w:hAnsi="等线 Light" w:cs="Cascadia Code ExtraLight"/>
+          <w:b/>
+          <w:szCs w:val="21"/>
+        </w:rPr>
+        <w:t xml:space="preserve"> </w:t>
+      </w:r>
+      <w:r>
+        <w:rPr>
+          <w:rFonts w:ascii="等线 Light" w:eastAsia="等线 Light" w:hAnsi="等线 Light" w:cs="Cascadia Code ExtraLight" w:hint="eastAsia"/>
+          <w:b/>
+          <w:szCs w:val="21"/>
+        </w:rPr>
+        <w:t>AI</w:t>
+      </w:r>
+      <w:r>
+        <w:rPr>
+          <w:rFonts w:ascii="等线 Light" w:eastAsia="等线 Light" w:hAnsi="等线 Light" w:cs="Cascadia Code ExtraLight"/>
+          <w:b/>
+          <w:szCs w:val="21"/>
+        </w:rPr>
+        <w:t xml:space="preserve">算法开发工程师 </w:t>
+      </w:r>
+      <w:r>
+        <w:rPr>
+          <w:rFonts w:ascii="等线 Light" w:eastAsia="等线 Light" w:hAnsi="等线 Light" w:cs="Cascadia Code ExtraLight" w:hint="eastAsia"/>
+          <w:b/>
+          <w:szCs w:val="21"/>
+        </w:rPr>
+        <w:t>/ 服务端开发工程师</w:t>
       </w:r>
     </w:p>
     <w:p>
@@ -1173,278 +1433,28 @@
         <w:spacing w:line="300" w:lineRule="exact"/>
         <w:rPr>
           <w:rFonts w:ascii="等线 Light" w:eastAsia="等线 Light" w:hAnsi="等线 Light" w:cs="Cascadia Code ExtraLight"/>
-          <w:bCs/>
-          <w:szCs w:val="21"/>
-        </w:rPr>
-      </w:pPr>
-      <w:r>
-        <w:rPr>
-          <w:rFonts w:ascii="等线 Light" w:eastAsia="等线 Light" w:hAnsi="等线 Light" w:cs="Cascadia Code ExtraLight"/>
-          <w:b/>
-          <w:szCs w:val="21"/>
-        </w:rPr>
-        <w:tab/>
-      </w:r>
-      <w:r>
-        <w:rPr>
-          <w:rFonts w:ascii="等线 Light" w:eastAsia="等线 Light" w:hAnsi="等线 Light" w:cs="Cascadia Code ExtraLight"/>
-          <w:bCs/>
-          <w:szCs w:val="21"/>
-        </w:rPr>
-        <w:t>在</w:t>
+          <w:b/>
+          <w:szCs w:val="21"/>
+        </w:rPr>
+      </w:pPr>
+      <w:r>
+        <w:rPr>
+          <w:rFonts w:ascii="等线 Light" w:eastAsia="等线 Light" w:hAnsi="等线 Light" w:cs="Cascadia Code ExtraLight"/>
+          <w:b/>
+          <w:szCs w:val="21"/>
+        </w:rPr>
+        <w:t>所用技术</w:t>
       </w:r>
       <w:proofErr w:type="gramStart"/>
       <w:r>
         <w:rPr>
           <w:rFonts w:ascii="等线 Light" w:eastAsia="等线 Light" w:hAnsi="等线 Light" w:cs="Cascadia Code ExtraLight"/>
-          <w:bCs/>
-          <w:szCs w:val="21"/>
-        </w:rPr>
-        <w:t>昆仑万维短剧</w:t>
+          <w:b/>
+          <w:szCs w:val="21"/>
+        </w:rPr>
+        <w:t xml:space="preserve"> :</w:t>
       </w:r>
       <w:proofErr w:type="gramEnd"/>
-      <w:r>
-        <w:rPr>
-          <w:rFonts w:ascii="等线 Light" w:eastAsia="等线 Light" w:hAnsi="等线 Light" w:cs="Cascadia Code ExtraLight"/>
-          <w:bCs/>
-          <w:szCs w:val="21"/>
-        </w:rPr>
-        <w:t>业务部门负责工程开发、算法研发及运</w:t>
-      </w:r>
-      <w:proofErr w:type="gramStart"/>
-      <w:r>
-        <w:rPr>
-          <w:rFonts w:ascii="等线 Light" w:eastAsia="等线 Light" w:hAnsi="等线 Light" w:cs="Cascadia Code ExtraLight"/>
-          <w:bCs/>
-          <w:szCs w:val="21"/>
-        </w:rPr>
-        <w:t>维支持</w:t>
-      </w:r>
-      <w:proofErr w:type="gramEnd"/>
-      <w:r>
-        <w:rPr>
-          <w:rFonts w:ascii="等线 Light" w:eastAsia="等线 Light" w:hAnsi="等线 Light" w:cs="Cascadia Code ExtraLight" w:hint="eastAsia"/>
-          <w:bCs/>
-          <w:szCs w:val="21"/>
-        </w:rPr>
-        <w:t xml:space="preserve">. </w:t>
-      </w:r>
-      <w:r>
-        <w:rPr>
-          <w:rFonts w:ascii="等线 Light" w:eastAsia="等线 Light" w:hAnsi="等线 Light" w:cs="Cascadia Code ExtraLight"/>
-          <w:b/>
-          <w:szCs w:val="21"/>
-        </w:rPr>
-        <w:t>最近一次绩效为 M+</w:t>
-      </w:r>
-      <w:r>
-        <w:rPr>
-          <w:rFonts w:ascii="等线 Light" w:eastAsia="等线 Light" w:hAnsi="等线 Light" w:cs="Cascadia Code ExtraLight" w:hint="eastAsia"/>
-          <w:bCs/>
-          <w:szCs w:val="21"/>
-        </w:rPr>
-        <w:t>,</w:t>
-      </w:r>
-      <w:r>
-        <w:rPr>
-          <w:rFonts w:ascii="等线 Light" w:eastAsia="等线 Light" w:hAnsi="等线 Light" w:cs="Cascadia Code ExtraLight"/>
-          <w:bCs/>
-          <w:szCs w:val="21"/>
-        </w:rPr>
-        <w:t>并</w:t>
-      </w:r>
-      <w:r>
-        <w:rPr>
-          <w:rFonts w:ascii="等线 Light" w:eastAsia="等线 Light" w:hAnsi="等线 Light" w:cs="Cascadia Code ExtraLight"/>
-          <w:b/>
-          <w:szCs w:val="21"/>
-        </w:rPr>
-        <w:t>获</w:t>
-      </w:r>
-      <w:proofErr w:type="gramStart"/>
-      <w:r>
-        <w:rPr>
-          <w:rFonts w:ascii="等线 Light" w:eastAsia="等线 Light" w:hAnsi="等线 Light" w:cs="Cascadia Code ExtraLight"/>
-          <w:b/>
-          <w:szCs w:val="21"/>
-        </w:rPr>
-        <w:t>评集团</w:t>
-      </w:r>
-      <w:proofErr w:type="gramEnd"/>
-      <w:r>
-        <w:rPr>
-          <w:rFonts w:ascii="等线 Light" w:eastAsia="等线 Light" w:hAnsi="等线 Light" w:cs="Cascadia Code ExtraLight"/>
-          <w:b/>
-          <w:szCs w:val="21"/>
-        </w:rPr>
-        <w:t>年度优秀员工（前 1%）</w:t>
-      </w:r>
-      <w:r>
-        <w:rPr>
-          <w:rFonts w:ascii="等线 Light" w:eastAsia="等线 Light" w:hAnsi="等线 Light" w:cs="Cascadia Code ExtraLight" w:hint="eastAsia"/>
-          <w:bCs/>
-          <w:szCs w:val="21"/>
-        </w:rPr>
-        <w:t xml:space="preserve">. </w:t>
-      </w:r>
-      <w:r>
-        <w:rPr>
-          <w:rFonts w:ascii="等线 Light" w:eastAsia="等线 Light" w:hAnsi="等线 Light" w:cs="Cascadia Code ExtraLight"/>
-          <w:bCs/>
-          <w:szCs w:val="21"/>
-        </w:rPr>
-        <w:t>主要</w:t>
-      </w:r>
-      <w:r>
-        <w:rPr>
-          <w:rFonts w:ascii="等线 Light" w:eastAsia="等线 Light" w:hAnsi="等线 Light" w:cs="Cascadia Code ExtraLight" w:hint="eastAsia"/>
-          <w:bCs/>
-          <w:szCs w:val="21"/>
-        </w:rPr>
-        <w:t>工作</w:t>
-      </w:r>
-      <w:r>
-        <w:rPr>
-          <w:rFonts w:ascii="等线 Light" w:eastAsia="等线 Light" w:hAnsi="等线 Light" w:cs="Cascadia Code ExtraLight" w:hint="eastAsia"/>
-          <w:bCs/>
-          <w:szCs w:val="21"/>
-        </w:rPr>
-        <w:t>深挖</w:t>
-      </w:r>
-      <w:r>
-        <w:rPr>
-          <w:rFonts w:ascii="等线 Light" w:eastAsia="等线 Light" w:hAnsi="等线 Light" w:cs="Cascadia Code ExtraLight"/>
-          <w:bCs/>
-          <w:szCs w:val="21"/>
-        </w:rPr>
-        <w:t>短剧素材投放相关算法</w:t>
-      </w:r>
-      <w:r>
-        <w:rPr>
-          <w:rFonts w:ascii="等线 Light" w:eastAsia="等线 Light" w:hAnsi="等线 Light" w:cs="Cascadia Code ExtraLight" w:hint="eastAsia"/>
-          <w:bCs/>
-          <w:szCs w:val="21"/>
-        </w:rPr>
-        <w:t>研究并线上</w:t>
-      </w:r>
-      <w:r>
-        <w:rPr>
-          <w:rFonts w:ascii="等线 Light" w:eastAsia="等线 Light" w:hAnsi="等线 Light" w:cs="Cascadia Code ExtraLight"/>
-          <w:bCs/>
-          <w:szCs w:val="21"/>
-        </w:rPr>
-        <w:t>落地</w:t>
-      </w:r>
-      <w:r>
-        <w:rPr>
-          <w:rFonts w:ascii="等线 Light" w:eastAsia="等线 Light" w:hAnsi="等线 Light" w:cs="Cascadia Code ExtraLight" w:hint="eastAsia"/>
-          <w:bCs/>
-          <w:szCs w:val="21"/>
-        </w:rPr>
-        <w:t>产生商业化价值</w:t>
-      </w:r>
-      <w:r>
-        <w:rPr>
-          <w:rFonts w:ascii="等线 Light" w:eastAsia="等线 Light" w:hAnsi="等线 Light" w:cs="Cascadia Code ExtraLight"/>
-          <w:bCs/>
-          <w:szCs w:val="21"/>
-        </w:rPr>
-        <w:t>.</w:t>
-      </w:r>
-      <w:r>
-        <w:rPr>
-          <w:rFonts w:ascii="等线 Light" w:eastAsia="等线 Light" w:hAnsi="等线 Light" w:cs="Cascadia Code ExtraLight"/>
-          <w:bCs/>
-          <w:szCs w:val="21"/>
-        </w:rPr>
-        <w:t xml:space="preserve"> </w:t>
-      </w:r>
-    </w:p>
-    <w:p>
-      <w:pPr>
-        <w:spacing w:line="300" w:lineRule="exact"/>
-        <w:rPr>
-          <w:rFonts w:ascii="等线 Light" w:eastAsia="等线 Light" w:hAnsi="等线 Light" w:cs="Cascadia Code ExtraLight"/>
-          <w:b/>
-          <w:szCs w:val="21"/>
-        </w:rPr>
-      </w:pPr>
-      <w:r>
-        <w:rPr>
-          <w:rFonts w:ascii="等线 Light" w:eastAsia="等线 Light" w:hAnsi="等线 Light" w:cs="Cascadia Code ExtraLight"/>
-          <w:b/>
-          <w:szCs w:val="21"/>
-        </w:rPr>
-        <w:t>工作职位</w:t>
-      </w:r>
-      <w:r>
-        <w:rPr>
-          <w:rFonts w:ascii="等线 Light" w:eastAsia="等线 Light" w:hAnsi="等线 Light" w:cs="Cascadia Code ExtraLight"/>
-          <w:b/>
-          <w:szCs w:val="21"/>
-        </w:rPr>
-        <w:t xml:space="preserve"> :</w:t>
-      </w:r>
-      <w:r>
-        <w:rPr>
-          <w:rFonts w:ascii="等线 Light" w:eastAsia="等线 Light" w:hAnsi="等线 Light" w:cs="Cascadia Code ExtraLight"/>
-          <w:b/>
-          <w:szCs w:val="21"/>
-        </w:rPr>
-        <w:t xml:space="preserve"> </w:t>
-      </w:r>
-      <w:r>
-        <w:rPr>
-          <w:rFonts w:ascii="等线 Light" w:eastAsia="等线 Light" w:hAnsi="等线 Light" w:cs="Cascadia Code ExtraLight" w:hint="eastAsia"/>
-          <w:b/>
-          <w:szCs w:val="21"/>
-        </w:rPr>
-        <w:t>AI A</w:t>
-      </w:r>
-      <w:r>
-        <w:rPr>
-          <w:rFonts w:ascii="等线 Light" w:eastAsia="等线 Light" w:hAnsi="等线 Light" w:cs="Cascadia Code ExtraLight"/>
-          <w:b/>
-          <w:szCs w:val="21"/>
-        </w:rPr>
-        <w:t>gent算法开发工程师 / 服务</w:t>
-      </w:r>
-      <w:proofErr w:type="gramStart"/>
-      <w:r>
-        <w:rPr>
-          <w:rFonts w:ascii="等线 Light" w:eastAsia="等线 Light" w:hAnsi="等线 Light" w:cs="Cascadia Code ExtraLight"/>
-          <w:b/>
-          <w:szCs w:val="21"/>
-        </w:rPr>
-        <w:t>端技术</w:t>
-      </w:r>
-      <w:proofErr w:type="gramEnd"/>
-      <w:r>
-        <w:rPr>
-          <w:rFonts w:ascii="等线 Light" w:eastAsia="等线 Light" w:hAnsi="等线 Light" w:cs="Cascadia Code ExtraLight"/>
-          <w:b/>
-          <w:szCs w:val="21"/>
-        </w:rPr>
-        <w:t>专家</w:t>
-      </w:r>
-    </w:p>
-    <w:p>
-      <w:pPr>
-        <w:spacing w:line="300" w:lineRule="exact"/>
-        <w:rPr>
-          <w:rFonts w:ascii="等线 Light" w:eastAsia="等线 Light" w:hAnsi="等线 Light" w:cs="Cascadia Code ExtraLight"/>
-          <w:b/>
-          <w:szCs w:val="21"/>
-        </w:rPr>
-      </w:pPr>
-      <w:r>
-        <w:rPr>
-          <w:rFonts w:ascii="等线 Light" w:eastAsia="等线 Light" w:hAnsi="等线 Light" w:cs="Cascadia Code ExtraLight"/>
-          <w:b/>
-          <w:szCs w:val="21"/>
-        </w:rPr>
-        <w:t>所用技术 :</w:t>
-      </w:r>
       <w:r>
         <w:rPr>
           <w:rFonts w:ascii="等线 Light" w:eastAsia="等线 Light" w:hAnsi="等线 Light" w:cs="Cascadia Code ExtraLight"/>
@@ -1519,8 +1529,49 @@
           <w:rFonts w:ascii="等线 Light" w:eastAsia="等线 Light" w:hAnsi="等线 Light" w:cs="Cascadia Code ExtraLight"/>
           <w:szCs w:val="21"/>
         </w:rPr>
-        <w:t>素材 (类似各类平台, 用户看见好看小短剧, 其实是一个投放广告素材)</w:t>
-      </w:r>
+        <w:t>素材 (类似各类</w:t>
+      </w:r>
+      <w:proofErr w:type="gramStart"/>
+      <w:r>
+        <w:rPr>
+          <w:rFonts w:ascii="等线 Light" w:eastAsia="等线 Light" w:hAnsi="等线 Light" w:cs="Cascadia Code ExtraLight"/>
+          <w:szCs w:val="21"/>
+        </w:rPr>
+        <w:t>平台,</w:t>
+      </w:r>
+      <w:proofErr w:type="gramEnd"/>
+      <w:r>
+        <w:rPr>
+          <w:rFonts w:ascii="等线 Light" w:eastAsia="等线 Light" w:hAnsi="等线 Light" w:cs="Cascadia Code ExtraLight"/>
+          <w:szCs w:val="21"/>
+        </w:rPr>
+        <w:t xml:space="preserve"> 用户看见好看小</w:t>
+      </w:r>
+      <w:proofErr w:type="gramStart"/>
+      <w:r>
+        <w:rPr>
+          <w:rFonts w:ascii="等线 Light" w:eastAsia="等线 Light" w:hAnsi="等线 Light" w:cs="Cascadia Code ExtraLight"/>
+          <w:szCs w:val="21"/>
+        </w:rPr>
+        <w:t>短剧,</w:t>
+      </w:r>
+      <w:proofErr w:type="gramEnd"/>
+      <w:r>
+        <w:rPr>
+          <w:rFonts w:ascii="等线 Light" w:eastAsia="等线 Light" w:hAnsi="等线 Light" w:cs="Cascadia Code ExtraLight"/>
+          <w:szCs w:val="21"/>
+        </w:rPr>
+        <w:t xml:space="preserve"> 其实是一个投放广告</w:t>
+      </w:r>
+      <w:proofErr w:type="gramStart"/>
+      <w:r>
+        <w:rPr>
+          <w:rFonts w:ascii="等线 Light" w:eastAsia="等线 Light" w:hAnsi="等线 Light" w:cs="Cascadia Code ExtraLight"/>
+          <w:szCs w:val="21"/>
+        </w:rPr>
+        <w:t>素材)</w:t>
+      </w:r>
+      <w:proofErr w:type="gramEnd"/>
       <w:r>
         <w:rPr>
           <w:rFonts w:ascii="等线 Light" w:eastAsia="等线 Light" w:hAnsi="等线 Light" w:cs="Cascadia Code ExtraLight" w:hint="eastAsia"/>
@@ -1535,6 +1586,7 @@
         </w:rPr>
         <w:t>溯源还原出来</w:t>
       </w:r>
+      <w:proofErr w:type="gramStart"/>
       <w:r>
         <w:rPr>
           <w:rFonts w:ascii="等线 Light" w:eastAsia="等线 Light" w:hAnsi="等线 Light" w:cs="Cascadia Code ExtraLight" w:hint="eastAsia"/>
@@ -1542,6 +1594,7 @@
         </w:rPr>
         <w:t>(核心逆向)</w:t>
       </w:r>
+      <w:proofErr w:type="gramEnd"/>
       <w:r>
         <w:rPr>
           <w:rFonts w:ascii="等线 Light" w:eastAsia="等线 Light" w:hAnsi="等线 Light" w:cs="Cascadia Code ExtraLight"/>
@@ -1554,7 +1607,28 @@
           <w:rFonts w:ascii="等线 Light" w:eastAsia="等线 Light" w:hAnsi="等线 Light" w:cs="Cascadia Code ExtraLight" w:hint="eastAsia"/>
           <w:szCs w:val="21"/>
         </w:rPr>
-        <w:t>然后二次</w:t>
+        <w:t>然后二次加工</w:t>
+      </w:r>
+      <w:r>
+        <w:rPr>
+          <w:rFonts w:ascii="等线 Light" w:eastAsia="等线 Light" w:hAnsi="等线 Light" w:cs="Cascadia Code ExtraLight"/>
+          <w:szCs w:val="21"/>
+        </w:rPr>
+        <w:t>让其从单语种变为全球通用</w:t>
+      </w:r>
+      <w:r>
+        <w:rPr>
+          <w:rFonts w:ascii="等线 Light" w:eastAsia="等线 Light" w:hAnsi="等线 Light" w:cs="Cascadia Code ExtraLight" w:hint="eastAsia"/>
+          <w:szCs w:val="21"/>
+        </w:rPr>
+        <w:t>语种语音的</w:t>
+      </w:r>
+      <w:r>
+        <w:rPr>
+          <w:rFonts w:ascii="等线 Light" w:eastAsia="等线 Light" w:hAnsi="等线 Light" w:cs="Cascadia Code ExtraLight"/>
+          <w:szCs w:val="21"/>
+        </w:rPr>
+        <w:t>落地</w:t>
       </w:r>
       <w:proofErr w:type="gramStart"/>
       <w:r>
@@ -1562,50 +1636,22 @@
           <w:rFonts w:ascii="等线 Light" w:eastAsia="等线 Light" w:hAnsi="等线 Light" w:cs="Cascadia Code ExtraLight" w:hint="eastAsia"/>
           <w:szCs w:val="21"/>
         </w:rPr>
-        <w:t>加工</w:t>
-      </w:r>
-      <w:r>
-        <w:rPr>
-          <w:rFonts w:ascii="等线 Light" w:eastAsia="等线 Light" w:hAnsi="等线 Light" w:cs="Cascadia Code ExtraLight"/>
-          <w:szCs w:val="21"/>
-        </w:rPr>
-        <w:t>让</w:t>
+        <w:t>方案</w:t>
+      </w:r>
+      <w:r>
+        <w:rPr>
+          <w:rFonts w:ascii="等线 Light" w:eastAsia="等线 Light" w:hAnsi="等线 Light" w:cs="Cascadia Code ExtraLight" w:hint="eastAsia"/>
+          <w:szCs w:val="21"/>
+        </w:rPr>
+        <w:t>.</w:t>
       </w:r>
       <w:proofErr w:type="gramEnd"/>
       <w:r>
         <w:rPr>
-          <w:rFonts w:ascii="等线 Light" w:eastAsia="等线 Light" w:hAnsi="等线 Light" w:cs="Cascadia Code ExtraLight"/>
-          <w:szCs w:val="21"/>
-        </w:rPr>
-        <w:t>其从单语种变为全球通用</w:t>
-      </w:r>
-      <w:r>
-        <w:rPr>
           <w:rFonts w:ascii="等线 Light" w:eastAsia="等线 Light" w:hAnsi="等线 Light" w:cs="Cascadia Code ExtraLight" w:hint="eastAsia"/>
           <w:szCs w:val="21"/>
         </w:rPr>
-        <w:t>语种语音的</w:t>
-      </w:r>
-      <w:r>
-        <w:rPr>
-          <w:rFonts w:ascii="等线 Light" w:eastAsia="等线 Light" w:hAnsi="等线 Light" w:cs="Cascadia Code ExtraLight"/>
-          <w:szCs w:val="21"/>
-        </w:rPr>
-        <w:t>落地</w:t>
-      </w:r>
-      <w:r>
-        <w:rPr>
-          <w:rFonts w:ascii="等线 Light" w:eastAsia="等线 Light" w:hAnsi="等线 Light" w:cs="Cascadia Code ExtraLight" w:hint="eastAsia"/>
-          <w:szCs w:val="21"/>
-        </w:rPr>
-        <w:t>方案</w:t>
-      </w:r>
-      <w:r>
-        <w:rPr>
-          <w:rFonts w:ascii="等线 Light" w:eastAsia="等线 Light" w:hAnsi="等线 Light" w:cs="Cascadia Code ExtraLight" w:hint="eastAsia"/>
-          <w:szCs w:val="21"/>
-        </w:rPr>
-        <w:t xml:space="preserve">. </w:t>
+        <w:t xml:space="preserve"> </w:t>
       </w:r>
       <w:r>
         <w:rPr>
@@ -1669,7 +1715,7 @@
           <w:rFonts w:ascii="等线 Light" w:eastAsia="等线 Light" w:hAnsi="等线 Light" w:cs="Courier New" w:hint="eastAsia"/>
           <w:szCs w:val="21"/>
         </w:rPr>
-        <w:t xml:space="preserve">. </w:t>
+        <w:t>. 让核心算法专家更聚焦自己那</w:t>
       </w:r>
       <w:proofErr w:type="gramStart"/>
       <w:r>
@@ -1677,7 +1723,7 @@
           <w:rFonts w:ascii="等线 Light" w:eastAsia="等线 Light" w:hAnsi="等线 Light" w:cs="Courier New" w:hint="eastAsia"/>
           <w:szCs w:val="21"/>
         </w:rPr>
-        <w:t>让核心</w:t>
+        <w:t>块.</w:t>
       </w:r>
       <w:proofErr w:type="gramEnd"/>
       <w:r>
@@ -1685,7 +1731,7 @@
           <w:rFonts w:ascii="等线 Light" w:eastAsia="等线 Light" w:hAnsi="等线 Light" w:cs="Courier New" w:hint="eastAsia"/>
           <w:szCs w:val="21"/>
         </w:rPr>
-        <w:t xml:space="preserve">算法专家更聚焦自己那块. 这边来处理 输入输出, 持久化, 泄漏, 并发冲突, 增加机器并发, 工程部门之间数据流转. 运维上线, 线上问题追踪和修复. </w:t>
+        <w:t xml:space="preserve"> 这边来处理 输入输出, 持久化, 泄漏, 并发冲突, 增加机器并发, 工程部门之间数据流转. 运维上线, 线上问题追踪和修复. </w:t>
       </w:r>
       <w:r>
         <w:rPr>
@@ -1712,7 +1758,62 @@
           <w:rFonts w:ascii="等线 Light" w:eastAsia="等线 Light" w:hAnsi="等线 Light" w:cs="Courier New" w:hint="eastAsia"/>
           <w:szCs w:val="21"/>
         </w:rPr>
-        <w:t xml:space="preserve">agent 相关业务开发, 例如 AIGC 动态漫, 视频生成. 词语音频视频相关开源库和相关商业大模型 </w:t>
+        <w:t xml:space="preserve"> AI服务短剧</w:t>
+      </w:r>
+      <w:r>
+        <w:rPr>
+          <w:rFonts w:ascii="等线 Light" w:eastAsia="等线 Light" w:hAnsi="等线 Light" w:cs="Courier New" w:hint="eastAsia"/>
+          <w:szCs w:val="21"/>
+        </w:rPr>
+        <w:t>相关业务</w:t>
+      </w:r>
+      <w:proofErr w:type="gramStart"/>
+      <w:r>
+        <w:rPr>
+          <w:rFonts w:ascii="等线 Light" w:eastAsia="等线 Light" w:hAnsi="等线 Light" w:cs="Courier New" w:hint="eastAsia"/>
+          <w:szCs w:val="21"/>
+        </w:rPr>
+        <w:t>开发,</w:t>
+      </w:r>
+      <w:proofErr w:type="gramEnd"/>
+      <w:r>
+        <w:rPr>
+          <w:rFonts w:ascii="等线 Light" w:eastAsia="等线 Light" w:hAnsi="等线 Light" w:cs="Courier New" w:hint="eastAsia"/>
+          <w:szCs w:val="21"/>
+        </w:rPr>
+        <w:t xml:space="preserve"> 例如 AIGC 动态</w:t>
+      </w:r>
+      <w:proofErr w:type="gramStart"/>
+      <w:r>
+        <w:rPr>
+          <w:rFonts w:ascii="等线 Light" w:eastAsia="等线 Light" w:hAnsi="等线 Light" w:cs="Courier New" w:hint="eastAsia"/>
+          <w:szCs w:val="21"/>
+        </w:rPr>
+        <w:t>漫,</w:t>
+      </w:r>
+      <w:proofErr w:type="gramEnd"/>
+      <w:r>
+        <w:rPr>
+          <w:rFonts w:ascii="等线 Light" w:eastAsia="等线 Light" w:hAnsi="等线 Light" w:cs="Courier New" w:hint="eastAsia"/>
+          <w:szCs w:val="21"/>
+        </w:rPr>
+        <w:t xml:space="preserve"> 视频</w:t>
+      </w:r>
+      <w:proofErr w:type="gramStart"/>
+      <w:r>
+        <w:rPr>
+          <w:rFonts w:ascii="等线 Light" w:eastAsia="等线 Light" w:hAnsi="等线 Light" w:cs="Courier New" w:hint="eastAsia"/>
+          <w:szCs w:val="21"/>
+        </w:rPr>
+        <w:t>生成.</w:t>
+      </w:r>
+      <w:proofErr w:type="gramEnd"/>
+      <w:r>
+        <w:rPr>
+          <w:rFonts w:ascii="等线 Light" w:eastAsia="等线 Light" w:hAnsi="等线 Light" w:cs="Courier New" w:hint="eastAsia"/>
+          <w:szCs w:val="21"/>
+        </w:rPr>
+        <w:t xml:space="preserve"> 词语音频视频相关开源库和相关商业大模型 </w:t>
       </w:r>
       <w:r>
         <w:rPr>
@@ -1788,37 +1889,59 @@
           <w:sz w:val="24"/>
           <w:szCs w:val="24"/>
         </w:rPr>
-        <w:t xml:space="preserve"> 国际化电商</w:t>
-      </w:r>
-      <w:r>
-        <w:rPr>
-          <w:rFonts w:ascii="等线 Light" w:eastAsia="等线 Light" w:hAnsi="等线 Light" w:cs="Courier New" w:hint="eastAsia"/>
-          <w:b/>
-          <w:bCs/>
-          <w:sz w:val="24"/>
-          <w:szCs w:val="24"/>
-        </w:rPr>
-        <w:t xml:space="preserve"> </w:t>
-      </w:r>
-      <w:r>
-        <w:rPr>
-          <w:rFonts w:ascii="等线 Light" w:eastAsia="等线 Light" w:hAnsi="等线 Light" w:cs="Courier New" w:hint="eastAsia"/>
-          <w:b/>
-          <w:bCs/>
-          <w:sz w:val="24"/>
-          <w:szCs w:val="24"/>
-        </w:rPr>
-        <w:t xml:space="preserve"> </w:t>
-      </w:r>
-      <w:r>
-        <w:rPr>
-          <w:rFonts w:ascii="等线 Light" w:eastAsia="等线 Light" w:hAnsi="等线 Light" w:cs="Courier New"/>
-          <w:b/>
-          <w:bCs/>
-          <w:sz w:val="24"/>
-          <w:szCs w:val="24"/>
-        </w:rPr>
-        <w:t xml:space="preserve">| </w:t>
+        <w:t xml:space="preserve"> </w:t>
+      </w:r>
+      <w:proofErr w:type="gramStart"/>
+      <w:r>
+        <w:rPr>
+          <w:rFonts w:ascii="等线 Light" w:eastAsia="等线 Light" w:hAnsi="等线 Light" w:cs="Courier New" w:hint="eastAsia"/>
+          <w:b/>
+          <w:bCs/>
+          <w:sz w:val="24"/>
+          <w:szCs w:val="24"/>
+        </w:rPr>
+        <w:t>国际化电商</w:t>
+      </w:r>
+      <w:r>
+        <w:rPr>
+          <w:rFonts w:ascii="等线 Light" w:eastAsia="等线 Light" w:hAnsi="等线 Light" w:cs="Courier New" w:hint="eastAsia"/>
+          <w:b/>
+          <w:bCs/>
+          <w:sz w:val="24"/>
+          <w:szCs w:val="24"/>
+        </w:rPr>
+        <w:t xml:space="preserve"> </w:t>
+      </w:r>
+      <w:r>
+        <w:rPr>
+          <w:rFonts w:ascii="等线 Light" w:eastAsia="等线 Light" w:hAnsi="等线 Light" w:cs="Courier New" w:hint="eastAsia"/>
+          <w:b/>
+          <w:bCs/>
+          <w:sz w:val="24"/>
+          <w:szCs w:val="24"/>
+        </w:rPr>
+        <w:t xml:space="preserve"> </w:t>
+      </w:r>
+      <w:r>
+        <w:rPr>
+          <w:rFonts w:ascii="等线 Light" w:eastAsia="等线 Light" w:hAnsi="等线 Light" w:cs="Courier New"/>
+          <w:b/>
+          <w:bCs/>
+          <w:sz w:val="24"/>
+          <w:szCs w:val="24"/>
+        </w:rPr>
+        <w:t>|</w:t>
+      </w:r>
+      <w:proofErr w:type="gramEnd"/>
+      <w:r>
+        <w:rPr>
+          <w:rFonts w:ascii="等线 Light" w:eastAsia="等线 Light" w:hAnsi="等线 Light" w:cs="Courier New"/>
+          <w:b/>
+          <w:bCs/>
+          <w:sz w:val="24"/>
+          <w:szCs w:val="24"/>
+        </w:rPr>
+        <w:t xml:space="preserve"> </w:t>
       </w:r>
       <w:r>
         <w:rPr>
@@ -1875,6 +1998,7 @@
         </w:rPr>
         <w:t xml:space="preserve"> – </w:t>
       </w:r>
+      <w:proofErr w:type="gramStart"/>
       <w:r>
         <w:rPr>
           <w:rFonts w:ascii="等线 Light" w:eastAsia="等线 Light" w:hAnsi="等线 Light" w:cs="Courier New" w:hint="eastAsia"/>
@@ -1911,157 +2035,204 @@
         </w:rPr>
         <w:t>|</w:t>
       </w:r>
-      <w:r>
-        <w:rPr>
-          <w:rFonts w:ascii="等线 Light" w:eastAsia="等线 Light" w:hAnsi="等线 Light" w:cs="Courier New" w:hint="eastAsia"/>
-          <w:b/>
-          <w:sz w:val="24"/>
-          <w:szCs w:val="24"/>
-        </w:rPr>
-        <w:t xml:space="preserve"> 架构运</w:t>
+      <w:proofErr w:type="gramEnd"/>
+      <w:r>
+        <w:rPr>
+          <w:rFonts w:ascii="等线 Light" w:eastAsia="等线 Light" w:hAnsi="等线 Light" w:cs="Courier New" w:hint="eastAsia"/>
+          <w:b/>
+          <w:sz w:val="24"/>
+          <w:szCs w:val="24"/>
+        </w:rPr>
+        <w:t xml:space="preserve"> 架构运维开发支持</w:t>
+      </w:r>
+      <w:r>
+        <w:rPr>
+          <w:rFonts w:ascii="等线 Light" w:eastAsia="等线 Light" w:hAnsi="等线 Light" w:cs="Courier New"/>
+          <w:b/>
+          <w:sz w:val="24"/>
+          <w:szCs w:val="24"/>
+        </w:rPr>
+        <w:t xml:space="preserve">  </w:t>
+      </w:r>
+      <w:r>
+        <w:rPr>
+          <w:rFonts w:ascii="等线 Light" w:eastAsia="等线 Light" w:hAnsi="等线 Light" w:cs="Courier New" w:hint="eastAsia"/>
+          <w:b/>
+          <w:sz w:val="24"/>
+          <w:szCs w:val="24"/>
+        </w:rPr>
+        <w:t xml:space="preserve"> </w:t>
+      </w:r>
+      <w:r>
+        <w:rPr>
+          <w:rFonts w:ascii="等线 Light" w:eastAsia="等线 Light" w:hAnsi="等线 Light" w:cs="Courier New" w:hint="eastAsia"/>
+          <w:b/>
+          <w:sz w:val="24"/>
+          <w:szCs w:val="24"/>
+        </w:rPr>
+        <w:t xml:space="preserve"> </w:t>
+      </w:r>
+      <w:r>
+        <w:rPr>
+          <w:rFonts w:ascii="等线 Light" w:eastAsia="等线 Light" w:hAnsi="等线 Light" w:cs="Courier New" w:hint="eastAsia"/>
+          <w:b/>
+          <w:sz w:val="24"/>
+          <w:szCs w:val="24"/>
+        </w:rPr>
+        <w:t xml:space="preserve">   </w:t>
+      </w:r>
+      <w:r>
+        <w:rPr>
+          <w:rFonts w:ascii="等线 Light" w:eastAsia="等线 Light" w:hAnsi="等线 Light" w:cs="Courier New" w:hint="eastAsia"/>
+          <w:b/>
+          <w:sz w:val="24"/>
+          <w:szCs w:val="24"/>
+        </w:rPr>
+        <w:t xml:space="preserve">  </w:t>
+      </w:r>
+      <w:r>
+        <w:rPr>
+          <w:rFonts w:ascii="等线 Light" w:eastAsia="等线 Light" w:hAnsi="等线 Light" w:cs="Courier New"/>
+          <w:b/>
+          <w:bCs/>
+          <w:sz w:val="24"/>
+          <w:szCs w:val="24"/>
+        </w:rPr>
+        <w:t>|</w:t>
+      </w:r>
+    </w:p>
+    <w:p>
+      <w:pPr>
+        <w:snapToGrid w:val="0"/>
+        <w:rPr>
+          <w:rFonts w:ascii="等线 Light" w:eastAsia="等线 Light" w:hAnsi="等线 Light" w:cs="Courier New"/>
+          <w:b/>
+          <w:bCs/>
+          <w:sz w:val="24"/>
+          <w:szCs w:val="24"/>
+        </w:rPr>
+      </w:pPr>
+      <w:r>
+        <w:rPr>
+          <w:rFonts w:ascii="等线 Light" w:eastAsia="等线 Light" w:hAnsi="等线 Light" w:cs="Courier New"/>
+        </w:rPr>
+        <w:t>-------------------------------------------------------------------</w:t>
+      </w:r>
+      <w:r>
+        <w:rPr>
+          <w:rFonts w:ascii="等线 Light" w:eastAsia="等线 Light" w:hAnsi="等线 Light" w:cs="Courier New" w:hint="eastAsia"/>
+        </w:rPr>
+        <w:t>----------</w:t>
+      </w:r>
+    </w:p>
+    <w:p>
+      <w:pPr>
+        <w:spacing w:line="300" w:lineRule="exact"/>
+        <w:rPr>
+          <w:rFonts w:ascii="等线 Light" w:eastAsia="等线 Light" w:hAnsi="等线 Light" w:cs="Cascadia Code ExtraLight"/>
+          <w:b/>
+          <w:szCs w:val="21"/>
+        </w:rPr>
+      </w:pPr>
+      <w:r>
+        <w:rPr>
+          <w:rFonts w:ascii="等线 Light" w:eastAsia="等线 Light" w:hAnsi="等线 Light" w:cs="Cascadia Code ExtraLight"/>
+          <w:b/>
+          <w:szCs w:val="21"/>
+        </w:rPr>
+        <w:t>工作简介 :</w:t>
+      </w:r>
+    </w:p>
+    <w:p>
+      <w:pPr>
+        <w:spacing w:line="300" w:lineRule="exact"/>
+        <w:rPr>
+          <w:rFonts w:ascii="等线 Light" w:eastAsia="等线 Light" w:hAnsi="等线 Light" w:cs="Cascadia Code ExtraLight"/>
+          <w:bCs/>
+          <w:szCs w:val="21"/>
+        </w:rPr>
+      </w:pPr>
+      <w:r>
+        <w:rPr>
+          <w:rFonts w:ascii="等线 Light" w:eastAsia="等线 Light" w:hAnsi="等线 Light" w:cs="Cascadia Code ExtraLight"/>
+          <w:bCs/>
+          <w:szCs w:val="21"/>
+        </w:rPr>
+        <w:tab/>
+      </w:r>
+      <w:r>
+        <w:rPr>
+          <w:rFonts w:ascii="等线 Light" w:eastAsia="等线 Light" w:hAnsi="等线 Light" w:cs="Cascadia Code ExtraLight"/>
+          <w:bCs/>
+          <w:szCs w:val="21"/>
+        </w:rPr>
+        <w:t xml:space="preserve">在 </w:t>
+      </w:r>
+      <w:r>
+        <w:rPr>
+          <w:rFonts w:ascii="等线 Light" w:eastAsia="等线 Light" w:hAnsi="等线 Light" w:cs="Cascadia Code ExtraLight"/>
+          <w:bCs/>
+          <w:szCs w:val="21"/>
+        </w:rPr>
+        <w:t>TikTok</w:t>
+      </w:r>
+      <w:r>
+        <w:rPr>
+          <w:rFonts w:ascii="等线 Light" w:eastAsia="等线 Light" w:hAnsi="等线 Light" w:cs="Cascadia Code ExtraLight"/>
+          <w:bCs/>
+          <w:szCs w:val="21"/>
+        </w:rPr>
+        <w:t xml:space="preserve"> 国际化电商业务架构组</w:t>
+      </w:r>
+      <w:r>
+        <w:rPr>
+          <w:rFonts w:ascii="等线 Light" w:eastAsia="等线 Light" w:hAnsi="等线 Light" w:cs="Cascadia Code ExtraLight"/>
+          <w:bCs/>
+          <w:szCs w:val="21"/>
+        </w:rPr>
+        <w:t>大部分</w:t>
+      </w:r>
+      <w:r>
+        <w:rPr>
+          <w:rFonts w:ascii="等线 Light" w:eastAsia="等线 Light" w:hAnsi="等线 Light" w:cs="Cascadia Code ExtraLight"/>
+          <w:bCs/>
+          <w:szCs w:val="21"/>
+        </w:rPr>
+        <w:t>工作</w:t>
+      </w:r>
+      <w:r>
+        <w:rPr>
+          <w:rFonts w:ascii="等线 Light" w:eastAsia="等线 Light" w:hAnsi="等线 Light" w:cs="Cascadia Code ExtraLight"/>
+          <w:bCs/>
+          <w:szCs w:val="21"/>
+        </w:rPr>
+        <w:t>是</w:t>
+      </w:r>
+      <w:r>
+        <w:rPr>
+          <w:rFonts w:ascii="等线 Light" w:eastAsia="等线 Light" w:hAnsi="等线 Light" w:cs="Cascadia Code ExtraLight"/>
+          <w:bCs/>
+          <w:szCs w:val="21"/>
+        </w:rPr>
+        <w:t>那里需要打补丁去</w:t>
       </w:r>
       <w:proofErr w:type="gramStart"/>
       <w:r>
         <w:rPr>
-          <w:rFonts w:ascii="等线 Light" w:eastAsia="等线 Light" w:hAnsi="等线 Light" w:cs="Courier New" w:hint="eastAsia"/>
-          <w:b/>
-          <w:sz w:val="24"/>
-          <w:szCs w:val="24"/>
-        </w:rPr>
-        <w:t>维开发</w:t>
+          <w:rFonts w:ascii="等线 Light" w:eastAsia="等线 Light" w:hAnsi="等线 Light" w:cs="Cascadia Code ExtraLight"/>
+          <w:bCs/>
+          <w:szCs w:val="21"/>
+        </w:rPr>
+        <w:t>那里.</w:t>
       </w:r>
       <w:proofErr w:type="gramEnd"/>
       <w:r>
         <w:rPr>
-          <w:rFonts w:ascii="等线 Light" w:eastAsia="等线 Light" w:hAnsi="等线 Light" w:cs="Courier New" w:hint="eastAsia"/>
-          <w:b/>
-          <w:sz w:val="24"/>
-          <w:szCs w:val="24"/>
-        </w:rPr>
-        <w:t>支持</w:t>
-      </w:r>
-      <w:r>
-        <w:rPr>
-          <w:rFonts w:ascii="等线 Light" w:eastAsia="等线 Light" w:hAnsi="等线 Light" w:cs="Courier New"/>
-          <w:b/>
-          <w:sz w:val="24"/>
-          <w:szCs w:val="24"/>
-        </w:rPr>
-        <w:t xml:space="preserve">  </w:t>
-      </w:r>
-      <w:r>
-        <w:rPr>
-          <w:rFonts w:ascii="等线 Light" w:eastAsia="等线 Light" w:hAnsi="等线 Light" w:cs="Courier New" w:hint="eastAsia"/>
-          <w:b/>
-          <w:sz w:val="24"/>
-          <w:szCs w:val="24"/>
-        </w:rPr>
-        <w:t xml:space="preserve"> </w:t>
-      </w:r>
-      <w:r>
-        <w:rPr>
-          <w:rFonts w:ascii="等线 Light" w:eastAsia="等线 Light" w:hAnsi="等线 Light" w:cs="Courier New" w:hint="eastAsia"/>
-          <w:b/>
-          <w:sz w:val="24"/>
-          <w:szCs w:val="24"/>
-        </w:rPr>
-        <w:t xml:space="preserve"> </w:t>
-      </w:r>
-      <w:r>
-        <w:rPr>
-          <w:rFonts w:ascii="等线 Light" w:eastAsia="等线 Light" w:hAnsi="等线 Light" w:cs="Courier New" w:hint="eastAsia"/>
-          <w:b/>
-          <w:sz w:val="24"/>
-          <w:szCs w:val="24"/>
-        </w:rPr>
-        <w:t xml:space="preserve">   </w:t>
-      </w:r>
-      <w:r>
-        <w:rPr>
-          <w:rFonts w:ascii="等线 Light" w:eastAsia="等线 Light" w:hAnsi="等线 Light" w:cs="Courier New" w:hint="eastAsia"/>
-          <w:b/>
-          <w:sz w:val="24"/>
-          <w:szCs w:val="24"/>
-        </w:rPr>
-        <w:t xml:space="preserve">  </w:t>
-      </w:r>
-      <w:r>
-        <w:rPr>
-          <w:rFonts w:ascii="等线 Light" w:eastAsia="等线 Light" w:hAnsi="等线 Light" w:cs="Courier New"/>
-          <w:b/>
-          <w:bCs/>
-          <w:sz w:val="24"/>
-          <w:szCs w:val="24"/>
-        </w:rPr>
-        <w:t>|</w:t>
-      </w:r>
-    </w:p>
-    <w:p>
-      <w:pPr>
-        <w:snapToGrid w:val="0"/>
-        <w:rPr>
-          <w:rFonts w:ascii="等线 Light" w:eastAsia="等线 Light" w:hAnsi="等线 Light" w:cs="Courier New"/>
-          <w:b/>
-          <w:bCs/>
-          <w:sz w:val="24"/>
-          <w:szCs w:val="24"/>
-        </w:rPr>
-      </w:pPr>
-      <w:r>
-        <w:rPr>
-          <w:rFonts w:ascii="等线 Light" w:eastAsia="等线 Light" w:hAnsi="等线 Light" w:cs="Courier New"/>
-        </w:rPr>
-        <w:t>-------------------------------------------------------------------</w:t>
-      </w:r>
-      <w:r>
-        <w:rPr>
-          <w:rFonts w:ascii="等线 Light" w:eastAsia="等线 Light" w:hAnsi="等线 Light" w:cs="Courier New" w:hint="eastAsia"/>
-        </w:rPr>
-        <w:t>----------</w:t>
-      </w:r>
-    </w:p>
-    <w:p>
-      <w:pPr>
-        <w:spacing w:line="300" w:lineRule="exact"/>
-        <w:rPr>
-          <w:rFonts w:ascii="等线 Light" w:eastAsia="等线 Light" w:hAnsi="等线 Light" w:cs="Cascadia Code ExtraLight"/>
-          <w:b/>
-          <w:szCs w:val="21"/>
-        </w:rPr>
-      </w:pPr>
-      <w:r>
-        <w:rPr>
-          <w:rFonts w:ascii="等线 Light" w:eastAsia="等线 Light" w:hAnsi="等线 Light" w:cs="Cascadia Code ExtraLight"/>
-          <w:b/>
-          <w:szCs w:val="21"/>
-        </w:rPr>
-        <w:t>工作简介 :</w:t>
-      </w:r>
-    </w:p>
-    <w:p>
-      <w:pPr>
-        <w:spacing w:line="300" w:lineRule="exact"/>
-        <w:rPr>
-          <w:rFonts w:ascii="等线 Light" w:eastAsia="等线 Light" w:hAnsi="等线 Light" w:cs="Cascadia Code ExtraLight"/>
-          <w:bCs/>
-          <w:szCs w:val="21"/>
-        </w:rPr>
-      </w:pPr>
-      <w:r>
-        <w:rPr>
-          <w:rFonts w:ascii="等线 Light" w:eastAsia="等线 Light" w:hAnsi="等线 Light" w:cs="Cascadia Code ExtraLight"/>
-          <w:bCs/>
-          <w:szCs w:val="21"/>
-        </w:rPr>
-        <w:tab/>
-      </w:r>
-      <w:r>
-        <w:rPr>
-          <w:rFonts w:ascii="等线 Light" w:eastAsia="等线 Light" w:hAnsi="等线 Light" w:cs="Cascadia Code ExtraLight"/>
-          <w:bCs/>
-          <w:szCs w:val="21"/>
-        </w:rPr>
-        <w:t xml:space="preserve">在 </w:t>
+          <w:rFonts w:ascii="等线 Light" w:eastAsia="等线 Light" w:hAnsi="等线 Light" w:cs="Cascadia Code ExtraLight" w:hint="eastAsia"/>
+          <w:bCs/>
+          <w:szCs w:val="21"/>
+        </w:rPr>
+        <w:t xml:space="preserve"> </w:t>
       </w:r>
       <w:r>
         <w:rPr>
@@ -2077,7 +2248,16 @@
           <w:bCs/>
           <w:szCs w:val="21"/>
         </w:rPr>
-        <w:t xml:space="preserve"> 国际化电</w:t>
+        <w:t xml:space="preserve"> 国际化</w:t>
+      </w:r>
+      <w:r>
+        <w:rPr>
+          <w:rFonts w:ascii="等线 Light" w:eastAsia="等线 Light" w:hAnsi="等线 Light" w:cs="Cascadia Code ExtraLight"/>
+          <w:bCs/>
+          <w:szCs w:val="21"/>
+        </w:rPr>
+        <w:lastRenderedPageBreak/>
+        <w:t>电商迭代非常</w:t>
       </w:r>
       <w:proofErr w:type="gramStart"/>
       <w:r>
@@ -2086,7 +2266,7 @@
           <w:bCs/>
           <w:szCs w:val="21"/>
         </w:rPr>
-        <w:t>商业务</w:t>
+        <w:t>快,</w:t>
       </w:r>
       <w:proofErr w:type="gramEnd"/>
       <w:r>
@@ -2095,16 +2275,145 @@
           <w:bCs/>
           <w:szCs w:val="21"/>
         </w:rPr>
-        <w:t>架构组</w:t>
-      </w:r>
-      <w:r>
-        <w:rPr>
-          <w:rFonts w:ascii="等线 Light" w:eastAsia="等线 Light" w:hAnsi="等线 Light" w:cs="Cascadia Code ExtraLight"/>
-          <w:bCs/>
-          <w:szCs w:val="21"/>
-        </w:rPr>
-        <w:t>大部分</w:t>
-      </w:r>
+        <w:t xml:space="preserve"> 基本架构组 1 个项目维持</w:t>
+      </w:r>
+      <w:r>
+        <w:rPr>
+          <w:rFonts w:ascii="等线 Light" w:eastAsia="等线 Light" w:hAnsi="等线 Light" w:cs="Cascadia Code ExtraLight"/>
+          <w:bCs/>
+          <w:szCs w:val="21"/>
+        </w:rPr>
+        <w:t xml:space="preserve"> 1 个季度</w:t>
+      </w:r>
+      <w:r>
+        <w:rPr>
+          <w:rFonts w:ascii="等线 Light" w:eastAsia="等线 Light" w:hAnsi="等线 Light" w:cs="Cascadia Code ExtraLight"/>
+          <w:bCs/>
+          <w:szCs w:val="21"/>
+        </w:rPr>
+        <w:t>开新</w:t>
+      </w:r>
+      <w:proofErr w:type="gramStart"/>
+      <w:r>
+        <w:rPr>
+          <w:rFonts w:ascii="等线 Light" w:eastAsia="等线 Light" w:hAnsi="等线 Light" w:cs="Cascadia Code ExtraLight"/>
+          <w:bCs/>
+          <w:szCs w:val="21"/>
+        </w:rPr>
+        <w:t>项目</w:t>
+      </w:r>
+      <w:r>
+        <w:rPr>
+          <w:rFonts w:ascii="等线 Light" w:eastAsia="等线 Light" w:hAnsi="等线 Light" w:cs="Cascadia Code ExtraLight"/>
+          <w:bCs/>
+          <w:szCs w:val="21"/>
+        </w:rPr>
+        <w:t>.</w:t>
+      </w:r>
+      <w:proofErr w:type="gramEnd"/>
+      <w:r>
+        <w:rPr>
+          <w:rFonts w:ascii="等线 Light" w:eastAsia="等线 Light" w:hAnsi="等线 Light" w:cs="Cascadia Code ExtraLight"/>
+          <w:bCs/>
+          <w:szCs w:val="21"/>
+        </w:rPr>
+        <w:t xml:space="preserve"> </w:t>
+      </w:r>
+      <w:r>
+        <w:rPr>
+          <w:rFonts w:ascii="等线 Light" w:eastAsia="等线 Light" w:hAnsi="等线 Light" w:cs="Cascadia Code ExtraLight"/>
+          <w:bCs/>
+          <w:szCs w:val="21"/>
+        </w:rPr>
+        <w:t>具体内容包括</w:t>
+      </w:r>
+      <w:r>
+        <w:rPr>
+          <w:rFonts w:ascii="等线 Light" w:eastAsia="等线 Light" w:hAnsi="等线 Light" w:cs="Cascadia Code ExtraLight"/>
+          <w:bCs/>
+          <w:szCs w:val="21"/>
+        </w:rPr>
+        <w:t>运维相关</w:t>
+      </w:r>
+      <w:proofErr w:type="gramStart"/>
+      <w:r>
+        <w:rPr>
+          <w:rFonts w:ascii="等线 Light" w:eastAsia="等线 Light" w:hAnsi="等线 Light" w:cs="Cascadia Code ExtraLight"/>
+          <w:bCs/>
+          <w:szCs w:val="21"/>
+        </w:rPr>
+        <w:t>支持,</w:t>
+      </w:r>
+      <w:proofErr w:type="gramEnd"/>
+      <w:r>
+        <w:rPr>
+          <w:rFonts w:ascii="等线 Light" w:eastAsia="等线 Light" w:hAnsi="等线 Light" w:cs="Cascadia Code ExtraLight"/>
+          <w:bCs/>
+          <w:szCs w:val="21"/>
+        </w:rPr>
+        <w:t xml:space="preserve"> 配合更高级别架构组推动内部组件</w:t>
+      </w:r>
+      <w:proofErr w:type="gramStart"/>
+      <w:r>
+        <w:rPr>
+          <w:rFonts w:ascii="等线 Light" w:eastAsia="等线 Light" w:hAnsi="等线 Light" w:cs="Cascadia Code ExtraLight"/>
+          <w:bCs/>
+          <w:szCs w:val="21"/>
+        </w:rPr>
+        <w:t>升级,</w:t>
+      </w:r>
+      <w:proofErr w:type="gramEnd"/>
+      <w:r>
+        <w:rPr>
+          <w:rFonts w:ascii="等线 Light" w:eastAsia="等线 Light" w:hAnsi="等线 Light" w:cs="Cascadia Code ExtraLight"/>
+          <w:bCs/>
+          <w:szCs w:val="21"/>
+        </w:rPr>
+        <w:t xml:space="preserve"> 中间件</w:t>
+      </w:r>
+      <w:proofErr w:type="gramStart"/>
+      <w:r>
+        <w:rPr>
+          <w:rFonts w:ascii="等线 Light" w:eastAsia="等线 Light" w:hAnsi="等线 Light" w:cs="Cascadia Code ExtraLight"/>
+          <w:bCs/>
+          <w:szCs w:val="21"/>
+        </w:rPr>
+        <w:t>迁移</w:t>
+      </w:r>
+      <w:r>
+        <w:rPr>
+          <w:rFonts w:ascii="等线 Light" w:eastAsia="等线 Light" w:hAnsi="等线 Light" w:cs="Cascadia Code ExtraLight"/>
+          <w:bCs/>
+          <w:szCs w:val="21"/>
+        </w:rPr>
+        <w:t>,</w:t>
+      </w:r>
+      <w:proofErr w:type="gramEnd"/>
+      <w:r>
+        <w:rPr>
+          <w:rFonts w:ascii="等线 Light" w:eastAsia="等线 Light" w:hAnsi="等线 Light" w:cs="Cascadia Code ExtraLight"/>
+          <w:bCs/>
+          <w:szCs w:val="21"/>
+        </w:rPr>
+        <w:t xml:space="preserve"> </w:t>
+      </w:r>
+      <w:r>
+        <w:rPr>
+          <w:rFonts w:ascii="等线 Light" w:eastAsia="等线 Light" w:hAnsi="等线 Light" w:cs="Cascadia Code ExtraLight"/>
+          <w:bCs/>
+          <w:szCs w:val="21"/>
+        </w:rPr>
+        <w:t>协助技术排查</w:t>
+      </w:r>
+      <w:r>
+        <w:rPr>
+          <w:rFonts w:ascii="等线 Light" w:eastAsia="等线 Light" w:hAnsi="等线 Light" w:cs="Cascadia Code ExtraLight"/>
+          <w:bCs/>
+          <w:szCs w:val="21"/>
+        </w:rPr>
+        <w:t>等临时救场</w:t>
+      </w:r>
+      <w:proofErr w:type="gramStart"/>
       <w:r>
         <w:rPr>
           <w:rFonts w:ascii="等线 Light" w:eastAsia="等线 Light" w:hAnsi="等线 Light" w:cs="Cascadia Code ExtraLight"/>
@@ -2119,48 +2428,32 @@
           <w:bCs/>
           <w:szCs w:val="21"/>
         </w:rPr>
-        <w:t>是</w:t>
-      </w:r>
-      <w:r>
-        <w:rPr>
-          <w:rFonts w:ascii="等线 Light" w:eastAsia="等线 Light" w:hAnsi="等线 Light" w:cs="Cascadia Code ExtraLight"/>
-          <w:bCs/>
-          <w:szCs w:val="21"/>
-        </w:rPr>
-        <w:t>那里需要打补丁去那里.</w:t>
-      </w:r>
-      <w:r>
-        <w:rPr>
-          <w:rFonts w:ascii="等线 Light" w:eastAsia="等线 Light" w:hAnsi="等线 Light" w:cs="Cascadia Code ExtraLight" w:hint="eastAsia"/>
-          <w:bCs/>
-          <w:szCs w:val="21"/>
-        </w:rPr>
-        <w:t xml:space="preserve"> </w:t>
-      </w:r>
-      <w:r>
-        <w:rPr>
-          <w:rFonts w:ascii="等线 Light" w:eastAsia="等线 Light" w:hAnsi="等线 Light" w:cs="Cascadia Code ExtraLight"/>
-          <w:bCs/>
-          <w:szCs w:val="21"/>
-        </w:rPr>
-        <w:t>TikTok</w:t>
-      </w:r>
-      <w:r>
-        <w:rPr>
-          <w:rFonts w:ascii="等线 Light" w:eastAsia="等线 Light" w:hAnsi="等线 Light" w:cs="Cascadia Code ExtraLight"/>
-          <w:bCs/>
-          <w:szCs w:val="21"/>
-        </w:rPr>
-        <w:t xml:space="preserve"> 国际化</w:t>
-      </w:r>
-      <w:r>
-        <w:rPr>
-          <w:rFonts w:ascii="等线 Light" w:eastAsia="等线 Light" w:hAnsi="等线 Light" w:cs="Cascadia Code ExtraLight"/>
-          <w:bCs/>
-          <w:szCs w:val="21"/>
-        </w:rPr>
-        <w:lastRenderedPageBreak/>
-        <w:t xml:space="preserve">电商迭代非常快, 基本架构组 1 </w:t>
+        <w:t>,</w:t>
+      </w:r>
+      <w:proofErr w:type="gramEnd"/>
+      <w:r>
+        <w:rPr>
+          <w:rFonts w:ascii="等线 Light" w:eastAsia="等线 Light" w:hAnsi="等线 Light" w:cs="Cascadia Code ExtraLight"/>
+          <w:bCs/>
+          <w:szCs w:val="21"/>
+        </w:rPr>
+        <w:t xml:space="preserve"> </w:t>
+      </w:r>
+      <w:r>
+        <w:rPr>
+          <w:rFonts w:ascii="等线 Light" w:eastAsia="等线 Light" w:hAnsi="等线 Light" w:cs="Cascadia Code ExtraLight"/>
+          <w:bCs/>
+          <w:szCs w:val="21"/>
+        </w:rPr>
+        <w:t>还包括</w:t>
+      </w:r>
+      <w:r>
+        <w:rPr>
+          <w:rFonts w:ascii="等线 Light" w:eastAsia="等线 Light" w:hAnsi="等线 Light" w:cs="Cascadia Code ExtraLight"/>
+          <w:bCs/>
+          <w:szCs w:val="21"/>
+        </w:rPr>
+        <w:t>创新型业务尝试和</w:t>
       </w:r>
       <w:proofErr w:type="gramStart"/>
       <w:r>
@@ -2169,183 +2462,17 @@
           <w:bCs/>
           <w:szCs w:val="21"/>
         </w:rPr>
-        <w:t>个</w:t>
+        <w:t>研究</w:t>
+      </w:r>
+      <w:r>
+        <w:rPr>
+          <w:rFonts w:ascii="等线 Light" w:eastAsia="等线 Light" w:hAnsi="等线 Light" w:cs="Cascadia Code ExtraLight"/>
+          <w:bCs/>
+          <w:szCs w:val="21"/>
+        </w:rPr>
+        <w:t>.</w:t>
       </w:r>
       <w:proofErr w:type="gramEnd"/>
-      <w:r>
-        <w:rPr>
-          <w:rFonts w:ascii="等线 Light" w:eastAsia="等线 Light" w:hAnsi="等线 Light" w:cs="Cascadia Code ExtraLight"/>
-          <w:bCs/>
-          <w:szCs w:val="21"/>
-        </w:rPr>
-        <w:t>项目维持</w:t>
-      </w:r>
-      <w:r>
-        <w:rPr>
-          <w:rFonts w:ascii="等线 Light" w:eastAsia="等线 Light" w:hAnsi="等线 Light" w:cs="Cascadia Code ExtraLight"/>
-          <w:bCs/>
-          <w:szCs w:val="21"/>
-        </w:rPr>
-        <w:t xml:space="preserve"> 1 </w:t>
-      </w:r>
-      <w:proofErr w:type="gramStart"/>
-      <w:r>
-        <w:rPr>
-          <w:rFonts w:ascii="等线 Light" w:eastAsia="等线 Light" w:hAnsi="等线 Light" w:cs="Cascadia Code ExtraLight"/>
-          <w:bCs/>
-          <w:szCs w:val="21"/>
-        </w:rPr>
-        <w:t>个</w:t>
-      </w:r>
-      <w:proofErr w:type="gramEnd"/>
-      <w:r>
-        <w:rPr>
-          <w:rFonts w:ascii="等线 Light" w:eastAsia="等线 Light" w:hAnsi="等线 Light" w:cs="Cascadia Code ExtraLight"/>
-          <w:bCs/>
-          <w:szCs w:val="21"/>
-        </w:rPr>
-        <w:t>季度</w:t>
-      </w:r>
-      <w:r>
-        <w:rPr>
-          <w:rFonts w:ascii="等线 Light" w:eastAsia="等线 Light" w:hAnsi="等线 Light" w:cs="Cascadia Code ExtraLight"/>
-          <w:bCs/>
-          <w:szCs w:val="21"/>
-        </w:rPr>
-        <w:t>开新项目</w:t>
-      </w:r>
-      <w:r>
-        <w:rPr>
-          <w:rFonts w:ascii="等线 Light" w:eastAsia="等线 Light" w:hAnsi="等线 Light" w:cs="Cascadia Code ExtraLight"/>
-          <w:bCs/>
-          <w:szCs w:val="21"/>
-        </w:rPr>
-        <w:t>.</w:t>
-      </w:r>
-      <w:r>
-        <w:rPr>
-          <w:rFonts w:ascii="等线 Light" w:eastAsia="等线 Light" w:hAnsi="等线 Light" w:cs="Cascadia Code ExtraLight"/>
-          <w:bCs/>
-          <w:szCs w:val="21"/>
-        </w:rPr>
-        <w:t xml:space="preserve"> </w:t>
-      </w:r>
-      <w:r>
-        <w:rPr>
-          <w:rFonts w:ascii="等线 Light" w:eastAsia="等线 Light" w:hAnsi="等线 Light" w:cs="Cascadia Code ExtraLight"/>
-          <w:bCs/>
-          <w:szCs w:val="21"/>
-        </w:rPr>
-        <w:t>具体内容包括</w:t>
-      </w:r>
-      <w:r>
-        <w:rPr>
-          <w:rFonts w:ascii="等线 Light" w:eastAsia="等线 Light" w:hAnsi="等线 Light" w:cs="Cascadia Code ExtraLight"/>
-          <w:bCs/>
-          <w:szCs w:val="21"/>
-        </w:rPr>
-        <w:t>运</w:t>
-      </w:r>
-      <w:proofErr w:type="gramStart"/>
-      <w:r>
-        <w:rPr>
-          <w:rFonts w:ascii="等线 Light" w:eastAsia="等线 Light" w:hAnsi="等线 Light" w:cs="Cascadia Code ExtraLight"/>
-          <w:bCs/>
-          <w:szCs w:val="21"/>
-        </w:rPr>
-        <w:t>维相关</w:t>
-      </w:r>
-      <w:proofErr w:type="gramEnd"/>
-      <w:r>
-        <w:rPr>
-          <w:rFonts w:ascii="等线 Light" w:eastAsia="等线 Light" w:hAnsi="等线 Light" w:cs="Cascadia Code ExtraLight"/>
-          <w:bCs/>
-          <w:szCs w:val="21"/>
-        </w:rPr>
-        <w:t>支持, 配合更高级别架构</w:t>
-      </w:r>
-      <w:proofErr w:type="gramStart"/>
-      <w:r>
-        <w:rPr>
-          <w:rFonts w:ascii="等线 Light" w:eastAsia="等线 Light" w:hAnsi="等线 Light" w:cs="Cascadia Code ExtraLight"/>
-          <w:bCs/>
-          <w:szCs w:val="21"/>
-        </w:rPr>
-        <w:t>组推动</w:t>
-      </w:r>
-      <w:proofErr w:type="gramEnd"/>
-      <w:r>
-        <w:rPr>
-          <w:rFonts w:ascii="等线 Light" w:eastAsia="等线 Light" w:hAnsi="等线 Light" w:cs="Cascadia Code ExtraLight"/>
-          <w:bCs/>
-          <w:szCs w:val="21"/>
-        </w:rPr>
-        <w:t>内部组件升级, 中间件迁移</w:t>
-      </w:r>
-      <w:r>
-        <w:rPr>
-          <w:rFonts w:ascii="等线 Light" w:eastAsia="等线 Light" w:hAnsi="等线 Light" w:cs="Cascadia Code ExtraLight"/>
-          <w:bCs/>
-          <w:szCs w:val="21"/>
-        </w:rPr>
-        <w:t xml:space="preserve">, </w:t>
-      </w:r>
-      <w:r>
-        <w:rPr>
-          <w:rFonts w:ascii="等线 Light" w:eastAsia="等线 Light" w:hAnsi="等线 Light" w:cs="Cascadia Code ExtraLight"/>
-          <w:bCs/>
-          <w:szCs w:val="21"/>
-        </w:rPr>
-        <w:t>协助技术排查</w:t>
-      </w:r>
-      <w:r>
-        <w:rPr>
-          <w:rFonts w:ascii="等线 Light" w:eastAsia="等线 Light" w:hAnsi="等线 Light" w:cs="Cascadia Code ExtraLight"/>
-          <w:bCs/>
-          <w:szCs w:val="21"/>
-        </w:rPr>
-        <w:t>等临时救场工作</w:t>
-      </w:r>
-      <w:r>
-        <w:rPr>
-          <w:rFonts w:ascii="等线 Light" w:eastAsia="等线 Light" w:hAnsi="等线 Light" w:cs="Cascadia Code ExtraLight"/>
-          <w:bCs/>
-          <w:szCs w:val="21"/>
-        </w:rPr>
-        <w:t>,</w:t>
-      </w:r>
-      <w:r>
-        <w:rPr>
-          <w:rFonts w:ascii="等线 Light" w:eastAsia="等线 Light" w:hAnsi="等线 Light" w:cs="Cascadia Code ExtraLight"/>
-          <w:bCs/>
-          <w:szCs w:val="21"/>
-        </w:rPr>
-        <w:t xml:space="preserve"> </w:t>
-      </w:r>
-      <w:r>
-        <w:rPr>
-          <w:rFonts w:ascii="等线 Light" w:eastAsia="等线 Light" w:hAnsi="等线 Light" w:cs="Cascadia Code ExtraLight"/>
-          <w:bCs/>
-          <w:szCs w:val="21"/>
-        </w:rPr>
-        <w:t>还包括</w:t>
-      </w:r>
-      <w:r>
-        <w:rPr>
-          <w:rFonts w:ascii="等线 Light" w:eastAsia="等线 Light" w:hAnsi="等线 Light" w:cs="Cascadia Code ExtraLight"/>
-          <w:bCs/>
-          <w:szCs w:val="21"/>
-        </w:rPr>
-        <w:t>创新型业务尝试和研究</w:t>
-      </w:r>
-      <w:r>
-        <w:rPr>
-          <w:rFonts w:ascii="等线 Light" w:eastAsia="等线 Light" w:hAnsi="等线 Light" w:cs="Cascadia Code ExtraLight"/>
-          <w:bCs/>
-          <w:szCs w:val="21"/>
-        </w:rPr>
-        <w:t>.</w:t>
-      </w:r>
       <w:r>
         <w:rPr>
           <w:rFonts w:ascii="等线 Light" w:eastAsia="等线 Light" w:hAnsi="等线 Light" w:cs="Cascadia Code ExtraLight"/>
@@ -2473,14 +2600,7 @@
           <w:rFonts w:ascii="等线 Light" w:eastAsia="等线 Light" w:hAnsi="等线 Light" w:cs="Cascadia Code ExtraLight"/>
           <w:szCs w:val="21"/>
         </w:rPr>
-        <w:t>资源缩容, 服务治理,</w:t>
-      </w:r>
-      <w:r>
-        <w:rPr>
-          <w:rFonts w:ascii="等线 Light" w:eastAsia="等线 Light" w:hAnsi="等线 Light" w:cs="Cascadia Code ExtraLight"/>
-          <w:szCs w:val="21"/>
-        </w:rPr>
-        <w:t xml:space="preserve"> 大促封板, </w:t>
+        <w:t>资源缩</w:t>
       </w:r>
       <w:proofErr w:type="gramStart"/>
       <w:r>
@@ -2488,7 +2608,7 @@
           <w:rFonts w:ascii="等线 Light" w:eastAsia="等线 Light" w:hAnsi="等线 Light" w:cs="Cascadia Code ExtraLight"/>
           <w:szCs w:val="21"/>
         </w:rPr>
-        <w:t>微服务</w:t>
+        <w:t>容,</w:t>
       </w:r>
       <w:proofErr w:type="gramEnd"/>
       <w:r>
@@ -2496,7 +2616,46 @@
           <w:rFonts w:ascii="等线 Light" w:eastAsia="等线 Light" w:hAnsi="等线 Light" w:cs="Cascadia Code ExtraLight"/>
           <w:szCs w:val="21"/>
         </w:rPr>
-        <w:t>强弱依赖</w:t>
+        <w:t xml:space="preserve"> 服务</w:t>
+      </w:r>
+      <w:proofErr w:type="gramStart"/>
+      <w:r>
+        <w:rPr>
+          <w:rFonts w:ascii="等线 Light" w:eastAsia="等线 Light" w:hAnsi="等线 Light" w:cs="Cascadia Code ExtraLight"/>
+          <w:szCs w:val="21"/>
+        </w:rPr>
+        <w:t>治理,</w:t>
+      </w:r>
+      <w:proofErr w:type="gramEnd"/>
+      <w:r>
+        <w:rPr>
+          <w:rFonts w:ascii="等线 Light" w:eastAsia="等线 Light" w:hAnsi="等线 Light" w:cs="Cascadia Code ExtraLight"/>
+          <w:szCs w:val="21"/>
+        </w:rPr>
+        <w:t xml:space="preserve"> 大促封</w:t>
+      </w:r>
+      <w:proofErr w:type="gramStart"/>
+      <w:r>
+        <w:rPr>
+          <w:rFonts w:ascii="等线 Light" w:eastAsia="等线 Light" w:hAnsi="等线 Light" w:cs="Cascadia Code ExtraLight"/>
+          <w:szCs w:val="21"/>
+        </w:rPr>
+        <w:t>板,</w:t>
+      </w:r>
+      <w:proofErr w:type="gramEnd"/>
+      <w:r>
+        <w:rPr>
+          <w:rFonts w:ascii="等线 Light" w:eastAsia="等线 Light" w:hAnsi="等线 Light" w:cs="Cascadia Code ExtraLight"/>
+          <w:szCs w:val="21"/>
+        </w:rPr>
+        <w:t xml:space="preserve"> </w:t>
+      </w:r>
+      <w:r>
+        <w:rPr>
+          <w:rFonts w:ascii="等线 Light" w:eastAsia="等线 Light" w:hAnsi="等线 Light" w:cs="Cascadia Code ExtraLight"/>
+          <w:szCs w:val="21"/>
+        </w:rPr>
+        <w:t>微服务强弱依赖</w:t>
       </w:r>
       <w:r>
         <w:rPr>
@@ -2846,15 +3005,33 @@
           <w:bCs/>
           <w:szCs w:val="21"/>
         </w:rPr>
-        <w:t>前三年</w:t>
-      </w:r>
-      <w:r>
-        <w:rPr>
-          <w:rFonts w:ascii="等线 Light" w:eastAsia="等线 Light" w:hAnsi="等线 Light" w:cs="Cascadia Code ExtraLight"/>
-          <w:bCs/>
-          <w:szCs w:val="21"/>
-        </w:rPr>
-        <w:t xml:space="preserve">, </w:t>
+        <w:t>前三</w:t>
+      </w:r>
+      <w:proofErr w:type="gramStart"/>
+      <w:r>
+        <w:rPr>
+          <w:rFonts w:ascii="等线 Light" w:eastAsia="等线 Light" w:hAnsi="等线 Light" w:cs="Cascadia Code ExtraLight"/>
+          <w:bCs/>
+          <w:szCs w:val="21"/>
+        </w:rPr>
+        <w:t>年</w:t>
+      </w:r>
+      <w:r>
+        <w:rPr>
+          <w:rFonts w:ascii="等线 Light" w:eastAsia="等线 Light" w:hAnsi="等线 Light" w:cs="Cascadia Code ExtraLight"/>
+          <w:bCs/>
+          <w:szCs w:val="21"/>
+        </w:rPr>
+        <w:t>,</w:t>
+      </w:r>
+      <w:proofErr w:type="gramEnd"/>
+      <w:r>
+        <w:rPr>
+          <w:rFonts w:ascii="等线 Light" w:eastAsia="等线 Light" w:hAnsi="等线 Light" w:cs="Cascadia Code ExtraLight"/>
+          <w:bCs/>
+          <w:szCs w:val="21"/>
+        </w:rPr>
+        <w:t xml:space="preserve"> </w:t>
       </w:r>
       <w:r>
         <w:rPr>
@@ -2913,16 +3090,48 @@
           <w:b/>
           <w:szCs w:val="21"/>
         </w:rPr>
-        <w:t>电</w:t>
+        <w:t>电商业务</w:t>
+      </w:r>
+      <w:r>
+        <w:rPr>
+          <w:rFonts w:ascii="等线 Light" w:eastAsia="等线 Light" w:hAnsi="等线 Light" w:cs="Cascadia Code ExtraLight"/>
+          <w:bCs/>
+          <w:szCs w:val="21"/>
+        </w:rPr>
+        <w:t>技术开发</w:t>
+      </w:r>
+      <w:r>
+        <w:rPr>
+          <w:rFonts w:ascii="等线 Light" w:eastAsia="等线 Light" w:hAnsi="等线 Light" w:cs="Cascadia Code ExtraLight"/>
+          <w:bCs/>
+          <w:szCs w:val="21"/>
+        </w:rPr>
+        <w:t xml:space="preserve"> </w:t>
       </w:r>
       <w:proofErr w:type="gramStart"/>
       <w:r>
         <w:rPr>
           <w:rFonts w:ascii="等线 Light" w:eastAsia="等线 Light" w:hAnsi="等线 Light" w:cs="Cascadia Code ExtraLight"/>
-          <w:b/>
-          <w:szCs w:val="21"/>
-        </w:rPr>
-        <w:t>商业务</w:t>
+          <w:bCs/>
+          <w:szCs w:val="21"/>
+        </w:rPr>
+        <w:t>(</w:t>
+      </w:r>
+      <w:r>
+        <w:rPr>
+          <w:rFonts w:ascii="等线 Light" w:eastAsia="等线 Light" w:hAnsi="等线 Light" w:cs="Cascadia Code ExtraLight"/>
+          <w:bCs/>
+          <w:szCs w:val="21"/>
+        </w:rPr>
+        <w:t>9</w:t>
+      </w:r>
+      <w:r>
+        <w:rPr>
+          <w:rFonts w:ascii="等线 Light" w:eastAsia="等线 Light" w:hAnsi="等线 Light" w:cs="Cascadia Code ExtraLight"/>
+          <w:bCs/>
+          <w:szCs w:val="21"/>
+        </w:rPr>
+        <w:t>0%)</w:t>
       </w:r>
       <w:proofErr w:type="gramEnd"/>
       <w:r>
@@ -2931,16 +3140,25 @@
           <w:bCs/>
           <w:szCs w:val="21"/>
         </w:rPr>
-        <w:t>技术开发</w:t>
-      </w:r>
-      <w:r>
-        <w:rPr>
-          <w:rFonts w:ascii="等线 Light" w:eastAsia="等线 Light" w:hAnsi="等线 Light" w:cs="Cascadia Code ExtraLight"/>
-          <w:bCs/>
-          <w:szCs w:val="21"/>
-        </w:rPr>
-        <w:t xml:space="preserve"> </w:t>
-      </w:r>
+        <w:t xml:space="preserve"> </w:t>
+      </w:r>
+      <w:r>
+        <w:rPr>
+          <w:rFonts w:ascii="等线 Light" w:eastAsia="等线 Light" w:hAnsi="等线 Light" w:cs="Cascadia Code ExtraLight"/>
+          <w:bCs/>
+          <w:szCs w:val="21"/>
+        </w:rPr>
+        <w:t>和技术管理工作</w:t>
+      </w:r>
+      <w:r>
+        <w:rPr>
+          <w:rFonts w:ascii="等线 Light" w:eastAsia="等线 Light" w:hAnsi="等线 Light" w:cs="Cascadia Code ExtraLight"/>
+          <w:bCs/>
+          <w:szCs w:val="21"/>
+        </w:rPr>
+        <w:t xml:space="preserve"> </w:t>
+      </w:r>
+      <w:proofErr w:type="gramStart"/>
       <w:r>
         <w:rPr>
           <w:rFonts w:ascii="等线 Light" w:eastAsia="等线 Light" w:hAnsi="等线 Light" w:cs="Cascadia Code ExtraLight"/>
@@ -2955,7 +3173,7 @@
           <w:bCs/>
           <w:szCs w:val="21"/>
         </w:rPr>
-        <w:t>9</w:t>
+        <w:t>1</w:t>
       </w:r>
       <w:r>
         <w:rPr>
@@ -2965,26 +3183,51 @@
         </w:rPr>
         <w:t>0%)</w:t>
       </w:r>
-      <w:r>
-        <w:rPr>
-          <w:rFonts w:ascii="等线 Light" w:eastAsia="等线 Light" w:hAnsi="等线 Light" w:cs="Cascadia Code ExtraLight"/>
-          <w:bCs/>
-          <w:szCs w:val="21"/>
-        </w:rPr>
-        <w:t xml:space="preserve"> </w:t>
-      </w:r>
-      <w:r>
-        <w:rPr>
-          <w:rFonts w:ascii="等线 Light" w:eastAsia="等线 Light" w:hAnsi="等线 Light" w:cs="Cascadia Code ExtraLight"/>
-          <w:bCs/>
-          <w:szCs w:val="21"/>
-        </w:rPr>
-        <w:t>和技术管理工作</w:t>
-      </w:r>
-      <w:r>
-        <w:rPr>
-          <w:rFonts w:ascii="等线 Light" w:eastAsia="等线 Light" w:hAnsi="等线 Light" w:cs="Cascadia Code ExtraLight"/>
-          <w:bCs/>
+      <w:proofErr w:type="gramEnd"/>
+      <w:r>
+        <w:rPr>
+          <w:rFonts w:ascii="等线 Light" w:eastAsia="等线 Light" w:hAnsi="等线 Light" w:cs="Cascadia Code ExtraLight"/>
+          <w:bCs/>
+          <w:szCs w:val="21"/>
+        </w:rPr>
+        <w:t>. 工作</w:t>
+      </w:r>
+      <w:r>
+        <w:rPr>
+          <w:rFonts w:ascii="等线 Light" w:eastAsia="等线 Light" w:hAnsi="等线 Light" w:cs="Cascadia Code ExtraLight"/>
+          <w:bCs/>
+          <w:szCs w:val="21"/>
+        </w:rPr>
+        <w:t>期间</w:t>
+      </w:r>
+      <w:r>
+        <w:rPr>
+          <w:rFonts w:ascii="等线 Light" w:eastAsia="等线 Light" w:hAnsi="等线 Light" w:cs="Cascadia Code ExtraLight"/>
+          <w:bCs/>
+          <w:szCs w:val="21"/>
+        </w:rPr>
+        <w:t>最好的绩效是</w:t>
+      </w:r>
+      <w:r>
+        <w:rPr>
+          <w:rFonts w:ascii="等线 Light" w:eastAsia="等线 Light" w:hAnsi="等线 Light" w:cs="Cascadia Code ExtraLight"/>
+          <w:bCs/>
+          <w:szCs w:val="21"/>
+        </w:rPr>
+        <w:t xml:space="preserve"> </w:t>
+      </w:r>
+      <w:r>
+        <w:rPr>
+          <w:rFonts w:ascii="等线 Light" w:eastAsia="等线 Light" w:hAnsi="等线 Light" w:cs="Cascadia Code ExtraLight"/>
+          <w:b/>
+          <w:szCs w:val="21"/>
+        </w:rPr>
+        <w:t>S</w:t>
+      </w:r>
+      <w:r>
+        <w:rPr>
+          <w:rFonts w:ascii="等线 Light" w:eastAsia="等线 Light" w:hAnsi="等线 Light" w:cs="Cascadia Code ExtraLight"/>
+          <w:b/>
           <w:szCs w:val="21"/>
         </w:rPr>
         <w:t xml:space="preserve"> </w:t>
@@ -3003,70 +3246,6 @@
           <w:bCs/>
           <w:szCs w:val="21"/>
         </w:rPr>
-        <w:t>1</w:t>
-      </w:r>
-      <w:r>
-        <w:rPr>
-          <w:rFonts w:ascii="等线 Light" w:eastAsia="等线 Light" w:hAnsi="等线 Light" w:cs="Cascadia Code ExtraLight"/>
-          <w:bCs/>
-          <w:szCs w:val="21"/>
-        </w:rPr>
-        <w:t>0%). 工作</w:t>
-      </w:r>
-      <w:r>
-        <w:rPr>
-          <w:rFonts w:ascii="等线 Light" w:eastAsia="等线 Light" w:hAnsi="等线 Light" w:cs="Cascadia Code ExtraLight"/>
-          <w:bCs/>
-          <w:szCs w:val="21"/>
-        </w:rPr>
-        <w:t>期间</w:t>
-      </w:r>
-      <w:r>
-        <w:rPr>
-          <w:rFonts w:ascii="等线 Light" w:eastAsia="等线 Light" w:hAnsi="等线 Light" w:cs="Cascadia Code ExtraLight"/>
-          <w:bCs/>
-          <w:szCs w:val="21"/>
-        </w:rPr>
-        <w:t>最好的绩效是</w:t>
-      </w:r>
-      <w:r>
-        <w:rPr>
-          <w:rFonts w:ascii="等线 Light" w:eastAsia="等线 Light" w:hAnsi="等线 Light" w:cs="Cascadia Code ExtraLight"/>
-          <w:bCs/>
-          <w:szCs w:val="21"/>
-        </w:rPr>
-        <w:t xml:space="preserve"> </w:t>
-      </w:r>
-      <w:r>
-        <w:rPr>
-          <w:rFonts w:ascii="等线 Light" w:eastAsia="等线 Light" w:hAnsi="等线 Light" w:cs="Cascadia Code ExtraLight"/>
-          <w:b/>
-          <w:szCs w:val="21"/>
-        </w:rPr>
-        <w:t>S</w:t>
-      </w:r>
-      <w:r>
-        <w:rPr>
-          <w:rFonts w:ascii="等线 Light" w:eastAsia="等线 Light" w:hAnsi="等线 Light" w:cs="Cascadia Code ExtraLight"/>
-          <w:b/>
-          <w:szCs w:val="21"/>
-        </w:rPr>
-        <w:t xml:space="preserve"> </w:t>
-      </w:r>
-      <w:r>
-        <w:rPr>
-          <w:rFonts w:ascii="等线 Light" w:eastAsia="等线 Light" w:hAnsi="等线 Light" w:cs="Cascadia Code ExtraLight"/>
-          <w:bCs/>
-          <w:szCs w:val="21"/>
-        </w:rPr>
-        <w:t>(</w:t>
-      </w:r>
-      <w:r>
-        <w:rPr>
-          <w:rFonts w:ascii="等线 Light" w:eastAsia="等线 Light" w:hAnsi="等线 Light" w:cs="Cascadia Code ExtraLight"/>
-          <w:bCs/>
-          <w:szCs w:val="21"/>
-        </w:rPr>
         <w:t>非常感谢</w:t>
       </w:r>
       <w:r>
@@ -3133,13 +3312,23 @@
         </w:rPr>
         <w:t>司战略规划</w:t>
       </w:r>
-      <w:r>
-        <w:rPr>
-          <w:rFonts w:ascii="等线 Light" w:eastAsia="等线 Light" w:hAnsi="等线 Light" w:cs="Cascadia Code ExtraLight"/>
-          <w:bCs/>
-          <w:szCs w:val="21"/>
-        </w:rPr>
-        <w:t xml:space="preserve">调整, </w:t>
+      <w:proofErr w:type="gramStart"/>
+      <w:r>
+        <w:rPr>
+          <w:rFonts w:ascii="等线 Light" w:eastAsia="等线 Light" w:hAnsi="等线 Light" w:cs="Cascadia Code ExtraLight"/>
+          <w:bCs/>
+          <w:szCs w:val="21"/>
+        </w:rPr>
+        <w:t>调整,</w:t>
+      </w:r>
+      <w:proofErr w:type="gramEnd"/>
+      <w:r>
+        <w:rPr>
+          <w:rFonts w:ascii="等线 Light" w:eastAsia="等线 Light" w:hAnsi="等线 Light" w:cs="Cascadia Code ExtraLight"/>
+          <w:bCs/>
+          <w:szCs w:val="21"/>
+        </w:rPr>
+        <w:t xml:space="preserve"> </w:t>
       </w:r>
       <w:r>
         <w:rPr>
@@ -3149,6 +3338,62 @@
         </w:rPr>
         <w:t>组织</w:t>
       </w:r>
+      <w:r>
+        <w:rPr>
+          <w:rFonts w:ascii="等线 Light" w:eastAsia="等线 Light" w:hAnsi="等线 Light" w:cs="Cascadia Code ExtraLight"/>
+          <w:bCs/>
+          <w:szCs w:val="21"/>
+        </w:rPr>
+        <w:t>频繁</w:t>
+      </w:r>
+      <w:r>
+        <w:rPr>
+          <w:rFonts w:ascii="等线 Light" w:eastAsia="等线 Light" w:hAnsi="等线 Light" w:cs="Cascadia Code ExtraLight"/>
+          <w:bCs/>
+          <w:szCs w:val="21"/>
+        </w:rPr>
+        <w:t>大</w:t>
+      </w:r>
+      <w:r>
+        <w:rPr>
+          <w:rFonts w:ascii="等线 Light" w:eastAsia="等线 Light" w:hAnsi="等线 Light" w:cs="Cascadia Code ExtraLight"/>
+          <w:bCs/>
+          <w:szCs w:val="21"/>
+        </w:rPr>
+        <w:t>变动</w:t>
+      </w:r>
+      <w:r>
+        <w:rPr>
+          <w:rFonts w:ascii="等线 Light" w:eastAsia="等线 Light" w:hAnsi="等线 Light" w:cs="Cascadia Code ExtraLight"/>
+          <w:bCs/>
+          <w:szCs w:val="21"/>
+        </w:rPr>
+        <w:t>暂时</w:t>
+      </w:r>
+      <w:r>
+        <w:rPr>
+          <w:rFonts w:ascii="等线 Light" w:eastAsia="等线 Light" w:hAnsi="等线 Light" w:cs="Cascadia Code ExtraLight"/>
+          <w:bCs/>
+          <w:szCs w:val="21"/>
+        </w:rPr>
+        <w:t>合并到</w:t>
+      </w:r>
+      <w:r>
+        <w:rPr>
+          <w:rFonts w:ascii="等线 Light" w:eastAsia="等线 Light" w:hAnsi="等线 Light" w:cs="Cascadia Code ExtraLight"/>
+          <w:bCs/>
+          <w:szCs w:val="21"/>
+        </w:rPr>
+        <w:t>其他</w:t>
+      </w:r>
+      <w:r>
+        <w:rPr>
+          <w:rFonts w:ascii="等线 Light" w:eastAsia="等线 Light" w:hAnsi="等线 Light" w:cs="Cascadia Code ExtraLight"/>
+          <w:bCs/>
+          <w:szCs w:val="21"/>
+        </w:rPr>
+        <w:t>大</w:t>
+      </w:r>
       <w:proofErr w:type="gramStart"/>
       <w:r>
         <w:rPr>
@@ -3156,15 +3401,15 @@
           <w:bCs/>
           <w:szCs w:val="21"/>
         </w:rPr>
-        <w:t>频繁</w:t>
-      </w:r>
-      <w:r>
-        <w:rPr>
-          <w:rFonts w:ascii="等线 Light" w:eastAsia="等线 Light" w:hAnsi="等线 Light" w:cs="Cascadia Code ExtraLight"/>
-          <w:bCs/>
-          <w:szCs w:val="21"/>
-        </w:rPr>
-        <w:t>大</w:t>
+        <w:t>部门</w:t>
+      </w:r>
+      <w:r>
+        <w:rPr>
+          <w:rFonts w:ascii="等线 Light" w:eastAsia="等线 Light" w:hAnsi="等线 Light" w:cs="Cascadia Code ExtraLight"/>
+          <w:bCs/>
+          <w:szCs w:val="21"/>
+        </w:rPr>
+        <w:t>,</w:t>
       </w:r>
       <w:proofErr w:type="gramEnd"/>
       <w:r>
@@ -3173,56 +3418,26 @@
           <w:bCs/>
           <w:szCs w:val="21"/>
         </w:rPr>
-        <w:t>变动</w:t>
-      </w:r>
-      <w:r>
-        <w:rPr>
-          <w:rFonts w:ascii="等线 Light" w:eastAsia="等线 Light" w:hAnsi="等线 Light" w:cs="Cascadia Code ExtraLight"/>
-          <w:bCs/>
-          <w:szCs w:val="21"/>
-        </w:rPr>
-        <w:t>暂时</w:t>
-      </w:r>
-      <w:r>
-        <w:rPr>
-          <w:rFonts w:ascii="等线 Light" w:eastAsia="等线 Light" w:hAnsi="等线 Light" w:cs="Cascadia Code ExtraLight"/>
-          <w:bCs/>
-          <w:szCs w:val="21"/>
-        </w:rPr>
-        <w:t>合并到</w:t>
-      </w:r>
-      <w:r>
-        <w:rPr>
-          <w:rFonts w:ascii="等线 Light" w:eastAsia="等线 Light" w:hAnsi="等线 Light" w:cs="Cascadia Code ExtraLight"/>
-          <w:bCs/>
-          <w:szCs w:val="21"/>
-        </w:rPr>
-        <w:t>其他</w:t>
-      </w:r>
-      <w:r>
-        <w:rPr>
-          <w:rFonts w:ascii="等线 Light" w:eastAsia="等线 Light" w:hAnsi="等线 Light" w:cs="Cascadia Code ExtraLight"/>
-          <w:bCs/>
-          <w:szCs w:val="21"/>
-        </w:rPr>
-        <w:t>大部门</w:t>
-      </w:r>
-      <w:r>
-        <w:rPr>
-          <w:rFonts w:ascii="等线 Light" w:eastAsia="等线 Light" w:hAnsi="等线 Light" w:cs="Cascadia Code ExtraLight"/>
-          <w:bCs/>
-          <w:szCs w:val="21"/>
-        </w:rPr>
-        <w:t xml:space="preserve">, </w:t>
-      </w:r>
-      <w:r>
-        <w:rPr>
-          <w:rFonts w:ascii="等线 Light" w:eastAsia="等线 Light" w:hAnsi="等线 Light" w:cs="Cascadia Code ExtraLight"/>
-          <w:bCs/>
-          <w:szCs w:val="21"/>
-        </w:rPr>
-        <w:t>负责线上业务开发和管理相关工作.</w:t>
-      </w:r>
+        <w:t xml:space="preserve"> </w:t>
+      </w:r>
+      <w:r>
+        <w:rPr>
+          <w:rFonts w:ascii="等线 Light" w:eastAsia="等线 Light" w:hAnsi="等线 Light" w:cs="Cascadia Code ExtraLight"/>
+          <w:bCs/>
+          <w:szCs w:val="21"/>
+        </w:rPr>
+        <w:t>负责线上业务开发和管理相关</w:t>
+      </w:r>
+      <w:proofErr w:type="gramStart"/>
+      <w:r>
+        <w:rPr>
+          <w:rFonts w:ascii="等线 Light" w:eastAsia="等线 Light" w:hAnsi="等线 Light" w:cs="Cascadia Code ExtraLight"/>
+          <w:bCs/>
+          <w:szCs w:val="21"/>
+        </w:rPr>
+        <w:t>工作.</w:t>
+      </w:r>
+      <w:proofErr w:type="gramEnd"/>
     </w:p>
     <w:p>
       <w:pPr>
@@ -3607,16 +3822,6 @@
         </w:rPr>
         <w:t xml:space="preserve">4. </w:t>
       </w:r>
-      <w:r>
-        <w:rPr>
-          <w:rFonts w:ascii="等线 Light" w:eastAsia="等线 Light" w:hAnsi="等线 Light" w:cs="Courier New"/>
-          <w:b/>
-          <w:bCs/>
-          <w:sz w:val="24"/>
-          <w:szCs w:val="24"/>
-        </w:rPr>
-        <w:t>北京</w:t>
-      </w:r>
       <w:proofErr w:type="gramStart"/>
       <w:r>
         <w:rPr>
@@ -3626,7 +3831,37 @@
           <w:sz w:val="24"/>
           <w:szCs w:val="24"/>
         </w:rPr>
-        <w:t>金山云</w:t>
+        <w:t>北京金山云网络技术有限公司</w:t>
+      </w:r>
+      <w:r>
+        <w:rPr>
+          <w:rFonts w:ascii="等线 Light" w:eastAsia="等线 Light" w:hAnsi="等线 Light" w:cs="Courier New"/>
+          <w:b/>
+          <w:bCs/>
+          <w:sz w:val="24"/>
+          <w:szCs w:val="24"/>
+        </w:rPr>
+        <w:t xml:space="preserve"> </w:t>
+      </w:r>
+      <w:r>
+        <w:rPr>
+          <w:rFonts w:ascii="等线 Light" w:eastAsia="等线 Light" w:hAnsi="等线 Light" w:cs="Courier New"/>
+          <w:b/>
+          <w:bCs/>
+          <w:sz w:val="24"/>
+          <w:szCs w:val="24"/>
+        </w:rPr>
+        <w:t xml:space="preserve"> </w:t>
+      </w:r>
+      <w:r>
+        <w:rPr>
+          <w:rFonts w:ascii="等线 Light" w:eastAsia="等线 Light" w:hAnsi="等线 Light" w:cs="Courier New"/>
+          <w:b/>
+          <w:bCs/>
+          <w:sz w:val="24"/>
+          <w:szCs w:val="24"/>
+        </w:rPr>
+        <w:t>|</w:t>
       </w:r>
       <w:proofErr w:type="gramEnd"/>
       <w:r>
@@ -3637,120 +3872,154 @@
           <w:sz w:val="24"/>
           <w:szCs w:val="24"/>
         </w:rPr>
-        <w:t>网络技术有限公司</w:t>
-      </w:r>
-      <w:r>
-        <w:rPr>
-          <w:rFonts w:ascii="等线 Light" w:eastAsia="等线 Light" w:hAnsi="等线 Light" w:cs="Courier New"/>
-          <w:b/>
-          <w:bCs/>
-          <w:sz w:val="24"/>
-          <w:szCs w:val="24"/>
-        </w:rPr>
-        <w:t xml:space="preserve"> </w:t>
-      </w:r>
-      <w:r>
-        <w:rPr>
-          <w:rFonts w:ascii="等线 Light" w:eastAsia="等线 Light" w:hAnsi="等线 Light" w:cs="Courier New"/>
-          <w:b/>
-          <w:bCs/>
-          <w:sz w:val="24"/>
-          <w:szCs w:val="24"/>
-        </w:rPr>
-        <w:t xml:space="preserve"> </w:t>
-      </w:r>
-      <w:r>
-        <w:rPr>
-          <w:rFonts w:ascii="等线 Light" w:eastAsia="等线 Light" w:hAnsi="等线 Light" w:cs="Courier New"/>
-          <w:b/>
-          <w:bCs/>
+        <w:t xml:space="preserve"> </w:t>
+      </w:r>
+      <w:r>
+        <w:rPr>
+          <w:rFonts w:ascii="等线 Light" w:eastAsia="等线 Light" w:hAnsi="等线 Light" w:cs="Courier New" w:hint="eastAsia"/>
+          <w:b/>
+          <w:bCs/>
+          <w:sz w:val="24"/>
+          <w:szCs w:val="24"/>
+        </w:rPr>
+        <w:t xml:space="preserve"> </w:t>
+      </w:r>
+      <w:r>
+        <w:rPr>
+          <w:rFonts w:ascii="等线 Light" w:eastAsia="等线 Light" w:hAnsi="等线 Light" w:cs="Courier New"/>
+          <w:b/>
+          <w:sz w:val="24"/>
+          <w:szCs w:val="24"/>
+        </w:rPr>
+        <w:t xml:space="preserve">2017.09 </w:t>
+      </w:r>
+      <w:r>
+        <w:rPr>
+          <w:rFonts w:ascii="等线 Light" w:eastAsia="等线 Light" w:hAnsi="等线 Light" w:cs="Courier New"/>
+          <w:b/>
+          <w:sz w:val="24"/>
+          <w:szCs w:val="24"/>
+        </w:rPr>
+        <w:t>–</w:t>
+      </w:r>
+      <w:r>
+        <w:rPr>
+          <w:rFonts w:ascii="等线 Light" w:eastAsia="等线 Light" w:hAnsi="等线 Light" w:cs="Courier New"/>
+          <w:b/>
+          <w:sz w:val="24"/>
+          <w:szCs w:val="24"/>
+        </w:rPr>
+        <w:t xml:space="preserve"> </w:t>
+      </w:r>
+      <w:proofErr w:type="gramStart"/>
+      <w:r>
+        <w:rPr>
+          <w:rFonts w:ascii="等线 Light" w:eastAsia="等线 Light" w:hAnsi="等线 Light" w:cs="Courier New"/>
+          <w:b/>
+          <w:sz w:val="24"/>
+          <w:szCs w:val="24"/>
+        </w:rPr>
+        <w:t>2018.1</w:t>
+      </w:r>
+      <w:r>
+        <w:rPr>
+          <w:rFonts w:ascii="等线 Light" w:eastAsia="等线 Light" w:hAnsi="等线 Light" w:cs="Courier New"/>
+          <w:b/>
+          <w:sz w:val="24"/>
+          <w:szCs w:val="24"/>
+        </w:rPr>
+        <w:t>1</w:t>
+      </w:r>
+      <w:r>
+        <w:rPr>
+          <w:rFonts w:ascii="等线 Light" w:eastAsia="等线 Light" w:hAnsi="等线 Light" w:cs="Courier New"/>
+          <w:b/>
+          <w:sz w:val="24"/>
+          <w:szCs w:val="24"/>
+        </w:rPr>
+        <w:t xml:space="preserve"> </w:t>
+      </w:r>
+      <w:r>
+        <w:rPr>
+          <w:rFonts w:ascii="等线 Light" w:eastAsia="等线 Light" w:hAnsi="等线 Light" w:cs="Courier New" w:hint="eastAsia"/>
+          <w:b/>
+          <w:sz w:val="24"/>
+          <w:szCs w:val="24"/>
+        </w:rPr>
+        <w:t xml:space="preserve"> </w:t>
+      </w:r>
+      <w:r>
+        <w:rPr>
+          <w:rFonts w:ascii="等线 Light" w:eastAsia="等线 Light" w:hAnsi="等线 Light" w:cs="Courier New"/>
+          <w:b/>
           <w:sz w:val="24"/>
           <w:szCs w:val="24"/>
         </w:rPr>
         <w:t>|</w:t>
       </w:r>
-      <w:r>
-        <w:rPr>
-          <w:rFonts w:ascii="等线 Light" w:eastAsia="等线 Light" w:hAnsi="等线 Light" w:cs="Courier New"/>
-          <w:b/>
-          <w:bCs/>
-          <w:sz w:val="24"/>
-          <w:szCs w:val="24"/>
-        </w:rPr>
-        <w:t xml:space="preserve"> </w:t>
-      </w:r>
-      <w:r>
-        <w:rPr>
-          <w:rFonts w:ascii="等线 Light" w:eastAsia="等线 Light" w:hAnsi="等线 Light" w:cs="Courier New" w:hint="eastAsia"/>
-          <w:b/>
-          <w:bCs/>
-          <w:sz w:val="24"/>
-          <w:szCs w:val="24"/>
-        </w:rPr>
-        <w:t xml:space="preserve"> </w:t>
-      </w:r>
-      <w:r>
-        <w:rPr>
-          <w:rFonts w:ascii="等线 Light" w:eastAsia="等线 Light" w:hAnsi="等线 Light" w:cs="Courier New"/>
-          <w:b/>
-          <w:sz w:val="24"/>
-          <w:szCs w:val="24"/>
-        </w:rPr>
-        <w:t xml:space="preserve">2017.09 </w:t>
-      </w:r>
-      <w:r>
-        <w:rPr>
-          <w:rFonts w:ascii="等线 Light" w:eastAsia="等线 Light" w:hAnsi="等线 Light" w:cs="Courier New"/>
-          <w:b/>
-          <w:sz w:val="24"/>
-          <w:szCs w:val="24"/>
-        </w:rPr>
-        <w:t>–</w:t>
-      </w:r>
-      <w:r>
-        <w:rPr>
-          <w:rFonts w:ascii="等线 Light" w:eastAsia="等线 Light" w:hAnsi="等线 Light" w:cs="Courier New"/>
-          <w:b/>
-          <w:sz w:val="24"/>
-          <w:szCs w:val="24"/>
-        </w:rPr>
-        <w:t xml:space="preserve"> </w:t>
-      </w:r>
-      <w:r>
-        <w:rPr>
-          <w:rFonts w:ascii="等线 Light" w:eastAsia="等线 Light" w:hAnsi="等线 Light" w:cs="Courier New"/>
-          <w:b/>
-          <w:sz w:val="24"/>
-          <w:szCs w:val="24"/>
-        </w:rPr>
-        <w:t>2018.1</w:t>
-      </w:r>
-      <w:r>
-        <w:rPr>
-          <w:rFonts w:ascii="等线 Light" w:eastAsia="等线 Light" w:hAnsi="等线 Light" w:cs="Courier New"/>
-          <w:b/>
-          <w:sz w:val="24"/>
-          <w:szCs w:val="24"/>
-        </w:rPr>
-        <w:t>1</w:t>
-      </w:r>
-      <w:r>
-        <w:rPr>
-          <w:rFonts w:ascii="等线 Light" w:eastAsia="等线 Light" w:hAnsi="等线 Light" w:cs="Courier New"/>
-          <w:b/>
-          <w:sz w:val="24"/>
-          <w:szCs w:val="24"/>
-        </w:rPr>
-        <w:t xml:space="preserve"> </w:t>
-      </w:r>
-      <w:r>
-        <w:rPr>
-          <w:rFonts w:ascii="等线 Light" w:eastAsia="等线 Light" w:hAnsi="等线 Light" w:cs="Courier New" w:hint="eastAsia"/>
-          <w:b/>
-          <w:sz w:val="24"/>
-          <w:szCs w:val="24"/>
-        </w:rPr>
-        <w:t xml:space="preserve"> </w:t>
+      <w:proofErr w:type="gramEnd"/>
+      <w:r>
+        <w:rPr>
+          <w:rFonts w:ascii="等线 Light" w:eastAsia="等线 Light" w:hAnsi="等线 Light" w:cs="Courier New"/>
+          <w:b/>
+          <w:sz w:val="24"/>
+          <w:szCs w:val="24"/>
+        </w:rPr>
+        <w:t xml:space="preserve"> </w:t>
+      </w:r>
+      <w:r>
+        <w:rPr>
+          <w:rFonts w:ascii="等线 Light" w:eastAsia="等线 Light" w:hAnsi="等线 Light" w:cs="Courier New"/>
+          <w:b/>
+          <w:sz w:val="24"/>
+          <w:szCs w:val="24"/>
+        </w:rPr>
+        <w:t>开发</w:t>
+      </w:r>
+      <w:r>
+        <w:rPr>
+          <w:rFonts w:ascii="等线 Light" w:eastAsia="等线 Light" w:hAnsi="等线 Light" w:cs="Courier New"/>
+          <w:b/>
+          <w:sz w:val="24"/>
+          <w:szCs w:val="24"/>
+        </w:rPr>
+        <w:t>工程师</w:t>
+      </w:r>
+      <w:r>
+        <w:rPr>
+          <w:rFonts w:ascii="等线 Light" w:eastAsia="等线 Light" w:hAnsi="等线 Light" w:cs="Courier New"/>
+          <w:b/>
+          <w:sz w:val="24"/>
+          <w:szCs w:val="24"/>
+        </w:rPr>
+        <w:t xml:space="preserve"> </w:t>
+      </w:r>
+      <w:r>
+        <w:rPr>
+          <w:rFonts w:ascii="等线 Light" w:eastAsia="等线 Light" w:hAnsi="等线 Light" w:cs="Courier New"/>
+          <w:b/>
+          <w:sz w:val="24"/>
+          <w:szCs w:val="24"/>
+        </w:rPr>
+        <w:t xml:space="preserve"> </w:t>
+      </w:r>
+      <w:r>
+        <w:rPr>
+          <w:rFonts w:ascii="等线 Light" w:eastAsia="等线 Light" w:hAnsi="等线 Light" w:cs="Courier New" w:hint="eastAsia"/>
+          <w:b/>
+          <w:sz w:val="24"/>
+          <w:szCs w:val="24"/>
+        </w:rPr>
+        <w:t xml:space="preserve">   </w:t>
+      </w:r>
+      <w:r>
+        <w:rPr>
+          <w:rFonts w:ascii="等线 Light" w:eastAsia="等线 Light" w:hAnsi="等线 Light" w:cs="Courier New" w:hint="eastAsia"/>
+          <w:b/>
+          <w:sz w:val="24"/>
+          <w:szCs w:val="24"/>
+        </w:rPr>
+        <w:t xml:space="preserve">  </w:t>
       </w:r>
       <w:r>
         <w:rPr>
@@ -3761,78 +4030,6 @@
         </w:rPr>
         <w:t>|</w:t>
       </w:r>
-      <w:r>
-        <w:rPr>
-          <w:rFonts w:ascii="等线 Light" w:eastAsia="等线 Light" w:hAnsi="等线 Light" w:cs="Courier New"/>
-          <w:b/>
-          <w:sz w:val="24"/>
-          <w:szCs w:val="24"/>
-        </w:rPr>
-        <w:t xml:space="preserve"> </w:t>
-      </w:r>
-      <w:r>
-        <w:rPr>
-          <w:rFonts w:ascii="等线 Light" w:eastAsia="等线 Light" w:hAnsi="等线 Light" w:cs="Courier New"/>
-          <w:b/>
-          <w:sz w:val="24"/>
-          <w:szCs w:val="24"/>
-        </w:rPr>
-        <w:t>开发</w:t>
-      </w:r>
-      <w:r>
-        <w:rPr>
-          <w:rFonts w:ascii="等线 Light" w:eastAsia="等线 Light" w:hAnsi="等线 Light" w:cs="Courier New"/>
-          <w:b/>
-          <w:sz w:val="24"/>
-          <w:szCs w:val="24"/>
-        </w:rPr>
-        <w:t>工程师</w:t>
-      </w:r>
-      <w:r>
-        <w:rPr>
-          <w:rFonts w:ascii="等线 Light" w:eastAsia="等线 Light" w:hAnsi="等线 Light" w:cs="Courier New"/>
-          <w:b/>
-          <w:sz w:val="24"/>
-          <w:szCs w:val="24"/>
-        </w:rPr>
-        <w:t xml:space="preserve"> </w:t>
-      </w:r>
-      <w:r>
-        <w:rPr>
-          <w:rFonts w:ascii="等线 Light" w:eastAsia="等线 Light" w:hAnsi="等线 Light" w:cs="Courier New"/>
-          <w:b/>
-          <w:sz w:val="24"/>
-          <w:szCs w:val="24"/>
-        </w:rPr>
-        <w:t xml:space="preserve"> </w:t>
-      </w:r>
-      <w:r>
-        <w:rPr>
-          <w:rFonts w:ascii="等线 Light" w:eastAsia="等线 Light" w:hAnsi="等线 Light" w:cs="Courier New" w:hint="eastAsia"/>
-          <w:b/>
-          <w:sz w:val="24"/>
-          <w:szCs w:val="24"/>
-        </w:rPr>
-        <w:t xml:space="preserve">   </w:t>
-      </w:r>
-      <w:r>
-        <w:rPr>
-          <w:rFonts w:ascii="等线 Light" w:eastAsia="等线 Light" w:hAnsi="等线 Light" w:cs="Courier New" w:hint="eastAsia"/>
-          <w:b/>
-          <w:sz w:val="24"/>
-          <w:szCs w:val="24"/>
-        </w:rPr>
-        <w:t xml:space="preserve">  </w:t>
-      </w:r>
-      <w:r>
-        <w:rPr>
-          <w:rFonts w:ascii="等线 Light" w:eastAsia="等线 Light" w:hAnsi="等线 Light" w:cs="Courier New"/>
-          <w:b/>
-          <w:sz w:val="24"/>
-          <w:szCs w:val="24"/>
-        </w:rPr>
-        <w:t>|</w:t>
-      </w:r>
     </w:p>
     <w:p>
       <w:pPr>
@@ -3915,12 +4112,21 @@
         </w:rPr>
         <w:t xml:space="preserve">视频云生态事业部 </w:t>
       </w:r>
-      <w:r>
-        <w:rPr>
-          <w:rFonts w:ascii="等线 Light" w:eastAsia="等线 Light" w:hAnsi="等线 Light" w:cs="Cascadia Code ExtraLight"/>
-          <w:szCs w:val="21"/>
-        </w:rPr>
-        <w:t xml:space="preserve">(视频直播相关服务开发和支持), </w:t>
+      <w:proofErr w:type="gramStart"/>
+      <w:r>
+        <w:rPr>
+          <w:rFonts w:ascii="等线 Light" w:eastAsia="等线 Light" w:hAnsi="等线 Light" w:cs="Cascadia Code ExtraLight"/>
+          <w:szCs w:val="21"/>
+        </w:rPr>
+        <w:t>(视频直播相关服务开发和支持)</w:t>
+      </w:r>
+      <w:proofErr w:type="gramEnd"/>
+      <w:r>
+        <w:rPr>
+          <w:rFonts w:ascii="等线 Light" w:eastAsia="等线 Light" w:hAnsi="等线 Light" w:cs="Cascadia Code ExtraLight"/>
+          <w:szCs w:val="21"/>
+        </w:rPr>
+        <w:t xml:space="preserve">, </w:t>
       </w:r>
       <w:r>
         <w:rPr>
@@ -3931,48 +4137,30 @@
         </w:rPr>
         <w:t xml:space="preserve">游戏云生态事业部 </w:t>
       </w:r>
-      <w:r>
-        <w:rPr>
-          <w:rFonts w:ascii="等线 Light" w:eastAsia="等线 Light" w:hAnsi="等线 Light" w:cs="Cascadia Code ExtraLight"/>
-          <w:szCs w:val="21"/>
-        </w:rPr>
-        <w:t xml:space="preserve">(广告业务相关服务开发和支持), </w:t>
-      </w:r>
-      <w:r>
-        <w:rPr>
-          <w:rFonts w:ascii="等线 Light" w:eastAsia="等线 Light" w:hAnsi="等线 Light" w:cs="Cascadia Code ExtraLight"/>
-          <w:b/>
-          <w:bCs/>
-          <w:szCs w:val="21"/>
-        </w:rPr>
-        <w:t>金</w:t>
-      </w:r>
       <w:proofErr w:type="gramStart"/>
       <w:r>
         <w:rPr>
           <w:rFonts w:ascii="等线 Light" w:eastAsia="等线 Light" w:hAnsi="等线 Light" w:cs="Cascadia Code ExtraLight"/>
-          <w:b/>
-          <w:bCs/>
-          <w:szCs w:val="21"/>
-        </w:rPr>
-        <w:t>睛</w:t>
+          <w:szCs w:val="21"/>
+        </w:rPr>
+        <w:t>(广告业务相关服务开发和支持)</w:t>
       </w:r>
       <w:proofErr w:type="gramEnd"/>
       <w:r>
         <w:rPr>
           <w:rFonts w:ascii="等线 Light" w:eastAsia="等线 Light" w:hAnsi="等线 Light" w:cs="Cascadia Code ExtraLight"/>
-          <w:b/>
-          <w:bCs/>
-          <w:szCs w:val="21"/>
-        </w:rPr>
-        <w:t xml:space="preserve">生态事业部 </w:t>
-      </w:r>
-      <w:r>
-        <w:rPr>
-          <w:rFonts w:ascii="等线 Light" w:eastAsia="等线 Light" w:hAnsi="等线 Light" w:cs="Cascadia Code ExtraLight"/>
-          <w:szCs w:val="21"/>
-        </w:rPr>
-        <w:t>(智能安</w:t>
+          <w:szCs w:val="21"/>
+        </w:rPr>
+        <w:t xml:space="preserve">, </w:t>
+      </w:r>
+      <w:r>
+        <w:rPr>
+          <w:rFonts w:ascii="等线 Light" w:eastAsia="等线 Light" w:hAnsi="等线 Light" w:cs="Cascadia Code ExtraLight"/>
+          <w:b/>
+          <w:bCs/>
+          <w:szCs w:val="21"/>
+        </w:rPr>
+        <w:t xml:space="preserve">金睛生态事业部 </w:t>
       </w:r>
       <w:proofErr w:type="gramStart"/>
       <w:r>
@@ -3980,7 +4168,7 @@
           <w:rFonts w:ascii="等线 Light" w:eastAsia="等线 Light" w:hAnsi="等线 Light" w:cs="Cascadia Code ExtraLight"/>
           <w:szCs w:val="21"/>
         </w:rPr>
-        <w:t>防相关</w:t>
+        <w:t>(智能安防相关服务开发支持)</w:t>
       </w:r>
       <w:proofErr w:type="gramEnd"/>
       <w:r>
@@ -3988,7 +4176,7 @@
           <w:rFonts w:ascii="等线 Light" w:eastAsia="等线 Light" w:hAnsi="等线 Light" w:cs="Cascadia Code ExtraLight"/>
           <w:szCs w:val="21"/>
         </w:rPr>
-        <w:t>服务开发支持).</w:t>
+        <w:t>.</w:t>
       </w:r>
       <w:r>
         <w:rPr>
@@ -4002,7 +4190,7 @@
           <w:rFonts w:ascii="等线 Light" w:eastAsia="等线 Light" w:hAnsi="等线 Light" w:cs="Cascadia Code ExtraLight"/>
           <w:szCs w:val="21"/>
         </w:rPr>
-        <w:t xml:space="preserve">从脚手架补充到中间件构建, </w:t>
+        <w:t>从脚手架补充到中间件</w:t>
       </w:r>
       <w:proofErr w:type="gramStart"/>
       <w:r>
@@ -4010,7 +4198,7 @@
           <w:rFonts w:ascii="等线 Light" w:eastAsia="等线 Light" w:hAnsi="等线 Light" w:cs="Cascadia Code ExtraLight"/>
           <w:szCs w:val="21"/>
         </w:rPr>
-        <w:t>微服务</w:t>
+        <w:t>构建,</w:t>
       </w:r>
       <w:proofErr w:type="gramEnd"/>
       <w:r>
@@ -4018,8 +4206,33 @@
           <w:rFonts w:ascii="等线 Light" w:eastAsia="等线 Light" w:hAnsi="等线 Light" w:cs="Cascadia Code ExtraLight"/>
           <w:szCs w:val="21"/>
         </w:rPr>
-        <w:t>设计, 奖励视频广告业务线搭建 ...</w:t>
-      </w:r>
+        <w:t xml:space="preserve"> 微服务</w:t>
+      </w:r>
+      <w:proofErr w:type="gramStart"/>
+      <w:r>
+        <w:rPr>
+          <w:rFonts w:ascii="等线 Light" w:eastAsia="等线 Light" w:hAnsi="等线 Light" w:cs="Cascadia Code ExtraLight"/>
+          <w:szCs w:val="21"/>
+        </w:rPr>
+        <w:t>设计,</w:t>
+      </w:r>
+      <w:proofErr w:type="gramEnd"/>
+      <w:r>
+        <w:rPr>
+          <w:rFonts w:ascii="等线 Light" w:eastAsia="等线 Light" w:hAnsi="等线 Light" w:cs="Cascadia Code ExtraLight"/>
+          <w:szCs w:val="21"/>
+        </w:rPr>
+        <w:t xml:space="preserve"> 奖励视频广告业务线</w:t>
+      </w:r>
+      <w:proofErr w:type="gramStart"/>
+      <w:r>
+        <w:rPr>
+          <w:rFonts w:ascii="等线 Light" w:eastAsia="等线 Light" w:hAnsi="等线 Light" w:cs="Cascadia Code ExtraLight"/>
+          <w:szCs w:val="21"/>
+        </w:rPr>
+        <w:t>搭建 ...</w:t>
+      </w:r>
+      <w:proofErr w:type="gramEnd"/>
     </w:p>
     <w:p>
       <w:pPr>
@@ -4154,7 +4367,7 @@
           <w:rFonts w:ascii="等线 Light" w:eastAsia="等线 Light" w:hAnsi="等线 Light" w:cs="Cascadia Code ExtraLight"/>
           <w:szCs w:val="21"/>
         </w:rPr>
-        <w:t xml:space="preserve">Go </w:t>
+        <w:t>Go 微服务</w:t>
       </w:r>
       <w:proofErr w:type="gramStart"/>
       <w:r>
@@ -4162,7 +4375,7 @@
           <w:rFonts w:ascii="等线 Light" w:eastAsia="等线 Light" w:hAnsi="等线 Light" w:cs="Cascadia Code ExtraLight"/>
           <w:szCs w:val="21"/>
         </w:rPr>
-        <w:t>微服务</w:t>
+        <w:t>设计,</w:t>
       </w:r>
       <w:proofErr w:type="gramEnd"/>
       <w:r>
@@ -4170,7 +4383,55 @@
           <w:rFonts w:ascii="等线 Light" w:eastAsia="等线 Light" w:hAnsi="等线 Light" w:cs="Cascadia Code ExtraLight"/>
           <w:szCs w:val="21"/>
         </w:rPr>
-        <w:t>设计, 开发, 测试, 上线, 迭代</w:t>
+        <w:t xml:space="preserve"> </w:t>
+      </w:r>
+      <w:proofErr w:type="gramStart"/>
+      <w:r>
+        <w:rPr>
+          <w:rFonts w:ascii="等线 Light" w:eastAsia="等线 Light" w:hAnsi="等线 Light" w:cs="Cascadia Code ExtraLight"/>
+          <w:szCs w:val="21"/>
+        </w:rPr>
+        <w:t>开发,</w:t>
+      </w:r>
+      <w:proofErr w:type="gramEnd"/>
+      <w:r>
+        <w:rPr>
+          <w:rFonts w:ascii="等线 Light" w:eastAsia="等线 Light" w:hAnsi="等线 Light" w:cs="Cascadia Code ExtraLight"/>
+          <w:szCs w:val="21"/>
+        </w:rPr>
+        <w:t xml:space="preserve"> </w:t>
+      </w:r>
+      <w:proofErr w:type="gramStart"/>
+      <w:r>
+        <w:rPr>
+          <w:rFonts w:ascii="等线 Light" w:eastAsia="等线 Light" w:hAnsi="等线 Light" w:cs="Cascadia Code ExtraLight"/>
+          <w:szCs w:val="21"/>
+        </w:rPr>
+        <w:t>测试,</w:t>
+      </w:r>
+      <w:proofErr w:type="gramEnd"/>
+      <w:r>
+        <w:rPr>
+          <w:rFonts w:ascii="等线 Light" w:eastAsia="等线 Light" w:hAnsi="等线 Light" w:cs="Cascadia Code ExtraLight"/>
+          <w:szCs w:val="21"/>
+        </w:rPr>
+        <w:t xml:space="preserve"> </w:t>
+      </w:r>
+      <w:proofErr w:type="gramStart"/>
+      <w:r>
+        <w:rPr>
+          <w:rFonts w:ascii="等线 Light" w:eastAsia="等线 Light" w:hAnsi="等线 Light" w:cs="Cascadia Code ExtraLight"/>
+          <w:szCs w:val="21"/>
+        </w:rPr>
+        <w:t>上线,</w:t>
+      </w:r>
+      <w:proofErr w:type="gramEnd"/>
+      <w:r>
+        <w:rPr>
+          <w:rFonts w:ascii="等线 Light" w:eastAsia="等线 Light" w:hAnsi="等线 Light" w:cs="Cascadia Code ExtraLight"/>
+          <w:szCs w:val="21"/>
+        </w:rPr>
+        <w:t xml:space="preserve"> 迭代</w:t>
       </w:r>
     </w:p>
     <w:p>
@@ -4229,7 +4490,7 @@
           <w:rFonts w:ascii="等线 Light" w:eastAsia="等线 Light" w:hAnsi="等线 Light" w:cs="Cascadia Code ExtraLight"/>
           <w:szCs w:val="21"/>
         </w:rPr>
-        <w:t>脚手架扩展补充升级, 服务中间</w:t>
+        <w:t>脚手架扩展补充</w:t>
       </w:r>
       <w:proofErr w:type="gramStart"/>
       <w:r>
@@ -4237,14 +4498,7 @@
           <w:rFonts w:ascii="等线 Light" w:eastAsia="等线 Light" w:hAnsi="等线 Light" w:cs="Cascadia Code ExtraLight"/>
           <w:szCs w:val="21"/>
         </w:rPr>
-        <w:t>件</w:t>
-      </w:r>
-      <w:r>
-        <w:rPr>
-          <w:rFonts w:ascii="等线 Light" w:eastAsia="等线 Light" w:hAnsi="等线 Light" w:cs="Cascadia Code ExtraLight"/>
-          <w:szCs w:val="21"/>
-        </w:rPr>
-        <w:t>部署</w:t>
+        <w:t>升级,</w:t>
       </w:r>
       <w:proofErr w:type="gramEnd"/>
       <w:r>
@@ -4252,7 +4506,14 @@
           <w:rFonts w:ascii="等线 Light" w:eastAsia="等线 Light" w:hAnsi="等线 Light" w:cs="Cascadia Code ExtraLight"/>
           <w:szCs w:val="21"/>
         </w:rPr>
-        <w:t>与</w:t>
+        <w:t xml:space="preserve"> 服务中间件</w:t>
+      </w:r>
+      <w:r>
+        <w:rPr>
+          <w:rFonts w:ascii="等线 Light" w:eastAsia="等线 Light" w:hAnsi="等线 Light" w:cs="Cascadia Code ExtraLight"/>
+          <w:szCs w:val="21"/>
+        </w:rPr>
+        <w:t>部署与</w:t>
       </w:r>
       <w:r>
         <w:rPr>
@@ -4654,39 +4915,46 @@
         </w:rPr>
         <w:t xml:space="preserve">QQ </w:t>
       </w:r>
+      <w:r>
+        <w:rPr>
+          <w:rFonts w:ascii="等线 Light" w:eastAsia="等线 Light" w:hAnsi="等线 Light" w:cs="Cascadia Code ExtraLight"/>
+          <w:b/>
+          <w:bCs/>
+        </w:rPr>
+        <w:t>炫舞</w:t>
+      </w:r>
+      <w:r>
+        <w:rPr>
+          <w:rFonts w:ascii="等线 Light" w:eastAsia="等线 Light" w:hAnsi="等线 Light" w:cs="Cascadia Code ExtraLight"/>
+          <w:b/>
+          <w:bCs/>
+        </w:rPr>
+        <w:t>端游</w:t>
+      </w:r>
       <w:proofErr w:type="gramStart"/>
       <w:r>
         <w:rPr>
           <w:rFonts w:ascii="等线 Light" w:eastAsia="等线 Light" w:hAnsi="等线 Light" w:cs="Cascadia Code ExtraLight"/>
           <w:b/>
           <w:bCs/>
-        </w:rPr>
-        <w:t>炫舞</w:t>
-      </w:r>
-      <w:r>
-        <w:rPr>
-          <w:rFonts w:ascii="等线 Light" w:eastAsia="等线 Light" w:hAnsi="等线 Light" w:cs="Cascadia Code ExtraLight"/>
-          <w:b/>
-          <w:bCs/>
-        </w:rPr>
-        <w:t>端游</w:t>
-      </w:r>
-      <w:r>
-        <w:rPr>
-          <w:rFonts w:ascii="等线 Light" w:eastAsia="等线 Light" w:hAnsi="等线 Light" w:cs="Cascadia Code ExtraLight"/>
-          <w:b/>
-          <w:bCs/>
           <w:szCs w:val="21"/>
         </w:rPr>
         <w:t>项目</w:t>
       </w:r>
+      <w:r>
+        <w:rPr>
+          <w:rFonts w:ascii="等线 Light" w:eastAsia="等线 Light" w:hAnsi="等线 Light" w:cs="Cascadia Code ExtraLight"/>
+          <w:szCs w:val="21"/>
+        </w:rPr>
+        <w:t>.</w:t>
+      </w:r>
       <w:proofErr w:type="gramEnd"/>
       <w:r>
         <w:rPr>
           <w:rFonts w:ascii="等线 Light" w:eastAsia="等线 Light" w:hAnsi="等线 Light" w:cs="Cascadia Code ExtraLight"/>
           <w:szCs w:val="21"/>
         </w:rPr>
-        <w:t xml:space="preserve">. </w:t>
+        <w:t xml:space="preserve"> </w:t>
       </w:r>
       <w:r>
         <w:rPr>
@@ -5001,7 +5269,7 @@
           <w:rFonts w:ascii="等线 Light" w:eastAsia="等线 Light" w:hAnsi="等线 Light" w:cs="Cascadia Code ExtraLight"/>
           <w:szCs w:val="21"/>
         </w:rPr>
-        <w:t xml:space="preserve">独立负责案子, 进行业务设计, 评估, 打桩, </w:t>
+        <w:t>独立负责</w:t>
       </w:r>
       <w:proofErr w:type="gramStart"/>
       <w:r>
@@ -5009,7 +5277,7 @@
           <w:rFonts w:ascii="等线 Light" w:eastAsia="等线 Light" w:hAnsi="等线 Light" w:cs="Cascadia Code ExtraLight"/>
           <w:szCs w:val="21"/>
         </w:rPr>
-        <w:t>提测</w:t>
+        <w:t>案子,</w:t>
       </w:r>
       <w:proofErr w:type="gramEnd"/>
       <w:r>
@@ -5017,7 +5285,71 @@
           <w:rFonts w:ascii="等线 Light" w:eastAsia="等线 Light" w:hAnsi="等线 Light" w:cs="Cascadia Code ExtraLight"/>
           <w:szCs w:val="21"/>
         </w:rPr>
-        <w:t>, 对接</w:t>
+        <w:t xml:space="preserve"> 进行业务</w:t>
+      </w:r>
+      <w:proofErr w:type="gramStart"/>
+      <w:r>
+        <w:rPr>
+          <w:rFonts w:ascii="等线 Light" w:eastAsia="等线 Light" w:hAnsi="等线 Light" w:cs="Cascadia Code ExtraLight"/>
+          <w:szCs w:val="21"/>
+        </w:rPr>
+        <w:t>设计,</w:t>
+      </w:r>
+      <w:proofErr w:type="gramEnd"/>
+      <w:r>
+        <w:rPr>
+          <w:rFonts w:ascii="等线 Light" w:eastAsia="等线 Light" w:hAnsi="等线 Light" w:cs="Cascadia Code ExtraLight"/>
+          <w:szCs w:val="21"/>
+        </w:rPr>
+        <w:t xml:space="preserve"> </w:t>
+      </w:r>
+      <w:proofErr w:type="gramStart"/>
+      <w:r>
+        <w:rPr>
+          <w:rFonts w:ascii="等线 Light" w:eastAsia="等线 Light" w:hAnsi="等线 Light" w:cs="Cascadia Code ExtraLight"/>
+          <w:szCs w:val="21"/>
+        </w:rPr>
+        <w:t>评估,</w:t>
+      </w:r>
+      <w:proofErr w:type="gramEnd"/>
+      <w:r>
+        <w:rPr>
+          <w:rFonts w:ascii="等线 Light" w:eastAsia="等线 Light" w:hAnsi="等线 Light" w:cs="Cascadia Code ExtraLight"/>
+          <w:szCs w:val="21"/>
+        </w:rPr>
+        <w:t xml:space="preserve"> </w:t>
+      </w:r>
+      <w:proofErr w:type="gramStart"/>
+      <w:r>
+        <w:rPr>
+          <w:rFonts w:ascii="等线 Light" w:eastAsia="等线 Light" w:hAnsi="等线 Light" w:cs="Cascadia Code ExtraLight"/>
+          <w:szCs w:val="21"/>
+        </w:rPr>
+        <w:t>打桩,</w:t>
+      </w:r>
+      <w:proofErr w:type="gramEnd"/>
+      <w:r>
+        <w:rPr>
+          <w:rFonts w:ascii="等线 Light" w:eastAsia="等线 Light" w:hAnsi="等线 Light" w:cs="Cascadia Code ExtraLight"/>
+          <w:szCs w:val="21"/>
+        </w:rPr>
+        <w:t xml:space="preserve"> 提</w:t>
+      </w:r>
+      <w:proofErr w:type="gramStart"/>
+      <w:r>
+        <w:rPr>
+          <w:rFonts w:ascii="等线 Light" w:eastAsia="等线 Light" w:hAnsi="等线 Light" w:cs="Cascadia Code ExtraLight"/>
+          <w:szCs w:val="21"/>
+        </w:rPr>
+        <w:t>测,</w:t>
+      </w:r>
+      <w:proofErr w:type="gramEnd"/>
+      <w:r>
+        <w:rPr>
+          <w:rFonts w:ascii="等线 Light" w:eastAsia="等线 Light" w:hAnsi="等线 Light" w:cs="Cascadia Code ExtraLight"/>
+          <w:szCs w:val="21"/>
+        </w:rPr>
+        <w:t xml:space="preserve"> 对接</w:t>
       </w:r>
     </w:p>
     <w:p>
@@ -5402,19 +5734,8 @@
             <w:sz w:val="21"/>
             <w:szCs w:val="21"/>
           </w:rPr>
-          <w:t>巴</w:t>
+          <w:t>巴别时代</w:t>
         </w:r>
-        <w:proofErr w:type="gramStart"/>
-        <w:r>
-          <w:rPr>
-            <w:rStyle w:val="a9"/>
-            <w:rFonts w:ascii="等线 Light" w:eastAsia="等线 Light" w:hAnsi="等线 Light" w:cs="Cascadia Code ExtraLight"/>
-            <w:sz w:val="21"/>
-            <w:szCs w:val="21"/>
-          </w:rPr>
-          <w:t>别时代</w:t>
-        </w:r>
-        <w:proofErr w:type="gramEnd"/>
       </w:hyperlink>
       <w:r>
         <w:rPr>
@@ -5422,7 +5743,43 @@
           <w:sz w:val="21"/>
           <w:szCs w:val="21"/>
         </w:rPr>
-        <w:t>, 开发和维护的一款魔</w:t>
+        <w:t>, 开发和维护的一款魔兽世界</w:t>
+      </w:r>
+      <w:r>
+        <w:rPr>
+          <w:rFonts w:ascii="等线 Light" w:eastAsia="等线 Light" w:hAnsi="等线 Light" w:cs="Cascadia Code ExtraLight"/>
+          <w:sz w:val="21"/>
+          <w:szCs w:val="21"/>
+        </w:rPr>
+        <w:t>题材的</w:t>
+      </w:r>
+      <w:r>
+        <w:rPr>
+          <w:rFonts w:ascii="等线 Light" w:eastAsia="等线 Light" w:hAnsi="等线 Light" w:cs="Cascadia Code ExtraLight"/>
+          <w:b/>
+          <w:bCs/>
+          <w:sz w:val="21"/>
+          <w:szCs w:val="21"/>
+        </w:rPr>
+        <w:t>手游</w:t>
+      </w:r>
+      <w:r>
+        <w:rPr>
+          <w:rFonts w:ascii="等线 Light" w:eastAsia="等线 Light" w:hAnsi="等线 Light" w:cs="Cascadia Code ExtraLight"/>
+          <w:b/>
+          <w:bCs/>
+          <w:sz w:val="21"/>
+          <w:szCs w:val="21"/>
+        </w:rPr>
+        <w:t>卡牌</w:t>
+      </w:r>
+      <w:r>
+        <w:rPr>
+          <w:rFonts w:ascii="等线 Light" w:eastAsia="等线 Light" w:hAnsi="等线 Light" w:cs="Cascadia Code ExtraLight"/>
+          <w:sz w:val="21"/>
+          <w:szCs w:val="21"/>
+        </w:rPr>
+        <w:t>部落</w:t>
       </w:r>
       <w:proofErr w:type="gramStart"/>
       <w:r>
@@ -5431,7 +5788,15 @@
           <w:sz w:val="21"/>
           <w:szCs w:val="21"/>
         </w:rPr>
-        <w:t>兽世界</w:t>
+        <w:t>战歌</w:t>
+      </w:r>
+      <w:r>
+        <w:rPr>
+          <w:rFonts w:ascii="等线 Light" w:eastAsia="等线 Light" w:hAnsi="等线 Light" w:cs="Cascadia Code ExtraLight"/>
+          <w:sz w:val="21"/>
+          <w:szCs w:val="21"/>
+        </w:rPr>
+        <w:t>.</w:t>
       </w:r>
       <w:proofErr w:type="gramEnd"/>
       <w:r>
@@ -5440,73 +5805,25 @@
           <w:sz w:val="21"/>
           <w:szCs w:val="21"/>
         </w:rPr>
-        <w:t>题材的</w:t>
+        <w:t xml:space="preserve"> 从二次搭建到上线再到</w:t>
       </w:r>
       <w:proofErr w:type="gramStart"/>
       <w:r>
         <w:rPr>
           <w:rFonts w:ascii="等线 Light" w:eastAsia="等线 Light" w:hAnsi="等线 Light" w:cs="Cascadia Code ExtraLight"/>
-          <w:b/>
-          <w:bCs/>
           <w:sz w:val="21"/>
           <w:szCs w:val="21"/>
         </w:rPr>
-        <w:t>手游</w:t>
-      </w:r>
-      <w:r>
-        <w:rPr>
-          <w:rFonts w:ascii="等线 Light" w:eastAsia="等线 Light" w:hAnsi="等线 Light" w:cs="Cascadia Code ExtraLight"/>
-          <w:b/>
-          <w:bCs/>
+        <w:t>后期.</w:t>
+      </w:r>
+      <w:proofErr w:type="gramEnd"/>
+      <w:r>
+        <w:rPr>
+          <w:rFonts w:ascii="等线 Light" w:eastAsia="等线 Light" w:hAnsi="等线 Light" w:cs="Cascadia Code ExtraLight"/>
           <w:sz w:val="21"/>
           <w:szCs w:val="21"/>
         </w:rPr>
-        <w:t>卡</w:t>
-      </w:r>
-      <w:proofErr w:type="gramEnd"/>
-      <w:r>
-        <w:rPr>
-          <w:rFonts w:ascii="等线 Light" w:eastAsia="等线 Light" w:hAnsi="等线 Light" w:cs="Cascadia Code ExtraLight"/>
-          <w:b/>
-          <w:bCs/>
-          <w:sz w:val="21"/>
-          <w:szCs w:val="21"/>
-        </w:rPr>
-        <w:t>牌</w:t>
-      </w:r>
-      <w:r>
-        <w:rPr>
-          <w:rFonts w:ascii="等线 Light" w:eastAsia="等线 Light" w:hAnsi="等线 Light" w:cs="Cascadia Code ExtraLight"/>
-          <w:sz w:val="21"/>
-          <w:szCs w:val="21"/>
-        </w:rPr>
-        <w:t>部落战歌</w:t>
-      </w:r>
-      <w:r>
-        <w:rPr>
-          <w:rFonts w:ascii="等线 Light" w:eastAsia="等线 Light" w:hAnsi="等线 Light" w:cs="Cascadia Code ExtraLight"/>
-          <w:sz w:val="21"/>
-          <w:szCs w:val="21"/>
-        </w:rPr>
-        <w:t>. 从二次搭建到</w:t>
-      </w:r>
-      <w:proofErr w:type="gramStart"/>
-      <w:r>
-        <w:rPr>
-          <w:rFonts w:ascii="等线 Light" w:eastAsia="等线 Light" w:hAnsi="等线 Light" w:cs="Cascadia Code ExtraLight"/>
-          <w:sz w:val="21"/>
-          <w:szCs w:val="21"/>
-        </w:rPr>
-        <w:t>上线再</w:t>
-      </w:r>
-      <w:proofErr w:type="gramEnd"/>
-      <w:r>
-        <w:rPr>
-          <w:rFonts w:ascii="等线 Light" w:eastAsia="等线 Light" w:hAnsi="等线 Light" w:cs="Cascadia Code ExtraLight"/>
-          <w:sz w:val="21"/>
-          <w:szCs w:val="21"/>
-        </w:rPr>
-        <w:t>到后期. 参与了整个开发流程. 项目</w:t>
+        <w:t xml:space="preserve"> 参与了整个开发流程. 项目</w:t>
       </w:r>
       <w:r>
         <w:rPr>
@@ -5741,7 +6058,7 @@
           <w:sz w:val="21"/>
           <w:szCs w:val="21"/>
         </w:rPr>
-        <w:t xml:space="preserve">. </w:t>
+        <w:t>. 手游中基本业</w:t>
       </w:r>
       <w:proofErr w:type="gramStart"/>
       <w:r>
@@ -5751,7 +6068,7 @@
           <w:sz w:val="21"/>
           <w:szCs w:val="21"/>
         </w:rPr>
-        <w:t>手游中</w:t>
+        <w:t>务,</w:t>
       </w:r>
       <w:proofErr w:type="gramEnd"/>
       <w:r>
@@ -5761,7 +6078,87 @@
           <w:sz w:val="21"/>
           <w:szCs w:val="21"/>
         </w:rPr>
-        <w:t>基本业务, 商店, 活动, 城镇, 战斗, 资料片</w:t>
+        <w:t xml:space="preserve"> </w:t>
+      </w:r>
+      <w:proofErr w:type="gramStart"/>
+      <w:r>
+        <w:rPr>
+          <w:rFonts w:ascii="等线 Light" w:eastAsia="等线 Light" w:hAnsi="等线 Light" w:cs="Cascadia Code ExtraLight"/>
+          <w:bCs/>
+          <w:sz w:val="21"/>
+          <w:szCs w:val="21"/>
+        </w:rPr>
+        <w:t>商店,</w:t>
+      </w:r>
+      <w:proofErr w:type="gramEnd"/>
+      <w:r>
+        <w:rPr>
+          <w:rFonts w:ascii="等线 Light" w:eastAsia="等线 Light" w:hAnsi="等线 Light" w:cs="Cascadia Code ExtraLight"/>
+          <w:bCs/>
+          <w:sz w:val="21"/>
+          <w:szCs w:val="21"/>
+        </w:rPr>
+        <w:t xml:space="preserve"> </w:t>
+      </w:r>
+      <w:proofErr w:type="gramStart"/>
+      <w:r>
+        <w:rPr>
+          <w:rFonts w:ascii="等线 Light" w:eastAsia="等线 Light" w:hAnsi="等线 Light" w:cs="Cascadia Code ExtraLight"/>
+          <w:bCs/>
+          <w:sz w:val="21"/>
+          <w:szCs w:val="21"/>
+        </w:rPr>
+        <w:t>活动,</w:t>
+      </w:r>
+      <w:proofErr w:type="gramEnd"/>
+      <w:r>
+        <w:rPr>
+          <w:rFonts w:ascii="等线 Light" w:eastAsia="等线 Light" w:hAnsi="等线 Light" w:cs="Cascadia Code ExtraLight"/>
+          <w:bCs/>
+          <w:sz w:val="21"/>
+          <w:szCs w:val="21"/>
+        </w:rPr>
+        <w:t xml:space="preserve"> </w:t>
+      </w:r>
+      <w:proofErr w:type="gramStart"/>
+      <w:r>
+        <w:rPr>
+          <w:rFonts w:ascii="等线 Light" w:eastAsia="等线 Light" w:hAnsi="等线 Light" w:cs="Cascadia Code ExtraLight"/>
+          <w:bCs/>
+          <w:sz w:val="21"/>
+          <w:szCs w:val="21"/>
+        </w:rPr>
+        <w:t>城镇,</w:t>
+      </w:r>
+      <w:proofErr w:type="gramEnd"/>
+      <w:r>
+        <w:rPr>
+          <w:rFonts w:ascii="等线 Light" w:eastAsia="等线 Light" w:hAnsi="等线 Light" w:cs="Cascadia Code ExtraLight"/>
+          <w:bCs/>
+          <w:sz w:val="21"/>
+          <w:szCs w:val="21"/>
+        </w:rPr>
+        <w:t xml:space="preserve"> </w:t>
+      </w:r>
+      <w:proofErr w:type="gramStart"/>
+      <w:r>
+        <w:rPr>
+          <w:rFonts w:ascii="等线 Light" w:eastAsia="等线 Light" w:hAnsi="等线 Light" w:cs="Cascadia Code ExtraLight"/>
+          <w:bCs/>
+          <w:sz w:val="21"/>
+          <w:szCs w:val="21"/>
+        </w:rPr>
+        <w:t>战斗,</w:t>
+      </w:r>
+      <w:proofErr w:type="gramEnd"/>
+      <w:r>
+        <w:rPr>
+          <w:rFonts w:ascii="等线 Light" w:eastAsia="等线 Light" w:hAnsi="等线 Light" w:cs="Cascadia Code ExtraLight"/>
+          <w:bCs/>
+          <w:sz w:val="21"/>
+          <w:szCs w:val="21"/>
+        </w:rPr>
+        <w:t xml:space="preserve"> 资料片</w:t>
       </w:r>
     </w:p>
     <w:p>
@@ -5860,7 +6257,7 @@
           <w:sz w:val="21"/>
           <w:szCs w:val="21"/>
         </w:rPr>
-        <w:t>处理</w:t>
+        <w:t>处理每日客</w:t>
       </w:r>
       <w:proofErr w:type="gramStart"/>
       <w:r>
@@ -5870,7 +6267,7 @@
           <w:sz w:val="21"/>
           <w:szCs w:val="21"/>
         </w:rPr>
-        <w:t>每日客诉</w:t>
+        <w:t>诉,</w:t>
       </w:r>
       <w:proofErr w:type="gramEnd"/>
       <w:r>
@@ -5880,7 +6277,7 @@
           <w:sz w:val="21"/>
           <w:szCs w:val="21"/>
         </w:rPr>
-        <w:t>, 跟踪每日服务监控信息邮件</w:t>
+        <w:t xml:space="preserve"> 跟踪每日服务监控信息邮件</w:t>
       </w:r>
     </w:p>
     <w:p>

--- a/backup/求职-开发工程师-王志-18612350941.docx
+++ b/backup/求职-开发工程师-王志-18612350941.docx
@@ -1,6 +1,6 @@
 
 <file path=word/document.xml><?xml version="1.0" encoding="utf-8"?>
-<w:document xmlns:wpc="http://schemas.microsoft.com/office/word/2010/wordprocessingCanvas" xmlns:cx="http://schemas.microsoft.com/office/drawing/2014/chartex" xmlns:cx1="http://schemas.microsoft.com/office/drawing/2015/9/8/chartex" xmlns:cx2="http://schemas.microsoft.com/office/drawing/2015/10/21/chartex" xmlns:cx3="http://schemas.microsoft.com/office/drawing/2016/5/9/chartex" xmlns:cx4="http://schemas.microsoft.com/office/drawing/2016/5/10/chartex" xmlns:cx5="http://schemas.microsoft.com/office/drawing/2016/5/11/chartex" xmlns:cx6="http://schemas.microsoft.com/office/drawing/2016/5/12/chartex" xmlns:cx7="http://schemas.microsoft.com/office/drawing/2016/5/13/chartex" xmlns:cx8="http://schemas.microsoft.com/office/drawing/2016/5/14/chartex" xmlns:mc="http://schemas.openxmlformats.org/markup-compatibility/2006" xmlns:aink="http://schemas.microsoft.com/office/drawing/2016/ink" xmlns:am3d="http://schemas.microsoft.com/office/drawing/2017/model3d" xmlns:o="urn:schemas-microsoft-com:office:office" xmlns:oel="http://schemas.microsoft.com/office/2019/extlst" xmlns:r="http://schemas.openxmlformats.org/officeDocument/2006/relationships" xmlns:m="http://schemas.openxmlformats.org/officeDocument/2006/math" xmlns:v="urn:schemas-microsoft-com:vml" xmlns:wp14="http://schemas.microsoft.com/office/word/2010/wordprocessingDrawing" xmlns:wp="http://schemas.openxmlformats.org/drawingml/2006/wordprocessingDrawing" xmlns:w10="urn:schemas-microsoft-com:office:word" xmlns:w="http://schemas.openxmlformats.org/wordprocessingml/2006/main" xmlns:w14="http://schemas.microsoft.com/office/word/2010/wordml" xmlns:w15="http://schemas.microsoft.com/office/word/2012/wordml" xmlns:w16cei="http://schemas.microsoft.com/office/word/2026/wordml/cei" xmlns:w16cex="http://schemas.microsoft.com/office/word/2018/wordml/cex" xmlns:w16cid="http://schemas.microsoft.com/office/word/2016/wordml/cid" xmlns:w16="http://schemas.microsoft.com/office/word/2018/wordml" xmlns:w16du="http://schemas.microsoft.com/office/word/2023/wordml/word16du" xmlns:w16sdtdh="http://schemas.microsoft.com/office/word/2020/wordml/sdtdatahash" xmlns:w16sdtfl="http://schemas.microsoft.com/office/word/2024/wordml/sdtformatlock" xmlns:w16se="http://schemas.microsoft.com/office/word/2015/wordml/symex" xmlns:wpg="http://schemas.microsoft.com/office/word/2010/wordprocessingGroup" xmlns:wpi="http://schemas.microsoft.com/office/word/2010/wordprocessingInk" xmlns:wne="http://schemas.microsoft.com/office/word/2006/wordml" xmlns:wps="http://schemas.microsoft.com/office/word/2010/wordprocessingShape" mc:Ignorable="w14 w15 w16se w16cid w16 w16cex w16sdtdh w16sdtfl w16du wp14">
+<w:document xmlns:wpc="http://schemas.microsoft.com/office/word/2010/wordprocessingCanvas" xmlns:cx="http://schemas.microsoft.com/office/drawing/2014/chartex" xmlns:cx1="http://schemas.microsoft.com/office/drawing/2015/9/8/chartex" xmlns:cx2="http://schemas.microsoft.com/office/drawing/2015/10/21/chartex" xmlns:cx3="http://schemas.microsoft.com/office/drawing/2016/5/9/chartex" xmlns:cx4="http://schemas.microsoft.com/office/drawing/2016/5/10/chartex" xmlns:cx5="http://schemas.microsoft.com/office/drawing/2016/5/11/chartex" xmlns:cx6="http://schemas.microsoft.com/office/drawing/2016/5/12/chartex" xmlns:cx7="http://schemas.microsoft.com/office/drawing/2016/5/13/chartex" xmlns:cx8="http://schemas.microsoft.com/office/drawing/2016/5/14/chartex" xmlns:mc="http://schemas.openxmlformats.org/markup-compatibility/2006" xmlns:aink="http://schemas.microsoft.com/office/drawing/2016/ink" xmlns:am3d="http://schemas.microsoft.com/office/drawing/2017/model3d" xmlns:o="urn:schemas-microsoft-com:office:office" xmlns:oel="http://schemas.microsoft.com/office/2019/extlst" xmlns:r="http://schemas.openxmlformats.org/officeDocument/2006/relationships" xmlns:m="http://schemas.openxmlformats.org/officeDocument/2006/math" xmlns:v="urn:schemas-microsoft-com:vml" xmlns:wp14="http://schemas.microsoft.com/office/word/2010/wordprocessingDrawing" xmlns:wp="http://schemas.openxmlformats.org/drawingml/2006/wordprocessingDrawing" xmlns:w10="urn:schemas-microsoft-com:office:word" xmlns:w="http://schemas.openxmlformats.org/wordprocessingml/2006/main" xmlns:w14="http://schemas.microsoft.com/office/word/2010/wordml" xmlns:w15="http://schemas.microsoft.com/office/word/2012/wordml" xmlns:w16cex="http://schemas.microsoft.com/office/word/2018/wordml/cex" xmlns:w16cid="http://schemas.microsoft.com/office/word/2016/wordml/cid" xmlns:w16="http://schemas.microsoft.com/office/word/2018/wordml" xmlns:w16du="http://schemas.microsoft.com/office/word/2023/wordml/word16du" xmlns:w16sdtdh="http://schemas.microsoft.com/office/word/2020/wordml/sdtdatahash" xmlns:w16sdtfl="http://schemas.microsoft.com/office/word/2024/wordml/sdtformatlock" xmlns:w16se="http://schemas.microsoft.com/office/word/2015/wordml/symex" xmlns:wpg="http://schemas.microsoft.com/office/word/2010/wordprocessingGroup" xmlns:wpi="http://schemas.microsoft.com/office/word/2010/wordprocessingInk" xmlns:wne="http://schemas.microsoft.com/office/word/2006/wordml" xmlns:wps="http://schemas.microsoft.com/office/word/2010/wordprocessingShape" mc:Ignorable="w14 w15 w16se w16cid w16 w16cex w16sdtdh w16sdtfl w16du wp14">
   <w:body>
     <w:p>
       <w:pPr>
@@ -498,7 +498,21 @@
           <w:rFonts w:ascii="等线 Light" w:eastAsia="等线 Light" w:hAnsi="等线 Light" w:cs="Cascadia Code ExtraLight"/>
           <w:szCs w:val="21"/>
         </w:rPr>
-        <w:t>一年半 AI算法</w:t>
+        <w:t>一年半</w:t>
+      </w:r>
+      <w:r>
+        <w:rPr>
+          <w:rFonts w:ascii="等线 Light" w:eastAsia="等线 Light" w:hAnsi="等线 Light" w:cs="Cascadia Code ExtraLight" w:hint="eastAsia"/>
+          <w:szCs w:val="21"/>
+        </w:rPr>
+        <w:t>短剧</w:t>
+      </w:r>
+      <w:r>
+        <w:rPr>
+          <w:rFonts w:ascii="等线 Light" w:eastAsia="等线 Light" w:hAnsi="等线 Light" w:cs="Cascadia Code ExtraLight"/>
+          <w:szCs w:val="21"/>
+        </w:rPr>
+        <w:t xml:space="preserve"> AI算法</w:t>
       </w:r>
       <w:r>
         <w:rPr>
@@ -944,16 +958,6 @@
       </w:r>
       <w:r>
         <w:rPr>
-          <w:rFonts w:ascii="等线 Light" w:eastAsia="等线 Light" w:hAnsi="等线 Light" w:cs="Courier New" w:hint="eastAsia"/>
-          <w:b/>
-          <w:bCs/>
-          <w:sz w:val="24"/>
-          <w:szCs w:val="24"/>
-        </w:rPr>
-        <w:t xml:space="preserve"> </w:t>
-      </w:r>
-      <w:r>
-        <w:rPr>
           <w:rFonts w:ascii="等线 Light" w:eastAsia="等线 Light" w:hAnsi="等线 Light" w:cs="Courier New"/>
           <w:b/>
           <w:sz w:val="24"/>
@@ -1005,25 +1009,7 @@
           <w:sz w:val="24"/>
           <w:szCs w:val="24"/>
         </w:rPr>
-        <w:t>至今</w:t>
-      </w:r>
-      <w:r>
-        <w:rPr>
-          <w:rFonts w:ascii="等线 Light" w:eastAsia="等线 Light" w:hAnsi="等线 Light" w:cs="Courier New"/>
-          <w:b/>
-          <w:sz w:val="24"/>
-          <w:szCs w:val="24"/>
-        </w:rPr>
-        <w:t xml:space="preserve"> </w:t>
-      </w:r>
-      <w:r>
-        <w:rPr>
-          <w:rFonts w:ascii="等线 Light" w:eastAsia="等线 Light" w:hAnsi="等线 Light" w:cs="Courier New" w:hint="eastAsia"/>
-          <w:b/>
-          <w:sz w:val="24"/>
-          <w:szCs w:val="24"/>
-        </w:rPr>
-        <w:t xml:space="preserve"> </w:t>
+        <w:t xml:space="preserve">2025.07  </w:t>
       </w:r>
       <w:r>
         <w:rPr>
@@ -1080,6 +1066,7 @@
         </w:rPr>
         <w:t xml:space="preserve">/ </w:t>
       </w:r>
+      <w:proofErr w:type="gramStart"/>
       <w:r>
         <w:rPr>
           <w:rFonts w:ascii="等线 Light" w:eastAsia="等线 Light" w:hAnsi="等线 Light" w:cs="Courier New" w:hint="eastAsia"/>
@@ -1100,15 +1087,6 @@
       </w:r>
       <w:r>
         <w:rPr>
-          <w:rFonts w:ascii="等线 Light" w:eastAsia="等线 Light" w:hAnsi="等线 Light" w:cs="Courier New" w:hint="eastAsia"/>
-          <w:b/>
-          <w:sz w:val="24"/>
-          <w:szCs w:val="24"/>
-        </w:rPr>
-        <w:t xml:space="preserve"> </w:t>
-      </w:r>
-      <w:r>
-        <w:rPr>
           <w:rFonts w:ascii="等线 Light" w:eastAsia="等线 Light" w:hAnsi="等线 Light" w:cs="Courier New"/>
           <w:b/>
           <w:bCs/>
@@ -1117,6 +1095,7 @@
         </w:rPr>
         <w:t>|</w:t>
       </w:r>
+      <w:proofErr w:type="gramEnd"/>
     </w:p>
     <w:p>
       <w:pPr>
@@ -1372,7 +1351,7 @@
       <w:pPr>
         <w:spacing w:line="300" w:lineRule="exact"/>
         <w:rPr>
-          <w:rFonts w:ascii="等线 Light" w:eastAsia="等线 Light" w:hAnsi="等线 Light" w:cs="Cascadia Code ExtraLight" w:hint="eastAsia"/>
+          <w:rFonts w:ascii="等线 Light" w:eastAsia="等线 Light" w:hAnsi="等线 Light" w:cs="Cascadia Code ExtraLight"/>
           <w:b/>
           <w:szCs w:val="21"/>
         </w:rPr>
@@ -1835,10 +1814,6 @@
         <w:snapToGrid w:val="0"/>
         <w:rPr>
           <w:rFonts w:ascii="等线 Light" w:eastAsia="等线 Light" w:hAnsi="等线 Light" w:cs="Courier New"/>
-          <w:b/>
-          <w:bCs/>
-          <w:sz w:val="24"/>
-          <w:szCs w:val="24"/>
         </w:rPr>
       </w:pPr>
       <w:r>
@@ -1852,6 +1827,182 @@
           <w:rFonts w:ascii="等线 Light" w:eastAsia="等线 Light" w:hAnsi="等线 Light" w:cs="Courier New" w:hint="eastAsia"/>
         </w:rPr>
         <w:t>----------</w:t>
+      </w:r>
+    </w:p>
+    <w:p>
+      <w:pPr>
+        <w:snapToGrid w:val="0"/>
+        <w:rPr>
+          <w:rFonts w:ascii="等线 Light" w:eastAsia="等线 Light" w:hAnsi="等线 Light" w:cs="Courier New" w:hint="eastAsia"/>
+          <w:b/>
+          <w:bCs/>
+          <w:sz w:val="24"/>
+          <w:szCs w:val="24"/>
+        </w:rPr>
+      </w:pPr>
+      <w:r>
+        <w:rPr>
+          <w:rFonts w:ascii="等线 Light" w:eastAsia="等线 Light" w:hAnsi="等线 Light" w:cs="Courier New" w:hint="eastAsia"/>
+          <w:b/>
+          <w:bCs/>
+          <w:sz w:val="24"/>
+          <w:szCs w:val="24"/>
+        </w:rPr>
+        <w:t>2023 年底 到 2024 年 GAP 主要从事兼职和远程相关临时工</w:t>
+      </w:r>
+      <w:proofErr w:type="gramStart"/>
+      <w:r>
+        <w:rPr>
+          <w:rFonts w:ascii="等线 Light" w:eastAsia="等线 Light" w:hAnsi="等线 Light" w:cs="Courier New" w:hint="eastAsia"/>
+          <w:b/>
+          <w:bCs/>
+          <w:sz w:val="24"/>
+          <w:szCs w:val="24"/>
+        </w:rPr>
+        <w:t>作.</w:t>
+      </w:r>
+      <w:proofErr w:type="gramEnd"/>
+      <w:r>
+        <w:rPr>
+          <w:rFonts w:ascii="等线 Light" w:eastAsia="等线 Light" w:hAnsi="等线 Light" w:cs="Courier New" w:hint="eastAsia"/>
+          <w:b/>
+          <w:bCs/>
+          <w:sz w:val="24"/>
+          <w:szCs w:val="24"/>
+        </w:rPr>
+        <w:t xml:space="preserve"> 2024年 10 月回国</w:t>
+      </w:r>
+      <w:proofErr w:type="gramStart"/>
+      <w:r>
+        <w:rPr>
+          <w:rFonts w:ascii="等线 Light" w:eastAsia="等线 Light" w:hAnsi="等线 Light" w:cs="Courier New" w:hint="eastAsia"/>
+          <w:b/>
+          <w:bCs/>
+          <w:sz w:val="24"/>
+          <w:szCs w:val="24"/>
+        </w:rPr>
+        <w:t>后,</w:t>
+      </w:r>
+      <w:proofErr w:type="gramEnd"/>
+      <w:r>
+        <w:rPr>
+          <w:rFonts w:ascii="等线 Light" w:eastAsia="等线 Light" w:hAnsi="等线 Light" w:cs="Courier New" w:hint="eastAsia"/>
+          <w:b/>
+          <w:bCs/>
+          <w:sz w:val="24"/>
+          <w:szCs w:val="24"/>
+        </w:rPr>
+        <w:t xml:space="preserve"> 开始正式找全职</w:t>
+      </w:r>
+      <w:proofErr w:type="gramStart"/>
+      <w:r>
+        <w:rPr>
+          <w:rFonts w:ascii="等线 Light" w:eastAsia="等线 Light" w:hAnsi="等线 Light" w:cs="Courier New" w:hint="eastAsia"/>
+          <w:b/>
+          <w:bCs/>
+          <w:sz w:val="24"/>
+          <w:szCs w:val="24"/>
+        </w:rPr>
+        <w:t>工作,</w:t>
+      </w:r>
+      <w:proofErr w:type="gramEnd"/>
+      <w:r>
+        <w:rPr>
+          <w:rFonts w:ascii="等线 Light" w:eastAsia="等线 Light" w:hAnsi="等线 Light" w:cs="Courier New" w:hint="eastAsia"/>
+          <w:b/>
+          <w:bCs/>
+          <w:sz w:val="24"/>
+          <w:szCs w:val="24"/>
+        </w:rPr>
+        <w:t xml:space="preserve"> 全职工作更加稳定</w:t>
+      </w:r>
+      <w:proofErr w:type="gramStart"/>
+      <w:r>
+        <w:rPr>
+          <w:rFonts w:ascii="等线 Light" w:eastAsia="等线 Light" w:hAnsi="等线 Light" w:cs="Courier New" w:hint="eastAsia"/>
+          <w:b/>
+          <w:bCs/>
+          <w:sz w:val="24"/>
+          <w:szCs w:val="24"/>
+        </w:rPr>
+        <w:t>高效.</w:t>
+      </w:r>
+      <w:proofErr w:type="gramEnd"/>
+      <w:r>
+        <w:rPr>
+          <w:rFonts w:ascii="等线 Light" w:eastAsia="等线 Light" w:hAnsi="等线 Light" w:cs="Courier New" w:hint="eastAsia"/>
+          <w:b/>
+          <w:bCs/>
+          <w:sz w:val="24"/>
+          <w:szCs w:val="24"/>
+        </w:rPr>
+        <w:t xml:space="preserve"> 11 月有了2个 offer, 其中一个 offer 流程较</w:t>
+      </w:r>
+      <w:proofErr w:type="gramStart"/>
+      <w:r>
+        <w:rPr>
+          <w:rFonts w:ascii="等线 Light" w:eastAsia="等线 Light" w:hAnsi="等线 Light" w:cs="Courier New" w:hint="eastAsia"/>
+          <w:b/>
+          <w:bCs/>
+          <w:sz w:val="24"/>
+          <w:szCs w:val="24"/>
+        </w:rPr>
+        <w:t>长,</w:t>
+      </w:r>
+      <w:proofErr w:type="gramEnd"/>
+      <w:r>
+        <w:rPr>
+          <w:rFonts w:ascii="等线 Light" w:eastAsia="等线 Light" w:hAnsi="等线 Light" w:cs="Courier New" w:hint="eastAsia"/>
+          <w:b/>
+          <w:bCs/>
+          <w:sz w:val="24"/>
+          <w:szCs w:val="24"/>
+        </w:rPr>
+        <w:t xml:space="preserve"> 2025农历年后第一天上班</w:t>
+      </w:r>
+      <w:proofErr w:type="gramStart"/>
+      <w:r>
+        <w:rPr>
+          <w:rFonts w:ascii="等线 Light" w:eastAsia="等线 Light" w:hAnsi="等线 Light" w:cs="Courier New" w:hint="eastAsia"/>
+          <w:b/>
+          <w:bCs/>
+          <w:sz w:val="24"/>
+          <w:szCs w:val="24"/>
+        </w:rPr>
+        <w:t>了.</w:t>
+      </w:r>
+      <w:proofErr w:type="gramEnd"/>
+      <w:r>
+        <w:rPr>
+          <w:rFonts w:ascii="等线 Light" w:eastAsia="等线 Light" w:hAnsi="等线 Light" w:cs="Courier New" w:hint="eastAsia"/>
+          <w:b/>
+          <w:bCs/>
+          <w:sz w:val="24"/>
+          <w:szCs w:val="24"/>
+        </w:rPr>
+        <w:t xml:space="preserve">  </w:t>
+      </w:r>
+    </w:p>
+    <w:p>
+      <w:pPr>
+        <w:snapToGrid w:val="0"/>
+        <w:rPr>
+          <w:rFonts w:ascii="等线 Light" w:eastAsia="等线 Light" w:hAnsi="等线 Light" w:cs="Courier New" w:hint="eastAsia"/>
+          <w:b/>
+          <w:bCs/>
+          <w:sz w:val="24"/>
+          <w:szCs w:val="24"/>
+        </w:rPr>
+      </w:pPr>
+      <w:r>
+        <w:rPr>
+          <w:rFonts w:ascii="等线 Light" w:eastAsia="等线 Light" w:hAnsi="等线 Light" w:cs="Courier New" w:hint="eastAsia"/>
+          <w:b/>
+          <w:bCs/>
+          <w:sz w:val="24"/>
+          <w:szCs w:val="24"/>
+        </w:rPr>
+        <w:t>--------------------------------------------------------------------</w:t>
       </w:r>
     </w:p>
     <w:p>
@@ -1879,6 +2030,7 @@
           <w:sz w:val="24"/>
           <w:szCs w:val="24"/>
         </w:rPr>
+        <w:lastRenderedPageBreak/>
         <w:t>TikTok</w:t>
       </w:r>
       <w:r>
@@ -2043,7 +2195,25 @@
           <w:sz w:val="24"/>
           <w:szCs w:val="24"/>
         </w:rPr>
-        <w:t xml:space="preserve"> 架构运维开发支持</w:t>
+        <w:t xml:space="preserve"> </w:t>
+      </w:r>
+      <w:r>
+        <w:rPr>
+          <w:rFonts w:ascii="等线 Light" w:eastAsia="等线 Light" w:hAnsi="等线 Light" w:cs="Courier New" w:hint="eastAsia"/>
+          <w:b/>
+          <w:sz w:val="24"/>
+          <w:szCs w:val="24"/>
+        </w:rPr>
+        <w:t xml:space="preserve"> </w:t>
+      </w:r>
+      <w:r>
+        <w:rPr>
+          <w:rFonts w:ascii="等线 Light" w:eastAsia="等线 Light" w:hAnsi="等线 Light" w:cs="Courier New" w:hint="eastAsia"/>
+          <w:b/>
+          <w:sz w:val="24"/>
+          <w:szCs w:val="24"/>
+        </w:rPr>
+        <w:t>架构运维开发支持</w:t>
       </w:r>
       <w:r>
         <w:rPr>
@@ -2088,7 +2258,7 @@
           <w:sz w:val="24"/>
           <w:szCs w:val="24"/>
         </w:rPr>
-        <w:t xml:space="preserve">  </w:t>
+        <w:t xml:space="preserve"> </w:t>
       </w:r>
       <w:r>
         <w:rPr>
@@ -2248,16 +2418,7 @@
           <w:bCs/>
           <w:szCs w:val="21"/>
         </w:rPr>
-        <w:t xml:space="preserve"> 国际化</w:t>
-      </w:r>
-      <w:r>
-        <w:rPr>
-          <w:rFonts w:ascii="等线 Light" w:eastAsia="等线 Light" w:hAnsi="等线 Light" w:cs="Cascadia Code ExtraLight"/>
-          <w:bCs/>
-          <w:szCs w:val="21"/>
-        </w:rPr>
-        <w:lastRenderedPageBreak/>
-        <w:t>电商迭代非常</w:t>
+        <w:t xml:space="preserve"> 国际化电商迭代非常</w:t>
       </w:r>
       <w:proofErr w:type="gramStart"/>
       <w:r>
@@ -5000,6 +5161,7 @@
           <w:b/>
           <w:szCs w:val="21"/>
         </w:rPr>
+        <w:lastRenderedPageBreak/>
         <w:t>工作职位</w:t>
       </w:r>
       <w:r>
@@ -5165,7 +5327,6 @@
           <w:rFonts w:ascii="等线 Light" w:eastAsia="等线 Light" w:hAnsi="等线 Light" w:cs="Cascadia Code ExtraLight"/>
           <w:szCs w:val="21"/>
         </w:rPr>
-        <w:lastRenderedPageBreak/>
         <w:t xml:space="preserve">2. </w:t>
       </w:r>
       <w:r>
@@ -6426,7 +6587,7 @@
 </file>
 
 <file path=word/endnotes.xml><?xml version="1.0" encoding="utf-8"?>
-<w:endnotes xmlns:wpc="http://schemas.microsoft.com/office/word/2010/wordprocessingCanvas" xmlns:cx="http://schemas.microsoft.com/office/drawing/2014/chartex" xmlns:cx1="http://schemas.microsoft.com/office/drawing/2015/9/8/chartex" xmlns:cx2="http://schemas.microsoft.com/office/drawing/2015/10/21/chartex" xmlns:cx3="http://schemas.microsoft.com/office/drawing/2016/5/9/chartex" xmlns:cx4="http://schemas.microsoft.com/office/drawing/2016/5/10/chartex" xmlns:cx5="http://schemas.microsoft.com/office/drawing/2016/5/11/chartex" xmlns:cx6="http://schemas.microsoft.com/office/drawing/2016/5/12/chartex" xmlns:cx7="http://schemas.microsoft.com/office/drawing/2016/5/13/chartex" xmlns:cx8="http://schemas.microsoft.com/office/drawing/2016/5/14/chartex" xmlns:mc="http://schemas.openxmlformats.org/markup-compatibility/2006" xmlns:aink="http://schemas.microsoft.com/office/drawing/2016/ink" xmlns:am3d="http://schemas.microsoft.com/office/drawing/2017/model3d" xmlns:o="urn:schemas-microsoft-com:office:office" xmlns:oel="http://schemas.microsoft.com/office/2019/extlst" xmlns:r="http://schemas.openxmlformats.org/officeDocument/2006/relationships" xmlns:m="http://schemas.openxmlformats.org/officeDocument/2006/math" xmlns:v="urn:schemas-microsoft-com:vml" xmlns:wp14="http://schemas.microsoft.com/office/word/2010/wordprocessingDrawing" xmlns:wp="http://schemas.openxmlformats.org/drawingml/2006/wordprocessingDrawing" xmlns:w10="urn:schemas-microsoft-com:office:word" xmlns:w="http://schemas.openxmlformats.org/wordprocessingml/2006/main" xmlns:w14="http://schemas.microsoft.com/office/word/2010/wordml" xmlns:w15="http://schemas.microsoft.com/office/word/2012/wordml" xmlns:w16cei="http://schemas.microsoft.com/office/word/2026/wordml/cei" xmlns:w16cex="http://schemas.microsoft.com/office/word/2018/wordml/cex" xmlns:w16cid="http://schemas.microsoft.com/office/word/2016/wordml/cid" xmlns:w16="http://schemas.microsoft.com/office/word/2018/wordml" xmlns:w16du="http://schemas.microsoft.com/office/word/2023/wordml/word16du" xmlns:w16sdtdh="http://schemas.microsoft.com/office/word/2020/wordml/sdtdatahash" xmlns:w16sdtfl="http://schemas.microsoft.com/office/word/2024/wordml/sdtformatlock" xmlns:w16se="http://schemas.microsoft.com/office/word/2015/wordml/symex" xmlns:wpg="http://schemas.microsoft.com/office/word/2010/wordprocessingGroup" xmlns:wpi="http://schemas.microsoft.com/office/word/2010/wordprocessingInk" xmlns:wne="http://schemas.microsoft.com/office/word/2006/wordml" xmlns:wps="http://schemas.microsoft.com/office/word/2010/wordprocessingShape" mc:Ignorable="w14 w15 w16se w16cid w16 w16cex w16sdtdh w16sdtfl w16du wp14">
+<w:endnotes xmlns:wpc="http://schemas.microsoft.com/office/word/2010/wordprocessingCanvas" xmlns:cx="http://schemas.microsoft.com/office/drawing/2014/chartex" xmlns:cx1="http://schemas.microsoft.com/office/drawing/2015/9/8/chartex" xmlns:cx2="http://schemas.microsoft.com/office/drawing/2015/10/21/chartex" xmlns:cx3="http://schemas.microsoft.com/office/drawing/2016/5/9/chartex" xmlns:cx4="http://schemas.microsoft.com/office/drawing/2016/5/10/chartex" xmlns:cx5="http://schemas.microsoft.com/office/drawing/2016/5/11/chartex" xmlns:cx6="http://schemas.microsoft.com/office/drawing/2016/5/12/chartex" xmlns:cx7="http://schemas.microsoft.com/office/drawing/2016/5/13/chartex" xmlns:cx8="http://schemas.microsoft.com/office/drawing/2016/5/14/chartex" xmlns:mc="http://schemas.openxmlformats.org/markup-compatibility/2006" xmlns:aink="http://schemas.microsoft.com/office/drawing/2016/ink" xmlns:am3d="http://schemas.microsoft.com/office/drawing/2017/model3d" xmlns:o="urn:schemas-microsoft-com:office:office" xmlns:oel="http://schemas.microsoft.com/office/2019/extlst" xmlns:r="http://schemas.openxmlformats.org/officeDocument/2006/relationships" xmlns:m="http://schemas.openxmlformats.org/officeDocument/2006/math" xmlns:v="urn:schemas-microsoft-com:vml" xmlns:wp14="http://schemas.microsoft.com/office/word/2010/wordprocessingDrawing" xmlns:wp="http://schemas.openxmlformats.org/drawingml/2006/wordprocessingDrawing" xmlns:w10="urn:schemas-microsoft-com:office:word" xmlns:w="http://schemas.openxmlformats.org/wordprocessingml/2006/main" xmlns:w14="http://schemas.microsoft.com/office/word/2010/wordml" xmlns:w15="http://schemas.microsoft.com/office/word/2012/wordml" xmlns:w16cex="http://schemas.microsoft.com/office/word/2018/wordml/cex" xmlns:w16cid="http://schemas.microsoft.com/office/word/2016/wordml/cid" xmlns:w16="http://schemas.microsoft.com/office/word/2018/wordml" xmlns:w16du="http://schemas.microsoft.com/office/word/2023/wordml/word16du" xmlns:w16sdtdh="http://schemas.microsoft.com/office/word/2020/wordml/sdtdatahash" xmlns:w16sdtfl="http://schemas.microsoft.com/office/word/2024/wordml/sdtformatlock" xmlns:w16se="http://schemas.microsoft.com/office/word/2015/wordml/symex" xmlns:wpg="http://schemas.microsoft.com/office/word/2010/wordprocessingGroup" xmlns:wpi="http://schemas.microsoft.com/office/word/2010/wordprocessingInk" xmlns:wne="http://schemas.microsoft.com/office/word/2006/wordml" xmlns:wps="http://schemas.microsoft.com/office/word/2010/wordprocessingShape" mc:Ignorable="w14 w15 w16se w16cid w16 w16cex w16sdtdh w16sdtfl w16du wp14">
   <w:endnote w:type="separator" w:id="-1">
     <w:p>
       <w:r>
@@ -6445,7 +6606,7 @@
 </file>
 
 <file path=word/footnotes.xml><?xml version="1.0" encoding="utf-8"?>
-<w:footnotes xmlns:wpc="http://schemas.microsoft.com/office/word/2010/wordprocessingCanvas" xmlns:cx="http://schemas.microsoft.com/office/drawing/2014/chartex" xmlns:cx1="http://schemas.microsoft.com/office/drawing/2015/9/8/chartex" xmlns:cx2="http://schemas.microsoft.com/office/drawing/2015/10/21/chartex" xmlns:cx3="http://schemas.microsoft.com/office/drawing/2016/5/9/chartex" xmlns:cx4="http://schemas.microsoft.com/office/drawing/2016/5/10/chartex" xmlns:cx5="http://schemas.microsoft.com/office/drawing/2016/5/11/chartex" xmlns:cx6="http://schemas.microsoft.com/office/drawing/2016/5/12/chartex" xmlns:cx7="http://schemas.microsoft.com/office/drawing/2016/5/13/chartex" xmlns:cx8="http://schemas.microsoft.com/office/drawing/2016/5/14/chartex" xmlns:mc="http://schemas.openxmlformats.org/markup-compatibility/2006" xmlns:aink="http://schemas.microsoft.com/office/drawing/2016/ink" xmlns:am3d="http://schemas.microsoft.com/office/drawing/2017/model3d" xmlns:o="urn:schemas-microsoft-com:office:office" xmlns:oel="http://schemas.microsoft.com/office/2019/extlst" xmlns:r="http://schemas.openxmlformats.org/officeDocument/2006/relationships" xmlns:m="http://schemas.openxmlformats.org/officeDocument/2006/math" xmlns:v="urn:schemas-microsoft-com:vml" xmlns:wp14="http://schemas.microsoft.com/office/word/2010/wordprocessingDrawing" xmlns:wp="http://schemas.openxmlformats.org/drawingml/2006/wordprocessingDrawing" xmlns:w10="urn:schemas-microsoft-com:office:word" xmlns:w="http://schemas.openxmlformats.org/wordprocessingml/2006/main" xmlns:w14="http://schemas.microsoft.com/office/word/2010/wordml" xmlns:w15="http://schemas.microsoft.com/office/word/2012/wordml" xmlns:w16cei="http://schemas.microsoft.com/office/word/2026/wordml/cei" xmlns:w16cex="http://schemas.microsoft.com/office/word/2018/wordml/cex" xmlns:w16cid="http://schemas.microsoft.com/office/word/2016/wordml/cid" xmlns:w16="http://schemas.microsoft.com/office/word/2018/wordml" xmlns:w16du="http://schemas.microsoft.com/office/word/2023/wordml/word16du" xmlns:w16sdtdh="http://schemas.microsoft.com/office/word/2020/wordml/sdtdatahash" xmlns:w16sdtfl="http://schemas.microsoft.com/office/word/2024/wordml/sdtformatlock" xmlns:w16se="http://schemas.microsoft.com/office/word/2015/wordml/symex" xmlns:wpg="http://schemas.microsoft.com/office/word/2010/wordprocessingGroup" xmlns:wpi="http://schemas.microsoft.com/office/word/2010/wordprocessingInk" xmlns:wne="http://schemas.microsoft.com/office/word/2006/wordml" xmlns:wps="http://schemas.microsoft.com/office/word/2010/wordprocessingShape" mc:Ignorable="w14 w15 w16se w16cid w16 w16cex w16sdtdh w16sdtfl w16du wp14">
+<w:footnotes xmlns:wpc="http://schemas.microsoft.com/office/word/2010/wordprocessingCanvas" xmlns:cx="http://schemas.microsoft.com/office/drawing/2014/chartex" xmlns:cx1="http://schemas.microsoft.com/office/drawing/2015/9/8/chartex" xmlns:cx2="http://schemas.microsoft.com/office/drawing/2015/10/21/chartex" xmlns:cx3="http://schemas.microsoft.com/office/drawing/2016/5/9/chartex" xmlns:cx4="http://schemas.microsoft.com/office/drawing/2016/5/10/chartex" xmlns:cx5="http://schemas.microsoft.com/office/drawing/2016/5/11/chartex" xmlns:cx6="http://schemas.microsoft.com/office/drawing/2016/5/12/chartex" xmlns:cx7="http://schemas.microsoft.com/office/drawing/2016/5/13/chartex" xmlns:cx8="http://schemas.microsoft.com/office/drawing/2016/5/14/chartex" xmlns:mc="http://schemas.openxmlformats.org/markup-compatibility/2006" xmlns:aink="http://schemas.microsoft.com/office/drawing/2016/ink" xmlns:am3d="http://schemas.microsoft.com/office/drawing/2017/model3d" xmlns:o="urn:schemas-microsoft-com:office:office" xmlns:oel="http://schemas.microsoft.com/office/2019/extlst" xmlns:r="http://schemas.openxmlformats.org/officeDocument/2006/relationships" xmlns:m="http://schemas.openxmlformats.org/officeDocument/2006/math" xmlns:v="urn:schemas-microsoft-com:vml" xmlns:wp14="http://schemas.microsoft.com/office/word/2010/wordprocessingDrawing" xmlns:wp="http://schemas.openxmlformats.org/drawingml/2006/wordprocessingDrawing" xmlns:w10="urn:schemas-microsoft-com:office:word" xmlns:w="http://schemas.openxmlformats.org/wordprocessingml/2006/main" xmlns:w14="http://schemas.microsoft.com/office/word/2010/wordml" xmlns:w15="http://schemas.microsoft.com/office/word/2012/wordml" xmlns:w16cex="http://schemas.microsoft.com/office/word/2018/wordml/cex" xmlns:w16cid="http://schemas.microsoft.com/office/word/2016/wordml/cid" xmlns:w16="http://schemas.microsoft.com/office/word/2018/wordml" xmlns:w16du="http://schemas.microsoft.com/office/word/2023/wordml/word16du" xmlns:w16sdtdh="http://schemas.microsoft.com/office/word/2020/wordml/sdtdatahash" xmlns:w16sdtfl="http://schemas.microsoft.com/office/word/2024/wordml/sdtformatlock" xmlns:w16se="http://schemas.microsoft.com/office/word/2015/wordml/symex" xmlns:wpg="http://schemas.microsoft.com/office/word/2010/wordprocessingGroup" xmlns:wpi="http://schemas.microsoft.com/office/word/2010/wordprocessingInk" xmlns:wne="http://schemas.microsoft.com/office/word/2006/wordml" xmlns:wps="http://schemas.microsoft.com/office/word/2010/wordprocessingShape" mc:Ignorable="w14 w15 w16se w16cid w16 w16cex w16sdtdh w16sdtfl w16du wp14">
   <w:footnote w:type="separator" w:id="-1">
     <w:p>
       <w:r>
@@ -6464,7 +6625,7 @@
 </file>
 
 <file path=word/header1.xml><?xml version="1.0" encoding="utf-8"?>
-<w:hdr xmlns:wpc="http://schemas.microsoft.com/office/word/2010/wordprocessingCanvas" xmlns:cx="http://schemas.microsoft.com/office/drawing/2014/chartex" xmlns:cx1="http://schemas.microsoft.com/office/drawing/2015/9/8/chartex" xmlns:cx2="http://schemas.microsoft.com/office/drawing/2015/10/21/chartex" xmlns:cx3="http://schemas.microsoft.com/office/drawing/2016/5/9/chartex" xmlns:cx4="http://schemas.microsoft.com/office/drawing/2016/5/10/chartex" xmlns:cx5="http://schemas.microsoft.com/office/drawing/2016/5/11/chartex" xmlns:cx6="http://schemas.microsoft.com/office/drawing/2016/5/12/chartex" xmlns:cx7="http://schemas.microsoft.com/office/drawing/2016/5/13/chartex" xmlns:cx8="http://schemas.microsoft.com/office/drawing/2016/5/14/chartex" xmlns:mc="http://schemas.openxmlformats.org/markup-compatibility/2006" xmlns:aink="http://schemas.microsoft.com/office/drawing/2016/ink" xmlns:am3d="http://schemas.microsoft.com/office/drawing/2017/model3d" xmlns:o="urn:schemas-microsoft-com:office:office" xmlns:oel="http://schemas.microsoft.com/office/2019/extlst" xmlns:r="http://schemas.openxmlformats.org/officeDocument/2006/relationships" xmlns:m="http://schemas.openxmlformats.org/officeDocument/2006/math" xmlns:v="urn:schemas-microsoft-com:vml" xmlns:wp14="http://schemas.microsoft.com/office/word/2010/wordprocessingDrawing" xmlns:wp="http://schemas.openxmlformats.org/drawingml/2006/wordprocessingDrawing" xmlns:w10="urn:schemas-microsoft-com:office:word" xmlns:w="http://schemas.openxmlformats.org/wordprocessingml/2006/main" xmlns:w14="http://schemas.microsoft.com/office/word/2010/wordml" xmlns:w15="http://schemas.microsoft.com/office/word/2012/wordml" xmlns:w16cei="http://schemas.microsoft.com/office/word/2026/wordml/cei" xmlns:w16cex="http://schemas.microsoft.com/office/word/2018/wordml/cex" xmlns:w16cid="http://schemas.microsoft.com/office/word/2016/wordml/cid" xmlns:w16="http://schemas.microsoft.com/office/word/2018/wordml" xmlns:w16du="http://schemas.microsoft.com/office/word/2023/wordml/word16du" xmlns:w16sdtdh="http://schemas.microsoft.com/office/word/2020/wordml/sdtdatahash" xmlns:w16sdtfl="http://schemas.microsoft.com/office/word/2024/wordml/sdtformatlock" xmlns:w16se="http://schemas.microsoft.com/office/word/2015/wordml/symex" xmlns:wpg="http://schemas.microsoft.com/office/word/2010/wordprocessingGroup" xmlns:wpi="http://schemas.microsoft.com/office/word/2010/wordprocessingInk" xmlns:wne="http://schemas.microsoft.com/office/word/2006/wordml" xmlns:wps="http://schemas.microsoft.com/office/word/2010/wordprocessingShape" mc:Ignorable="w14 w15 w16se w16cid w16 w16cex w16sdtdh w16sdtfl w16du wp14">
+<w:hdr xmlns:wpc="http://schemas.microsoft.com/office/word/2010/wordprocessingCanvas" xmlns:cx="http://schemas.microsoft.com/office/drawing/2014/chartex" xmlns:cx1="http://schemas.microsoft.com/office/drawing/2015/9/8/chartex" xmlns:cx2="http://schemas.microsoft.com/office/drawing/2015/10/21/chartex" xmlns:cx3="http://schemas.microsoft.com/office/drawing/2016/5/9/chartex" xmlns:cx4="http://schemas.microsoft.com/office/drawing/2016/5/10/chartex" xmlns:cx5="http://schemas.microsoft.com/office/drawing/2016/5/11/chartex" xmlns:cx6="http://schemas.microsoft.com/office/drawing/2016/5/12/chartex" xmlns:cx7="http://schemas.microsoft.com/office/drawing/2016/5/13/chartex" xmlns:cx8="http://schemas.microsoft.com/office/drawing/2016/5/14/chartex" xmlns:mc="http://schemas.openxmlformats.org/markup-compatibility/2006" xmlns:aink="http://schemas.microsoft.com/office/drawing/2016/ink" xmlns:am3d="http://schemas.microsoft.com/office/drawing/2017/model3d" xmlns:o="urn:schemas-microsoft-com:office:office" xmlns:oel="http://schemas.microsoft.com/office/2019/extlst" xmlns:r="http://schemas.openxmlformats.org/officeDocument/2006/relationships" xmlns:m="http://schemas.openxmlformats.org/officeDocument/2006/math" xmlns:v="urn:schemas-microsoft-com:vml" xmlns:wp14="http://schemas.microsoft.com/office/word/2010/wordprocessingDrawing" xmlns:wp="http://schemas.openxmlformats.org/drawingml/2006/wordprocessingDrawing" xmlns:w10="urn:schemas-microsoft-com:office:word" xmlns:w="http://schemas.openxmlformats.org/wordprocessingml/2006/main" xmlns:w14="http://schemas.microsoft.com/office/word/2010/wordml" xmlns:w15="http://schemas.microsoft.com/office/word/2012/wordml" xmlns:w16cex="http://schemas.microsoft.com/office/word/2018/wordml/cex" xmlns:w16cid="http://schemas.microsoft.com/office/word/2016/wordml/cid" xmlns:w16="http://schemas.microsoft.com/office/word/2018/wordml" xmlns:w16du="http://schemas.microsoft.com/office/word/2023/wordml/word16du" xmlns:w16sdtdh="http://schemas.microsoft.com/office/word/2020/wordml/sdtdatahash" xmlns:w16sdtfl="http://schemas.microsoft.com/office/word/2024/wordml/sdtformatlock" xmlns:w16se="http://schemas.microsoft.com/office/word/2015/wordml/symex" xmlns:wpg="http://schemas.microsoft.com/office/word/2010/wordprocessingGroup" xmlns:wpi="http://schemas.microsoft.com/office/word/2010/wordprocessingInk" xmlns:wne="http://schemas.microsoft.com/office/word/2006/wordml" xmlns:wps="http://schemas.microsoft.com/office/word/2010/wordprocessingShape" mc:Ignorable="w14 w15 w16se w16cid w16 w16cex w16sdtdh w16sdtfl w16du wp14">
   <w:p>
     <w:pPr>
       <w:pStyle w:val="a4"/>
@@ -6543,7 +6704,7 @@
             </wp:anchor>
           </w:drawing>
         </mc:Choice>
-        <mc:Fallback>
+        <mc:Fallback xmlns:w16cei="http://schemas.microsoft.com/office/word/2026/wordml/cei">
           <w:pict>
             <v:shapetype w14:anchorId="2B22A28E" id="_x0000_t202" coordsize="21600,21600" o:spt="202" path="m,l,21600r21600,l21600,xe">
               <v:stroke joinstyle="miter"/>
@@ -6585,7 +6746,7 @@
 </file>
 
 <file path=word/numbering.xml><?xml version="1.0" encoding="utf-8"?>
-<w:numbering xmlns:wpc="http://schemas.microsoft.com/office/word/2010/wordprocessingCanvas" xmlns:cx="http://schemas.microsoft.com/office/drawing/2014/chartex" xmlns:cx1="http://schemas.microsoft.com/office/drawing/2015/9/8/chartex" xmlns:cx2="http://schemas.microsoft.com/office/drawing/2015/10/21/chartex" xmlns:cx3="http://schemas.microsoft.com/office/drawing/2016/5/9/chartex" xmlns:cx4="http://schemas.microsoft.com/office/drawing/2016/5/10/chartex" xmlns:cx5="http://schemas.microsoft.com/office/drawing/2016/5/11/chartex" xmlns:cx6="http://schemas.microsoft.com/office/drawing/2016/5/12/chartex" xmlns:cx7="http://schemas.microsoft.com/office/drawing/2016/5/13/chartex" xmlns:cx8="http://schemas.microsoft.com/office/drawing/2016/5/14/chartex" xmlns:mc="http://schemas.openxmlformats.org/markup-compatibility/2006" xmlns:aink="http://schemas.microsoft.com/office/drawing/2016/ink" xmlns:am3d="http://schemas.microsoft.com/office/drawing/2017/model3d" xmlns:o="urn:schemas-microsoft-com:office:office" xmlns:oel="http://schemas.microsoft.com/office/2019/extlst" xmlns:r="http://schemas.openxmlformats.org/officeDocument/2006/relationships" xmlns:m="http://schemas.openxmlformats.org/officeDocument/2006/math" xmlns:v="urn:schemas-microsoft-com:vml" xmlns:wp14="http://schemas.microsoft.com/office/word/2010/wordprocessingDrawing" xmlns:wp="http://schemas.openxmlformats.org/drawingml/2006/wordprocessingDrawing" xmlns:w10="urn:schemas-microsoft-com:office:word" xmlns:w="http://schemas.openxmlformats.org/wordprocessingml/2006/main" xmlns:w14="http://schemas.microsoft.com/office/word/2010/wordml" xmlns:w15="http://schemas.microsoft.com/office/word/2012/wordml" xmlns:w16cei="http://schemas.microsoft.com/office/word/2026/wordml/cei" xmlns:w16cex="http://schemas.microsoft.com/office/word/2018/wordml/cex" xmlns:w16cid="http://schemas.microsoft.com/office/word/2016/wordml/cid" xmlns:w16="http://schemas.microsoft.com/office/word/2018/wordml" xmlns:w16du="http://schemas.microsoft.com/office/word/2023/wordml/word16du" xmlns:w16sdtdh="http://schemas.microsoft.com/office/word/2020/wordml/sdtdatahash" xmlns:w16sdtfl="http://schemas.microsoft.com/office/word/2024/wordml/sdtformatlock" xmlns:w16se="http://schemas.microsoft.com/office/word/2015/wordml/symex" xmlns:wpg="http://schemas.microsoft.com/office/word/2010/wordprocessingGroup" xmlns:wpi="http://schemas.microsoft.com/office/word/2010/wordprocessingInk" xmlns:wne="http://schemas.microsoft.com/office/word/2006/wordml" xmlns:wps="http://schemas.microsoft.com/office/word/2010/wordprocessingShape" mc:Ignorable="w14 w15 w16se w16cid w16 w16cex w16sdtdh w16sdtfl w16du wp14">
+<w:numbering xmlns:wpc="http://schemas.microsoft.com/office/word/2010/wordprocessingCanvas" xmlns:cx="http://schemas.microsoft.com/office/drawing/2014/chartex" xmlns:cx1="http://schemas.microsoft.com/office/drawing/2015/9/8/chartex" xmlns:cx2="http://schemas.microsoft.com/office/drawing/2015/10/21/chartex" xmlns:cx3="http://schemas.microsoft.com/office/drawing/2016/5/9/chartex" xmlns:cx4="http://schemas.microsoft.com/office/drawing/2016/5/10/chartex" xmlns:cx5="http://schemas.microsoft.com/office/drawing/2016/5/11/chartex" xmlns:cx6="http://schemas.microsoft.com/office/drawing/2016/5/12/chartex" xmlns:cx7="http://schemas.microsoft.com/office/drawing/2016/5/13/chartex" xmlns:cx8="http://schemas.microsoft.com/office/drawing/2016/5/14/chartex" xmlns:mc="http://schemas.openxmlformats.org/markup-compatibility/2006" xmlns:aink="http://schemas.microsoft.com/office/drawing/2016/ink" xmlns:am3d="http://schemas.microsoft.com/office/drawing/2017/model3d" xmlns:o="urn:schemas-microsoft-com:office:office" xmlns:oel="http://schemas.microsoft.com/office/2019/extlst" xmlns:r="http://schemas.openxmlformats.org/officeDocument/2006/relationships" xmlns:m="http://schemas.openxmlformats.org/officeDocument/2006/math" xmlns:v="urn:schemas-microsoft-com:vml" xmlns:wp14="http://schemas.microsoft.com/office/word/2010/wordprocessingDrawing" xmlns:wp="http://schemas.openxmlformats.org/drawingml/2006/wordprocessingDrawing" xmlns:w10="urn:schemas-microsoft-com:office:word" xmlns:w="http://schemas.openxmlformats.org/wordprocessingml/2006/main" xmlns:w14="http://schemas.microsoft.com/office/word/2010/wordml" xmlns:w15="http://schemas.microsoft.com/office/word/2012/wordml" xmlns:w16cex="http://schemas.microsoft.com/office/word/2018/wordml/cex" xmlns:w16cid="http://schemas.microsoft.com/office/word/2016/wordml/cid" xmlns:w16="http://schemas.microsoft.com/office/word/2018/wordml" xmlns:w16du="http://schemas.microsoft.com/office/word/2023/wordml/word16du" xmlns:w16sdtdh="http://schemas.microsoft.com/office/word/2020/wordml/sdtdatahash" xmlns:w16sdtfl="http://schemas.microsoft.com/office/word/2024/wordml/sdtformatlock" xmlns:w16se="http://schemas.microsoft.com/office/word/2015/wordml/symex" xmlns:wpg="http://schemas.microsoft.com/office/word/2010/wordprocessingGroup" xmlns:wpi="http://schemas.microsoft.com/office/word/2010/wordprocessingInk" xmlns:wne="http://schemas.microsoft.com/office/word/2006/wordml" xmlns:wps="http://schemas.microsoft.com/office/word/2010/wordprocessingShape" mc:Ignorable="w14 w15 w16se w16cid w16 w16cex w16sdtdh w16sdtfl w16du wp14">
   <w:abstractNum w:abstractNumId="0" w15:restartNumberingAfterBreak="0">
     <w:nsid w:val="AFAFDA22"/>
     <w:multiLevelType w:val="singleLevel"/>

--- a/backup/求职-开发工程师-王志-18612350941.docx
+++ b/backup/求职-开发工程师-王志-18612350941.docx
@@ -1814,180 +1814,6 @@
         <w:snapToGrid w:val="0"/>
         <w:rPr>
           <w:rFonts w:ascii="等线 Light" w:eastAsia="等线 Light" w:hAnsi="等线 Light" w:cs="Courier New"/>
-        </w:rPr>
-      </w:pPr>
-      <w:r>
-        <w:rPr>
-          <w:rFonts w:ascii="等线 Light" w:eastAsia="等线 Light" w:hAnsi="等线 Light" w:cs="Courier New"/>
-        </w:rPr>
-        <w:t>-------------------------------------------------------------------</w:t>
-      </w:r>
-      <w:r>
-        <w:rPr>
-          <w:rFonts w:ascii="等线 Light" w:eastAsia="等线 Light" w:hAnsi="等线 Light" w:cs="Courier New" w:hint="eastAsia"/>
-        </w:rPr>
-        <w:t>----------</w:t>
-      </w:r>
-    </w:p>
-    <w:p>
-      <w:pPr>
-        <w:snapToGrid w:val="0"/>
-        <w:rPr>
-          <w:rFonts w:ascii="等线 Light" w:eastAsia="等线 Light" w:hAnsi="等线 Light" w:cs="Courier New" w:hint="eastAsia"/>
-          <w:b/>
-          <w:bCs/>
-          <w:sz w:val="24"/>
-          <w:szCs w:val="24"/>
-        </w:rPr>
-      </w:pPr>
-      <w:r>
-        <w:rPr>
-          <w:rFonts w:ascii="等线 Light" w:eastAsia="等线 Light" w:hAnsi="等线 Light" w:cs="Courier New" w:hint="eastAsia"/>
-          <w:b/>
-          <w:bCs/>
-          <w:sz w:val="24"/>
-          <w:szCs w:val="24"/>
-        </w:rPr>
-        <w:t>2023 年底 到 2024 年 GAP 主要从事兼职和远程相关临时工</w:t>
-      </w:r>
-      <w:proofErr w:type="gramStart"/>
-      <w:r>
-        <w:rPr>
-          <w:rFonts w:ascii="等线 Light" w:eastAsia="等线 Light" w:hAnsi="等线 Light" w:cs="Courier New" w:hint="eastAsia"/>
-          <w:b/>
-          <w:bCs/>
-          <w:sz w:val="24"/>
-          <w:szCs w:val="24"/>
-        </w:rPr>
-        <w:t>作.</w:t>
-      </w:r>
-      <w:proofErr w:type="gramEnd"/>
-      <w:r>
-        <w:rPr>
-          <w:rFonts w:ascii="等线 Light" w:eastAsia="等线 Light" w:hAnsi="等线 Light" w:cs="Courier New" w:hint="eastAsia"/>
-          <w:b/>
-          <w:bCs/>
-          <w:sz w:val="24"/>
-          <w:szCs w:val="24"/>
-        </w:rPr>
-        <w:t xml:space="preserve"> 2024年 10 月回国</w:t>
-      </w:r>
-      <w:proofErr w:type="gramStart"/>
-      <w:r>
-        <w:rPr>
-          <w:rFonts w:ascii="等线 Light" w:eastAsia="等线 Light" w:hAnsi="等线 Light" w:cs="Courier New" w:hint="eastAsia"/>
-          <w:b/>
-          <w:bCs/>
-          <w:sz w:val="24"/>
-          <w:szCs w:val="24"/>
-        </w:rPr>
-        <w:t>后,</w:t>
-      </w:r>
-      <w:proofErr w:type="gramEnd"/>
-      <w:r>
-        <w:rPr>
-          <w:rFonts w:ascii="等线 Light" w:eastAsia="等线 Light" w:hAnsi="等线 Light" w:cs="Courier New" w:hint="eastAsia"/>
-          <w:b/>
-          <w:bCs/>
-          <w:sz w:val="24"/>
-          <w:szCs w:val="24"/>
-        </w:rPr>
-        <w:t xml:space="preserve"> 开始正式找全职</w:t>
-      </w:r>
-      <w:proofErr w:type="gramStart"/>
-      <w:r>
-        <w:rPr>
-          <w:rFonts w:ascii="等线 Light" w:eastAsia="等线 Light" w:hAnsi="等线 Light" w:cs="Courier New" w:hint="eastAsia"/>
-          <w:b/>
-          <w:bCs/>
-          <w:sz w:val="24"/>
-          <w:szCs w:val="24"/>
-        </w:rPr>
-        <w:t>工作,</w:t>
-      </w:r>
-      <w:proofErr w:type="gramEnd"/>
-      <w:r>
-        <w:rPr>
-          <w:rFonts w:ascii="等线 Light" w:eastAsia="等线 Light" w:hAnsi="等线 Light" w:cs="Courier New" w:hint="eastAsia"/>
-          <w:b/>
-          <w:bCs/>
-          <w:sz w:val="24"/>
-          <w:szCs w:val="24"/>
-        </w:rPr>
-        <w:t xml:space="preserve"> 全职工作更加稳定</w:t>
-      </w:r>
-      <w:proofErr w:type="gramStart"/>
-      <w:r>
-        <w:rPr>
-          <w:rFonts w:ascii="等线 Light" w:eastAsia="等线 Light" w:hAnsi="等线 Light" w:cs="Courier New" w:hint="eastAsia"/>
-          <w:b/>
-          <w:bCs/>
-          <w:sz w:val="24"/>
-          <w:szCs w:val="24"/>
-        </w:rPr>
-        <w:t>高效.</w:t>
-      </w:r>
-      <w:proofErr w:type="gramEnd"/>
-      <w:r>
-        <w:rPr>
-          <w:rFonts w:ascii="等线 Light" w:eastAsia="等线 Light" w:hAnsi="等线 Light" w:cs="Courier New" w:hint="eastAsia"/>
-          <w:b/>
-          <w:bCs/>
-          <w:sz w:val="24"/>
-          <w:szCs w:val="24"/>
-        </w:rPr>
-        <w:t xml:space="preserve"> 11 月有了2个 offer, 其中一个 offer 流程较</w:t>
-      </w:r>
-      <w:proofErr w:type="gramStart"/>
-      <w:r>
-        <w:rPr>
-          <w:rFonts w:ascii="等线 Light" w:eastAsia="等线 Light" w:hAnsi="等线 Light" w:cs="Courier New" w:hint="eastAsia"/>
-          <w:b/>
-          <w:bCs/>
-          <w:sz w:val="24"/>
-          <w:szCs w:val="24"/>
-        </w:rPr>
-        <w:t>长,</w:t>
-      </w:r>
-      <w:proofErr w:type="gramEnd"/>
-      <w:r>
-        <w:rPr>
-          <w:rFonts w:ascii="等线 Light" w:eastAsia="等线 Light" w:hAnsi="等线 Light" w:cs="Courier New" w:hint="eastAsia"/>
-          <w:b/>
-          <w:bCs/>
-          <w:sz w:val="24"/>
-          <w:szCs w:val="24"/>
-        </w:rPr>
-        <w:t xml:space="preserve"> 2025农历年后第一天上班</w:t>
-      </w:r>
-      <w:proofErr w:type="gramStart"/>
-      <w:r>
-        <w:rPr>
-          <w:rFonts w:ascii="等线 Light" w:eastAsia="等线 Light" w:hAnsi="等线 Light" w:cs="Courier New" w:hint="eastAsia"/>
-          <w:b/>
-          <w:bCs/>
-          <w:sz w:val="24"/>
-          <w:szCs w:val="24"/>
-        </w:rPr>
-        <w:t>了.</w:t>
-      </w:r>
-      <w:proofErr w:type="gramEnd"/>
-      <w:r>
-        <w:rPr>
-          <w:rFonts w:ascii="等线 Light" w:eastAsia="等线 Light" w:hAnsi="等线 Light" w:cs="Courier New" w:hint="eastAsia"/>
-          <w:b/>
-          <w:bCs/>
-          <w:sz w:val="24"/>
-          <w:szCs w:val="24"/>
-        </w:rPr>
-        <w:t xml:space="preserve">  </w:t>
-      </w:r>
-    </w:p>
-    <w:p>
-      <w:pPr>
-        <w:snapToGrid w:val="0"/>
-        <w:rPr>
-          <w:rFonts w:ascii="等线 Light" w:eastAsia="等线 Light" w:hAnsi="等线 Light" w:cs="Courier New" w:hint="eastAsia"/>
           <w:b/>
           <w:bCs/>
           <w:sz w:val="24"/>
@@ -2030,395 +1856,403 @@
           <w:sz w:val="24"/>
           <w:szCs w:val="24"/>
         </w:rPr>
+        <w:t>TikTok</w:t>
+      </w:r>
+      <w:r>
+        <w:rPr>
+          <w:rFonts w:ascii="等线 Light" w:eastAsia="等线 Light" w:hAnsi="等线 Light" w:cs="Courier New" w:hint="eastAsia"/>
+          <w:b/>
+          <w:bCs/>
+          <w:sz w:val="24"/>
+          <w:szCs w:val="24"/>
+        </w:rPr>
+        <w:t xml:space="preserve"> </w:t>
+      </w:r>
+      <w:proofErr w:type="gramStart"/>
+      <w:r>
+        <w:rPr>
+          <w:rFonts w:ascii="等线 Light" w:eastAsia="等线 Light" w:hAnsi="等线 Light" w:cs="Courier New" w:hint="eastAsia"/>
+          <w:b/>
+          <w:bCs/>
+          <w:sz w:val="24"/>
+          <w:szCs w:val="24"/>
+        </w:rPr>
+        <w:t>国际化电商</w:t>
+      </w:r>
+      <w:r>
+        <w:rPr>
+          <w:rFonts w:ascii="等线 Light" w:eastAsia="等线 Light" w:hAnsi="等线 Light" w:cs="Courier New" w:hint="eastAsia"/>
+          <w:b/>
+          <w:bCs/>
+          <w:sz w:val="24"/>
+          <w:szCs w:val="24"/>
+        </w:rPr>
+        <w:t xml:space="preserve"> </w:t>
+      </w:r>
+      <w:r>
+        <w:rPr>
+          <w:rFonts w:ascii="等线 Light" w:eastAsia="等线 Light" w:hAnsi="等线 Light" w:cs="Courier New" w:hint="eastAsia"/>
+          <w:b/>
+          <w:bCs/>
+          <w:sz w:val="24"/>
+          <w:szCs w:val="24"/>
+        </w:rPr>
+        <w:t xml:space="preserve"> </w:t>
+      </w:r>
+      <w:r>
+        <w:rPr>
+          <w:rFonts w:ascii="等线 Light" w:eastAsia="等线 Light" w:hAnsi="等线 Light" w:cs="Courier New"/>
+          <w:b/>
+          <w:bCs/>
+          <w:sz w:val="24"/>
+          <w:szCs w:val="24"/>
+        </w:rPr>
+        <w:t>|</w:t>
+      </w:r>
+      <w:proofErr w:type="gramEnd"/>
+      <w:r>
+        <w:rPr>
+          <w:rFonts w:ascii="等线 Light" w:eastAsia="等线 Light" w:hAnsi="等线 Light" w:cs="Courier New"/>
+          <w:b/>
+          <w:bCs/>
+          <w:sz w:val="24"/>
+          <w:szCs w:val="24"/>
+        </w:rPr>
+        <w:t xml:space="preserve"> </w:t>
+      </w:r>
+      <w:r>
+        <w:rPr>
+          <w:rFonts w:ascii="等线 Light" w:eastAsia="等线 Light" w:hAnsi="等线 Light" w:cs="Courier New" w:hint="eastAsia"/>
+          <w:b/>
+          <w:bCs/>
+          <w:sz w:val="24"/>
+          <w:szCs w:val="24"/>
+        </w:rPr>
+        <w:t xml:space="preserve"> </w:t>
+      </w:r>
+      <w:r>
+        <w:rPr>
+          <w:rFonts w:ascii="等线 Light" w:eastAsia="等线 Light" w:hAnsi="等线 Light" w:cs="Courier New"/>
+          <w:b/>
+          <w:sz w:val="24"/>
+          <w:szCs w:val="24"/>
+        </w:rPr>
+        <w:t>20</w:t>
+      </w:r>
+      <w:r>
+        <w:rPr>
+          <w:rFonts w:ascii="等线 Light" w:eastAsia="等线 Light" w:hAnsi="等线 Light" w:cs="Courier New" w:hint="eastAsia"/>
+          <w:b/>
+          <w:sz w:val="24"/>
+          <w:szCs w:val="24"/>
+        </w:rPr>
+        <w:t>22</w:t>
+      </w:r>
+      <w:r>
+        <w:rPr>
+          <w:rFonts w:ascii="等线 Light" w:eastAsia="等线 Light" w:hAnsi="等线 Light" w:cs="Courier New"/>
+          <w:b/>
+          <w:sz w:val="24"/>
+          <w:szCs w:val="24"/>
+        </w:rPr>
+        <w:t>.</w:t>
+      </w:r>
+      <w:r>
+        <w:rPr>
+          <w:rFonts w:ascii="等线 Light" w:eastAsia="等线 Light" w:hAnsi="等线 Light" w:cs="Courier New" w:hint="eastAsia"/>
+          <w:b/>
+          <w:sz w:val="24"/>
+          <w:szCs w:val="24"/>
+        </w:rPr>
+        <w:t>06</w:t>
+      </w:r>
+      <w:r>
+        <w:rPr>
+          <w:rFonts w:ascii="等线 Light" w:eastAsia="等线 Light" w:hAnsi="等线 Light" w:cs="Courier New"/>
+          <w:b/>
+          <w:sz w:val="24"/>
+          <w:szCs w:val="24"/>
+        </w:rPr>
+        <w:t xml:space="preserve"> – </w:t>
+      </w:r>
+      <w:proofErr w:type="gramStart"/>
+      <w:r>
+        <w:rPr>
+          <w:rFonts w:ascii="等线 Light" w:eastAsia="等线 Light" w:hAnsi="等线 Light" w:cs="Courier New" w:hint="eastAsia"/>
+          <w:b/>
+          <w:sz w:val="24"/>
+          <w:szCs w:val="24"/>
+        </w:rPr>
+        <w:t>2023.07</w:t>
+      </w:r>
+      <w:r>
+        <w:rPr>
+          <w:rFonts w:ascii="等线 Light" w:eastAsia="等线 Light" w:hAnsi="等线 Light" w:cs="Courier New"/>
+          <w:b/>
+          <w:sz w:val="24"/>
+          <w:szCs w:val="24"/>
+        </w:rPr>
+        <w:t xml:space="preserve"> </w:t>
+      </w:r>
+      <w:r>
+        <w:rPr>
+          <w:rFonts w:ascii="等线 Light" w:eastAsia="等线 Light" w:hAnsi="等线 Light" w:cs="Courier New" w:hint="eastAsia"/>
+          <w:b/>
+          <w:sz w:val="24"/>
+          <w:szCs w:val="24"/>
+        </w:rPr>
+        <w:t xml:space="preserve"> </w:t>
+      </w:r>
+      <w:r>
+        <w:rPr>
+          <w:rFonts w:ascii="等线 Light" w:eastAsia="等线 Light" w:hAnsi="等线 Light" w:cs="Courier New"/>
+          <w:b/>
+          <w:sz w:val="24"/>
+          <w:szCs w:val="24"/>
+        </w:rPr>
+        <w:t>|</w:t>
+      </w:r>
+      <w:proofErr w:type="gramEnd"/>
+      <w:r>
+        <w:rPr>
+          <w:rFonts w:ascii="等线 Light" w:eastAsia="等线 Light" w:hAnsi="等线 Light" w:cs="Courier New" w:hint="eastAsia"/>
+          <w:b/>
+          <w:sz w:val="24"/>
+          <w:szCs w:val="24"/>
+        </w:rPr>
+        <w:t xml:space="preserve"> </w:t>
+      </w:r>
+      <w:r>
+        <w:rPr>
+          <w:rFonts w:ascii="等线 Light" w:eastAsia="等线 Light" w:hAnsi="等线 Light" w:cs="Courier New" w:hint="eastAsia"/>
+          <w:b/>
+          <w:sz w:val="24"/>
+          <w:szCs w:val="24"/>
+        </w:rPr>
+        <w:t xml:space="preserve"> </w:t>
+      </w:r>
+      <w:r>
+        <w:rPr>
+          <w:rFonts w:ascii="等线 Light" w:eastAsia="等线 Light" w:hAnsi="等线 Light" w:cs="Courier New" w:hint="eastAsia"/>
+          <w:b/>
+          <w:sz w:val="24"/>
+          <w:szCs w:val="24"/>
+        </w:rPr>
+        <w:t>架构运维开发支持</w:t>
+      </w:r>
+      <w:r>
+        <w:rPr>
+          <w:rFonts w:ascii="等线 Light" w:eastAsia="等线 Light" w:hAnsi="等线 Light" w:cs="Courier New"/>
+          <w:b/>
+          <w:sz w:val="24"/>
+          <w:szCs w:val="24"/>
+        </w:rPr>
+        <w:t xml:space="preserve">  </w:t>
+      </w:r>
+      <w:r>
+        <w:rPr>
+          <w:rFonts w:ascii="等线 Light" w:eastAsia="等线 Light" w:hAnsi="等线 Light" w:cs="Courier New" w:hint="eastAsia"/>
+          <w:b/>
+          <w:sz w:val="24"/>
+          <w:szCs w:val="24"/>
+        </w:rPr>
+        <w:t xml:space="preserve"> </w:t>
+      </w:r>
+      <w:r>
+        <w:rPr>
+          <w:rFonts w:ascii="等线 Light" w:eastAsia="等线 Light" w:hAnsi="等线 Light" w:cs="Courier New" w:hint="eastAsia"/>
+          <w:b/>
+          <w:sz w:val="24"/>
+          <w:szCs w:val="24"/>
+        </w:rPr>
+        <w:t xml:space="preserve"> </w:t>
+      </w:r>
+      <w:r>
+        <w:rPr>
+          <w:rFonts w:ascii="等线 Light" w:eastAsia="等线 Light" w:hAnsi="等线 Light" w:cs="Courier New" w:hint="eastAsia"/>
+          <w:b/>
+          <w:sz w:val="24"/>
+          <w:szCs w:val="24"/>
+        </w:rPr>
+        <w:t xml:space="preserve">   </w:t>
+      </w:r>
+      <w:r>
+        <w:rPr>
+          <w:rFonts w:ascii="等线 Light" w:eastAsia="等线 Light" w:hAnsi="等线 Light" w:cs="Courier New" w:hint="eastAsia"/>
+          <w:b/>
+          <w:sz w:val="24"/>
+          <w:szCs w:val="24"/>
+        </w:rPr>
+        <w:t xml:space="preserve"> </w:t>
+      </w:r>
+      <w:r>
+        <w:rPr>
+          <w:rFonts w:ascii="等线 Light" w:eastAsia="等线 Light" w:hAnsi="等线 Light" w:cs="Courier New"/>
+          <w:b/>
+          <w:bCs/>
+          <w:sz w:val="24"/>
+          <w:szCs w:val="24"/>
+        </w:rPr>
+        <w:t>|</w:t>
+      </w:r>
+    </w:p>
+    <w:p>
+      <w:pPr>
+        <w:snapToGrid w:val="0"/>
+        <w:rPr>
+          <w:rFonts w:ascii="等线 Light" w:eastAsia="等线 Light" w:hAnsi="等线 Light" w:cs="Courier New"/>
+          <w:b/>
+          <w:bCs/>
+          <w:sz w:val="24"/>
+          <w:szCs w:val="24"/>
+        </w:rPr>
+      </w:pPr>
+      <w:r>
+        <w:rPr>
+          <w:rFonts w:ascii="等线 Light" w:eastAsia="等线 Light" w:hAnsi="等线 Light" w:cs="Courier New"/>
+        </w:rPr>
+        <w:t>-------------------------------------------------------------------</w:t>
+      </w:r>
+      <w:r>
+        <w:rPr>
+          <w:rFonts w:ascii="等线 Light" w:eastAsia="等线 Light" w:hAnsi="等线 Light" w:cs="Courier New" w:hint="eastAsia"/>
+        </w:rPr>
+        <w:t>----------</w:t>
+      </w:r>
+    </w:p>
+    <w:p>
+      <w:pPr>
+        <w:spacing w:line="300" w:lineRule="exact"/>
+        <w:rPr>
+          <w:rFonts w:ascii="等线 Light" w:eastAsia="等线 Light" w:hAnsi="等线 Light" w:cs="Cascadia Code ExtraLight"/>
+          <w:b/>
+          <w:szCs w:val="21"/>
+        </w:rPr>
+      </w:pPr>
+      <w:r>
+        <w:rPr>
+          <w:rFonts w:ascii="等线 Light" w:eastAsia="等线 Light" w:hAnsi="等线 Light" w:cs="Cascadia Code ExtraLight"/>
+          <w:b/>
+          <w:szCs w:val="21"/>
+        </w:rPr>
+        <w:t>工作简介 :</w:t>
+      </w:r>
+    </w:p>
+    <w:p>
+      <w:pPr>
+        <w:spacing w:line="300" w:lineRule="exact"/>
+        <w:rPr>
+          <w:rFonts w:ascii="等线 Light" w:eastAsia="等线 Light" w:hAnsi="等线 Light" w:cs="Cascadia Code ExtraLight"/>
+          <w:bCs/>
+          <w:szCs w:val="21"/>
+        </w:rPr>
+      </w:pPr>
+      <w:r>
+        <w:rPr>
+          <w:rFonts w:ascii="等线 Light" w:eastAsia="等线 Light" w:hAnsi="等线 Light" w:cs="Cascadia Code ExtraLight"/>
+          <w:bCs/>
+          <w:szCs w:val="21"/>
+        </w:rPr>
+        <w:tab/>
+      </w:r>
+      <w:r>
+        <w:rPr>
+          <w:rFonts w:ascii="等线 Light" w:eastAsia="等线 Light" w:hAnsi="等线 Light" w:cs="Cascadia Code ExtraLight"/>
+          <w:bCs/>
+          <w:szCs w:val="21"/>
+        </w:rPr>
+        <w:t xml:space="preserve">在 </w:t>
+      </w:r>
+      <w:r>
+        <w:rPr>
+          <w:rFonts w:ascii="等线 Light" w:eastAsia="等线 Light" w:hAnsi="等线 Light" w:cs="Cascadia Code ExtraLight"/>
+          <w:bCs/>
+          <w:szCs w:val="21"/>
+        </w:rPr>
+        <w:t>TikTok</w:t>
+      </w:r>
+      <w:r>
+        <w:rPr>
+          <w:rFonts w:ascii="等线 Light" w:eastAsia="等线 Light" w:hAnsi="等线 Light" w:cs="Cascadia Code ExtraLight"/>
+          <w:bCs/>
+          <w:szCs w:val="21"/>
+        </w:rPr>
+        <w:t xml:space="preserve"> 国际化电商业务架构组</w:t>
+      </w:r>
+      <w:r>
+        <w:rPr>
+          <w:rFonts w:ascii="等线 Light" w:eastAsia="等线 Light" w:hAnsi="等线 Light" w:cs="Cascadia Code ExtraLight"/>
+          <w:bCs/>
+          <w:szCs w:val="21"/>
+        </w:rPr>
+        <w:t>大部分</w:t>
+      </w:r>
+      <w:r>
+        <w:rPr>
+          <w:rFonts w:ascii="等线 Light" w:eastAsia="等线 Light" w:hAnsi="等线 Light" w:cs="Cascadia Code ExtraLight"/>
+          <w:bCs/>
+          <w:szCs w:val="21"/>
+        </w:rPr>
+        <w:t>工作</w:t>
+      </w:r>
+      <w:r>
+        <w:rPr>
+          <w:rFonts w:ascii="等线 Light" w:eastAsia="等线 Light" w:hAnsi="等线 Light" w:cs="Cascadia Code ExtraLight"/>
+          <w:bCs/>
+          <w:szCs w:val="21"/>
+        </w:rPr>
+        <w:t>是</w:t>
+      </w:r>
+      <w:r>
+        <w:rPr>
+          <w:rFonts w:ascii="等线 Light" w:eastAsia="等线 Light" w:hAnsi="等线 Light" w:cs="Cascadia Code ExtraLight"/>
+          <w:bCs/>
+          <w:szCs w:val="21"/>
+        </w:rPr>
+        <w:t>那里需要打补丁去</w:t>
+      </w:r>
+      <w:proofErr w:type="gramStart"/>
+      <w:r>
+        <w:rPr>
+          <w:rFonts w:ascii="等线 Light" w:eastAsia="等线 Light" w:hAnsi="等线 Light" w:cs="Cascadia Code ExtraLight"/>
+          <w:bCs/>
+          <w:szCs w:val="21"/>
+        </w:rPr>
+        <w:t>那里.</w:t>
+      </w:r>
+      <w:proofErr w:type="gramEnd"/>
+      <w:r>
+        <w:rPr>
+          <w:rFonts w:ascii="等线 Light" w:eastAsia="等线 Light" w:hAnsi="等线 Light" w:cs="Cascadia Code ExtraLight" w:hint="eastAsia"/>
+          <w:bCs/>
+          <w:szCs w:val="21"/>
+        </w:rPr>
+        <w:t xml:space="preserve"> </w:t>
+      </w:r>
+      <w:r>
+        <w:rPr>
+          <w:rFonts w:ascii="等线 Light" w:eastAsia="等线 Light" w:hAnsi="等线 Light" w:cs="Cascadia Code ExtraLight"/>
+          <w:bCs/>
+          <w:szCs w:val="21"/>
+        </w:rPr>
+        <w:t>TikTok</w:t>
+      </w:r>
+      <w:r>
+        <w:rPr>
+          <w:rFonts w:ascii="等线 Light" w:eastAsia="等线 Light" w:hAnsi="等线 Light" w:cs="Cascadia Code ExtraLight"/>
+          <w:bCs/>
+          <w:szCs w:val="21"/>
+        </w:rPr>
+        <w:t xml:space="preserve"> 国际化</w:t>
+      </w:r>
+      <w:r>
+        <w:rPr>
+          <w:rFonts w:ascii="等线 Light" w:eastAsia="等线 Light" w:hAnsi="等线 Light" w:cs="Cascadia Code ExtraLight"/>
+          <w:bCs/>
+          <w:szCs w:val="21"/>
+        </w:rPr>
         <w:lastRenderedPageBreak/>
-        <w:t>TikTok</w:t>
-      </w:r>
-      <w:r>
-        <w:rPr>
-          <w:rFonts w:ascii="等线 Light" w:eastAsia="等线 Light" w:hAnsi="等线 Light" w:cs="Courier New" w:hint="eastAsia"/>
-          <w:b/>
-          <w:bCs/>
-          <w:sz w:val="24"/>
-          <w:szCs w:val="24"/>
-        </w:rPr>
-        <w:t xml:space="preserve"> </w:t>
-      </w:r>
-      <w:proofErr w:type="gramStart"/>
-      <w:r>
-        <w:rPr>
-          <w:rFonts w:ascii="等线 Light" w:eastAsia="等线 Light" w:hAnsi="等线 Light" w:cs="Courier New" w:hint="eastAsia"/>
-          <w:b/>
-          <w:bCs/>
-          <w:sz w:val="24"/>
-          <w:szCs w:val="24"/>
-        </w:rPr>
-        <w:t>国际化电商</w:t>
-      </w:r>
-      <w:r>
-        <w:rPr>
-          <w:rFonts w:ascii="等线 Light" w:eastAsia="等线 Light" w:hAnsi="等线 Light" w:cs="Courier New" w:hint="eastAsia"/>
-          <w:b/>
-          <w:bCs/>
-          <w:sz w:val="24"/>
-          <w:szCs w:val="24"/>
-        </w:rPr>
-        <w:t xml:space="preserve"> </w:t>
-      </w:r>
-      <w:r>
-        <w:rPr>
-          <w:rFonts w:ascii="等线 Light" w:eastAsia="等线 Light" w:hAnsi="等线 Light" w:cs="Courier New" w:hint="eastAsia"/>
-          <w:b/>
-          <w:bCs/>
-          <w:sz w:val="24"/>
-          <w:szCs w:val="24"/>
-        </w:rPr>
-        <w:t xml:space="preserve"> </w:t>
-      </w:r>
-      <w:r>
-        <w:rPr>
-          <w:rFonts w:ascii="等线 Light" w:eastAsia="等线 Light" w:hAnsi="等线 Light" w:cs="Courier New"/>
-          <w:b/>
-          <w:bCs/>
-          <w:sz w:val="24"/>
-          <w:szCs w:val="24"/>
-        </w:rPr>
-        <w:t>|</w:t>
-      </w:r>
-      <w:proofErr w:type="gramEnd"/>
-      <w:r>
-        <w:rPr>
-          <w:rFonts w:ascii="等线 Light" w:eastAsia="等线 Light" w:hAnsi="等线 Light" w:cs="Courier New"/>
-          <w:b/>
-          <w:bCs/>
-          <w:sz w:val="24"/>
-          <w:szCs w:val="24"/>
-        </w:rPr>
-        <w:t xml:space="preserve"> </w:t>
-      </w:r>
-      <w:r>
-        <w:rPr>
-          <w:rFonts w:ascii="等线 Light" w:eastAsia="等线 Light" w:hAnsi="等线 Light" w:cs="Courier New" w:hint="eastAsia"/>
-          <w:b/>
-          <w:bCs/>
-          <w:sz w:val="24"/>
-          <w:szCs w:val="24"/>
-        </w:rPr>
-        <w:t xml:space="preserve"> </w:t>
-      </w:r>
-      <w:r>
-        <w:rPr>
-          <w:rFonts w:ascii="等线 Light" w:eastAsia="等线 Light" w:hAnsi="等线 Light" w:cs="Courier New"/>
-          <w:b/>
-          <w:sz w:val="24"/>
-          <w:szCs w:val="24"/>
-        </w:rPr>
-        <w:t>20</w:t>
-      </w:r>
-      <w:r>
-        <w:rPr>
-          <w:rFonts w:ascii="等线 Light" w:eastAsia="等线 Light" w:hAnsi="等线 Light" w:cs="Courier New" w:hint="eastAsia"/>
-          <w:b/>
-          <w:sz w:val="24"/>
-          <w:szCs w:val="24"/>
-        </w:rPr>
-        <w:t>22</w:t>
-      </w:r>
-      <w:r>
-        <w:rPr>
-          <w:rFonts w:ascii="等线 Light" w:eastAsia="等线 Light" w:hAnsi="等线 Light" w:cs="Courier New"/>
-          <w:b/>
-          <w:sz w:val="24"/>
-          <w:szCs w:val="24"/>
-        </w:rPr>
-        <w:t>.</w:t>
-      </w:r>
-      <w:r>
-        <w:rPr>
-          <w:rFonts w:ascii="等线 Light" w:eastAsia="等线 Light" w:hAnsi="等线 Light" w:cs="Courier New" w:hint="eastAsia"/>
-          <w:b/>
-          <w:sz w:val="24"/>
-          <w:szCs w:val="24"/>
-        </w:rPr>
-        <w:t>06</w:t>
-      </w:r>
-      <w:r>
-        <w:rPr>
-          <w:rFonts w:ascii="等线 Light" w:eastAsia="等线 Light" w:hAnsi="等线 Light" w:cs="Courier New"/>
-          <w:b/>
-          <w:sz w:val="24"/>
-          <w:szCs w:val="24"/>
-        </w:rPr>
-        <w:t xml:space="preserve"> – </w:t>
-      </w:r>
-      <w:proofErr w:type="gramStart"/>
-      <w:r>
-        <w:rPr>
-          <w:rFonts w:ascii="等线 Light" w:eastAsia="等线 Light" w:hAnsi="等线 Light" w:cs="Courier New" w:hint="eastAsia"/>
-          <w:b/>
-          <w:sz w:val="24"/>
-          <w:szCs w:val="24"/>
-        </w:rPr>
-        <w:t>2023.07</w:t>
-      </w:r>
-      <w:r>
-        <w:rPr>
-          <w:rFonts w:ascii="等线 Light" w:eastAsia="等线 Light" w:hAnsi="等线 Light" w:cs="Courier New"/>
-          <w:b/>
-          <w:sz w:val="24"/>
-          <w:szCs w:val="24"/>
-        </w:rPr>
-        <w:t xml:space="preserve"> </w:t>
-      </w:r>
-      <w:r>
-        <w:rPr>
-          <w:rFonts w:ascii="等线 Light" w:eastAsia="等线 Light" w:hAnsi="等线 Light" w:cs="Courier New" w:hint="eastAsia"/>
-          <w:b/>
-          <w:sz w:val="24"/>
-          <w:szCs w:val="24"/>
-        </w:rPr>
-        <w:t xml:space="preserve"> </w:t>
-      </w:r>
-      <w:r>
-        <w:rPr>
-          <w:rFonts w:ascii="等线 Light" w:eastAsia="等线 Light" w:hAnsi="等线 Light" w:cs="Courier New"/>
-          <w:b/>
-          <w:sz w:val="24"/>
-          <w:szCs w:val="24"/>
-        </w:rPr>
-        <w:t>|</w:t>
-      </w:r>
-      <w:proofErr w:type="gramEnd"/>
-      <w:r>
-        <w:rPr>
-          <w:rFonts w:ascii="等线 Light" w:eastAsia="等线 Light" w:hAnsi="等线 Light" w:cs="Courier New" w:hint="eastAsia"/>
-          <w:b/>
-          <w:sz w:val="24"/>
-          <w:szCs w:val="24"/>
-        </w:rPr>
-        <w:t xml:space="preserve"> </w:t>
-      </w:r>
-      <w:r>
-        <w:rPr>
-          <w:rFonts w:ascii="等线 Light" w:eastAsia="等线 Light" w:hAnsi="等线 Light" w:cs="Courier New" w:hint="eastAsia"/>
-          <w:b/>
-          <w:sz w:val="24"/>
-          <w:szCs w:val="24"/>
-        </w:rPr>
-        <w:t xml:space="preserve"> </w:t>
-      </w:r>
-      <w:r>
-        <w:rPr>
-          <w:rFonts w:ascii="等线 Light" w:eastAsia="等线 Light" w:hAnsi="等线 Light" w:cs="Courier New" w:hint="eastAsia"/>
-          <w:b/>
-          <w:sz w:val="24"/>
-          <w:szCs w:val="24"/>
-        </w:rPr>
-        <w:t>架构运维开发支持</w:t>
-      </w:r>
-      <w:r>
-        <w:rPr>
-          <w:rFonts w:ascii="等线 Light" w:eastAsia="等线 Light" w:hAnsi="等线 Light" w:cs="Courier New"/>
-          <w:b/>
-          <w:sz w:val="24"/>
-          <w:szCs w:val="24"/>
-        </w:rPr>
-        <w:t xml:space="preserve">  </w:t>
-      </w:r>
-      <w:r>
-        <w:rPr>
-          <w:rFonts w:ascii="等线 Light" w:eastAsia="等线 Light" w:hAnsi="等线 Light" w:cs="Courier New" w:hint="eastAsia"/>
-          <w:b/>
-          <w:sz w:val="24"/>
-          <w:szCs w:val="24"/>
-        </w:rPr>
-        <w:t xml:space="preserve"> </w:t>
-      </w:r>
-      <w:r>
-        <w:rPr>
-          <w:rFonts w:ascii="等线 Light" w:eastAsia="等线 Light" w:hAnsi="等线 Light" w:cs="Courier New" w:hint="eastAsia"/>
-          <w:b/>
-          <w:sz w:val="24"/>
-          <w:szCs w:val="24"/>
-        </w:rPr>
-        <w:t xml:space="preserve"> </w:t>
-      </w:r>
-      <w:r>
-        <w:rPr>
-          <w:rFonts w:ascii="等线 Light" w:eastAsia="等线 Light" w:hAnsi="等线 Light" w:cs="Courier New" w:hint="eastAsia"/>
-          <w:b/>
-          <w:sz w:val="24"/>
-          <w:szCs w:val="24"/>
-        </w:rPr>
-        <w:t xml:space="preserve">   </w:t>
-      </w:r>
-      <w:r>
-        <w:rPr>
-          <w:rFonts w:ascii="等线 Light" w:eastAsia="等线 Light" w:hAnsi="等线 Light" w:cs="Courier New" w:hint="eastAsia"/>
-          <w:b/>
-          <w:sz w:val="24"/>
-          <w:szCs w:val="24"/>
-        </w:rPr>
-        <w:t xml:space="preserve"> </w:t>
-      </w:r>
-      <w:r>
-        <w:rPr>
-          <w:rFonts w:ascii="等线 Light" w:eastAsia="等线 Light" w:hAnsi="等线 Light" w:cs="Courier New"/>
-          <w:b/>
-          <w:bCs/>
-          <w:sz w:val="24"/>
-          <w:szCs w:val="24"/>
-        </w:rPr>
-        <w:t>|</w:t>
-      </w:r>
-    </w:p>
-    <w:p>
-      <w:pPr>
-        <w:snapToGrid w:val="0"/>
-        <w:rPr>
-          <w:rFonts w:ascii="等线 Light" w:eastAsia="等线 Light" w:hAnsi="等线 Light" w:cs="Courier New"/>
-          <w:b/>
-          <w:bCs/>
-          <w:sz w:val="24"/>
-          <w:szCs w:val="24"/>
-        </w:rPr>
-      </w:pPr>
-      <w:r>
-        <w:rPr>
-          <w:rFonts w:ascii="等线 Light" w:eastAsia="等线 Light" w:hAnsi="等线 Light" w:cs="Courier New"/>
-        </w:rPr>
-        <w:t>-------------------------------------------------------------------</w:t>
-      </w:r>
-      <w:r>
-        <w:rPr>
-          <w:rFonts w:ascii="等线 Light" w:eastAsia="等线 Light" w:hAnsi="等线 Light" w:cs="Courier New" w:hint="eastAsia"/>
-        </w:rPr>
-        <w:t>----------</w:t>
-      </w:r>
-    </w:p>
-    <w:p>
-      <w:pPr>
-        <w:spacing w:line="300" w:lineRule="exact"/>
-        <w:rPr>
-          <w:rFonts w:ascii="等线 Light" w:eastAsia="等线 Light" w:hAnsi="等线 Light" w:cs="Cascadia Code ExtraLight"/>
-          <w:b/>
-          <w:szCs w:val="21"/>
-        </w:rPr>
-      </w:pPr>
-      <w:r>
-        <w:rPr>
-          <w:rFonts w:ascii="等线 Light" w:eastAsia="等线 Light" w:hAnsi="等线 Light" w:cs="Cascadia Code ExtraLight"/>
-          <w:b/>
-          <w:szCs w:val="21"/>
-        </w:rPr>
-        <w:t>工作简介 :</w:t>
-      </w:r>
-    </w:p>
-    <w:p>
-      <w:pPr>
-        <w:spacing w:line="300" w:lineRule="exact"/>
-        <w:rPr>
-          <w:rFonts w:ascii="等线 Light" w:eastAsia="等线 Light" w:hAnsi="等线 Light" w:cs="Cascadia Code ExtraLight"/>
-          <w:bCs/>
-          <w:szCs w:val="21"/>
-        </w:rPr>
-      </w:pPr>
-      <w:r>
-        <w:rPr>
-          <w:rFonts w:ascii="等线 Light" w:eastAsia="等线 Light" w:hAnsi="等线 Light" w:cs="Cascadia Code ExtraLight"/>
-          <w:bCs/>
-          <w:szCs w:val="21"/>
-        </w:rPr>
-        <w:tab/>
-      </w:r>
-      <w:r>
-        <w:rPr>
-          <w:rFonts w:ascii="等线 Light" w:eastAsia="等线 Light" w:hAnsi="等线 Light" w:cs="Cascadia Code ExtraLight"/>
-          <w:bCs/>
-          <w:szCs w:val="21"/>
-        </w:rPr>
-        <w:t xml:space="preserve">在 </w:t>
-      </w:r>
-      <w:r>
-        <w:rPr>
-          <w:rFonts w:ascii="等线 Light" w:eastAsia="等线 Light" w:hAnsi="等线 Light" w:cs="Cascadia Code ExtraLight"/>
-          <w:bCs/>
-          <w:szCs w:val="21"/>
-        </w:rPr>
-        <w:t>TikTok</w:t>
-      </w:r>
-      <w:r>
-        <w:rPr>
-          <w:rFonts w:ascii="等线 Light" w:eastAsia="等线 Light" w:hAnsi="等线 Light" w:cs="Cascadia Code ExtraLight"/>
-          <w:bCs/>
-          <w:szCs w:val="21"/>
-        </w:rPr>
-        <w:t xml:space="preserve"> 国际化电商业务架构组</w:t>
-      </w:r>
-      <w:r>
-        <w:rPr>
-          <w:rFonts w:ascii="等线 Light" w:eastAsia="等线 Light" w:hAnsi="等线 Light" w:cs="Cascadia Code ExtraLight"/>
-          <w:bCs/>
-          <w:szCs w:val="21"/>
-        </w:rPr>
-        <w:t>大部分</w:t>
-      </w:r>
-      <w:r>
-        <w:rPr>
-          <w:rFonts w:ascii="等线 Light" w:eastAsia="等线 Light" w:hAnsi="等线 Light" w:cs="Cascadia Code ExtraLight"/>
-          <w:bCs/>
-          <w:szCs w:val="21"/>
-        </w:rPr>
-        <w:t>工作</w:t>
-      </w:r>
-      <w:r>
-        <w:rPr>
-          <w:rFonts w:ascii="等线 Light" w:eastAsia="等线 Light" w:hAnsi="等线 Light" w:cs="Cascadia Code ExtraLight"/>
-          <w:bCs/>
-          <w:szCs w:val="21"/>
-        </w:rPr>
-        <w:t>是</w:t>
-      </w:r>
-      <w:r>
-        <w:rPr>
-          <w:rFonts w:ascii="等线 Light" w:eastAsia="等线 Light" w:hAnsi="等线 Light" w:cs="Cascadia Code ExtraLight"/>
-          <w:bCs/>
-          <w:szCs w:val="21"/>
-        </w:rPr>
-        <w:t>那里需要打补丁去</w:t>
-      </w:r>
-      <w:proofErr w:type="gramStart"/>
-      <w:r>
-        <w:rPr>
-          <w:rFonts w:ascii="等线 Light" w:eastAsia="等线 Light" w:hAnsi="等线 Light" w:cs="Cascadia Code ExtraLight"/>
-          <w:bCs/>
-          <w:szCs w:val="21"/>
-        </w:rPr>
-        <w:t>那里.</w:t>
-      </w:r>
-      <w:proofErr w:type="gramEnd"/>
-      <w:r>
-        <w:rPr>
-          <w:rFonts w:ascii="等线 Light" w:eastAsia="等线 Light" w:hAnsi="等线 Light" w:cs="Cascadia Code ExtraLight" w:hint="eastAsia"/>
-          <w:bCs/>
-          <w:szCs w:val="21"/>
-        </w:rPr>
-        <w:t xml:space="preserve"> </w:t>
-      </w:r>
-      <w:r>
-        <w:rPr>
-          <w:rFonts w:ascii="等线 Light" w:eastAsia="等线 Light" w:hAnsi="等线 Light" w:cs="Cascadia Code ExtraLight"/>
-          <w:bCs/>
-          <w:szCs w:val="21"/>
-        </w:rPr>
-        <w:t>TikTok</w:t>
-      </w:r>
-      <w:r>
-        <w:rPr>
-          <w:rFonts w:ascii="等线 Light" w:eastAsia="等线 Light" w:hAnsi="等线 Light" w:cs="Cascadia Code ExtraLight"/>
-          <w:bCs/>
-          <w:szCs w:val="21"/>
-        </w:rPr>
-        <w:t xml:space="preserve"> 国际化电商迭代非常</w:t>
+        <w:t>电商迭代非常</w:t>
       </w:r>
       <w:proofErr w:type="gramStart"/>
       <w:r>
@@ -5161,7 +4995,6 @@
           <w:b/>
           <w:szCs w:val="21"/>
         </w:rPr>
-        <w:lastRenderedPageBreak/>
         <w:t>工作职位</w:t>
       </w:r>
       <w:r>
@@ -5327,6 +5160,7 @@
           <w:rFonts w:ascii="等线 Light" w:eastAsia="等线 Light" w:hAnsi="等线 Light" w:cs="Cascadia Code ExtraLight"/>
           <w:szCs w:val="21"/>
         </w:rPr>
+        <w:lastRenderedPageBreak/>
         <w:t xml:space="preserve">2. </w:t>
       </w:r>
       <w:r>

--- a/backup/求职-开发工程师-王志-18612350941.docx
+++ b/backup/求职-开发工程师-王志-18612350941.docx
@@ -202,7 +202,6 @@
         </w:rPr>
         <w:t>GitHub</w:t>
       </w:r>
-      <w:proofErr w:type="gramStart"/>
       <w:r>
         <w:rPr>
           <w:rFonts w:ascii="等线 Light" w:eastAsia="等线 Light" w:hAnsi="等线 Light" w:cs="Courier New"/>
@@ -222,15 +221,7 @@
           <w:rFonts w:ascii="等线 Light" w:eastAsia="等线 Light" w:hAnsi="等线 Light" w:cs="Courier New"/>
           <w:szCs w:val="21"/>
         </w:rPr>
-        <w:t>:</w:t>
-      </w:r>
-      <w:proofErr w:type="gramEnd"/>
-      <w:r>
-        <w:rPr>
-          <w:rFonts w:ascii="等线 Light" w:eastAsia="等线 Light" w:hAnsi="等线 Light" w:cs="Courier New"/>
-          <w:szCs w:val="21"/>
-        </w:rPr>
-        <w:t xml:space="preserve"> </w:t>
+        <w:t xml:space="preserve">: </w:t>
       </w:r>
       <w:hyperlink r:id="rId9" w:history="1">
         <w:r>
@@ -662,7 +653,6 @@
         </w:rPr>
         <w:t>多线程编程</w:t>
       </w:r>
-      <w:proofErr w:type="gramStart"/>
       <w:r>
         <w:rPr>
           <w:rFonts w:ascii="等线 Light" w:eastAsia="等线 Light" w:hAnsi="等线 Light" w:cs="Cascadia Code ExtraLight"/>
@@ -675,15 +665,7 @@
           <w:rFonts w:ascii="等线 Light" w:eastAsia="等线 Light" w:hAnsi="等线 Light" w:cs="Cascadia Code ExtraLight"/>
           <w:szCs w:val="21"/>
         </w:rPr>
-        <w:t>,</w:t>
-      </w:r>
-      <w:proofErr w:type="gramEnd"/>
-      <w:r>
-        <w:rPr>
-          <w:rFonts w:ascii="等线 Light" w:eastAsia="等线 Light" w:hAnsi="等线 Light" w:cs="Cascadia Code ExtraLight"/>
-          <w:szCs w:val="21"/>
-        </w:rPr>
-        <w:t xml:space="preserve"> 能快速</w:t>
+        <w:t>, 能快速</w:t>
       </w:r>
       <w:r>
         <w:rPr>
@@ -914,7 +896,6 @@
           <w:szCs w:val="24"/>
         </w:rPr>
       </w:pPr>
-      <w:proofErr w:type="gramStart"/>
       <w:r>
         <w:rPr>
           <w:rFonts w:ascii="等线 Light" w:eastAsia="等线 Light" w:hAnsi="等线 Light" w:cs="Courier New" w:hint="eastAsia"/>
@@ -943,14 +924,93 @@
           <w:sz w:val="24"/>
           <w:szCs w:val="24"/>
         </w:rPr>
+        <w:t xml:space="preserve">| </w:t>
+      </w:r>
+      <w:r>
+        <w:rPr>
+          <w:rFonts w:ascii="等线 Light" w:eastAsia="等线 Light" w:hAnsi="等线 Light" w:cs="Courier New"/>
+          <w:b/>
+          <w:sz w:val="24"/>
+          <w:szCs w:val="24"/>
+        </w:rPr>
+        <w:t>20</w:t>
+      </w:r>
+      <w:r>
+        <w:rPr>
+          <w:rFonts w:ascii="等线 Light" w:eastAsia="等线 Light" w:hAnsi="等线 Light" w:cs="Courier New" w:hint="eastAsia"/>
+          <w:b/>
+          <w:sz w:val="24"/>
+          <w:szCs w:val="24"/>
+        </w:rPr>
+        <w:t>25</w:t>
+      </w:r>
+      <w:r>
+        <w:rPr>
+          <w:rFonts w:ascii="等线 Light" w:eastAsia="等线 Light" w:hAnsi="等线 Light" w:cs="Courier New"/>
+          <w:b/>
+          <w:sz w:val="24"/>
+          <w:szCs w:val="24"/>
+        </w:rPr>
+        <w:t>.</w:t>
+      </w:r>
+      <w:r>
+        <w:rPr>
+          <w:rFonts w:ascii="等线 Light" w:eastAsia="等线 Light" w:hAnsi="等线 Light" w:cs="Courier New" w:hint="eastAsia"/>
+          <w:b/>
+          <w:sz w:val="24"/>
+          <w:szCs w:val="24"/>
+        </w:rPr>
+        <w:t>02</w:t>
+      </w:r>
+      <w:r>
+        <w:rPr>
+          <w:rFonts w:ascii="等线 Light" w:eastAsia="等线 Light" w:hAnsi="等线 Light" w:cs="Courier New"/>
+          <w:b/>
+          <w:sz w:val="24"/>
+          <w:szCs w:val="24"/>
+        </w:rPr>
+        <w:t xml:space="preserve"> – </w:t>
+      </w:r>
+      <w:r>
+        <w:rPr>
+          <w:rFonts w:ascii="等线 Light" w:eastAsia="等线 Light" w:hAnsi="等线 Light" w:cs="Courier New" w:hint="eastAsia"/>
+          <w:b/>
+          <w:sz w:val="24"/>
+          <w:szCs w:val="24"/>
+        </w:rPr>
+        <w:t>202</w:t>
+      </w:r>
+      <w:r>
+        <w:rPr>
+          <w:rFonts w:ascii="等线 Light" w:eastAsia="等线 Light" w:hAnsi="等线 Light" w:cs="Courier New" w:hint="eastAsia"/>
+          <w:b/>
+          <w:sz w:val="24"/>
+          <w:szCs w:val="24"/>
+        </w:rPr>
+        <w:t>6</w:t>
+      </w:r>
+      <w:r>
+        <w:rPr>
+          <w:rFonts w:ascii="等线 Light" w:eastAsia="等线 Light" w:hAnsi="等线 Light" w:cs="Courier New" w:hint="eastAsia"/>
+          <w:b/>
+          <w:sz w:val="24"/>
+          <w:szCs w:val="24"/>
+        </w:rPr>
+        <w:t xml:space="preserve">.07  </w:t>
+      </w:r>
+      <w:r>
+        <w:rPr>
+          <w:rFonts w:ascii="等线 Light" w:eastAsia="等线 Light" w:hAnsi="等线 Light" w:cs="Courier New"/>
+          <w:b/>
+          <w:sz w:val="24"/>
+          <w:szCs w:val="24"/>
+        </w:rPr>
         <w:t>|</w:t>
       </w:r>
-      <w:proofErr w:type="gramEnd"/>
-      <w:r>
-        <w:rPr>
-          <w:rFonts w:ascii="等线 Light" w:eastAsia="等线 Light" w:hAnsi="等线 Light" w:cs="Courier New"/>
-          <w:b/>
-          <w:bCs/>
+      <w:r>
+        <w:rPr>
+          <w:rFonts w:ascii="等线 Light" w:eastAsia="等线 Light" w:hAnsi="等线 Light" w:cs="Courier New" w:hint="eastAsia"/>
+          <w:b/>
           <w:sz w:val="24"/>
           <w:szCs w:val="24"/>
         </w:rPr>
@@ -958,167 +1018,329 @@
       </w:r>
       <w:r>
         <w:rPr>
-          <w:rFonts w:ascii="等线 Light" w:eastAsia="等线 Light" w:hAnsi="等线 Light" w:cs="Courier New"/>
-          <w:b/>
-          <w:sz w:val="24"/>
-          <w:szCs w:val="24"/>
-        </w:rPr>
-        <w:t>20</w:t>
-      </w:r>
-      <w:r>
-        <w:rPr>
-          <w:rFonts w:ascii="等线 Light" w:eastAsia="等线 Light" w:hAnsi="等线 Light" w:cs="Courier New" w:hint="eastAsia"/>
-          <w:b/>
-          <w:sz w:val="24"/>
-          <w:szCs w:val="24"/>
-        </w:rPr>
-        <w:t>25</w:t>
-      </w:r>
-      <w:r>
-        <w:rPr>
-          <w:rFonts w:ascii="等线 Light" w:eastAsia="等线 Light" w:hAnsi="等线 Light" w:cs="Courier New"/>
-          <w:b/>
-          <w:sz w:val="24"/>
-          <w:szCs w:val="24"/>
+          <w:rFonts w:ascii="等线 Light" w:eastAsia="等线 Light" w:hAnsi="等线 Light" w:cs="Courier New" w:hint="eastAsia"/>
+          <w:b/>
+          <w:sz w:val="24"/>
+          <w:szCs w:val="24"/>
+        </w:rPr>
+        <w:t xml:space="preserve"> </w:t>
+      </w:r>
+      <w:r>
+        <w:rPr>
+          <w:rFonts w:ascii="等线 Light" w:eastAsia="等线 Light" w:hAnsi="等线 Light" w:cs="Courier New" w:hint="eastAsia"/>
+          <w:b/>
+          <w:sz w:val="24"/>
+          <w:szCs w:val="24"/>
+        </w:rPr>
+        <w:t xml:space="preserve">AI </w:t>
+      </w:r>
+      <w:r>
+        <w:rPr>
+          <w:rFonts w:ascii="等线 Light" w:eastAsia="等线 Light" w:hAnsi="等线 Light" w:cs="Courier New" w:hint="eastAsia"/>
+          <w:b/>
+          <w:sz w:val="24"/>
+          <w:szCs w:val="24"/>
+        </w:rPr>
+        <w:t xml:space="preserve">算法业务 </w:t>
+      </w:r>
+      <w:r>
+        <w:rPr>
+          <w:rFonts w:ascii="等线 Light" w:eastAsia="等线 Light" w:hAnsi="等线 Light" w:cs="Courier New" w:hint="eastAsia"/>
+          <w:b/>
+          <w:sz w:val="24"/>
+          <w:szCs w:val="24"/>
+        </w:rPr>
+        <w:t xml:space="preserve">/ </w:t>
+      </w:r>
+      <w:r>
+        <w:rPr>
+          <w:rFonts w:ascii="等线 Light" w:eastAsia="等线 Light" w:hAnsi="等线 Light" w:cs="Courier New" w:hint="eastAsia"/>
+          <w:b/>
+          <w:sz w:val="24"/>
+          <w:szCs w:val="24"/>
+        </w:rPr>
+        <w:t>工程开发和运维支持</w:t>
+      </w:r>
+      <w:r>
+        <w:rPr>
+          <w:rFonts w:ascii="等线 Light" w:eastAsia="等线 Light" w:hAnsi="等线 Light" w:cs="Courier New"/>
+          <w:b/>
+          <w:sz w:val="24"/>
+          <w:szCs w:val="24"/>
+        </w:rPr>
+        <w:t xml:space="preserve">  </w:t>
+      </w:r>
+      <w:r>
+        <w:rPr>
+          <w:rFonts w:ascii="等线 Light" w:eastAsia="等线 Light" w:hAnsi="等线 Light" w:cs="Courier New"/>
+          <w:b/>
+          <w:bCs/>
+          <w:sz w:val="24"/>
+          <w:szCs w:val="24"/>
+        </w:rPr>
+        <w:t>|</w:t>
+      </w:r>
+    </w:p>
+    <w:p>
+      <w:pPr>
+        <w:snapToGrid w:val="0"/>
+        <w:rPr>
+          <w:rFonts w:ascii="等线 Light" w:eastAsia="等线 Light" w:hAnsi="等线 Light" w:cs="Courier New"/>
+          <w:b/>
+          <w:bCs/>
+          <w:sz w:val="24"/>
+          <w:szCs w:val="24"/>
+        </w:rPr>
+      </w:pPr>
+      <w:r>
+        <w:rPr>
+          <w:rFonts w:ascii="等线 Light" w:eastAsia="等线 Light" w:hAnsi="等线 Light" w:cs="Courier New"/>
+        </w:rPr>
+        <w:t>-------------------------------------------------------------------</w:t>
+      </w:r>
+      <w:r>
+        <w:rPr>
+          <w:rFonts w:ascii="等线 Light" w:eastAsia="等线 Light" w:hAnsi="等线 Light" w:cs="Courier New" w:hint="eastAsia"/>
+        </w:rPr>
+        <w:t>----------</w:t>
+      </w:r>
+    </w:p>
+    <w:p>
+      <w:pPr>
+        <w:spacing w:line="300" w:lineRule="exact"/>
+        <w:rPr>
+          <w:rFonts w:ascii="等线 Light" w:eastAsia="等线 Light" w:hAnsi="等线 Light" w:cs="Cascadia Code ExtraLight"/>
+          <w:b/>
+          <w:szCs w:val="21"/>
+        </w:rPr>
+      </w:pPr>
+      <w:r>
+        <w:rPr>
+          <w:rFonts w:ascii="等线 Light" w:eastAsia="等线 Light" w:hAnsi="等线 Light" w:cs="Cascadia Code ExtraLight"/>
+          <w:b/>
+          <w:szCs w:val="21"/>
+        </w:rPr>
+        <w:t>工作简介 :</w:t>
+      </w:r>
+    </w:p>
+    <w:p>
+      <w:pPr>
+        <w:spacing w:line="300" w:lineRule="exact"/>
+        <w:rPr>
+          <w:rFonts w:ascii="等线 Light" w:eastAsia="等线 Light" w:hAnsi="等线 Light" w:cs="Cascadia Code ExtraLight"/>
+          <w:bCs/>
+          <w:szCs w:val="21"/>
+        </w:rPr>
+      </w:pPr>
+      <w:r>
+        <w:rPr>
+          <w:rFonts w:ascii="等线 Light" w:eastAsia="等线 Light" w:hAnsi="等线 Light" w:cs="Cascadia Code ExtraLight"/>
+          <w:b/>
+          <w:szCs w:val="21"/>
+        </w:rPr>
+        <w:tab/>
+      </w:r>
+      <w:r>
+        <w:rPr>
+          <w:rFonts w:ascii="等线 Light" w:eastAsia="等线 Light" w:hAnsi="等线 Light" w:cs="Cascadia Code ExtraLight"/>
+          <w:bCs/>
+          <w:szCs w:val="21"/>
+        </w:rPr>
+        <w:t>在昆仑万维</w:t>
+      </w:r>
+      <w:r>
+        <w:rPr>
+          <w:rFonts w:ascii="等线 Light" w:eastAsia="等线 Light" w:hAnsi="等线 Light" w:cs="Cascadia Code ExtraLight"/>
+          <w:b/>
+          <w:szCs w:val="21"/>
+        </w:rPr>
+        <w:t>短剧业务</w:t>
+      </w:r>
+      <w:r>
+        <w:rPr>
+          <w:rFonts w:ascii="等线 Light" w:eastAsia="等线 Light" w:hAnsi="等线 Light" w:cs="Cascadia Code ExtraLight"/>
+          <w:bCs/>
+          <w:szCs w:val="21"/>
+        </w:rPr>
+        <w:t>部门负责工程开发、算法研发及运维支持</w:t>
+      </w:r>
+      <w:r>
+        <w:rPr>
+          <w:rFonts w:ascii="等线 Light" w:eastAsia="等线 Light" w:hAnsi="等线 Light" w:cs="Cascadia Code ExtraLight" w:hint="eastAsia"/>
+          <w:bCs/>
+          <w:szCs w:val="21"/>
+        </w:rPr>
+        <w:t xml:space="preserve">. </w:t>
+      </w:r>
+      <w:r>
+        <w:rPr>
+          <w:rFonts w:ascii="等线 Light" w:eastAsia="等线 Light" w:hAnsi="等线 Light" w:cs="Cascadia Code ExtraLight"/>
+          <w:b/>
+          <w:szCs w:val="21"/>
+        </w:rPr>
+        <w:t>最近一次绩效为 M+</w:t>
+      </w:r>
+      <w:r>
+        <w:rPr>
+          <w:rFonts w:ascii="等线 Light" w:eastAsia="等线 Light" w:hAnsi="等线 Light" w:cs="Cascadia Code ExtraLight" w:hint="eastAsia"/>
+          <w:bCs/>
+          <w:szCs w:val="21"/>
+        </w:rPr>
+        <w:t>,</w:t>
+      </w:r>
+      <w:r>
+        <w:rPr>
+          <w:rFonts w:ascii="等线 Light" w:eastAsia="等线 Light" w:hAnsi="等线 Light" w:cs="Cascadia Code ExtraLight"/>
+          <w:bCs/>
+          <w:szCs w:val="21"/>
+        </w:rPr>
+        <w:t>并</w:t>
+      </w:r>
+      <w:r>
+        <w:rPr>
+          <w:rFonts w:ascii="等线 Light" w:eastAsia="等线 Light" w:hAnsi="等线 Light" w:cs="Cascadia Code ExtraLight"/>
+          <w:b/>
+          <w:szCs w:val="21"/>
+        </w:rPr>
+        <w:t>获评集团年度优秀员工（前 1%）</w:t>
+      </w:r>
+      <w:r>
+        <w:rPr>
+          <w:rFonts w:ascii="等线 Light" w:eastAsia="等线 Light" w:hAnsi="等线 Light" w:cs="Cascadia Code ExtraLight" w:hint="eastAsia"/>
+          <w:bCs/>
+          <w:szCs w:val="21"/>
+        </w:rPr>
+        <w:t xml:space="preserve">. </w:t>
+      </w:r>
+      <w:r>
+        <w:rPr>
+          <w:rFonts w:ascii="等线 Light" w:eastAsia="等线 Light" w:hAnsi="等线 Light" w:cs="Cascadia Code ExtraLight"/>
+          <w:bCs/>
+          <w:szCs w:val="21"/>
+        </w:rPr>
+        <w:t>主要</w:t>
+      </w:r>
+      <w:r>
+        <w:rPr>
+          <w:rFonts w:ascii="等线 Light" w:eastAsia="等线 Light" w:hAnsi="等线 Light" w:cs="Cascadia Code ExtraLight" w:hint="eastAsia"/>
+          <w:bCs/>
+          <w:szCs w:val="21"/>
+        </w:rPr>
+        <w:t>工作</w:t>
+      </w:r>
+      <w:r>
+        <w:rPr>
+          <w:rFonts w:ascii="等线 Light" w:eastAsia="等线 Light" w:hAnsi="等线 Light" w:cs="Cascadia Code ExtraLight" w:hint="eastAsia"/>
+          <w:bCs/>
+          <w:szCs w:val="21"/>
+        </w:rPr>
+        <w:t>深挖</w:t>
+      </w:r>
+      <w:r>
+        <w:rPr>
+          <w:rFonts w:ascii="等线 Light" w:eastAsia="等线 Light" w:hAnsi="等线 Light" w:cs="Cascadia Code ExtraLight"/>
+          <w:bCs/>
+          <w:szCs w:val="21"/>
+        </w:rPr>
+        <w:t>短剧素材投放相关算法</w:t>
+      </w:r>
+      <w:r>
+        <w:rPr>
+          <w:rFonts w:ascii="等线 Light" w:eastAsia="等线 Light" w:hAnsi="等线 Light" w:cs="Cascadia Code ExtraLight" w:hint="eastAsia"/>
+          <w:bCs/>
+          <w:szCs w:val="21"/>
+        </w:rPr>
+        <w:t>研究并线上</w:t>
+      </w:r>
+      <w:r>
+        <w:rPr>
+          <w:rFonts w:ascii="等线 Light" w:eastAsia="等线 Light" w:hAnsi="等线 Light" w:cs="Cascadia Code ExtraLight"/>
+          <w:bCs/>
+          <w:szCs w:val="21"/>
+        </w:rPr>
+        <w:t>落地</w:t>
+      </w:r>
+      <w:r>
+        <w:rPr>
+          <w:rFonts w:ascii="等线 Light" w:eastAsia="等线 Light" w:hAnsi="等线 Light" w:cs="Cascadia Code ExtraLight" w:hint="eastAsia"/>
+          <w:bCs/>
+          <w:szCs w:val="21"/>
+        </w:rPr>
+        <w:t>产生商业化价值</w:t>
+      </w:r>
+      <w:r>
+        <w:rPr>
+          <w:rFonts w:ascii="等线 Light" w:eastAsia="等线 Light" w:hAnsi="等线 Light" w:cs="Cascadia Code ExtraLight"/>
+          <w:bCs/>
+          <w:szCs w:val="21"/>
         </w:rPr>
         <w:t>.</w:t>
       </w:r>
       <w:r>
         <w:rPr>
-          <w:rFonts w:ascii="等线 Light" w:eastAsia="等线 Light" w:hAnsi="等线 Light" w:cs="Courier New" w:hint="eastAsia"/>
-          <w:b/>
-          <w:sz w:val="24"/>
-          <w:szCs w:val="24"/>
-        </w:rPr>
-        <w:t>02</w:t>
-      </w:r>
-      <w:r>
-        <w:rPr>
-          <w:rFonts w:ascii="等线 Light" w:eastAsia="等线 Light" w:hAnsi="等线 Light" w:cs="Courier New"/>
-          <w:b/>
-          <w:sz w:val="24"/>
-          <w:szCs w:val="24"/>
-        </w:rPr>
-        <w:t xml:space="preserve"> – </w:t>
-      </w:r>
-      <w:proofErr w:type="gramStart"/>
-      <w:r>
-        <w:rPr>
-          <w:rFonts w:ascii="等线 Light" w:eastAsia="等线 Light" w:hAnsi="等线 Light" w:cs="Courier New" w:hint="eastAsia"/>
-          <w:b/>
-          <w:sz w:val="24"/>
-          <w:szCs w:val="24"/>
-        </w:rPr>
-        <w:t xml:space="preserve">2025.07  </w:t>
-      </w:r>
-      <w:r>
-        <w:rPr>
-          <w:rFonts w:ascii="等线 Light" w:eastAsia="等线 Light" w:hAnsi="等线 Light" w:cs="Courier New"/>
-          <w:b/>
-          <w:sz w:val="24"/>
-          <w:szCs w:val="24"/>
-        </w:rPr>
-        <w:t>|</w:t>
-      </w:r>
-      <w:proofErr w:type="gramEnd"/>
-      <w:r>
-        <w:rPr>
-          <w:rFonts w:ascii="等线 Light" w:eastAsia="等线 Light" w:hAnsi="等线 Light" w:cs="Courier New" w:hint="eastAsia"/>
-          <w:b/>
-          <w:sz w:val="24"/>
-          <w:szCs w:val="24"/>
+          <w:rFonts w:ascii="等线 Light" w:eastAsia="等线 Light" w:hAnsi="等线 Light" w:cs="Cascadia Code ExtraLight"/>
+          <w:bCs/>
+          <w:szCs w:val="21"/>
         </w:rPr>
         <w:t xml:space="preserve"> </w:t>
       </w:r>
-      <w:r>
-        <w:rPr>
-          <w:rFonts w:ascii="等线 Light" w:eastAsia="等线 Light" w:hAnsi="等线 Light" w:cs="Courier New" w:hint="eastAsia"/>
-          <w:b/>
-          <w:sz w:val="24"/>
-          <w:szCs w:val="24"/>
+    </w:p>
+    <w:p>
+      <w:pPr>
+        <w:spacing w:line="300" w:lineRule="exact"/>
+        <w:rPr>
+          <w:rFonts w:ascii="等线 Light" w:eastAsia="等线 Light" w:hAnsi="等线 Light" w:cs="Cascadia Code ExtraLight"/>
+          <w:b/>
+          <w:szCs w:val="21"/>
+        </w:rPr>
+      </w:pPr>
+      <w:r>
+        <w:rPr>
+          <w:rFonts w:ascii="等线 Light" w:eastAsia="等线 Light" w:hAnsi="等线 Light" w:cs="Cascadia Code ExtraLight"/>
+          <w:b/>
+          <w:szCs w:val="21"/>
+        </w:rPr>
+        <w:t>工作职位</w:t>
+      </w:r>
+      <w:r>
+        <w:rPr>
+          <w:rFonts w:ascii="等线 Light" w:eastAsia="等线 Light" w:hAnsi="等线 Light" w:cs="Cascadia Code ExtraLight"/>
+          <w:b/>
+          <w:szCs w:val="21"/>
+        </w:rPr>
+        <w:t xml:space="preserve"> :</w:t>
+      </w:r>
+      <w:r>
+        <w:rPr>
+          <w:rFonts w:ascii="等线 Light" w:eastAsia="等线 Light" w:hAnsi="等线 Light" w:cs="Cascadia Code ExtraLight"/>
+          <w:b/>
+          <w:szCs w:val="21"/>
         </w:rPr>
         <w:t xml:space="preserve"> </w:t>
       </w:r>
       <w:r>
         <w:rPr>
-          <w:rFonts w:ascii="等线 Light" w:eastAsia="等线 Light" w:hAnsi="等线 Light" w:cs="Courier New" w:hint="eastAsia"/>
-          <w:b/>
-          <w:sz w:val="24"/>
-          <w:szCs w:val="24"/>
-        </w:rPr>
-        <w:t xml:space="preserve">AI </w:t>
-      </w:r>
-      <w:r>
-        <w:rPr>
-          <w:rFonts w:ascii="等线 Light" w:eastAsia="等线 Light" w:hAnsi="等线 Light" w:cs="Courier New" w:hint="eastAsia"/>
-          <w:b/>
-          <w:sz w:val="24"/>
-          <w:szCs w:val="24"/>
-        </w:rPr>
-        <w:t xml:space="preserve">算法业务 </w:t>
-      </w:r>
-      <w:r>
-        <w:rPr>
-          <w:rFonts w:ascii="等线 Light" w:eastAsia="等线 Light" w:hAnsi="等线 Light" w:cs="Courier New" w:hint="eastAsia"/>
-          <w:b/>
-          <w:sz w:val="24"/>
-          <w:szCs w:val="24"/>
-        </w:rPr>
-        <w:t xml:space="preserve">/ </w:t>
-      </w:r>
-      <w:proofErr w:type="gramStart"/>
-      <w:r>
-        <w:rPr>
-          <w:rFonts w:ascii="等线 Light" w:eastAsia="等线 Light" w:hAnsi="等线 Light" w:cs="Courier New" w:hint="eastAsia"/>
-          <w:b/>
-          <w:sz w:val="24"/>
-          <w:szCs w:val="24"/>
-        </w:rPr>
-        <w:t>工程开发和运维支持</w:t>
-      </w:r>
-      <w:r>
-        <w:rPr>
-          <w:rFonts w:ascii="等线 Light" w:eastAsia="等线 Light" w:hAnsi="等线 Light" w:cs="Courier New"/>
-          <w:b/>
-          <w:sz w:val="24"/>
-          <w:szCs w:val="24"/>
-        </w:rPr>
-        <w:t xml:space="preserve">  </w:t>
-      </w:r>
-      <w:r>
-        <w:rPr>
-          <w:rFonts w:ascii="等线 Light" w:eastAsia="等线 Light" w:hAnsi="等线 Light" w:cs="Courier New"/>
-          <w:b/>
-          <w:bCs/>
-          <w:sz w:val="24"/>
-          <w:szCs w:val="24"/>
-        </w:rPr>
-        <w:t>|</w:t>
-      </w:r>
-      <w:proofErr w:type="gramEnd"/>
-    </w:p>
-    <w:p>
-      <w:pPr>
-        <w:snapToGrid w:val="0"/>
-        <w:rPr>
-          <w:rFonts w:ascii="等线 Light" w:eastAsia="等线 Light" w:hAnsi="等线 Light" w:cs="Courier New"/>
-          <w:b/>
-          <w:bCs/>
-          <w:sz w:val="24"/>
-          <w:szCs w:val="24"/>
-        </w:rPr>
-      </w:pPr>
-      <w:r>
-        <w:rPr>
-          <w:rFonts w:ascii="等线 Light" w:eastAsia="等线 Light" w:hAnsi="等线 Light" w:cs="Courier New"/>
-        </w:rPr>
-        <w:t>-------------------------------------------------------------------</w:t>
-      </w:r>
-      <w:r>
-        <w:rPr>
-          <w:rFonts w:ascii="等线 Light" w:eastAsia="等线 Light" w:hAnsi="等线 Light" w:cs="Courier New" w:hint="eastAsia"/>
-        </w:rPr>
-        <w:t>----------</w:t>
+          <w:rFonts w:ascii="等线 Light" w:eastAsia="等线 Light" w:hAnsi="等线 Light" w:cs="Cascadia Code ExtraLight" w:hint="eastAsia"/>
+          <w:b/>
+          <w:szCs w:val="21"/>
+        </w:rPr>
+        <w:t>AI</w:t>
+      </w:r>
+      <w:r>
+        <w:rPr>
+          <w:rFonts w:ascii="等线 Light" w:eastAsia="等线 Light" w:hAnsi="等线 Light" w:cs="Cascadia Code ExtraLight"/>
+          <w:b/>
+          <w:szCs w:val="21"/>
+        </w:rPr>
+        <w:t xml:space="preserve">算法开发工程师 </w:t>
+      </w:r>
+      <w:r>
+        <w:rPr>
+          <w:rFonts w:ascii="等线 Light" w:eastAsia="等线 Light" w:hAnsi="等线 Light" w:cs="Cascadia Code ExtraLight" w:hint="eastAsia"/>
+          <w:b/>
+          <w:szCs w:val="21"/>
+        </w:rPr>
+        <w:t>/ 服务端开发工程师</w:t>
       </w:r>
     </w:p>
     <w:p>
@@ -1136,304 +1358,8 @@
           <w:b/>
           <w:szCs w:val="21"/>
         </w:rPr>
-        <w:t>工作简介 :</w:t>
-      </w:r>
-    </w:p>
-    <w:p>
-      <w:pPr>
-        <w:spacing w:line="300" w:lineRule="exact"/>
-        <w:rPr>
-          <w:rFonts w:ascii="等线 Light" w:eastAsia="等线 Light" w:hAnsi="等线 Light" w:cs="Cascadia Code ExtraLight"/>
-          <w:bCs/>
-          <w:szCs w:val="21"/>
-        </w:rPr>
-      </w:pPr>
-      <w:r>
-        <w:rPr>
-          <w:rFonts w:ascii="等线 Light" w:eastAsia="等线 Light" w:hAnsi="等线 Light" w:cs="Cascadia Code ExtraLight"/>
-          <w:b/>
-          <w:szCs w:val="21"/>
-        </w:rPr>
-        <w:tab/>
-      </w:r>
-      <w:r>
-        <w:rPr>
-          <w:rFonts w:ascii="等线 Light" w:eastAsia="等线 Light" w:hAnsi="等线 Light" w:cs="Cascadia Code ExtraLight"/>
-          <w:bCs/>
-          <w:szCs w:val="21"/>
-        </w:rPr>
-        <w:t>在昆仑万维</w:t>
-      </w:r>
-      <w:r>
-        <w:rPr>
-          <w:rFonts w:ascii="等线 Light" w:eastAsia="等线 Light" w:hAnsi="等线 Light" w:cs="Cascadia Code ExtraLight"/>
-          <w:b/>
-          <w:szCs w:val="21"/>
-        </w:rPr>
-        <w:t>短剧业务</w:t>
-      </w:r>
-      <w:r>
-        <w:rPr>
-          <w:rFonts w:ascii="等线 Light" w:eastAsia="等线 Light" w:hAnsi="等线 Light" w:cs="Cascadia Code ExtraLight"/>
-          <w:bCs/>
-          <w:szCs w:val="21"/>
-        </w:rPr>
-        <w:t>部门负责工程开发、算法研发及运维</w:t>
-      </w:r>
-      <w:proofErr w:type="gramStart"/>
-      <w:r>
-        <w:rPr>
-          <w:rFonts w:ascii="等线 Light" w:eastAsia="等线 Light" w:hAnsi="等线 Light" w:cs="Cascadia Code ExtraLight"/>
-          <w:bCs/>
-          <w:szCs w:val="21"/>
-        </w:rPr>
-        <w:t>支持</w:t>
-      </w:r>
-      <w:r>
-        <w:rPr>
-          <w:rFonts w:ascii="等线 Light" w:eastAsia="等线 Light" w:hAnsi="等线 Light" w:cs="Cascadia Code ExtraLight" w:hint="eastAsia"/>
-          <w:bCs/>
-          <w:szCs w:val="21"/>
-        </w:rPr>
-        <w:t>.</w:t>
-      </w:r>
-      <w:proofErr w:type="gramEnd"/>
-      <w:r>
-        <w:rPr>
-          <w:rFonts w:ascii="等线 Light" w:eastAsia="等线 Light" w:hAnsi="等线 Light" w:cs="Cascadia Code ExtraLight" w:hint="eastAsia"/>
-          <w:bCs/>
-          <w:szCs w:val="21"/>
-        </w:rPr>
-        <w:t xml:space="preserve"> </w:t>
-      </w:r>
-      <w:r>
-        <w:rPr>
-          <w:rFonts w:ascii="等线 Light" w:eastAsia="等线 Light" w:hAnsi="等线 Light" w:cs="Cascadia Code ExtraLight"/>
-          <w:b/>
-          <w:szCs w:val="21"/>
-        </w:rPr>
-        <w:t>最近一次绩效为 M</w:t>
-      </w:r>
-      <w:proofErr w:type="gramStart"/>
-      <w:r>
-        <w:rPr>
-          <w:rFonts w:ascii="等线 Light" w:eastAsia="等线 Light" w:hAnsi="等线 Light" w:cs="Cascadia Code ExtraLight"/>
-          <w:b/>
-          <w:szCs w:val="21"/>
-        </w:rPr>
-        <w:t>+</w:t>
-      </w:r>
-      <w:r>
-        <w:rPr>
-          <w:rFonts w:ascii="等线 Light" w:eastAsia="等线 Light" w:hAnsi="等线 Light" w:cs="Cascadia Code ExtraLight" w:hint="eastAsia"/>
-          <w:bCs/>
-          <w:szCs w:val="21"/>
-        </w:rPr>
-        <w:t>,</w:t>
-      </w:r>
-      <w:proofErr w:type="gramEnd"/>
-      <w:r>
-        <w:rPr>
-          <w:rFonts w:ascii="等线 Light" w:eastAsia="等线 Light" w:hAnsi="等线 Light" w:cs="Cascadia Code ExtraLight"/>
-          <w:bCs/>
-          <w:szCs w:val="21"/>
-        </w:rPr>
-        <w:t>并</w:t>
-      </w:r>
-      <w:r>
-        <w:rPr>
-          <w:rFonts w:ascii="等线 Light" w:eastAsia="等线 Light" w:hAnsi="等线 Light" w:cs="Cascadia Code ExtraLight"/>
-          <w:b/>
-          <w:szCs w:val="21"/>
-        </w:rPr>
-        <w:t xml:space="preserve">获评集团年度优秀员工（前 </w:t>
-      </w:r>
-      <w:proofErr w:type="gramStart"/>
-      <w:r>
-        <w:rPr>
-          <w:rFonts w:ascii="等线 Light" w:eastAsia="等线 Light" w:hAnsi="等线 Light" w:cs="Cascadia Code ExtraLight"/>
-          <w:b/>
-          <w:szCs w:val="21"/>
-        </w:rPr>
-        <w:t>1%）</w:t>
-      </w:r>
-      <w:r>
-        <w:rPr>
-          <w:rFonts w:ascii="等线 Light" w:eastAsia="等线 Light" w:hAnsi="等线 Light" w:cs="Cascadia Code ExtraLight" w:hint="eastAsia"/>
-          <w:bCs/>
-          <w:szCs w:val="21"/>
-        </w:rPr>
-        <w:t>.</w:t>
-      </w:r>
-      <w:proofErr w:type="gramEnd"/>
-      <w:r>
-        <w:rPr>
-          <w:rFonts w:ascii="等线 Light" w:eastAsia="等线 Light" w:hAnsi="等线 Light" w:cs="Cascadia Code ExtraLight" w:hint="eastAsia"/>
-          <w:bCs/>
-          <w:szCs w:val="21"/>
-        </w:rPr>
-        <w:t xml:space="preserve"> </w:t>
-      </w:r>
-      <w:r>
-        <w:rPr>
-          <w:rFonts w:ascii="等线 Light" w:eastAsia="等线 Light" w:hAnsi="等线 Light" w:cs="Cascadia Code ExtraLight"/>
-          <w:bCs/>
-          <w:szCs w:val="21"/>
-        </w:rPr>
-        <w:t>主要</w:t>
-      </w:r>
-      <w:r>
-        <w:rPr>
-          <w:rFonts w:ascii="等线 Light" w:eastAsia="等线 Light" w:hAnsi="等线 Light" w:cs="Cascadia Code ExtraLight" w:hint="eastAsia"/>
-          <w:bCs/>
-          <w:szCs w:val="21"/>
-        </w:rPr>
-        <w:t>工作</w:t>
-      </w:r>
-      <w:r>
-        <w:rPr>
-          <w:rFonts w:ascii="等线 Light" w:eastAsia="等线 Light" w:hAnsi="等线 Light" w:cs="Cascadia Code ExtraLight" w:hint="eastAsia"/>
-          <w:bCs/>
-          <w:szCs w:val="21"/>
-        </w:rPr>
-        <w:t>深挖</w:t>
-      </w:r>
-      <w:r>
-        <w:rPr>
-          <w:rFonts w:ascii="等线 Light" w:eastAsia="等线 Light" w:hAnsi="等线 Light" w:cs="Cascadia Code ExtraLight"/>
-          <w:bCs/>
-          <w:szCs w:val="21"/>
-        </w:rPr>
-        <w:t>短剧素材投放相关算法</w:t>
-      </w:r>
-      <w:r>
-        <w:rPr>
-          <w:rFonts w:ascii="等线 Light" w:eastAsia="等线 Light" w:hAnsi="等线 Light" w:cs="Cascadia Code ExtraLight" w:hint="eastAsia"/>
-          <w:bCs/>
-          <w:szCs w:val="21"/>
-        </w:rPr>
-        <w:t>研究并线上</w:t>
-      </w:r>
-      <w:r>
-        <w:rPr>
-          <w:rFonts w:ascii="等线 Light" w:eastAsia="等线 Light" w:hAnsi="等线 Light" w:cs="Cascadia Code ExtraLight"/>
-          <w:bCs/>
-          <w:szCs w:val="21"/>
-        </w:rPr>
-        <w:t>落地</w:t>
-      </w:r>
-      <w:r>
-        <w:rPr>
-          <w:rFonts w:ascii="等线 Light" w:eastAsia="等线 Light" w:hAnsi="等线 Light" w:cs="Cascadia Code ExtraLight" w:hint="eastAsia"/>
-          <w:bCs/>
-          <w:szCs w:val="21"/>
-        </w:rPr>
-        <w:t>产生商业化价值</w:t>
-      </w:r>
-      <w:r>
-        <w:rPr>
-          <w:rFonts w:ascii="等线 Light" w:eastAsia="等线 Light" w:hAnsi="等线 Light" w:cs="Cascadia Code ExtraLight"/>
-          <w:bCs/>
-          <w:szCs w:val="21"/>
-        </w:rPr>
-        <w:t>.</w:t>
-      </w:r>
-      <w:r>
-        <w:rPr>
-          <w:rFonts w:ascii="等线 Light" w:eastAsia="等线 Light" w:hAnsi="等线 Light" w:cs="Cascadia Code ExtraLight"/>
-          <w:bCs/>
-          <w:szCs w:val="21"/>
-        </w:rPr>
-        <w:t xml:space="preserve"> </w:t>
-      </w:r>
-    </w:p>
-    <w:p>
-      <w:pPr>
-        <w:spacing w:line="300" w:lineRule="exact"/>
-        <w:rPr>
-          <w:rFonts w:ascii="等线 Light" w:eastAsia="等线 Light" w:hAnsi="等线 Light" w:cs="Cascadia Code ExtraLight"/>
-          <w:b/>
-          <w:szCs w:val="21"/>
-        </w:rPr>
-      </w:pPr>
-      <w:r>
-        <w:rPr>
-          <w:rFonts w:ascii="等线 Light" w:eastAsia="等线 Light" w:hAnsi="等线 Light" w:cs="Cascadia Code ExtraLight"/>
-          <w:b/>
-          <w:szCs w:val="21"/>
-        </w:rPr>
-        <w:t>工作职位</w:t>
-      </w:r>
-      <w:proofErr w:type="gramStart"/>
-      <w:r>
-        <w:rPr>
-          <w:rFonts w:ascii="等线 Light" w:eastAsia="等线 Light" w:hAnsi="等线 Light" w:cs="Cascadia Code ExtraLight"/>
-          <w:b/>
-          <w:szCs w:val="21"/>
-        </w:rPr>
-        <w:t xml:space="preserve"> :</w:t>
-      </w:r>
-      <w:proofErr w:type="gramEnd"/>
-      <w:r>
-        <w:rPr>
-          <w:rFonts w:ascii="等线 Light" w:eastAsia="等线 Light" w:hAnsi="等线 Light" w:cs="Cascadia Code ExtraLight"/>
-          <w:b/>
-          <w:szCs w:val="21"/>
-        </w:rPr>
-        <w:t xml:space="preserve"> </w:t>
-      </w:r>
-      <w:r>
-        <w:rPr>
-          <w:rFonts w:ascii="等线 Light" w:eastAsia="等线 Light" w:hAnsi="等线 Light" w:cs="Cascadia Code ExtraLight" w:hint="eastAsia"/>
-          <w:b/>
-          <w:szCs w:val="21"/>
-        </w:rPr>
-        <w:t>AI</w:t>
-      </w:r>
-      <w:r>
-        <w:rPr>
-          <w:rFonts w:ascii="等线 Light" w:eastAsia="等线 Light" w:hAnsi="等线 Light" w:cs="Cascadia Code ExtraLight"/>
-          <w:b/>
-          <w:szCs w:val="21"/>
-        </w:rPr>
-        <w:t xml:space="preserve">算法开发工程师 </w:t>
-      </w:r>
-      <w:r>
-        <w:rPr>
-          <w:rFonts w:ascii="等线 Light" w:eastAsia="等线 Light" w:hAnsi="等线 Light" w:cs="Cascadia Code ExtraLight" w:hint="eastAsia"/>
-          <w:b/>
-          <w:szCs w:val="21"/>
-        </w:rPr>
-        <w:t>/ 服务端开发工程师</w:t>
-      </w:r>
-    </w:p>
-    <w:p>
-      <w:pPr>
-        <w:spacing w:line="300" w:lineRule="exact"/>
-        <w:rPr>
-          <w:rFonts w:ascii="等线 Light" w:eastAsia="等线 Light" w:hAnsi="等线 Light" w:cs="Cascadia Code ExtraLight"/>
-          <w:b/>
-          <w:szCs w:val="21"/>
-        </w:rPr>
-      </w:pPr>
-      <w:r>
-        <w:rPr>
-          <w:rFonts w:ascii="等线 Light" w:eastAsia="等线 Light" w:hAnsi="等线 Light" w:cs="Cascadia Code ExtraLight"/>
-          <w:b/>
-          <w:szCs w:val="21"/>
-        </w:rPr>
-        <w:t>所用技术</w:t>
-      </w:r>
-      <w:proofErr w:type="gramStart"/>
-      <w:r>
-        <w:rPr>
-          <w:rFonts w:ascii="等线 Light" w:eastAsia="等线 Light" w:hAnsi="等线 Light" w:cs="Cascadia Code ExtraLight"/>
-          <w:b/>
-          <w:szCs w:val="21"/>
-        </w:rPr>
-        <w:t xml:space="preserve"> :</w:t>
-      </w:r>
-      <w:proofErr w:type="gramEnd"/>
+        <w:t>所用技术 :</w:t>
+      </w:r>
       <w:r>
         <w:rPr>
           <w:rFonts w:ascii="等线 Light" w:eastAsia="等线 Light" w:hAnsi="等线 Light" w:cs="Cascadia Code ExtraLight"/>
@@ -1508,49 +1434,8 @@
           <w:rFonts w:ascii="等线 Light" w:eastAsia="等线 Light" w:hAnsi="等线 Light" w:cs="Cascadia Code ExtraLight"/>
           <w:szCs w:val="21"/>
         </w:rPr>
-        <w:t>素材 (类似各类</w:t>
-      </w:r>
-      <w:proofErr w:type="gramStart"/>
-      <w:r>
-        <w:rPr>
-          <w:rFonts w:ascii="等线 Light" w:eastAsia="等线 Light" w:hAnsi="等线 Light" w:cs="Cascadia Code ExtraLight"/>
-          <w:szCs w:val="21"/>
-        </w:rPr>
-        <w:t>平台,</w:t>
-      </w:r>
-      <w:proofErr w:type="gramEnd"/>
-      <w:r>
-        <w:rPr>
-          <w:rFonts w:ascii="等线 Light" w:eastAsia="等线 Light" w:hAnsi="等线 Light" w:cs="Cascadia Code ExtraLight"/>
-          <w:szCs w:val="21"/>
-        </w:rPr>
-        <w:t xml:space="preserve"> 用户看见好看小</w:t>
-      </w:r>
-      <w:proofErr w:type="gramStart"/>
-      <w:r>
-        <w:rPr>
-          <w:rFonts w:ascii="等线 Light" w:eastAsia="等线 Light" w:hAnsi="等线 Light" w:cs="Cascadia Code ExtraLight"/>
-          <w:szCs w:val="21"/>
-        </w:rPr>
-        <w:t>短剧,</w:t>
-      </w:r>
-      <w:proofErr w:type="gramEnd"/>
-      <w:r>
-        <w:rPr>
-          <w:rFonts w:ascii="等线 Light" w:eastAsia="等线 Light" w:hAnsi="等线 Light" w:cs="Cascadia Code ExtraLight"/>
-          <w:szCs w:val="21"/>
-        </w:rPr>
-        <w:t xml:space="preserve"> 其实是一个投放广告</w:t>
-      </w:r>
-      <w:proofErr w:type="gramStart"/>
-      <w:r>
-        <w:rPr>
-          <w:rFonts w:ascii="等线 Light" w:eastAsia="等线 Light" w:hAnsi="等线 Light" w:cs="Cascadia Code ExtraLight"/>
-          <w:szCs w:val="21"/>
-        </w:rPr>
-        <w:t>素材)</w:t>
-      </w:r>
-      <w:proofErr w:type="gramEnd"/>
+        <w:t>素材 (类似各类平台, 用户看见好看小短剧, 其实是一个投放广告素材)</w:t>
+      </w:r>
       <w:r>
         <w:rPr>
           <w:rFonts w:ascii="等线 Light" w:eastAsia="等线 Light" w:hAnsi="等线 Light" w:cs="Cascadia Code ExtraLight" w:hint="eastAsia"/>
@@ -1565,7 +1450,6 @@
         </w:rPr>
         <w:t>溯源还原出来</w:t>
       </w:r>
-      <w:proofErr w:type="gramStart"/>
       <w:r>
         <w:rPr>
           <w:rFonts w:ascii="等线 Light" w:eastAsia="等线 Light" w:hAnsi="等线 Light" w:cs="Cascadia Code ExtraLight" w:hint="eastAsia"/>
@@ -1573,7 +1457,6 @@
         </w:rPr>
         <w:t>(核心逆向)</w:t>
       </w:r>
-      <w:proofErr w:type="gramEnd"/>
       <w:r>
         <w:rPr>
           <w:rFonts w:ascii="等线 Light" w:eastAsia="等线 Light" w:hAnsi="等线 Light" w:cs="Cascadia Code ExtraLight"/>
@@ -1609,7 +1492,6 @@
         </w:rPr>
         <w:t>落地</w:t>
       </w:r>
-      <w:proofErr w:type="gramStart"/>
       <w:r>
         <w:rPr>
           <w:rFonts w:ascii="等线 Light" w:eastAsia="等线 Light" w:hAnsi="等线 Light" w:cs="Cascadia Code ExtraLight" w:hint="eastAsia"/>
@@ -1622,15 +1504,7 @@
           <w:rFonts w:ascii="等线 Light" w:eastAsia="等线 Light" w:hAnsi="等线 Light" w:cs="Cascadia Code ExtraLight" w:hint="eastAsia"/>
           <w:szCs w:val="21"/>
         </w:rPr>
-        <w:t>.</w:t>
-      </w:r>
-      <w:proofErr w:type="gramEnd"/>
-      <w:r>
-        <w:rPr>
-          <w:rFonts w:ascii="等线 Light" w:eastAsia="等线 Light" w:hAnsi="等线 Light" w:cs="Cascadia Code ExtraLight" w:hint="eastAsia"/>
-          <w:szCs w:val="21"/>
-        </w:rPr>
-        <w:t xml:space="preserve"> </w:t>
+        <w:t xml:space="preserve">. </w:t>
       </w:r>
       <w:r>
         <w:rPr>
@@ -1694,23 +1568,7 @@
           <w:rFonts w:ascii="等线 Light" w:eastAsia="等线 Light" w:hAnsi="等线 Light" w:cs="Courier New" w:hint="eastAsia"/>
           <w:szCs w:val="21"/>
         </w:rPr>
-        <w:t>. 让核心算法专家更聚焦自己那</w:t>
-      </w:r>
-      <w:proofErr w:type="gramStart"/>
-      <w:r>
-        <w:rPr>
-          <w:rFonts w:ascii="等线 Light" w:eastAsia="等线 Light" w:hAnsi="等线 Light" w:cs="Courier New" w:hint="eastAsia"/>
-          <w:szCs w:val="21"/>
-        </w:rPr>
-        <w:t>块.</w:t>
-      </w:r>
-      <w:proofErr w:type="gramEnd"/>
-      <w:r>
-        <w:rPr>
-          <w:rFonts w:ascii="等线 Light" w:eastAsia="等线 Light" w:hAnsi="等线 Light" w:cs="Courier New" w:hint="eastAsia"/>
-          <w:szCs w:val="21"/>
-        </w:rPr>
-        <w:t xml:space="preserve"> 这边来处理 输入输出, 持久化, 泄漏, 并发冲突, 增加机器并发, 工程部门之间数据流转. 运维上线, 线上问题追踪和修复. </w:t>
+        <w:t xml:space="preserve">. 让核心算法专家更聚焦自己那块. 这边来处理 输入输出, 持久化, 泄漏, 并发冲突, 增加机器并发, 工程部门之间数据流转. 运维上线, 线上问题追踪和修复. </w:t>
       </w:r>
       <w:r>
         <w:rPr>
@@ -1744,55 +1602,7 @@
           <w:rFonts w:ascii="等线 Light" w:eastAsia="等线 Light" w:hAnsi="等线 Light" w:cs="Courier New" w:hint="eastAsia"/>
           <w:szCs w:val="21"/>
         </w:rPr>
-        <w:t>相关业务</w:t>
-      </w:r>
-      <w:proofErr w:type="gramStart"/>
-      <w:r>
-        <w:rPr>
-          <w:rFonts w:ascii="等线 Light" w:eastAsia="等线 Light" w:hAnsi="等线 Light" w:cs="Courier New" w:hint="eastAsia"/>
-          <w:szCs w:val="21"/>
-        </w:rPr>
-        <w:t>开发,</w:t>
-      </w:r>
-      <w:proofErr w:type="gramEnd"/>
-      <w:r>
-        <w:rPr>
-          <w:rFonts w:ascii="等线 Light" w:eastAsia="等线 Light" w:hAnsi="等线 Light" w:cs="Courier New" w:hint="eastAsia"/>
-          <w:szCs w:val="21"/>
-        </w:rPr>
-        <w:t xml:space="preserve"> 例如 AIGC 动态</w:t>
-      </w:r>
-      <w:proofErr w:type="gramStart"/>
-      <w:r>
-        <w:rPr>
-          <w:rFonts w:ascii="等线 Light" w:eastAsia="等线 Light" w:hAnsi="等线 Light" w:cs="Courier New" w:hint="eastAsia"/>
-          <w:szCs w:val="21"/>
-        </w:rPr>
-        <w:t>漫,</w:t>
-      </w:r>
-      <w:proofErr w:type="gramEnd"/>
-      <w:r>
-        <w:rPr>
-          <w:rFonts w:ascii="等线 Light" w:eastAsia="等线 Light" w:hAnsi="等线 Light" w:cs="Courier New" w:hint="eastAsia"/>
-          <w:szCs w:val="21"/>
-        </w:rPr>
-        <w:t xml:space="preserve"> 视频</w:t>
-      </w:r>
-      <w:proofErr w:type="gramStart"/>
-      <w:r>
-        <w:rPr>
-          <w:rFonts w:ascii="等线 Light" w:eastAsia="等线 Light" w:hAnsi="等线 Light" w:cs="Courier New" w:hint="eastAsia"/>
-          <w:szCs w:val="21"/>
-        </w:rPr>
-        <w:t>生成.</w:t>
-      </w:r>
-      <w:proofErr w:type="gramEnd"/>
-      <w:r>
-        <w:rPr>
-          <w:rFonts w:ascii="等线 Light" w:eastAsia="等线 Light" w:hAnsi="等线 Light" w:cs="Courier New" w:hint="eastAsia"/>
-          <w:szCs w:val="21"/>
-        </w:rPr>
-        <w:t xml:space="preserve"> 词语音频视频相关开源库和相关商业大模型 </w:t>
+        <w:t xml:space="preserve">相关业务开发, 例如 AIGC 动态漫, 视频生成. 词语音频视频相关开源库和相关商业大模型 </w:t>
       </w:r>
       <w:r>
         <w:rPr>
@@ -1866,19 +1676,18 @@
           <w:sz w:val="24"/>
           <w:szCs w:val="24"/>
         </w:rPr>
+        <w:t xml:space="preserve"> 国际化电商</w:t>
+      </w:r>
+      <w:r>
+        <w:rPr>
+          <w:rFonts w:ascii="等线 Light" w:eastAsia="等线 Light" w:hAnsi="等线 Light" w:cs="Courier New" w:hint="eastAsia"/>
+          <w:b/>
+          <w:bCs/>
+          <w:sz w:val="24"/>
+          <w:szCs w:val="24"/>
+        </w:rPr>
         <w:t xml:space="preserve"> </w:t>
       </w:r>
-      <w:proofErr w:type="gramStart"/>
-      <w:r>
-        <w:rPr>
-          <w:rFonts w:ascii="等线 Light" w:eastAsia="等线 Light" w:hAnsi="等线 Light" w:cs="Courier New" w:hint="eastAsia"/>
-          <w:b/>
-          <w:bCs/>
-          <w:sz w:val="24"/>
-          <w:szCs w:val="24"/>
-        </w:rPr>
-        <w:t>国际化电商</w:t>
-      </w:r>
       <w:r>
         <w:rPr>
           <w:rFonts w:ascii="等线 Light" w:eastAsia="等线 Light" w:hAnsi="等线 Light" w:cs="Courier New" w:hint="eastAsia"/>
@@ -1891,6 +1700,16 @@
       </w:r>
       <w:r>
         <w:rPr>
+          <w:rFonts w:ascii="等线 Light" w:eastAsia="等线 Light" w:hAnsi="等线 Light" w:cs="Courier New"/>
+          <w:b/>
+          <w:bCs/>
+          <w:sz w:val="24"/>
+          <w:szCs w:val="24"/>
+        </w:rPr>
+        <w:t xml:space="preserve">| </w:t>
+      </w:r>
+      <w:r>
+        <w:rPr>
           <w:rFonts w:ascii="等线 Light" w:eastAsia="等线 Light" w:hAnsi="等线 Light" w:cs="Courier New" w:hint="eastAsia"/>
           <w:b/>
           <w:bCs/>
@@ -1903,18 +1722,87 @@
         <w:rPr>
           <w:rFonts w:ascii="等线 Light" w:eastAsia="等线 Light" w:hAnsi="等线 Light" w:cs="Courier New"/>
           <w:b/>
-          <w:bCs/>
+          <w:sz w:val="24"/>
+          <w:szCs w:val="24"/>
+        </w:rPr>
+        <w:t>20</w:t>
+      </w:r>
+      <w:r>
+        <w:rPr>
+          <w:rFonts w:ascii="等线 Light" w:eastAsia="等线 Light" w:hAnsi="等线 Light" w:cs="Courier New" w:hint="eastAsia"/>
+          <w:b/>
+          <w:sz w:val="24"/>
+          <w:szCs w:val="24"/>
+        </w:rPr>
+        <w:t>22</w:t>
+      </w:r>
+      <w:r>
+        <w:rPr>
+          <w:rFonts w:ascii="等线 Light" w:eastAsia="等线 Light" w:hAnsi="等线 Light" w:cs="Courier New"/>
+          <w:b/>
+          <w:sz w:val="24"/>
+          <w:szCs w:val="24"/>
+        </w:rPr>
+        <w:t>.</w:t>
+      </w:r>
+      <w:r>
+        <w:rPr>
+          <w:rFonts w:ascii="等线 Light" w:eastAsia="等线 Light" w:hAnsi="等线 Light" w:cs="Courier New" w:hint="eastAsia"/>
+          <w:b/>
+          <w:sz w:val="24"/>
+          <w:szCs w:val="24"/>
+        </w:rPr>
+        <w:t>06</w:t>
+      </w:r>
+      <w:r>
+        <w:rPr>
+          <w:rFonts w:ascii="等线 Light" w:eastAsia="等线 Light" w:hAnsi="等线 Light" w:cs="Courier New"/>
+          <w:b/>
+          <w:sz w:val="24"/>
+          <w:szCs w:val="24"/>
+        </w:rPr>
+        <w:t xml:space="preserve"> – </w:t>
+      </w:r>
+      <w:r>
+        <w:rPr>
+          <w:rFonts w:ascii="等线 Light" w:eastAsia="等线 Light" w:hAnsi="等线 Light" w:cs="Courier New" w:hint="eastAsia"/>
+          <w:b/>
+          <w:sz w:val="24"/>
+          <w:szCs w:val="24"/>
+        </w:rPr>
+        <w:t>2023.07</w:t>
+      </w:r>
+      <w:r>
+        <w:rPr>
+          <w:rFonts w:ascii="等线 Light" w:eastAsia="等线 Light" w:hAnsi="等线 Light" w:cs="Courier New"/>
+          <w:b/>
+          <w:sz w:val="24"/>
+          <w:szCs w:val="24"/>
+        </w:rPr>
+        <w:t xml:space="preserve"> </w:t>
+      </w:r>
+      <w:r>
+        <w:rPr>
+          <w:rFonts w:ascii="等线 Light" w:eastAsia="等线 Light" w:hAnsi="等线 Light" w:cs="Courier New" w:hint="eastAsia"/>
+          <w:b/>
+          <w:sz w:val="24"/>
+          <w:szCs w:val="24"/>
+        </w:rPr>
+        <w:t xml:space="preserve"> </w:t>
+      </w:r>
+      <w:r>
+        <w:rPr>
+          <w:rFonts w:ascii="等线 Light" w:eastAsia="等线 Light" w:hAnsi="等线 Light" w:cs="Courier New"/>
+          <w:b/>
           <w:sz w:val="24"/>
           <w:szCs w:val="24"/>
         </w:rPr>
         <w:t>|</w:t>
       </w:r>
-      <w:proofErr w:type="gramEnd"/>
-      <w:r>
-        <w:rPr>
-          <w:rFonts w:ascii="等线 Light" w:eastAsia="等线 Light" w:hAnsi="等线 Light" w:cs="Courier New"/>
-          <w:b/>
-          <w:bCs/>
+      <w:r>
+        <w:rPr>
+          <w:rFonts w:ascii="等线 Light" w:eastAsia="等线 Light" w:hAnsi="等线 Light" w:cs="Courier New" w:hint="eastAsia"/>
+          <w:b/>
           <w:sz w:val="24"/>
           <w:szCs w:val="24"/>
         </w:rPr>
@@ -1924,7 +1812,6 @@
         <w:rPr>
           <w:rFonts w:ascii="等线 Light" w:eastAsia="等线 Light" w:hAnsi="等线 Light" w:cs="Courier New" w:hint="eastAsia"/>
           <w:b/>
-          <w:bCs/>
           <w:sz w:val="24"/>
           <w:szCs w:val="24"/>
         </w:rPr>
@@ -1932,370 +1819,320 @@
       </w:r>
       <w:r>
         <w:rPr>
-          <w:rFonts w:ascii="等线 Light" w:eastAsia="等线 Light" w:hAnsi="等线 Light" w:cs="Courier New"/>
-          <w:b/>
-          <w:sz w:val="24"/>
-          <w:szCs w:val="24"/>
-        </w:rPr>
-        <w:t>20</w:t>
-      </w:r>
-      <w:r>
-        <w:rPr>
-          <w:rFonts w:ascii="等线 Light" w:eastAsia="等线 Light" w:hAnsi="等线 Light" w:cs="Courier New" w:hint="eastAsia"/>
-          <w:b/>
-          <w:sz w:val="24"/>
-          <w:szCs w:val="24"/>
-        </w:rPr>
-        <w:t>22</w:t>
-      </w:r>
-      <w:r>
-        <w:rPr>
-          <w:rFonts w:ascii="等线 Light" w:eastAsia="等线 Light" w:hAnsi="等线 Light" w:cs="Courier New"/>
-          <w:b/>
-          <w:sz w:val="24"/>
-          <w:szCs w:val="24"/>
+          <w:rFonts w:ascii="等线 Light" w:eastAsia="等线 Light" w:hAnsi="等线 Light" w:cs="Courier New" w:hint="eastAsia"/>
+          <w:b/>
+          <w:sz w:val="24"/>
+          <w:szCs w:val="24"/>
+        </w:rPr>
+        <w:t>架构运维开发支持</w:t>
+      </w:r>
+      <w:r>
+        <w:rPr>
+          <w:rFonts w:ascii="等线 Light" w:eastAsia="等线 Light" w:hAnsi="等线 Light" w:cs="Courier New"/>
+          <w:b/>
+          <w:sz w:val="24"/>
+          <w:szCs w:val="24"/>
+        </w:rPr>
+        <w:t xml:space="preserve">  </w:t>
+      </w:r>
+      <w:r>
+        <w:rPr>
+          <w:rFonts w:ascii="等线 Light" w:eastAsia="等线 Light" w:hAnsi="等线 Light" w:cs="Courier New" w:hint="eastAsia"/>
+          <w:b/>
+          <w:sz w:val="24"/>
+          <w:szCs w:val="24"/>
+        </w:rPr>
+        <w:t xml:space="preserve"> </w:t>
+      </w:r>
+      <w:r>
+        <w:rPr>
+          <w:rFonts w:ascii="等线 Light" w:eastAsia="等线 Light" w:hAnsi="等线 Light" w:cs="Courier New" w:hint="eastAsia"/>
+          <w:b/>
+          <w:sz w:val="24"/>
+          <w:szCs w:val="24"/>
+        </w:rPr>
+        <w:t xml:space="preserve"> </w:t>
+      </w:r>
+      <w:r>
+        <w:rPr>
+          <w:rFonts w:ascii="等线 Light" w:eastAsia="等线 Light" w:hAnsi="等线 Light" w:cs="Courier New" w:hint="eastAsia"/>
+          <w:b/>
+          <w:sz w:val="24"/>
+          <w:szCs w:val="24"/>
+        </w:rPr>
+        <w:t xml:space="preserve">   </w:t>
+      </w:r>
+      <w:r>
+        <w:rPr>
+          <w:rFonts w:ascii="等线 Light" w:eastAsia="等线 Light" w:hAnsi="等线 Light" w:cs="Courier New" w:hint="eastAsia"/>
+          <w:b/>
+          <w:sz w:val="24"/>
+          <w:szCs w:val="24"/>
+        </w:rPr>
+        <w:t xml:space="preserve"> </w:t>
+      </w:r>
+      <w:r>
+        <w:rPr>
+          <w:rFonts w:ascii="等线 Light" w:eastAsia="等线 Light" w:hAnsi="等线 Light" w:cs="Courier New"/>
+          <w:b/>
+          <w:bCs/>
+          <w:sz w:val="24"/>
+          <w:szCs w:val="24"/>
+        </w:rPr>
+        <w:t>|</w:t>
+      </w:r>
+    </w:p>
+    <w:p>
+      <w:pPr>
+        <w:snapToGrid w:val="0"/>
+        <w:rPr>
+          <w:rFonts w:ascii="等线 Light" w:eastAsia="等线 Light" w:hAnsi="等线 Light" w:cs="Courier New"/>
+          <w:b/>
+          <w:bCs/>
+          <w:sz w:val="24"/>
+          <w:szCs w:val="24"/>
+        </w:rPr>
+      </w:pPr>
+      <w:r>
+        <w:rPr>
+          <w:rFonts w:ascii="等线 Light" w:eastAsia="等线 Light" w:hAnsi="等线 Light" w:cs="Courier New"/>
+        </w:rPr>
+        <w:t>-------------------------------------------------------------------</w:t>
+      </w:r>
+      <w:r>
+        <w:rPr>
+          <w:rFonts w:ascii="等线 Light" w:eastAsia="等线 Light" w:hAnsi="等线 Light" w:cs="Courier New" w:hint="eastAsia"/>
+        </w:rPr>
+        <w:t>----------</w:t>
+      </w:r>
+    </w:p>
+    <w:p>
+      <w:pPr>
+        <w:spacing w:line="300" w:lineRule="exact"/>
+        <w:rPr>
+          <w:rFonts w:ascii="等线 Light" w:eastAsia="等线 Light" w:hAnsi="等线 Light" w:cs="Cascadia Code ExtraLight"/>
+          <w:b/>
+          <w:szCs w:val="21"/>
+        </w:rPr>
+      </w:pPr>
+      <w:r>
+        <w:rPr>
+          <w:rFonts w:ascii="等线 Light" w:eastAsia="等线 Light" w:hAnsi="等线 Light" w:cs="Cascadia Code ExtraLight"/>
+          <w:b/>
+          <w:szCs w:val="21"/>
+        </w:rPr>
+        <w:t>工作简介 :</w:t>
+      </w:r>
+    </w:p>
+    <w:p>
+      <w:pPr>
+        <w:spacing w:line="300" w:lineRule="exact"/>
+        <w:rPr>
+          <w:rFonts w:ascii="等线 Light" w:eastAsia="等线 Light" w:hAnsi="等线 Light" w:cs="Cascadia Code ExtraLight"/>
+          <w:bCs/>
+          <w:szCs w:val="21"/>
+        </w:rPr>
+      </w:pPr>
+      <w:r>
+        <w:rPr>
+          <w:rFonts w:ascii="等线 Light" w:eastAsia="等线 Light" w:hAnsi="等线 Light" w:cs="Cascadia Code ExtraLight"/>
+          <w:bCs/>
+          <w:szCs w:val="21"/>
+        </w:rPr>
+        <w:tab/>
+      </w:r>
+      <w:r>
+        <w:rPr>
+          <w:rFonts w:ascii="等线 Light" w:eastAsia="等线 Light" w:hAnsi="等线 Light" w:cs="Cascadia Code ExtraLight"/>
+          <w:bCs/>
+          <w:szCs w:val="21"/>
+        </w:rPr>
+        <w:t xml:space="preserve">在 </w:t>
+      </w:r>
+      <w:r>
+        <w:rPr>
+          <w:rFonts w:ascii="等线 Light" w:eastAsia="等线 Light" w:hAnsi="等线 Light" w:cs="Cascadia Code ExtraLight"/>
+          <w:bCs/>
+          <w:szCs w:val="21"/>
+        </w:rPr>
+        <w:t>TikTok</w:t>
+      </w:r>
+      <w:r>
+        <w:rPr>
+          <w:rFonts w:ascii="等线 Light" w:eastAsia="等线 Light" w:hAnsi="等线 Light" w:cs="Cascadia Code ExtraLight"/>
+          <w:bCs/>
+          <w:szCs w:val="21"/>
+        </w:rPr>
+        <w:t xml:space="preserve"> 国际化电商业务架构组</w:t>
+      </w:r>
+      <w:r>
+        <w:rPr>
+          <w:rFonts w:ascii="等线 Light" w:eastAsia="等线 Light" w:hAnsi="等线 Light" w:cs="Cascadia Code ExtraLight"/>
+          <w:bCs/>
+          <w:szCs w:val="21"/>
+        </w:rPr>
+        <w:t>大部分</w:t>
+      </w:r>
+      <w:r>
+        <w:rPr>
+          <w:rFonts w:ascii="等线 Light" w:eastAsia="等线 Light" w:hAnsi="等线 Light" w:cs="Cascadia Code ExtraLight"/>
+          <w:bCs/>
+          <w:szCs w:val="21"/>
+        </w:rPr>
+        <w:t>工作</w:t>
+      </w:r>
+      <w:r>
+        <w:rPr>
+          <w:rFonts w:ascii="等线 Light" w:eastAsia="等线 Light" w:hAnsi="等线 Light" w:cs="Cascadia Code ExtraLight"/>
+          <w:bCs/>
+          <w:szCs w:val="21"/>
+        </w:rPr>
+        <w:t>是</w:t>
+      </w:r>
+      <w:r>
+        <w:rPr>
+          <w:rFonts w:ascii="等线 Light" w:eastAsia="等线 Light" w:hAnsi="等线 Light" w:cs="Cascadia Code ExtraLight"/>
+          <w:bCs/>
+          <w:szCs w:val="21"/>
+        </w:rPr>
+        <w:t>那里需要打补丁去那里.</w:t>
+      </w:r>
+      <w:r>
+        <w:rPr>
+          <w:rFonts w:ascii="等线 Light" w:eastAsia="等线 Light" w:hAnsi="等线 Light" w:cs="Cascadia Code ExtraLight" w:hint="eastAsia"/>
+          <w:bCs/>
+          <w:szCs w:val="21"/>
+        </w:rPr>
+        <w:t xml:space="preserve"> </w:t>
+      </w:r>
+      <w:r>
+        <w:rPr>
+          <w:rFonts w:ascii="等线 Light" w:eastAsia="等线 Light" w:hAnsi="等线 Light" w:cs="Cascadia Code ExtraLight"/>
+          <w:bCs/>
+          <w:szCs w:val="21"/>
+        </w:rPr>
+        <w:t>TikTok</w:t>
+      </w:r>
+      <w:r>
+        <w:rPr>
+          <w:rFonts w:ascii="等线 Light" w:eastAsia="等线 Light" w:hAnsi="等线 Light" w:cs="Cascadia Code ExtraLight"/>
+          <w:bCs/>
+          <w:szCs w:val="21"/>
+        </w:rPr>
+        <w:t xml:space="preserve"> 国际化</w:t>
+      </w:r>
+      <w:r>
+        <w:rPr>
+          <w:rFonts w:ascii="等线 Light" w:eastAsia="等线 Light" w:hAnsi="等线 Light" w:cs="Cascadia Code ExtraLight"/>
+          <w:bCs/>
+          <w:szCs w:val="21"/>
+        </w:rPr>
+        <w:lastRenderedPageBreak/>
+        <w:t>电商迭代非常快, 基本架构组 1 个项目维持</w:t>
+      </w:r>
+      <w:r>
+        <w:rPr>
+          <w:rFonts w:ascii="等线 Light" w:eastAsia="等线 Light" w:hAnsi="等线 Light" w:cs="Cascadia Code ExtraLight"/>
+          <w:bCs/>
+          <w:szCs w:val="21"/>
+        </w:rPr>
+        <w:t xml:space="preserve"> 1 个季度</w:t>
+      </w:r>
+      <w:r>
+        <w:rPr>
+          <w:rFonts w:ascii="等线 Light" w:eastAsia="等线 Light" w:hAnsi="等线 Light" w:cs="Cascadia Code ExtraLight"/>
+          <w:bCs/>
+          <w:szCs w:val="21"/>
+        </w:rPr>
+        <w:t>开新项目</w:t>
+      </w:r>
+      <w:r>
+        <w:rPr>
+          <w:rFonts w:ascii="等线 Light" w:eastAsia="等线 Light" w:hAnsi="等线 Light" w:cs="Cascadia Code ExtraLight"/>
+          <w:bCs/>
+          <w:szCs w:val="21"/>
         </w:rPr>
         <w:t>.</w:t>
       </w:r>
       <w:r>
         <w:rPr>
-          <w:rFonts w:ascii="等线 Light" w:eastAsia="等线 Light" w:hAnsi="等线 Light" w:cs="Courier New" w:hint="eastAsia"/>
-          <w:b/>
-          <w:sz w:val="24"/>
-          <w:szCs w:val="24"/>
-        </w:rPr>
-        <w:t>06</w:t>
-      </w:r>
-      <w:r>
-        <w:rPr>
-          <w:rFonts w:ascii="等线 Light" w:eastAsia="等线 Light" w:hAnsi="等线 Light" w:cs="Courier New"/>
-          <w:b/>
-          <w:sz w:val="24"/>
-          <w:szCs w:val="24"/>
-        </w:rPr>
-        <w:t xml:space="preserve"> – </w:t>
-      </w:r>
-      <w:proofErr w:type="gramStart"/>
-      <w:r>
-        <w:rPr>
-          <w:rFonts w:ascii="等线 Light" w:eastAsia="等线 Light" w:hAnsi="等线 Light" w:cs="Courier New" w:hint="eastAsia"/>
-          <w:b/>
-          <w:sz w:val="24"/>
-          <w:szCs w:val="24"/>
-        </w:rPr>
-        <w:t>2023.07</w:t>
-      </w:r>
-      <w:r>
-        <w:rPr>
-          <w:rFonts w:ascii="等线 Light" w:eastAsia="等线 Light" w:hAnsi="等线 Light" w:cs="Courier New"/>
-          <w:b/>
-          <w:sz w:val="24"/>
-          <w:szCs w:val="24"/>
+          <w:rFonts w:ascii="等线 Light" w:eastAsia="等线 Light" w:hAnsi="等线 Light" w:cs="Cascadia Code ExtraLight"/>
+          <w:bCs/>
+          <w:szCs w:val="21"/>
         </w:rPr>
         <w:t xml:space="preserve"> </w:t>
       </w:r>
       <w:r>
         <w:rPr>
-          <w:rFonts w:ascii="等线 Light" w:eastAsia="等线 Light" w:hAnsi="等线 Light" w:cs="Courier New" w:hint="eastAsia"/>
-          <w:b/>
-          <w:sz w:val="24"/>
-          <w:szCs w:val="24"/>
+          <w:rFonts w:ascii="等线 Light" w:eastAsia="等线 Light" w:hAnsi="等线 Light" w:cs="Cascadia Code ExtraLight"/>
+          <w:bCs/>
+          <w:szCs w:val="21"/>
+        </w:rPr>
+        <w:t>具体内容包括</w:t>
+      </w:r>
+      <w:r>
+        <w:rPr>
+          <w:rFonts w:ascii="等线 Light" w:eastAsia="等线 Light" w:hAnsi="等线 Light" w:cs="Cascadia Code ExtraLight"/>
+          <w:bCs/>
+          <w:szCs w:val="21"/>
+        </w:rPr>
+        <w:t>运维相关支持, 配合更高级别架构组推动内部组件升级, 中间件迁移</w:t>
+      </w:r>
+      <w:r>
+        <w:rPr>
+          <w:rFonts w:ascii="等线 Light" w:eastAsia="等线 Light" w:hAnsi="等线 Light" w:cs="Cascadia Code ExtraLight"/>
+          <w:bCs/>
+          <w:szCs w:val="21"/>
+        </w:rPr>
+        <w:t xml:space="preserve">, </w:t>
+      </w:r>
+      <w:r>
+        <w:rPr>
+          <w:rFonts w:ascii="等线 Light" w:eastAsia="等线 Light" w:hAnsi="等线 Light" w:cs="Cascadia Code ExtraLight"/>
+          <w:bCs/>
+          <w:szCs w:val="21"/>
+        </w:rPr>
+        <w:t>协助技术排查</w:t>
+      </w:r>
+      <w:r>
+        <w:rPr>
+          <w:rFonts w:ascii="等线 Light" w:eastAsia="等线 Light" w:hAnsi="等线 Light" w:cs="Cascadia Code ExtraLight"/>
+          <w:bCs/>
+          <w:szCs w:val="21"/>
+        </w:rPr>
+        <w:t>等临时救场工作</w:t>
+      </w:r>
+      <w:r>
+        <w:rPr>
+          <w:rFonts w:ascii="等线 Light" w:eastAsia="等线 Light" w:hAnsi="等线 Light" w:cs="Cascadia Code ExtraLight"/>
+          <w:bCs/>
+          <w:szCs w:val="21"/>
+        </w:rPr>
+        <w:t>,</w:t>
+      </w:r>
+      <w:r>
+        <w:rPr>
+          <w:rFonts w:ascii="等线 Light" w:eastAsia="等线 Light" w:hAnsi="等线 Light" w:cs="Cascadia Code ExtraLight"/>
+          <w:bCs/>
+          <w:szCs w:val="21"/>
         </w:rPr>
         <w:t xml:space="preserve"> </w:t>
       </w:r>
       <w:r>
         <w:rPr>
-          <w:rFonts w:ascii="等线 Light" w:eastAsia="等线 Light" w:hAnsi="等线 Light" w:cs="Courier New"/>
-          <w:b/>
-          <w:sz w:val="24"/>
-          <w:szCs w:val="24"/>
-        </w:rPr>
-        <w:t>|</w:t>
-      </w:r>
-      <w:proofErr w:type="gramEnd"/>
-      <w:r>
-        <w:rPr>
-          <w:rFonts w:ascii="等线 Light" w:eastAsia="等线 Light" w:hAnsi="等线 Light" w:cs="Courier New" w:hint="eastAsia"/>
-          <w:b/>
-          <w:sz w:val="24"/>
-          <w:szCs w:val="24"/>
-        </w:rPr>
-        <w:t xml:space="preserve"> </w:t>
-      </w:r>
-      <w:r>
-        <w:rPr>
-          <w:rFonts w:ascii="等线 Light" w:eastAsia="等线 Light" w:hAnsi="等线 Light" w:cs="Courier New" w:hint="eastAsia"/>
-          <w:b/>
-          <w:sz w:val="24"/>
-          <w:szCs w:val="24"/>
-        </w:rPr>
-        <w:t xml:space="preserve"> </w:t>
-      </w:r>
-      <w:r>
-        <w:rPr>
-          <w:rFonts w:ascii="等线 Light" w:eastAsia="等线 Light" w:hAnsi="等线 Light" w:cs="Courier New" w:hint="eastAsia"/>
-          <w:b/>
-          <w:sz w:val="24"/>
-          <w:szCs w:val="24"/>
-        </w:rPr>
-        <w:t>架构运维开发支持</w:t>
-      </w:r>
-      <w:r>
-        <w:rPr>
-          <w:rFonts w:ascii="等线 Light" w:eastAsia="等线 Light" w:hAnsi="等线 Light" w:cs="Courier New"/>
-          <w:b/>
-          <w:sz w:val="24"/>
-          <w:szCs w:val="24"/>
-        </w:rPr>
-        <w:t xml:space="preserve">  </w:t>
-      </w:r>
-      <w:r>
-        <w:rPr>
-          <w:rFonts w:ascii="等线 Light" w:eastAsia="等线 Light" w:hAnsi="等线 Light" w:cs="Courier New" w:hint="eastAsia"/>
-          <w:b/>
-          <w:sz w:val="24"/>
-          <w:szCs w:val="24"/>
-        </w:rPr>
-        <w:t xml:space="preserve"> </w:t>
-      </w:r>
-      <w:r>
-        <w:rPr>
-          <w:rFonts w:ascii="等线 Light" w:eastAsia="等线 Light" w:hAnsi="等线 Light" w:cs="Courier New" w:hint="eastAsia"/>
-          <w:b/>
-          <w:sz w:val="24"/>
-          <w:szCs w:val="24"/>
-        </w:rPr>
-        <w:t xml:space="preserve"> </w:t>
-      </w:r>
-      <w:r>
-        <w:rPr>
-          <w:rFonts w:ascii="等线 Light" w:eastAsia="等线 Light" w:hAnsi="等线 Light" w:cs="Courier New" w:hint="eastAsia"/>
-          <w:b/>
-          <w:sz w:val="24"/>
-          <w:szCs w:val="24"/>
-        </w:rPr>
-        <w:t xml:space="preserve">   </w:t>
-      </w:r>
-      <w:r>
-        <w:rPr>
-          <w:rFonts w:ascii="等线 Light" w:eastAsia="等线 Light" w:hAnsi="等线 Light" w:cs="Courier New" w:hint="eastAsia"/>
-          <w:b/>
-          <w:sz w:val="24"/>
-          <w:szCs w:val="24"/>
-        </w:rPr>
-        <w:t xml:space="preserve"> </w:t>
-      </w:r>
-      <w:r>
-        <w:rPr>
-          <w:rFonts w:ascii="等线 Light" w:eastAsia="等线 Light" w:hAnsi="等线 Light" w:cs="Courier New"/>
-          <w:b/>
-          <w:bCs/>
-          <w:sz w:val="24"/>
-          <w:szCs w:val="24"/>
-        </w:rPr>
-        <w:t>|</w:t>
-      </w:r>
-    </w:p>
-    <w:p>
-      <w:pPr>
-        <w:snapToGrid w:val="0"/>
-        <w:rPr>
-          <w:rFonts w:ascii="等线 Light" w:eastAsia="等线 Light" w:hAnsi="等线 Light" w:cs="Courier New"/>
-          <w:b/>
-          <w:bCs/>
-          <w:sz w:val="24"/>
-          <w:szCs w:val="24"/>
-        </w:rPr>
-      </w:pPr>
-      <w:r>
-        <w:rPr>
-          <w:rFonts w:ascii="等线 Light" w:eastAsia="等线 Light" w:hAnsi="等线 Light" w:cs="Courier New"/>
-        </w:rPr>
-        <w:t>-------------------------------------------------------------------</w:t>
-      </w:r>
-      <w:r>
-        <w:rPr>
-          <w:rFonts w:ascii="等线 Light" w:eastAsia="等线 Light" w:hAnsi="等线 Light" w:cs="Courier New" w:hint="eastAsia"/>
-        </w:rPr>
-        <w:t>----------</w:t>
-      </w:r>
-    </w:p>
-    <w:p>
-      <w:pPr>
-        <w:spacing w:line="300" w:lineRule="exact"/>
-        <w:rPr>
-          <w:rFonts w:ascii="等线 Light" w:eastAsia="等线 Light" w:hAnsi="等线 Light" w:cs="Cascadia Code ExtraLight"/>
-          <w:b/>
-          <w:szCs w:val="21"/>
-        </w:rPr>
-      </w:pPr>
-      <w:r>
-        <w:rPr>
-          <w:rFonts w:ascii="等线 Light" w:eastAsia="等线 Light" w:hAnsi="等线 Light" w:cs="Cascadia Code ExtraLight"/>
-          <w:b/>
-          <w:szCs w:val="21"/>
-        </w:rPr>
-        <w:t>工作简介 :</w:t>
-      </w:r>
-    </w:p>
-    <w:p>
-      <w:pPr>
-        <w:spacing w:line="300" w:lineRule="exact"/>
-        <w:rPr>
-          <w:rFonts w:ascii="等线 Light" w:eastAsia="等线 Light" w:hAnsi="等线 Light" w:cs="Cascadia Code ExtraLight"/>
-          <w:bCs/>
-          <w:szCs w:val="21"/>
-        </w:rPr>
-      </w:pPr>
-      <w:r>
-        <w:rPr>
-          <w:rFonts w:ascii="等线 Light" w:eastAsia="等线 Light" w:hAnsi="等线 Light" w:cs="Cascadia Code ExtraLight"/>
-          <w:bCs/>
-          <w:szCs w:val="21"/>
-        </w:rPr>
-        <w:tab/>
-      </w:r>
-      <w:r>
-        <w:rPr>
-          <w:rFonts w:ascii="等线 Light" w:eastAsia="等线 Light" w:hAnsi="等线 Light" w:cs="Cascadia Code ExtraLight"/>
-          <w:bCs/>
-          <w:szCs w:val="21"/>
-        </w:rPr>
-        <w:t xml:space="preserve">在 </w:t>
-      </w:r>
-      <w:r>
-        <w:rPr>
-          <w:rFonts w:ascii="等线 Light" w:eastAsia="等线 Light" w:hAnsi="等线 Light" w:cs="Cascadia Code ExtraLight"/>
-          <w:bCs/>
-          <w:szCs w:val="21"/>
-        </w:rPr>
-        <w:t>TikTok</w:t>
-      </w:r>
-      <w:r>
-        <w:rPr>
-          <w:rFonts w:ascii="等线 Light" w:eastAsia="等线 Light" w:hAnsi="等线 Light" w:cs="Cascadia Code ExtraLight"/>
-          <w:bCs/>
-          <w:szCs w:val="21"/>
-        </w:rPr>
-        <w:t xml:space="preserve"> 国际化电商业务架构组</w:t>
-      </w:r>
-      <w:r>
-        <w:rPr>
-          <w:rFonts w:ascii="等线 Light" w:eastAsia="等线 Light" w:hAnsi="等线 Light" w:cs="Cascadia Code ExtraLight"/>
-          <w:bCs/>
-          <w:szCs w:val="21"/>
-        </w:rPr>
-        <w:t>大部分</w:t>
-      </w:r>
-      <w:r>
-        <w:rPr>
-          <w:rFonts w:ascii="等线 Light" w:eastAsia="等线 Light" w:hAnsi="等线 Light" w:cs="Cascadia Code ExtraLight"/>
-          <w:bCs/>
-          <w:szCs w:val="21"/>
-        </w:rPr>
-        <w:t>工作</w:t>
-      </w:r>
-      <w:r>
-        <w:rPr>
-          <w:rFonts w:ascii="等线 Light" w:eastAsia="等线 Light" w:hAnsi="等线 Light" w:cs="Cascadia Code ExtraLight"/>
-          <w:bCs/>
-          <w:szCs w:val="21"/>
-        </w:rPr>
-        <w:t>是</w:t>
-      </w:r>
-      <w:r>
-        <w:rPr>
-          <w:rFonts w:ascii="等线 Light" w:eastAsia="等线 Light" w:hAnsi="等线 Light" w:cs="Cascadia Code ExtraLight"/>
-          <w:bCs/>
-          <w:szCs w:val="21"/>
-        </w:rPr>
-        <w:t>那里需要打补丁去</w:t>
-      </w:r>
-      <w:proofErr w:type="gramStart"/>
-      <w:r>
-        <w:rPr>
-          <w:rFonts w:ascii="等线 Light" w:eastAsia="等线 Light" w:hAnsi="等线 Light" w:cs="Cascadia Code ExtraLight"/>
-          <w:bCs/>
-          <w:szCs w:val="21"/>
-        </w:rPr>
-        <w:t>那里.</w:t>
-      </w:r>
-      <w:proofErr w:type="gramEnd"/>
-      <w:r>
-        <w:rPr>
-          <w:rFonts w:ascii="等线 Light" w:eastAsia="等线 Light" w:hAnsi="等线 Light" w:cs="Cascadia Code ExtraLight" w:hint="eastAsia"/>
-          <w:bCs/>
-          <w:szCs w:val="21"/>
-        </w:rPr>
-        <w:t xml:space="preserve"> </w:t>
-      </w:r>
-      <w:r>
-        <w:rPr>
-          <w:rFonts w:ascii="等线 Light" w:eastAsia="等线 Light" w:hAnsi="等线 Light" w:cs="Cascadia Code ExtraLight"/>
-          <w:bCs/>
-          <w:szCs w:val="21"/>
-        </w:rPr>
-        <w:t>TikTok</w:t>
-      </w:r>
-      <w:r>
-        <w:rPr>
-          <w:rFonts w:ascii="等线 Light" w:eastAsia="等线 Light" w:hAnsi="等线 Light" w:cs="Cascadia Code ExtraLight"/>
-          <w:bCs/>
-          <w:szCs w:val="21"/>
-        </w:rPr>
-        <w:t xml:space="preserve"> 国际化</w:t>
-      </w:r>
-      <w:r>
-        <w:rPr>
-          <w:rFonts w:ascii="等线 Light" w:eastAsia="等线 Light" w:hAnsi="等线 Light" w:cs="Cascadia Code ExtraLight"/>
-          <w:bCs/>
-          <w:szCs w:val="21"/>
-        </w:rPr>
-        <w:lastRenderedPageBreak/>
-        <w:t>电商迭代非常</w:t>
-      </w:r>
-      <w:proofErr w:type="gramStart"/>
-      <w:r>
-        <w:rPr>
-          <w:rFonts w:ascii="等线 Light" w:eastAsia="等线 Light" w:hAnsi="等线 Light" w:cs="Cascadia Code ExtraLight"/>
-          <w:bCs/>
-          <w:szCs w:val="21"/>
-        </w:rPr>
-        <w:t>快,</w:t>
-      </w:r>
-      <w:proofErr w:type="gramEnd"/>
-      <w:r>
-        <w:rPr>
-          <w:rFonts w:ascii="等线 Light" w:eastAsia="等线 Light" w:hAnsi="等线 Light" w:cs="Cascadia Code ExtraLight"/>
-          <w:bCs/>
-          <w:szCs w:val="21"/>
-        </w:rPr>
-        <w:t xml:space="preserve"> 基本架构组 1 个项目维持</w:t>
-      </w:r>
-      <w:r>
-        <w:rPr>
-          <w:rFonts w:ascii="等线 Light" w:eastAsia="等线 Light" w:hAnsi="等线 Light" w:cs="Cascadia Code ExtraLight"/>
-          <w:bCs/>
-          <w:szCs w:val="21"/>
-        </w:rPr>
-        <w:t xml:space="preserve"> 1 个季度</w:t>
-      </w:r>
-      <w:r>
-        <w:rPr>
-          <w:rFonts w:ascii="等线 Light" w:eastAsia="等线 Light" w:hAnsi="等线 Light" w:cs="Cascadia Code ExtraLight"/>
-          <w:bCs/>
-          <w:szCs w:val="21"/>
-        </w:rPr>
-        <w:t>开新</w:t>
-      </w:r>
-      <w:proofErr w:type="gramStart"/>
-      <w:r>
-        <w:rPr>
-          <w:rFonts w:ascii="等线 Light" w:eastAsia="等线 Light" w:hAnsi="等线 Light" w:cs="Cascadia Code ExtraLight"/>
-          <w:bCs/>
-          <w:szCs w:val="21"/>
-        </w:rPr>
-        <w:t>项目</w:t>
+          <w:rFonts w:ascii="等线 Light" w:eastAsia="等线 Light" w:hAnsi="等线 Light" w:cs="Cascadia Code ExtraLight"/>
+          <w:bCs/>
+          <w:szCs w:val="21"/>
+        </w:rPr>
+        <w:t>还包括</w:t>
+      </w:r>
+      <w:r>
+        <w:rPr>
+          <w:rFonts w:ascii="等线 Light" w:eastAsia="等线 Light" w:hAnsi="等线 Light" w:cs="Cascadia Code ExtraLight"/>
+          <w:bCs/>
+          <w:szCs w:val="21"/>
+        </w:rPr>
+        <w:t>创新型业务尝试和研究</w:t>
       </w:r>
       <w:r>
         <w:rPr>
@@ -2305,169 +2142,6 @@
         </w:rPr>
         <w:t>.</w:t>
       </w:r>
-      <w:proofErr w:type="gramEnd"/>
-      <w:r>
-        <w:rPr>
-          <w:rFonts w:ascii="等线 Light" w:eastAsia="等线 Light" w:hAnsi="等线 Light" w:cs="Cascadia Code ExtraLight"/>
-          <w:bCs/>
-          <w:szCs w:val="21"/>
-        </w:rPr>
-        <w:t xml:space="preserve"> </w:t>
-      </w:r>
-      <w:r>
-        <w:rPr>
-          <w:rFonts w:ascii="等线 Light" w:eastAsia="等线 Light" w:hAnsi="等线 Light" w:cs="Cascadia Code ExtraLight"/>
-          <w:bCs/>
-          <w:szCs w:val="21"/>
-        </w:rPr>
-        <w:t>具体内容包括</w:t>
-      </w:r>
-      <w:r>
-        <w:rPr>
-          <w:rFonts w:ascii="等线 Light" w:eastAsia="等线 Light" w:hAnsi="等线 Light" w:cs="Cascadia Code ExtraLight"/>
-          <w:bCs/>
-          <w:szCs w:val="21"/>
-        </w:rPr>
-        <w:t>运维相关</w:t>
-      </w:r>
-      <w:proofErr w:type="gramStart"/>
-      <w:r>
-        <w:rPr>
-          <w:rFonts w:ascii="等线 Light" w:eastAsia="等线 Light" w:hAnsi="等线 Light" w:cs="Cascadia Code ExtraLight"/>
-          <w:bCs/>
-          <w:szCs w:val="21"/>
-        </w:rPr>
-        <w:t>支持,</w:t>
-      </w:r>
-      <w:proofErr w:type="gramEnd"/>
-      <w:r>
-        <w:rPr>
-          <w:rFonts w:ascii="等线 Light" w:eastAsia="等线 Light" w:hAnsi="等线 Light" w:cs="Cascadia Code ExtraLight"/>
-          <w:bCs/>
-          <w:szCs w:val="21"/>
-        </w:rPr>
-        <w:t xml:space="preserve"> 配合更高级别架构组推动内部组件</w:t>
-      </w:r>
-      <w:proofErr w:type="gramStart"/>
-      <w:r>
-        <w:rPr>
-          <w:rFonts w:ascii="等线 Light" w:eastAsia="等线 Light" w:hAnsi="等线 Light" w:cs="Cascadia Code ExtraLight"/>
-          <w:bCs/>
-          <w:szCs w:val="21"/>
-        </w:rPr>
-        <w:t>升级,</w:t>
-      </w:r>
-      <w:proofErr w:type="gramEnd"/>
-      <w:r>
-        <w:rPr>
-          <w:rFonts w:ascii="等线 Light" w:eastAsia="等线 Light" w:hAnsi="等线 Light" w:cs="Cascadia Code ExtraLight"/>
-          <w:bCs/>
-          <w:szCs w:val="21"/>
-        </w:rPr>
-        <w:t xml:space="preserve"> 中间件</w:t>
-      </w:r>
-      <w:proofErr w:type="gramStart"/>
-      <w:r>
-        <w:rPr>
-          <w:rFonts w:ascii="等线 Light" w:eastAsia="等线 Light" w:hAnsi="等线 Light" w:cs="Cascadia Code ExtraLight"/>
-          <w:bCs/>
-          <w:szCs w:val="21"/>
-        </w:rPr>
-        <w:t>迁移</w:t>
-      </w:r>
-      <w:r>
-        <w:rPr>
-          <w:rFonts w:ascii="等线 Light" w:eastAsia="等线 Light" w:hAnsi="等线 Light" w:cs="Cascadia Code ExtraLight"/>
-          <w:bCs/>
-          <w:szCs w:val="21"/>
-        </w:rPr>
-        <w:t>,</w:t>
-      </w:r>
-      <w:proofErr w:type="gramEnd"/>
-      <w:r>
-        <w:rPr>
-          <w:rFonts w:ascii="等线 Light" w:eastAsia="等线 Light" w:hAnsi="等线 Light" w:cs="Cascadia Code ExtraLight"/>
-          <w:bCs/>
-          <w:szCs w:val="21"/>
-        </w:rPr>
-        <w:t xml:space="preserve"> </w:t>
-      </w:r>
-      <w:r>
-        <w:rPr>
-          <w:rFonts w:ascii="等线 Light" w:eastAsia="等线 Light" w:hAnsi="等线 Light" w:cs="Cascadia Code ExtraLight"/>
-          <w:bCs/>
-          <w:szCs w:val="21"/>
-        </w:rPr>
-        <w:t>协助技术排查</w:t>
-      </w:r>
-      <w:r>
-        <w:rPr>
-          <w:rFonts w:ascii="等线 Light" w:eastAsia="等线 Light" w:hAnsi="等线 Light" w:cs="Cascadia Code ExtraLight"/>
-          <w:bCs/>
-          <w:szCs w:val="21"/>
-        </w:rPr>
-        <w:t>等临时救场</w:t>
-      </w:r>
-      <w:proofErr w:type="gramStart"/>
-      <w:r>
-        <w:rPr>
-          <w:rFonts w:ascii="等线 Light" w:eastAsia="等线 Light" w:hAnsi="等线 Light" w:cs="Cascadia Code ExtraLight"/>
-          <w:bCs/>
-          <w:szCs w:val="21"/>
-        </w:rPr>
-        <w:t>工作</w:t>
-      </w:r>
-      <w:r>
-        <w:rPr>
-          <w:rFonts w:ascii="等线 Light" w:eastAsia="等线 Light" w:hAnsi="等线 Light" w:cs="Cascadia Code ExtraLight"/>
-          <w:bCs/>
-          <w:szCs w:val="21"/>
-        </w:rPr>
-        <w:t>,</w:t>
-      </w:r>
-      <w:proofErr w:type="gramEnd"/>
-      <w:r>
-        <w:rPr>
-          <w:rFonts w:ascii="等线 Light" w:eastAsia="等线 Light" w:hAnsi="等线 Light" w:cs="Cascadia Code ExtraLight"/>
-          <w:bCs/>
-          <w:szCs w:val="21"/>
-        </w:rPr>
-        <w:t xml:space="preserve"> </w:t>
-      </w:r>
-      <w:r>
-        <w:rPr>
-          <w:rFonts w:ascii="等线 Light" w:eastAsia="等线 Light" w:hAnsi="等线 Light" w:cs="Cascadia Code ExtraLight"/>
-          <w:bCs/>
-          <w:szCs w:val="21"/>
-        </w:rPr>
-        <w:t>还包括</w:t>
-      </w:r>
-      <w:r>
-        <w:rPr>
-          <w:rFonts w:ascii="等线 Light" w:eastAsia="等线 Light" w:hAnsi="等线 Light" w:cs="Cascadia Code ExtraLight"/>
-          <w:bCs/>
-          <w:szCs w:val="21"/>
-        </w:rPr>
-        <w:t>创新型业务尝试和</w:t>
-      </w:r>
-      <w:proofErr w:type="gramStart"/>
-      <w:r>
-        <w:rPr>
-          <w:rFonts w:ascii="等线 Light" w:eastAsia="等线 Light" w:hAnsi="等线 Light" w:cs="Cascadia Code ExtraLight"/>
-          <w:bCs/>
-          <w:szCs w:val="21"/>
-        </w:rPr>
-        <w:t>研究</w:t>
-      </w:r>
-      <w:r>
-        <w:rPr>
-          <w:rFonts w:ascii="等线 Light" w:eastAsia="等线 Light" w:hAnsi="等线 Light" w:cs="Cascadia Code ExtraLight"/>
-          <w:bCs/>
-          <w:szCs w:val="21"/>
-        </w:rPr>
-        <w:t>.</w:t>
-      </w:r>
-      <w:proofErr w:type="gramEnd"/>
       <w:r>
         <w:rPr>
           <w:rFonts w:ascii="等线 Light" w:eastAsia="等线 Light" w:hAnsi="等线 Light" w:cs="Cascadia Code ExtraLight"/>
@@ -2595,55 +2269,14 @@
           <w:rFonts w:ascii="等线 Light" w:eastAsia="等线 Light" w:hAnsi="等线 Light" w:cs="Cascadia Code ExtraLight"/>
           <w:szCs w:val="21"/>
         </w:rPr>
-        <w:t>资源缩</w:t>
-      </w:r>
-      <w:proofErr w:type="gramStart"/>
-      <w:r>
-        <w:rPr>
-          <w:rFonts w:ascii="等线 Light" w:eastAsia="等线 Light" w:hAnsi="等线 Light" w:cs="Cascadia Code ExtraLight"/>
-          <w:szCs w:val="21"/>
-        </w:rPr>
-        <w:t>容,</w:t>
-      </w:r>
-      <w:proofErr w:type="gramEnd"/>
-      <w:r>
-        <w:rPr>
-          <w:rFonts w:ascii="等线 Light" w:eastAsia="等线 Light" w:hAnsi="等线 Light" w:cs="Cascadia Code ExtraLight"/>
-          <w:szCs w:val="21"/>
-        </w:rPr>
-        <w:t xml:space="preserve"> 服务</w:t>
-      </w:r>
-      <w:proofErr w:type="gramStart"/>
-      <w:r>
-        <w:rPr>
-          <w:rFonts w:ascii="等线 Light" w:eastAsia="等线 Light" w:hAnsi="等线 Light" w:cs="Cascadia Code ExtraLight"/>
-          <w:szCs w:val="21"/>
-        </w:rPr>
-        <w:t>治理,</w:t>
-      </w:r>
-      <w:proofErr w:type="gramEnd"/>
-      <w:r>
-        <w:rPr>
-          <w:rFonts w:ascii="等线 Light" w:eastAsia="等线 Light" w:hAnsi="等线 Light" w:cs="Cascadia Code ExtraLight"/>
-          <w:szCs w:val="21"/>
-        </w:rPr>
-        <w:t xml:space="preserve"> 大促封</w:t>
-      </w:r>
-      <w:proofErr w:type="gramStart"/>
-      <w:r>
-        <w:rPr>
-          <w:rFonts w:ascii="等线 Light" w:eastAsia="等线 Light" w:hAnsi="等线 Light" w:cs="Cascadia Code ExtraLight"/>
-          <w:szCs w:val="21"/>
-        </w:rPr>
-        <w:t>板,</w:t>
-      </w:r>
-      <w:proofErr w:type="gramEnd"/>
-      <w:r>
-        <w:rPr>
-          <w:rFonts w:ascii="等线 Light" w:eastAsia="等线 Light" w:hAnsi="等线 Light" w:cs="Cascadia Code ExtraLight"/>
-          <w:szCs w:val="21"/>
-        </w:rPr>
-        <w:t xml:space="preserve"> </w:t>
+        <w:t>资源缩容, 服务治理,</w:t>
+      </w:r>
+      <w:r>
+        <w:rPr>
+          <w:rFonts w:ascii="等线 Light" w:eastAsia="等线 Light" w:hAnsi="等线 Light" w:cs="Cascadia Code ExtraLight"/>
+          <w:szCs w:val="21"/>
+        </w:rPr>
+        <w:t xml:space="preserve"> 大促封板, </w:t>
       </w:r>
       <w:r>
         <w:rPr>
@@ -3000,33 +2633,15 @@
           <w:bCs/>
           <w:szCs w:val="21"/>
         </w:rPr>
-        <w:t>前三</w:t>
-      </w:r>
-      <w:proofErr w:type="gramStart"/>
-      <w:r>
-        <w:rPr>
-          <w:rFonts w:ascii="等线 Light" w:eastAsia="等线 Light" w:hAnsi="等线 Light" w:cs="Cascadia Code ExtraLight"/>
-          <w:bCs/>
-          <w:szCs w:val="21"/>
-        </w:rPr>
-        <w:t>年</w:t>
-      </w:r>
-      <w:r>
-        <w:rPr>
-          <w:rFonts w:ascii="等线 Light" w:eastAsia="等线 Light" w:hAnsi="等线 Light" w:cs="Cascadia Code ExtraLight"/>
-          <w:bCs/>
-          <w:szCs w:val="21"/>
-        </w:rPr>
-        <w:t>,</w:t>
-      </w:r>
-      <w:proofErr w:type="gramEnd"/>
-      <w:r>
-        <w:rPr>
-          <w:rFonts w:ascii="等线 Light" w:eastAsia="等线 Light" w:hAnsi="等线 Light" w:cs="Cascadia Code ExtraLight"/>
-          <w:bCs/>
-          <w:szCs w:val="21"/>
-        </w:rPr>
-        <w:t xml:space="preserve"> </w:t>
+        <w:t>前三年</w:t>
+      </w:r>
+      <w:r>
+        <w:rPr>
+          <w:rFonts w:ascii="等线 Light" w:eastAsia="等线 Light" w:hAnsi="等线 Light" w:cs="Cascadia Code ExtraLight"/>
+          <w:bCs/>
+          <w:szCs w:val="21"/>
+        </w:rPr>
+        <w:t xml:space="preserve">, </w:t>
       </w:r>
       <w:r>
         <w:rPr>
@@ -3103,7 +2718,6 @@
         </w:rPr>
         <w:t xml:space="preserve"> </w:t>
       </w:r>
-      <w:proofErr w:type="gramStart"/>
       <w:r>
         <w:rPr>
           <w:rFonts w:ascii="等线 Light" w:eastAsia="等线 Light" w:hAnsi="等线 Light" w:cs="Cascadia Code ExtraLight"/>
@@ -3128,7 +2742,6 @@
         </w:rPr>
         <w:t>0%)</w:t>
       </w:r>
-      <w:proofErr w:type="gramEnd"/>
       <w:r>
         <w:rPr>
           <w:rFonts w:ascii="等线 Light" w:eastAsia="等线 Light" w:hAnsi="等线 Light" w:cs="Cascadia Code ExtraLight"/>
@@ -3153,7 +2766,6 @@
         </w:rPr>
         <w:t xml:space="preserve"> </w:t>
       </w:r>
-      <w:proofErr w:type="gramStart"/>
       <w:r>
         <w:rPr>
           <w:rFonts w:ascii="等线 Light" w:eastAsia="等线 Light" w:hAnsi="等线 Light" w:cs="Cascadia Code ExtraLight"/>
@@ -3176,16 +2788,7 @@
           <w:bCs/>
           <w:szCs w:val="21"/>
         </w:rPr>
-        <w:t>0%)</w:t>
-      </w:r>
-      <w:proofErr w:type="gramEnd"/>
-      <w:r>
-        <w:rPr>
-          <w:rFonts w:ascii="等线 Light" w:eastAsia="等线 Light" w:hAnsi="等线 Light" w:cs="Cascadia Code ExtraLight"/>
-          <w:bCs/>
-          <w:szCs w:val="21"/>
-        </w:rPr>
-        <w:t>. 工作</w:t>
+        <w:t>0%). 工作</w:t>
       </w:r>
       <w:r>
         <w:rPr>
@@ -3307,23 +2910,13 @@
         </w:rPr>
         <w:t>司战略规划</w:t>
       </w:r>
-      <w:proofErr w:type="gramStart"/>
-      <w:r>
-        <w:rPr>
-          <w:rFonts w:ascii="等线 Light" w:eastAsia="等线 Light" w:hAnsi="等线 Light" w:cs="Cascadia Code ExtraLight"/>
-          <w:bCs/>
-          <w:szCs w:val="21"/>
-        </w:rPr>
-        <w:t>调整,</w:t>
-      </w:r>
-      <w:proofErr w:type="gramEnd"/>
-      <w:r>
-        <w:rPr>
-          <w:rFonts w:ascii="等线 Light" w:eastAsia="等线 Light" w:hAnsi="等线 Light" w:cs="Cascadia Code ExtraLight"/>
-          <w:bCs/>
-          <w:szCs w:val="21"/>
-        </w:rPr>
-        <w:t xml:space="preserve"> </w:t>
+      <w:r>
+        <w:rPr>
+          <w:rFonts w:ascii="等线 Light" w:eastAsia="等线 Light" w:hAnsi="等线 Light" w:cs="Cascadia Code ExtraLight"/>
+          <w:bCs/>
+          <w:szCs w:val="21"/>
+        </w:rPr>
+        <w:t xml:space="preserve">调整, </w:t>
       </w:r>
       <w:r>
         <w:rPr>
@@ -3387,52 +2980,24 @@
           <w:bCs/>
           <w:szCs w:val="21"/>
         </w:rPr>
-        <w:t>大</w:t>
-      </w:r>
-      <w:proofErr w:type="gramStart"/>
-      <w:r>
-        <w:rPr>
-          <w:rFonts w:ascii="等线 Light" w:eastAsia="等线 Light" w:hAnsi="等线 Light" w:cs="Cascadia Code ExtraLight"/>
-          <w:bCs/>
-          <w:szCs w:val="21"/>
-        </w:rPr>
-        <w:t>部门</w:t>
-      </w:r>
-      <w:r>
-        <w:rPr>
-          <w:rFonts w:ascii="等线 Light" w:eastAsia="等线 Light" w:hAnsi="等线 Light" w:cs="Cascadia Code ExtraLight"/>
-          <w:bCs/>
-          <w:szCs w:val="21"/>
-        </w:rPr>
-        <w:t>,</w:t>
-      </w:r>
-      <w:proofErr w:type="gramEnd"/>
-      <w:r>
-        <w:rPr>
-          <w:rFonts w:ascii="等线 Light" w:eastAsia="等线 Light" w:hAnsi="等线 Light" w:cs="Cascadia Code ExtraLight"/>
-          <w:bCs/>
-          <w:szCs w:val="21"/>
-        </w:rPr>
-        <w:t xml:space="preserve"> </w:t>
-      </w:r>
-      <w:r>
-        <w:rPr>
-          <w:rFonts w:ascii="等线 Light" w:eastAsia="等线 Light" w:hAnsi="等线 Light" w:cs="Cascadia Code ExtraLight"/>
-          <w:bCs/>
-          <w:szCs w:val="21"/>
-        </w:rPr>
-        <w:t>负责线上业务开发和管理相关</w:t>
-      </w:r>
-      <w:proofErr w:type="gramStart"/>
-      <w:r>
-        <w:rPr>
-          <w:rFonts w:ascii="等线 Light" w:eastAsia="等线 Light" w:hAnsi="等线 Light" w:cs="Cascadia Code ExtraLight"/>
-          <w:bCs/>
-          <w:szCs w:val="21"/>
-        </w:rPr>
-        <w:t>工作.</w:t>
-      </w:r>
-      <w:proofErr w:type="gramEnd"/>
+        <w:t>大部门</w:t>
+      </w:r>
+      <w:r>
+        <w:rPr>
+          <w:rFonts w:ascii="等线 Light" w:eastAsia="等线 Light" w:hAnsi="等线 Light" w:cs="Cascadia Code ExtraLight"/>
+          <w:bCs/>
+          <w:szCs w:val="21"/>
+        </w:rPr>
+        <w:t xml:space="preserve">, </w:t>
+      </w:r>
+      <w:r>
+        <w:rPr>
+          <w:rFonts w:ascii="等线 Light" w:eastAsia="等线 Light" w:hAnsi="等线 Light" w:cs="Cascadia Code ExtraLight"/>
+          <w:bCs/>
+          <w:szCs w:val="21"/>
+        </w:rPr>
+        <w:t>负责线上业务开发和管理相关工作.</w:t>
+      </w:r>
     </w:p>
     <w:p>
       <w:pPr>
@@ -3817,7 +3382,6 @@
         </w:rPr>
         <w:t xml:space="preserve">4. </w:t>
       </w:r>
-      <w:proofErr w:type="gramStart"/>
       <w:r>
         <w:rPr>
           <w:rFonts w:ascii="等线 Light" w:eastAsia="等线 Light" w:hAnsi="等线 Light" w:cs="Courier New"/>
@@ -3858,7 +3422,6 @@
         </w:rPr>
         <w:t>|</w:t>
       </w:r>
-      <w:proofErr w:type="gramEnd"/>
       <w:r>
         <w:rPr>
           <w:rFonts w:ascii="等线 Light" w:eastAsia="等线 Light" w:hAnsi="等线 Light" w:cs="Courier New"/>
@@ -3906,7 +3469,6 @@
         </w:rPr>
         <w:t xml:space="preserve"> </w:t>
       </w:r>
-      <w:proofErr w:type="gramStart"/>
       <w:r>
         <w:rPr>
           <w:rFonts w:ascii="等线 Light" w:eastAsia="等线 Light" w:hAnsi="等线 Light" w:cs="Courier New"/>
@@ -3952,7 +3514,6 @@
         </w:rPr>
         <w:t>|</w:t>
       </w:r>
-      <w:proofErr w:type="gramEnd"/>
       <w:r>
         <w:rPr>
           <w:rFonts w:ascii="等线 Light" w:eastAsia="等线 Light" w:hAnsi="等线 Light" w:cs="Courier New"/>
@@ -4107,21 +3668,12 @@
         </w:rPr>
         <w:t xml:space="preserve">视频云生态事业部 </w:t>
       </w:r>
-      <w:proofErr w:type="gramStart"/>
-      <w:r>
-        <w:rPr>
-          <w:rFonts w:ascii="等线 Light" w:eastAsia="等线 Light" w:hAnsi="等线 Light" w:cs="Cascadia Code ExtraLight"/>
-          <w:szCs w:val="21"/>
-        </w:rPr>
-        <w:t>(视频直播相关服务开发和支持)</w:t>
-      </w:r>
-      <w:proofErr w:type="gramEnd"/>
-      <w:r>
-        <w:rPr>
-          <w:rFonts w:ascii="等线 Light" w:eastAsia="等线 Light" w:hAnsi="等线 Light" w:cs="Cascadia Code ExtraLight"/>
-          <w:szCs w:val="21"/>
-        </w:rPr>
-        <w:t xml:space="preserve">, </w:t>
+      <w:r>
+        <w:rPr>
+          <w:rFonts w:ascii="等线 Light" w:eastAsia="等线 Light" w:hAnsi="等线 Light" w:cs="Cascadia Code ExtraLight"/>
+          <w:szCs w:val="21"/>
+        </w:rPr>
+        <w:t xml:space="preserve">(视频直播相关服务开发和支持), </w:t>
       </w:r>
       <w:r>
         <w:rPr>
@@ -4132,21 +3684,12 @@
         </w:rPr>
         <w:t xml:space="preserve">游戏云生态事业部 </w:t>
       </w:r>
-      <w:proofErr w:type="gramStart"/>
-      <w:r>
-        <w:rPr>
-          <w:rFonts w:ascii="等线 Light" w:eastAsia="等线 Light" w:hAnsi="等线 Light" w:cs="Cascadia Code ExtraLight"/>
-          <w:szCs w:val="21"/>
-        </w:rPr>
-        <w:t>(广告业务相关服务开发和支持)</w:t>
-      </w:r>
-      <w:proofErr w:type="gramEnd"/>
-      <w:r>
-        <w:rPr>
-          <w:rFonts w:ascii="等线 Light" w:eastAsia="等线 Light" w:hAnsi="等线 Light" w:cs="Cascadia Code ExtraLight"/>
-          <w:szCs w:val="21"/>
-        </w:rPr>
-        <w:t xml:space="preserve">, </w:t>
+      <w:r>
+        <w:rPr>
+          <w:rFonts w:ascii="等线 Light" w:eastAsia="等线 Light" w:hAnsi="等线 Light" w:cs="Cascadia Code ExtraLight"/>
+          <w:szCs w:val="21"/>
+        </w:rPr>
+        <w:t xml:space="preserve">(广告业务相关服务开发和支持), </w:t>
       </w:r>
       <w:r>
         <w:rPr>
@@ -4157,21 +3700,12 @@
         </w:rPr>
         <w:t xml:space="preserve">金睛生态事业部 </w:t>
       </w:r>
-      <w:proofErr w:type="gramStart"/>
-      <w:r>
-        <w:rPr>
-          <w:rFonts w:ascii="等线 Light" w:eastAsia="等线 Light" w:hAnsi="等线 Light" w:cs="Cascadia Code ExtraLight"/>
-          <w:szCs w:val="21"/>
-        </w:rPr>
-        <w:t>(智能安防相关服务开发支持)</w:t>
-      </w:r>
-      <w:proofErr w:type="gramEnd"/>
-      <w:r>
-        <w:rPr>
-          <w:rFonts w:ascii="等线 Light" w:eastAsia="等线 Light" w:hAnsi="等线 Light" w:cs="Cascadia Code ExtraLight"/>
-          <w:szCs w:val="21"/>
-        </w:rPr>
-        <w:t>.</w:t>
+      <w:r>
+        <w:rPr>
+          <w:rFonts w:ascii="等线 Light" w:eastAsia="等线 Light" w:hAnsi="等线 Light" w:cs="Cascadia Code ExtraLight"/>
+          <w:szCs w:val="21"/>
+        </w:rPr>
+        <w:t>(智能安防相关服务开发支持).</w:t>
       </w:r>
       <w:r>
         <w:rPr>
@@ -4185,49 +3719,8 @@
           <w:rFonts w:ascii="等线 Light" w:eastAsia="等线 Light" w:hAnsi="等线 Light" w:cs="Cascadia Code ExtraLight"/>
           <w:szCs w:val="21"/>
         </w:rPr>
-        <w:t>从脚手架补充到中间件</w:t>
-      </w:r>
-      <w:proofErr w:type="gramStart"/>
-      <w:r>
-        <w:rPr>
-          <w:rFonts w:ascii="等线 Light" w:eastAsia="等线 Light" w:hAnsi="等线 Light" w:cs="Cascadia Code ExtraLight"/>
-          <w:szCs w:val="21"/>
-        </w:rPr>
-        <w:t>构建,</w:t>
-      </w:r>
-      <w:proofErr w:type="gramEnd"/>
-      <w:r>
-        <w:rPr>
-          <w:rFonts w:ascii="等线 Light" w:eastAsia="等线 Light" w:hAnsi="等线 Light" w:cs="Cascadia Code ExtraLight"/>
-          <w:szCs w:val="21"/>
-        </w:rPr>
-        <w:t xml:space="preserve"> 微服务</w:t>
-      </w:r>
-      <w:proofErr w:type="gramStart"/>
-      <w:r>
-        <w:rPr>
-          <w:rFonts w:ascii="等线 Light" w:eastAsia="等线 Light" w:hAnsi="等线 Light" w:cs="Cascadia Code ExtraLight"/>
-          <w:szCs w:val="21"/>
-        </w:rPr>
-        <w:t>设计,</w:t>
-      </w:r>
-      <w:proofErr w:type="gramEnd"/>
-      <w:r>
-        <w:rPr>
-          <w:rFonts w:ascii="等线 Light" w:eastAsia="等线 Light" w:hAnsi="等线 Light" w:cs="Cascadia Code ExtraLight"/>
-          <w:szCs w:val="21"/>
-        </w:rPr>
-        <w:t xml:space="preserve"> 奖励视频广告业务线</w:t>
-      </w:r>
-      <w:proofErr w:type="gramStart"/>
-      <w:r>
-        <w:rPr>
-          <w:rFonts w:ascii="等线 Light" w:eastAsia="等线 Light" w:hAnsi="等线 Light" w:cs="Cascadia Code ExtraLight"/>
-          <w:szCs w:val="21"/>
-        </w:rPr>
-        <w:t>搭建 ...</w:t>
-      </w:r>
-      <w:proofErr w:type="gramEnd"/>
+        <w:t>从脚手架补充到中间件构建, 微服务设计, 奖励视频广告业务线搭建 ...</w:t>
+      </w:r>
     </w:p>
     <w:p>
       <w:pPr>
@@ -4362,71 +3855,7 @@
           <w:rFonts w:ascii="等线 Light" w:eastAsia="等线 Light" w:hAnsi="等线 Light" w:cs="Cascadia Code ExtraLight"/>
           <w:szCs w:val="21"/>
         </w:rPr>
-        <w:t>Go 微服务</w:t>
-      </w:r>
-      <w:proofErr w:type="gramStart"/>
-      <w:r>
-        <w:rPr>
-          <w:rFonts w:ascii="等线 Light" w:eastAsia="等线 Light" w:hAnsi="等线 Light" w:cs="Cascadia Code ExtraLight"/>
-          <w:szCs w:val="21"/>
-        </w:rPr>
-        <w:t>设计,</w:t>
-      </w:r>
-      <w:proofErr w:type="gramEnd"/>
-      <w:r>
-        <w:rPr>
-          <w:rFonts w:ascii="等线 Light" w:eastAsia="等线 Light" w:hAnsi="等线 Light" w:cs="Cascadia Code ExtraLight"/>
-          <w:szCs w:val="21"/>
-        </w:rPr>
-        <w:t xml:space="preserve"> </w:t>
-      </w:r>
-      <w:proofErr w:type="gramStart"/>
-      <w:r>
-        <w:rPr>
-          <w:rFonts w:ascii="等线 Light" w:eastAsia="等线 Light" w:hAnsi="等线 Light" w:cs="Cascadia Code ExtraLight"/>
-          <w:szCs w:val="21"/>
-        </w:rPr>
-        <w:t>开发,</w:t>
-      </w:r>
-      <w:proofErr w:type="gramEnd"/>
-      <w:r>
-        <w:rPr>
-          <w:rFonts w:ascii="等线 Light" w:eastAsia="等线 Light" w:hAnsi="等线 Light" w:cs="Cascadia Code ExtraLight"/>
-          <w:szCs w:val="21"/>
-        </w:rPr>
-        <w:t xml:space="preserve"> </w:t>
-      </w:r>
-      <w:proofErr w:type="gramStart"/>
-      <w:r>
-        <w:rPr>
-          <w:rFonts w:ascii="等线 Light" w:eastAsia="等线 Light" w:hAnsi="等线 Light" w:cs="Cascadia Code ExtraLight"/>
-          <w:szCs w:val="21"/>
-        </w:rPr>
-        <w:t>测试,</w:t>
-      </w:r>
-      <w:proofErr w:type="gramEnd"/>
-      <w:r>
-        <w:rPr>
-          <w:rFonts w:ascii="等线 Light" w:eastAsia="等线 Light" w:hAnsi="等线 Light" w:cs="Cascadia Code ExtraLight"/>
-          <w:szCs w:val="21"/>
-        </w:rPr>
-        <w:t xml:space="preserve"> </w:t>
-      </w:r>
-      <w:proofErr w:type="gramStart"/>
-      <w:r>
-        <w:rPr>
-          <w:rFonts w:ascii="等线 Light" w:eastAsia="等线 Light" w:hAnsi="等线 Light" w:cs="Cascadia Code ExtraLight"/>
-          <w:szCs w:val="21"/>
-        </w:rPr>
-        <w:t>上线,</w:t>
-      </w:r>
-      <w:proofErr w:type="gramEnd"/>
-      <w:r>
-        <w:rPr>
-          <w:rFonts w:ascii="等线 Light" w:eastAsia="等线 Light" w:hAnsi="等线 Light" w:cs="Cascadia Code ExtraLight"/>
-          <w:szCs w:val="21"/>
-        </w:rPr>
-        <w:t xml:space="preserve"> 迭代</w:t>
+        <w:t>Go 微服务设计, 开发, 测试, 上线, 迭代</w:t>
       </w:r>
     </w:p>
     <w:p>
@@ -4485,23 +3914,7 @@
           <w:rFonts w:ascii="等线 Light" w:eastAsia="等线 Light" w:hAnsi="等线 Light" w:cs="Cascadia Code ExtraLight"/>
           <w:szCs w:val="21"/>
         </w:rPr>
-        <w:t>脚手架扩展补充</w:t>
-      </w:r>
-      <w:proofErr w:type="gramStart"/>
-      <w:r>
-        <w:rPr>
-          <w:rFonts w:ascii="等线 Light" w:eastAsia="等线 Light" w:hAnsi="等线 Light" w:cs="Cascadia Code ExtraLight"/>
-          <w:szCs w:val="21"/>
-        </w:rPr>
-        <w:t>升级,</w:t>
-      </w:r>
-      <w:proofErr w:type="gramEnd"/>
-      <w:r>
-        <w:rPr>
-          <w:rFonts w:ascii="等线 Light" w:eastAsia="等线 Light" w:hAnsi="等线 Light" w:cs="Cascadia Code ExtraLight"/>
-          <w:szCs w:val="21"/>
-        </w:rPr>
-        <w:t xml:space="preserve"> 服务中间件</w:t>
+        <w:t>脚手架扩展补充升级, 服务中间件</w:t>
       </w:r>
       <w:r>
         <w:rPr>
@@ -4926,7 +4339,6 @@
         </w:rPr>
         <w:t>端游</w:t>
       </w:r>
-      <w:proofErr w:type="gramStart"/>
       <w:r>
         <w:rPr>
           <w:rFonts w:ascii="等线 Light" w:eastAsia="等线 Light" w:hAnsi="等线 Light" w:cs="Cascadia Code ExtraLight"/>
@@ -4941,15 +4353,7 @@
           <w:rFonts w:ascii="等线 Light" w:eastAsia="等线 Light" w:hAnsi="等线 Light" w:cs="Cascadia Code ExtraLight"/>
           <w:szCs w:val="21"/>
         </w:rPr>
-        <w:t>.</w:t>
-      </w:r>
-      <w:proofErr w:type="gramEnd"/>
-      <w:r>
-        <w:rPr>
-          <w:rFonts w:ascii="等线 Light" w:eastAsia="等线 Light" w:hAnsi="等线 Light" w:cs="Cascadia Code ExtraLight"/>
-          <w:szCs w:val="21"/>
-        </w:rPr>
-        <w:t xml:space="preserve"> </w:t>
+        <w:t xml:space="preserve">. </w:t>
       </w:r>
       <w:r>
         <w:rPr>
@@ -5264,87 +4668,7 @@
           <w:rFonts w:ascii="等线 Light" w:eastAsia="等线 Light" w:hAnsi="等线 Light" w:cs="Cascadia Code ExtraLight"/>
           <w:szCs w:val="21"/>
         </w:rPr>
-        <w:t>独立负责</w:t>
-      </w:r>
-      <w:proofErr w:type="gramStart"/>
-      <w:r>
-        <w:rPr>
-          <w:rFonts w:ascii="等线 Light" w:eastAsia="等线 Light" w:hAnsi="等线 Light" w:cs="Cascadia Code ExtraLight"/>
-          <w:szCs w:val="21"/>
-        </w:rPr>
-        <w:t>案子,</w:t>
-      </w:r>
-      <w:proofErr w:type="gramEnd"/>
-      <w:r>
-        <w:rPr>
-          <w:rFonts w:ascii="等线 Light" w:eastAsia="等线 Light" w:hAnsi="等线 Light" w:cs="Cascadia Code ExtraLight"/>
-          <w:szCs w:val="21"/>
-        </w:rPr>
-        <w:t xml:space="preserve"> 进行业务</w:t>
-      </w:r>
-      <w:proofErr w:type="gramStart"/>
-      <w:r>
-        <w:rPr>
-          <w:rFonts w:ascii="等线 Light" w:eastAsia="等线 Light" w:hAnsi="等线 Light" w:cs="Cascadia Code ExtraLight"/>
-          <w:szCs w:val="21"/>
-        </w:rPr>
-        <w:t>设计,</w:t>
-      </w:r>
-      <w:proofErr w:type="gramEnd"/>
-      <w:r>
-        <w:rPr>
-          <w:rFonts w:ascii="等线 Light" w:eastAsia="等线 Light" w:hAnsi="等线 Light" w:cs="Cascadia Code ExtraLight"/>
-          <w:szCs w:val="21"/>
-        </w:rPr>
-        <w:t xml:space="preserve"> </w:t>
-      </w:r>
-      <w:proofErr w:type="gramStart"/>
-      <w:r>
-        <w:rPr>
-          <w:rFonts w:ascii="等线 Light" w:eastAsia="等线 Light" w:hAnsi="等线 Light" w:cs="Cascadia Code ExtraLight"/>
-          <w:szCs w:val="21"/>
-        </w:rPr>
-        <w:t>评估,</w:t>
-      </w:r>
-      <w:proofErr w:type="gramEnd"/>
-      <w:r>
-        <w:rPr>
-          <w:rFonts w:ascii="等线 Light" w:eastAsia="等线 Light" w:hAnsi="等线 Light" w:cs="Cascadia Code ExtraLight"/>
-          <w:szCs w:val="21"/>
-        </w:rPr>
-        <w:t xml:space="preserve"> </w:t>
-      </w:r>
-      <w:proofErr w:type="gramStart"/>
-      <w:r>
-        <w:rPr>
-          <w:rFonts w:ascii="等线 Light" w:eastAsia="等线 Light" w:hAnsi="等线 Light" w:cs="Cascadia Code ExtraLight"/>
-          <w:szCs w:val="21"/>
-        </w:rPr>
-        <w:t>打桩,</w:t>
-      </w:r>
-      <w:proofErr w:type="gramEnd"/>
-      <w:r>
-        <w:rPr>
-          <w:rFonts w:ascii="等线 Light" w:eastAsia="等线 Light" w:hAnsi="等线 Light" w:cs="Cascadia Code ExtraLight"/>
-          <w:szCs w:val="21"/>
-        </w:rPr>
-        <w:t xml:space="preserve"> 提</w:t>
-      </w:r>
-      <w:proofErr w:type="gramStart"/>
-      <w:r>
-        <w:rPr>
-          <w:rFonts w:ascii="等线 Light" w:eastAsia="等线 Light" w:hAnsi="等线 Light" w:cs="Cascadia Code ExtraLight"/>
-          <w:szCs w:val="21"/>
-        </w:rPr>
-        <w:t>测,</w:t>
-      </w:r>
-      <w:proofErr w:type="gramEnd"/>
-      <w:r>
-        <w:rPr>
-          <w:rFonts w:ascii="等线 Light" w:eastAsia="等线 Light" w:hAnsi="等线 Light" w:cs="Cascadia Code ExtraLight"/>
-          <w:szCs w:val="21"/>
-        </w:rPr>
-        <w:t xml:space="preserve"> 对接</w:t>
+        <w:t>独立负责案子, 进行业务设计, 评估, 打桩, 提测, 对接</w:t>
       </w:r>
     </w:p>
     <w:p>
@@ -5774,51 +5098,15 @@
           <w:sz w:val="21"/>
           <w:szCs w:val="21"/>
         </w:rPr>
-        <w:t>部落</w:t>
-      </w:r>
-      <w:proofErr w:type="gramStart"/>
+        <w:t>部落战歌</w:t>
+      </w:r>
       <w:r>
         <w:rPr>
           <w:rFonts w:ascii="等线 Light" w:eastAsia="等线 Light" w:hAnsi="等线 Light" w:cs="Cascadia Code ExtraLight"/>
           <w:sz w:val="21"/>
           <w:szCs w:val="21"/>
         </w:rPr>
-        <w:t>战歌</w:t>
-      </w:r>
-      <w:r>
-        <w:rPr>
-          <w:rFonts w:ascii="等线 Light" w:eastAsia="等线 Light" w:hAnsi="等线 Light" w:cs="Cascadia Code ExtraLight"/>
-          <w:sz w:val="21"/>
-          <w:szCs w:val="21"/>
-        </w:rPr>
-        <w:t>.</w:t>
-      </w:r>
-      <w:proofErr w:type="gramEnd"/>
-      <w:r>
-        <w:rPr>
-          <w:rFonts w:ascii="等线 Light" w:eastAsia="等线 Light" w:hAnsi="等线 Light" w:cs="Cascadia Code ExtraLight"/>
-          <w:sz w:val="21"/>
-          <w:szCs w:val="21"/>
-        </w:rPr>
-        <w:t xml:space="preserve"> 从二次搭建到上线再到</w:t>
-      </w:r>
-      <w:proofErr w:type="gramStart"/>
-      <w:r>
-        <w:rPr>
-          <w:rFonts w:ascii="等线 Light" w:eastAsia="等线 Light" w:hAnsi="等线 Light" w:cs="Cascadia Code ExtraLight"/>
-          <w:sz w:val="21"/>
-          <w:szCs w:val="21"/>
-        </w:rPr>
-        <w:t>后期.</w:t>
-      </w:r>
-      <w:proofErr w:type="gramEnd"/>
-      <w:r>
-        <w:rPr>
-          <w:rFonts w:ascii="等线 Light" w:eastAsia="等线 Light" w:hAnsi="等线 Light" w:cs="Cascadia Code ExtraLight"/>
-          <w:sz w:val="21"/>
-          <w:szCs w:val="21"/>
-        </w:rPr>
-        <w:t xml:space="preserve"> 参与了整个开发流程. 项目</w:t>
+        <w:t>. 从二次搭建到上线再到后期. 参与了整个开发流程. 项目</w:t>
       </w:r>
       <w:r>
         <w:rPr>
@@ -6053,107 +5341,7 @@
           <w:sz w:val="21"/>
           <w:szCs w:val="21"/>
         </w:rPr>
-        <w:t>. 手游中基本业</w:t>
-      </w:r>
-      <w:proofErr w:type="gramStart"/>
-      <w:r>
-        <w:rPr>
-          <w:rFonts w:ascii="等线 Light" w:eastAsia="等线 Light" w:hAnsi="等线 Light" w:cs="Cascadia Code ExtraLight"/>
-          <w:bCs/>
-          <w:sz w:val="21"/>
-          <w:szCs w:val="21"/>
-        </w:rPr>
-        <w:t>务,</w:t>
-      </w:r>
-      <w:proofErr w:type="gramEnd"/>
-      <w:r>
-        <w:rPr>
-          <w:rFonts w:ascii="等线 Light" w:eastAsia="等线 Light" w:hAnsi="等线 Light" w:cs="Cascadia Code ExtraLight"/>
-          <w:bCs/>
-          <w:sz w:val="21"/>
-          <w:szCs w:val="21"/>
-        </w:rPr>
-        <w:t xml:space="preserve"> </w:t>
-      </w:r>
-      <w:proofErr w:type="gramStart"/>
-      <w:r>
-        <w:rPr>
-          <w:rFonts w:ascii="等线 Light" w:eastAsia="等线 Light" w:hAnsi="等线 Light" w:cs="Cascadia Code ExtraLight"/>
-          <w:bCs/>
-          <w:sz w:val="21"/>
-          <w:szCs w:val="21"/>
-        </w:rPr>
-        <w:t>商店,</w:t>
-      </w:r>
-      <w:proofErr w:type="gramEnd"/>
-      <w:r>
-        <w:rPr>
-          <w:rFonts w:ascii="等线 Light" w:eastAsia="等线 Light" w:hAnsi="等线 Light" w:cs="Cascadia Code ExtraLight"/>
-          <w:bCs/>
-          <w:sz w:val="21"/>
-          <w:szCs w:val="21"/>
-        </w:rPr>
-        <w:t xml:space="preserve"> </w:t>
-      </w:r>
-      <w:proofErr w:type="gramStart"/>
-      <w:r>
-        <w:rPr>
-          <w:rFonts w:ascii="等线 Light" w:eastAsia="等线 Light" w:hAnsi="等线 Light" w:cs="Cascadia Code ExtraLight"/>
-          <w:bCs/>
-          <w:sz w:val="21"/>
-          <w:szCs w:val="21"/>
-        </w:rPr>
-        <w:t>活动,</w:t>
-      </w:r>
-      <w:proofErr w:type="gramEnd"/>
-      <w:r>
-        <w:rPr>
-          <w:rFonts w:ascii="等线 Light" w:eastAsia="等线 Light" w:hAnsi="等线 Light" w:cs="Cascadia Code ExtraLight"/>
-          <w:bCs/>
-          <w:sz w:val="21"/>
-          <w:szCs w:val="21"/>
-        </w:rPr>
-        <w:t xml:space="preserve"> </w:t>
-      </w:r>
-      <w:proofErr w:type="gramStart"/>
-      <w:r>
-        <w:rPr>
-          <w:rFonts w:ascii="等线 Light" w:eastAsia="等线 Light" w:hAnsi="等线 Light" w:cs="Cascadia Code ExtraLight"/>
-          <w:bCs/>
-          <w:sz w:val="21"/>
-          <w:szCs w:val="21"/>
-        </w:rPr>
-        <w:t>城镇,</w:t>
-      </w:r>
-      <w:proofErr w:type="gramEnd"/>
-      <w:r>
-        <w:rPr>
-          <w:rFonts w:ascii="等线 Light" w:eastAsia="等线 Light" w:hAnsi="等线 Light" w:cs="Cascadia Code ExtraLight"/>
-          <w:bCs/>
-          <w:sz w:val="21"/>
-          <w:szCs w:val="21"/>
-        </w:rPr>
-        <w:t xml:space="preserve"> </w:t>
-      </w:r>
-      <w:proofErr w:type="gramStart"/>
-      <w:r>
-        <w:rPr>
-          <w:rFonts w:ascii="等线 Light" w:eastAsia="等线 Light" w:hAnsi="等线 Light" w:cs="Cascadia Code ExtraLight"/>
-          <w:bCs/>
-          <w:sz w:val="21"/>
-          <w:szCs w:val="21"/>
-        </w:rPr>
-        <w:t>战斗,</w:t>
-      </w:r>
-      <w:proofErr w:type="gramEnd"/>
-      <w:r>
-        <w:rPr>
-          <w:rFonts w:ascii="等线 Light" w:eastAsia="等线 Light" w:hAnsi="等线 Light" w:cs="Cascadia Code ExtraLight"/>
-          <w:bCs/>
-          <w:sz w:val="21"/>
-          <w:szCs w:val="21"/>
-        </w:rPr>
-        <w:t xml:space="preserve"> 资料片</w:t>
+        <w:t>. 手游中基本业务, 商店, 活动, 城镇, 战斗, 资料片</w:t>
       </w:r>
     </w:p>
     <w:p>
@@ -6252,27 +5440,7 @@
           <w:sz w:val="21"/>
           <w:szCs w:val="21"/>
         </w:rPr>
-        <w:t>处理每日客</w:t>
-      </w:r>
-      <w:proofErr w:type="gramStart"/>
-      <w:r>
-        <w:rPr>
-          <w:rFonts w:ascii="等线 Light" w:eastAsia="等线 Light" w:hAnsi="等线 Light" w:cs="Cascadia Code ExtraLight"/>
-          <w:bCs/>
-          <w:sz w:val="21"/>
-          <w:szCs w:val="21"/>
-        </w:rPr>
-        <w:t>诉,</w:t>
-      </w:r>
-      <w:proofErr w:type="gramEnd"/>
-      <w:r>
-        <w:rPr>
-          <w:rFonts w:ascii="等线 Light" w:eastAsia="等线 Light" w:hAnsi="等线 Light" w:cs="Cascadia Code ExtraLight"/>
-          <w:bCs/>
-          <w:sz w:val="21"/>
-          <w:szCs w:val="21"/>
-        </w:rPr>
-        <w:t xml:space="preserve"> 跟踪每日服务监控信息邮件</w:t>
+        <w:t>处理每日客诉, 跟踪每日服务监控信息邮件</w:t>
       </w:r>
     </w:p>
     <w:p>
